--- a/Watters_Rebutt_Suppl_Mat.docx
+++ b/Watters_Rebutt_Suppl_Mat.docx
@@ -1,161 +1,57 @@
 
 <file path=word/document.xml><?xml version="1.0" encoding="utf-8"?>
-<w:document xmlns:w="http://schemas.openxmlformats.org/wordprocessingml/2006/main" xmlns:m="http://schemas.openxmlformats.org/officeDocument/2006/math" xmlns:r="http://schemas.openxmlformats.org/officeDocument/2006/relationships" xmlns:o="urn:schemas-microsoft-com:office:office" xmlns:v="urn:schemas-microsoft-com:vml" xmlns:w10="urn:schemas-microsoft-com:office:word" xmlns:a="http://schemas.openxmlformats.org/drawingml/2006/main" xmlns:pic="http://schemas.openxmlformats.org/drawingml/2006/picture" xmlns:wp="http://schemas.openxmlformats.org/drawingml/2006/wordprocessingDrawing">
+<w:document xmlns:wpc="http://schemas.microsoft.com/office/word/2010/wordprocessingCanvas" xmlns:cx="http://schemas.microsoft.com/office/drawing/2014/chartex" xmlns:cx1="http://schemas.microsoft.com/office/drawing/2015/9/8/chartex" xmlns:cx2="http://schemas.microsoft.com/office/drawing/2015/10/21/chartex" xmlns:cx3="http://schemas.microsoft.com/office/drawing/2016/5/9/chartex" xmlns:cx4="http://schemas.microsoft.com/office/drawing/2016/5/10/chartex" xmlns:cx5="http://schemas.microsoft.com/office/drawing/2016/5/11/chartex" xmlns:cx6="http://schemas.microsoft.com/office/drawing/2016/5/12/chartex" xmlns:cx7="http://schemas.microsoft.com/office/drawing/2016/5/13/chartex" xmlns:cx8="http://schemas.microsoft.com/office/drawing/2016/5/14/chartex" xmlns:mc="http://schemas.openxmlformats.org/markup-compatibility/2006" xmlns:aink="http://schemas.microsoft.com/office/drawing/2016/ink" xmlns:am3d="http://schemas.microsoft.com/office/drawing/2017/model3d" xmlns:o="urn:schemas-microsoft-com:office:office" xmlns:oel="http://schemas.microsoft.com/office/2019/extlst" xmlns:r="http://schemas.openxmlformats.org/officeDocument/2006/relationships" xmlns:m="http://schemas.openxmlformats.org/officeDocument/2006/math" xmlns:v="urn:schemas-microsoft-com:vml" xmlns:wp14="http://schemas.microsoft.com/office/word/2010/wordprocessingDrawing" xmlns:wp="http://schemas.openxmlformats.org/drawingml/2006/wordprocessingDrawing" xmlns:w10="urn:schemas-microsoft-com:office:word" xmlns:w="http://schemas.openxmlformats.org/wordprocessingml/2006/main" xmlns:w14="http://schemas.microsoft.com/office/word/2010/wordml" xmlns:w15="http://schemas.microsoft.com/office/word/2012/wordml" xmlns:w16cex="http://schemas.microsoft.com/office/word/2018/wordml/cex" xmlns:w16cid="http://schemas.microsoft.com/office/word/2016/wordml/cid" xmlns:w16="http://schemas.microsoft.com/office/word/2018/wordml" xmlns:w16du="http://schemas.microsoft.com/office/word/2023/wordml/word16du" xmlns:w16sdtdh="http://schemas.microsoft.com/office/word/2020/wordml/sdtdatahash" xmlns:w16sdtfl="http://schemas.microsoft.com/office/word/2024/wordml/sdtformatlock" xmlns:w16se="http://schemas.microsoft.com/office/word/2015/wordml/symex" xmlns:wpg="http://schemas.microsoft.com/office/word/2010/wordprocessingGroup" xmlns:wpi="http://schemas.microsoft.com/office/word/2010/wordprocessingInk" xmlns:wne="http://schemas.microsoft.com/office/word/2006/wordml" xmlns:wps="http://schemas.microsoft.com/office/word/2010/wordprocessingShape" mc:Ignorable="w14 w15 w16se w16cid w16 w16cex w16sdtdh w16sdtfl w16du wp14">
   <w:body>
     <w:p>
       <w:pPr>
-        <w:pStyle w:val="Title"/>
+        <w:pStyle w:val="Ttulo"/>
       </w:pPr>
       <w:r>
-        <w:t xml:space="preserve">A</w:t>
-      </w:r>
-      <w:r>
-        <w:t xml:space="preserve"> </w:t>
-      </w:r>
-      <w:r>
-        <w:t xml:space="preserve">Rebuttal</w:t>
-      </w:r>
-      <w:r>
-        <w:t xml:space="preserve"> </w:t>
-      </w:r>
-      <w:r>
-        <w:t xml:space="preserve">to</w:t>
-      </w:r>
-      <w:r>
-        <w:t xml:space="preserve"> </w:t>
-      </w:r>
-      <w:r>
-        <w:t xml:space="preserve">Watters</w:t>
-      </w:r>
-      <w:r>
-        <w:t xml:space="preserve"> </w:t>
-      </w:r>
-      <w:r>
-        <w:t xml:space="preserve">et</w:t>
-      </w:r>
-      <w:r>
-        <w:t xml:space="preserve"> </w:t>
-      </w:r>
-      <w:r>
-        <w:t xml:space="preserve">al. (2020):</w:t>
-      </w:r>
-      <w:r>
-        <w:t xml:space="preserve"> </w:t>
-      </w:r>
-      <w:r>
-        <w:t xml:space="preserve">Misinterpretation</w:t>
-      </w:r>
-      <w:r>
-        <w:t xml:space="preserve"> </w:t>
-      </w:r>
-      <w:r>
-        <w:t xml:space="preserve">of</w:t>
-      </w:r>
-      <w:r>
-        <w:t xml:space="preserve"> </w:t>
-      </w:r>
-      <w:r>
-        <w:t xml:space="preserve">Predator-Prey</w:t>
-      </w:r>
-      <w:r>
-        <w:t xml:space="preserve"> </w:t>
-      </w:r>
-      <w:r>
-        <w:t xml:space="preserve">Dynamics</w:t>
-      </w:r>
-      <w:r>
-        <w:t xml:space="preserve"> </w:t>
-      </w:r>
-      <w:r>
-        <w:t xml:space="preserve">leading</w:t>
-      </w:r>
-      <w:r>
-        <w:t xml:space="preserve"> </w:t>
-      </w:r>
-      <w:r>
-        <w:t xml:space="preserve">to</w:t>
-      </w:r>
-      <w:r>
-        <w:t xml:space="preserve"> </w:t>
-      </w:r>
-      <w:r>
-        <w:t xml:space="preserve">erroneous</w:t>
-      </w:r>
-      <w:r>
-        <w:t xml:space="preserve"> </w:t>
-      </w:r>
-      <w:r>
-        <w:t xml:space="preserve">Precautionary</w:t>
-      </w:r>
-      <w:r>
-        <w:t xml:space="preserve"> </w:t>
-      </w:r>
-      <w:r>
-        <w:t xml:space="preserve">Management</w:t>
-      </w:r>
-      <w:r>
-        <w:t xml:space="preserve"> </w:t>
-      </w:r>
-      <w:r>
-        <w:t xml:space="preserve">in</w:t>
-      </w:r>
-      <w:r>
-        <w:t xml:space="preserve"> </w:t>
-      </w:r>
-      <w:r>
-        <w:t xml:space="preserve">Antarctic</w:t>
-      </w:r>
-      <w:r>
-        <w:t xml:space="preserve"> </w:t>
-      </w:r>
-      <w:r>
-        <w:t xml:space="preserve">Krill</w:t>
-      </w:r>
-      <w:r>
-        <w:t xml:space="preserve"> </w:t>
-      </w:r>
-      <w:r>
-        <w:t xml:space="preserve">Fisheries</w:t>
+        <w:t>A Rebuttal to Watters et al. (2020): Misinterpretation of Predator-Prey Dynamics leading to erroneous Precautionary Management in Antarctic Krill Fisheries</w:t>
       </w:r>
     </w:p>
     <w:p>
       <w:pPr>
-        <w:pStyle w:val="Date"/>
+        <w:pStyle w:val="Fecha"/>
       </w:pPr>
       <w:r>
-        <w:t xml:space="preserve">2025-11-19</w:t>
-      </w:r>
-    </w:p>
-    <w:bookmarkStart w:id="26" w:name="a.-analysis-of-survey-coverage"/>
-    <w:p>
-      <w:pPr>
-        <w:pStyle w:val="Heading1"/>
-      </w:pPr>
-      <w:r>
-        <w:t xml:space="preserve">A. Analysis of Survey Coverage</w:t>
+        <w:t>2025-12-01</w:t>
       </w:r>
     </w:p>
     <w:p>
       <w:pPr>
+        <w:pStyle w:val="Ttulo1"/>
+      </w:pPr>
+      <w:bookmarkStart w:id="0" w:name="a.-analysis-of-survey-coverage"/>
+      <w:r>
+        <w:t>A. Analysis of Survey Coverage</w:t>
+      </w:r>
+    </w:p>
+    <w:p>
+      <w:pPr>
         <w:pStyle w:val="FirstParagraph"/>
       </w:pPr>
       <w:r>
+        <w:rPr>
+          <w:noProof/>
+        </w:rPr>
         <w:drawing>
-          <wp:inline>
+          <wp:inline distT="0" distB="0" distL="0" distR="0" wp14:anchorId="17015BB4" wp14:editId="17015BB5">
             <wp:extent cx="4267200" cy="2981569"/>
-            <wp:effectExtent b="0" l="0" r="0" t="0"/>
-            <wp:docPr descr="Figure S1: Survey coverage (total transect length surveyed) by gSSMU and year (up). Frequency distribution of total transect length, including the 10th percentile (dashed line) is shown below." title="" id="21" name="Picture"/>
-            <a:graphic>
+            <wp:effectExtent l="0" t="0" r="0" b="0"/>
+            <wp:docPr id="21" name="Picture" descr="Figure S1: Survey coverage (total transect length surveyed) by gSSMU and year (up). Frequency distribution of total transect length, including the 10th percentile (dashed line) is shown below."/>
+            <wp:cNvGraphicFramePr/>
+            <a:graphic xmlns:a="http://schemas.openxmlformats.org/drawingml/2006/main">
               <a:graphicData uri="http://schemas.openxmlformats.org/drawingml/2006/picture">
-                <pic:pic>
+                <pic:pic xmlns:pic="http://schemas.openxmlformats.org/drawingml/2006/picture">
                   <pic:nvPicPr>
-                    <pic:cNvPr descr="Watters_Rebutt_Suppl_Mat_files/figure-docx/Survey%20cover%20effort-1.png" id="22" name="Picture"/>
+                    <pic:cNvPr id="22" name="Picture" descr="Watters_Rebutt_Suppl_Mat_files/figure-docx/Survey%20cover%20effort-1.png"/>
                     <pic:cNvPicPr>
-                      <a:picLocks noChangeArrowheads="1" noChangeAspect="1"/>
+                      <a:picLocks noChangeAspect="1" noChangeArrowheads="1"/>
                     </pic:cNvPicPr>
                   </pic:nvPicPr>
                   <pic:blipFill>
-                    <a:blip r:embed="rId20"/>
+                    <a:blip r:embed="rId7"/>
                     <a:stretch>
                       <a:fillRect/>
                     </a:stretch>
@@ -182,22 +78,26 @@
         </w:drawing>
       </w:r>
       <w:r>
+        <w:rPr>
+          <w:noProof/>
+        </w:rPr>
         <w:drawing>
-          <wp:inline>
+          <wp:inline distT="0" distB="0" distL="0" distR="0" wp14:anchorId="17015BB6" wp14:editId="17015BB7">
             <wp:extent cx="4267200" cy="2981569"/>
-            <wp:effectExtent b="0" l="0" r="0" t="0"/>
-            <wp:docPr descr="Figure S1: Survey coverage (total transect length surveyed) by gSSMU and year (up). Frequency distribution of total transect length, including the 10th percentile (dashed line) is shown below." title="" id="24" name="Picture"/>
-            <a:graphic>
+            <wp:effectExtent l="0" t="0" r="0" b="0"/>
+            <wp:docPr id="24" name="Picture" descr="Figure S1: Survey coverage (total transect length surveyed) by gSSMU and year (up). Frequency distribution of total transect length, including the 10th percentile (dashed line) is shown below."/>
+            <wp:cNvGraphicFramePr/>
+            <a:graphic xmlns:a="http://schemas.openxmlformats.org/drawingml/2006/main">
               <a:graphicData uri="http://schemas.openxmlformats.org/drawingml/2006/picture">
-                <pic:pic>
+                <pic:pic xmlns:pic="http://schemas.openxmlformats.org/drawingml/2006/picture">
                   <pic:nvPicPr>
-                    <pic:cNvPr descr="Watters_Rebutt_Suppl_Mat_files/figure-docx/Survey%20cover%20effort-2.png" id="25" name="Picture"/>
+                    <pic:cNvPr id="25" name="Picture" descr="Watters_Rebutt_Suppl_Mat_files/figure-docx/Survey%20cover%20effort-2.png"/>
                     <pic:cNvPicPr>
-                      <a:picLocks noChangeArrowheads="1" noChangeAspect="1"/>
+                      <a:picLocks noChangeAspect="1" noChangeArrowheads="1"/>
                     </pic:cNvPicPr>
                   </pic:nvPicPr>
                   <pic:blipFill>
-                    <a:blip r:embed="rId23"/>
+                    <a:blip r:embed="rId8"/>
                     <a:stretch>
                       <a:fillRect/>
                     </a:stretch>
@@ -226,44 +126,771 @@
     </w:p>
     <w:p>
       <w:pPr>
-        <w:pStyle w:val="BodyText"/>
+        <w:pStyle w:val="Textoindependiente"/>
       </w:pPr>
       <w:r>
-        <w:t xml:space="preserve">Figure S1. Survey coverage (total transect length surveyed) by gSSMU and year (up). Frequency distribution of total transect length, including the 10th percentile (dashed line) is shown below.</w:t>
+        <w:lastRenderedPageBreak/>
+        <w:t>Figure S1. Survey coverage (total transect length surveyed) by gSSMU and year (up). Frequency distribution of total transect length, including the 10th percentile (dashed line) is shown below.</w:t>
       </w:r>
     </w:p>
-    <w:bookmarkEnd w:id="26"/>
-    <w:bookmarkStart w:id="27" w:name="b.-imputed-summer-lkb-values"/>
     <w:p>
       <w:pPr>
-        <w:pStyle w:val="Heading1"/>
-      </w:pPr>
+        <w:pStyle w:val="Ttulo1"/>
+      </w:pPr>
+      <w:bookmarkStart w:id="1" w:name="b.-imputed-summer-lkb-values"/>
+      <w:bookmarkEnd w:id="0"/>
       <w:r>
-        <w:t xml:space="preserve">B. Imputed summer LKB values</w:t>
+        <w:t>B. Imputed summer LKB values</w:t>
       </w:r>
     </w:p>
-    <w:bookmarkEnd w:id="27"/>
-    <w:bookmarkStart w:id="28" w:name="citations"/>
     <w:p>
       <w:pPr>
-        <w:pStyle w:val="Heading1"/>
+        <w:pStyle w:val="FirstParagraph"/>
       </w:pPr>
       <w:r>
-        <w:t xml:space="preserve">Citations</w:t>
+        <w:t>Table S1: Estimations of mean and sd of Ln(LKB), as per Equation (2) (Watters et al. 2020).</w:t>
       </w:r>
     </w:p>
-    <w:bookmarkEnd w:id="28"/>
-    <w:sectPr/>
+    <w:p>
+      <w:pPr>
+        <w:pStyle w:val="Textoindependiente"/>
+      </w:pPr>
+      <w:r>
+        <w:t>‘data.frame’: 100000 obs. of 4 variables: $ g1.Neg: num 1e+08 1e+08 1e+08 1e+08 1e+08 … $ g1.Pos: num 1e+08 1e+08 1e+08 1e+08 1e+04 … $ g2.Neg: num 1e+08 1e+08 1e+08 1e+08 1e+08 … $ g2.Pos: num 1e+08 1e+04 1e+04 1e+08 1e+08 …</w:t>
+      </w:r>
+    </w:p>
+    <w:tbl>
+      <w:tblPr>
+        <w:tblStyle w:val="Table"/>
+        <w:tblW w:w="0" w:type="auto"/>
+        <w:tblLook w:val="0020" w:firstRow="1" w:lastRow="0" w:firstColumn="0" w:lastColumn="0" w:noHBand="0" w:noVBand="0"/>
+      </w:tblPr>
+      <w:tblGrid>
+        <w:gridCol w:w="924"/>
+        <w:gridCol w:w="1108"/>
+        <w:gridCol w:w="482"/>
+        <w:gridCol w:w="930"/>
+        <w:gridCol w:w="797"/>
+        <w:gridCol w:w="983"/>
+      </w:tblGrid>
+      <w:tr>
+        <w:trPr>
+          <w:cnfStyle w:val="100000000000" w:firstRow="1" w:lastRow="0" w:firstColumn="0" w:lastColumn="0" w:oddVBand="0" w:evenVBand="0" w:oddHBand="0" w:evenHBand="0" w:firstRowFirstColumn="0" w:firstRowLastColumn="0" w:lastRowFirstColumn="0" w:lastRowLastColumn="0"/>
+          <w:tblHeader/>
+        </w:trPr>
+        <w:tc>
+          <w:tcPr>
+            <w:tcW w:w="0" w:type="auto"/>
+          </w:tcPr>
+          <w:p>
+            <w:pPr>
+              <w:pStyle w:val="Compact"/>
+              <w:jc w:val="right"/>
+            </w:pPr>
+            <w:r>
+              <w:t>gSSMU</w:t>
+            </w:r>
+          </w:p>
+        </w:tc>
+        <w:tc>
+          <w:tcPr>
+            <w:tcW w:w="0" w:type="auto"/>
+          </w:tcPr>
+          <w:p>
+            <w:pPr>
+              <w:pStyle w:val="Compact"/>
+            </w:pPr>
+            <w:r>
+              <w:t>sam.sign</w:t>
+            </w:r>
+          </w:p>
+        </w:tc>
+        <w:tc>
+          <w:tcPr>
+            <w:tcW w:w="0" w:type="auto"/>
+          </w:tcPr>
+          <w:p>
+            <w:pPr>
+              <w:pStyle w:val="Compact"/>
+              <w:jc w:val="right"/>
+            </w:pPr>
+            <w:r>
+              <w:t>n</w:t>
+            </w:r>
+          </w:p>
+        </w:tc>
+        <w:tc>
+          <w:tcPr>
+            <w:tcW w:w="0" w:type="auto"/>
+          </w:tcPr>
+          <w:p>
+            <w:pPr>
+              <w:pStyle w:val="Compact"/>
+              <w:jc w:val="right"/>
+            </w:pPr>
+            <w:r>
+              <w:t>mu</w:t>
+            </w:r>
+          </w:p>
+        </w:tc>
+        <w:tc>
+          <w:tcPr>
+            <w:tcW w:w="0" w:type="auto"/>
+          </w:tcPr>
+          <w:p>
+            <w:pPr>
+              <w:pStyle w:val="Compact"/>
+              <w:jc w:val="right"/>
+            </w:pPr>
+            <w:r>
+              <w:t>sd</w:t>
+            </w:r>
+          </w:p>
+        </w:tc>
+        <w:tc>
+          <w:tcPr>
+            <w:tcW w:w="0" w:type="auto"/>
+          </w:tcPr>
+          <w:p>
+            <w:pPr>
+              <w:pStyle w:val="Compact"/>
+              <w:jc w:val="right"/>
+            </w:pPr>
+            <w:r>
+              <w:t>p-value</w:t>
+            </w:r>
+          </w:p>
+        </w:tc>
+      </w:tr>
+      <w:tr>
+        <w:tc>
+          <w:tcPr>
+            <w:tcW w:w="0" w:type="auto"/>
+          </w:tcPr>
+          <w:p>
+            <w:pPr>
+              <w:pStyle w:val="Compact"/>
+              <w:jc w:val="right"/>
+            </w:pPr>
+            <w:r>
+              <w:t>1</w:t>
+            </w:r>
+          </w:p>
+        </w:tc>
+        <w:tc>
+          <w:tcPr>
+            <w:tcW w:w="0" w:type="auto"/>
+          </w:tcPr>
+          <w:p>
+            <w:pPr>
+              <w:pStyle w:val="Compact"/>
+            </w:pPr>
+            <w:r>
+              <w:t>Neg</w:t>
+            </w:r>
+          </w:p>
+        </w:tc>
+        <w:tc>
+          <w:tcPr>
+            <w:tcW w:w="0" w:type="auto"/>
+          </w:tcPr>
+          <w:p>
+            <w:pPr>
+              <w:pStyle w:val="Compact"/>
+              <w:jc w:val="right"/>
+            </w:pPr>
+            <w:r>
+              <w:t>6</w:t>
+            </w:r>
+          </w:p>
+        </w:tc>
+        <w:tc>
+          <w:tcPr>
+            <w:tcW w:w="0" w:type="auto"/>
+          </w:tcPr>
+          <w:p>
+            <w:pPr>
+              <w:pStyle w:val="Compact"/>
+              <w:jc w:val="right"/>
+            </w:pPr>
+            <w:r>
+              <w:t>13.643</w:t>
+            </w:r>
+          </w:p>
+        </w:tc>
+        <w:tc>
+          <w:tcPr>
+            <w:tcW w:w="0" w:type="auto"/>
+          </w:tcPr>
+          <w:p>
+            <w:pPr>
+              <w:pStyle w:val="Compact"/>
+              <w:jc w:val="right"/>
+            </w:pPr>
+            <w:r>
+              <w:t>1.315</w:t>
+            </w:r>
+          </w:p>
+        </w:tc>
+        <w:tc>
+          <w:tcPr>
+            <w:tcW w:w="0" w:type="auto"/>
+          </w:tcPr>
+          <w:p>
+            <w:pPr>
+              <w:pStyle w:val="Compact"/>
+              <w:jc w:val="right"/>
+            </w:pPr>
+            <w:r>
+              <w:t>0.265</w:t>
+            </w:r>
+          </w:p>
+        </w:tc>
+      </w:tr>
+      <w:tr>
+        <w:tc>
+          <w:tcPr>
+            <w:tcW w:w="0" w:type="auto"/>
+          </w:tcPr>
+          <w:p>
+            <w:pPr>
+              <w:pStyle w:val="Compact"/>
+              <w:jc w:val="right"/>
+            </w:pPr>
+            <w:r>
+              <w:t>1</w:t>
+            </w:r>
+          </w:p>
+        </w:tc>
+        <w:tc>
+          <w:tcPr>
+            <w:tcW w:w="0" w:type="auto"/>
+          </w:tcPr>
+          <w:p>
+            <w:pPr>
+              <w:pStyle w:val="Compact"/>
+            </w:pPr>
+            <w:r>
+              <w:t>Pos</w:t>
+            </w:r>
+          </w:p>
+        </w:tc>
+        <w:tc>
+          <w:tcPr>
+            <w:tcW w:w="0" w:type="auto"/>
+          </w:tcPr>
+          <w:p>
+            <w:pPr>
+              <w:pStyle w:val="Compact"/>
+              <w:jc w:val="right"/>
+            </w:pPr>
+            <w:r>
+              <w:t>10</w:t>
+            </w:r>
+          </w:p>
+        </w:tc>
+        <w:tc>
+          <w:tcPr>
+            <w:tcW w:w="0" w:type="auto"/>
+          </w:tcPr>
+          <w:p>
+            <w:pPr>
+              <w:pStyle w:val="Compact"/>
+              <w:jc w:val="right"/>
+            </w:pPr>
+            <w:r>
+              <w:t>14.315</w:t>
+            </w:r>
+          </w:p>
+        </w:tc>
+        <w:tc>
+          <w:tcPr>
+            <w:tcW w:w="0" w:type="auto"/>
+          </w:tcPr>
+          <w:p>
+            <w:pPr>
+              <w:pStyle w:val="Compact"/>
+              <w:jc w:val="right"/>
+            </w:pPr>
+            <w:r>
+              <w:t>0.994</w:t>
+            </w:r>
+          </w:p>
+        </w:tc>
+        <w:tc>
+          <w:tcPr>
+            <w:tcW w:w="0" w:type="auto"/>
+          </w:tcPr>
+          <w:p>
+            <w:pPr>
+              <w:pStyle w:val="Compact"/>
+              <w:jc w:val="right"/>
+            </w:pPr>
+            <w:r>
+              <w:t>NA</w:t>
+            </w:r>
+          </w:p>
+        </w:tc>
+      </w:tr>
+      <w:tr>
+        <w:tc>
+          <w:tcPr>
+            <w:tcW w:w="0" w:type="auto"/>
+          </w:tcPr>
+          <w:p>
+            <w:pPr>
+              <w:pStyle w:val="Compact"/>
+              <w:jc w:val="right"/>
+            </w:pPr>
+            <w:r>
+              <w:t>2</w:t>
+            </w:r>
+          </w:p>
+        </w:tc>
+        <w:tc>
+          <w:tcPr>
+            <w:tcW w:w="0" w:type="auto"/>
+          </w:tcPr>
+          <w:p>
+            <w:pPr>
+              <w:pStyle w:val="Compact"/>
+            </w:pPr>
+            <w:r>
+              <w:t>Neg</w:t>
+            </w:r>
+          </w:p>
+        </w:tc>
+        <w:tc>
+          <w:tcPr>
+            <w:tcW w:w="0" w:type="auto"/>
+          </w:tcPr>
+          <w:p>
+            <w:pPr>
+              <w:pStyle w:val="Compact"/>
+              <w:jc w:val="right"/>
+            </w:pPr>
+            <w:r>
+              <w:t>6</w:t>
+            </w:r>
+          </w:p>
+        </w:tc>
+        <w:tc>
+          <w:tcPr>
+            <w:tcW w:w="0" w:type="auto"/>
+          </w:tcPr>
+          <w:p>
+            <w:pPr>
+              <w:pStyle w:val="Compact"/>
+              <w:jc w:val="right"/>
+            </w:pPr>
+            <w:r>
+              <w:t>14.809</w:t>
+            </w:r>
+          </w:p>
+        </w:tc>
+        <w:tc>
+          <w:tcPr>
+            <w:tcW w:w="0" w:type="auto"/>
+          </w:tcPr>
+          <w:p>
+            <w:pPr>
+              <w:pStyle w:val="Compact"/>
+              <w:jc w:val="right"/>
+            </w:pPr>
+            <w:r>
+              <w:t>0.681</w:t>
+            </w:r>
+          </w:p>
+        </w:tc>
+        <w:tc>
+          <w:tcPr>
+            <w:tcW w:w="0" w:type="auto"/>
+          </w:tcPr>
+          <w:p>
+            <w:pPr>
+              <w:pStyle w:val="Compact"/>
+              <w:jc w:val="right"/>
+            </w:pPr>
+            <w:r>
+              <w:t>0.093</w:t>
+            </w:r>
+          </w:p>
+        </w:tc>
+      </w:tr>
+      <w:tr>
+        <w:tc>
+          <w:tcPr>
+            <w:tcW w:w="0" w:type="auto"/>
+          </w:tcPr>
+          <w:p>
+            <w:pPr>
+              <w:pStyle w:val="Compact"/>
+              <w:jc w:val="right"/>
+            </w:pPr>
+            <w:r>
+              <w:t>2</w:t>
+            </w:r>
+          </w:p>
+        </w:tc>
+        <w:tc>
+          <w:tcPr>
+            <w:tcW w:w="0" w:type="auto"/>
+          </w:tcPr>
+          <w:p>
+            <w:pPr>
+              <w:pStyle w:val="Compact"/>
+            </w:pPr>
+            <w:r>
+              <w:t>Pos</w:t>
+            </w:r>
+          </w:p>
+        </w:tc>
+        <w:tc>
+          <w:tcPr>
+            <w:tcW w:w="0" w:type="auto"/>
+          </w:tcPr>
+          <w:p>
+            <w:pPr>
+              <w:pStyle w:val="Compact"/>
+              <w:jc w:val="right"/>
+            </w:pPr>
+            <w:r>
+              <w:t>10</w:t>
+            </w:r>
+          </w:p>
+        </w:tc>
+        <w:tc>
+          <w:tcPr>
+            <w:tcW w:w="0" w:type="auto"/>
+          </w:tcPr>
+          <w:p>
+            <w:pPr>
+              <w:pStyle w:val="Compact"/>
+              <w:jc w:val="right"/>
+            </w:pPr>
+            <w:r>
+              <w:t>15.512</w:t>
+            </w:r>
+          </w:p>
+        </w:tc>
+        <w:tc>
+          <w:tcPr>
+            <w:tcW w:w="0" w:type="auto"/>
+          </w:tcPr>
+          <w:p>
+            <w:pPr>
+              <w:pStyle w:val="Compact"/>
+              <w:jc w:val="right"/>
+            </w:pPr>
+            <w:r>
+              <w:t>0.792</w:t>
+            </w:r>
+          </w:p>
+        </w:tc>
+        <w:tc>
+          <w:tcPr>
+            <w:tcW w:w="0" w:type="auto"/>
+          </w:tcPr>
+          <w:p>
+            <w:pPr>
+              <w:pStyle w:val="Compact"/>
+              <w:jc w:val="right"/>
+            </w:pPr>
+            <w:r>
+              <w:t>NA</w:t>
+            </w:r>
+          </w:p>
+        </w:tc>
+      </w:tr>
+    </w:tbl>
+    <w:p>
+      <w:pPr>
+        <w:pStyle w:val="Textoindependiente"/>
+      </w:pPr>
+      <w:r>
+        <w:rPr>
+          <w:noProof/>
+        </w:rPr>
+        <w:lastRenderedPageBreak/>
+        <w:drawing>
+          <wp:inline distT="0" distB="0" distL="0" distR="0" wp14:anchorId="17015BB8" wp14:editId="17015BB9">
+            <wp:extent cx="4267200" cy="2981569"/>
+            <wp:effectExtent l="0" t="0" r="0" b="0"/>
+            <wp:docPr id="28" name="Picture"/>
+            <wp:cNvGraphicFramePr/>
+            <a:graphic xmlns:a="http://schemas.openxmlformats.org/drawingml/2006/main">
+              <a:graphicData uri="http://schemas.openxmlformats.org/drawingml/2006/picture">
+                <pic:pic xmlns:pic="http://schemas.openxmlformats.org/drawingml/2006/picture">
+                  <pic:nvPicPr>
+                    <pic:cNvPr id="29" name="Picture" descr="Watters_Rebutt_Suppl_Mat_files/figure-docx/Survey%20data-1.png"/>
+                    <pic:cNvPicPr>
+                      <a:picLocks noChangeAspect="1" noChangeArrowheads="1"/>
+                    </pic:cNvPicPr>
+                  </pic:nvPicPr>
+                  <pic:blipFill>
+                    <a:blip r:embed="rId9"/>
+                    <a:stretch>
+                      <a:fillRect/>
+                    </a:stretch>
+                  </pic:blipFill>
+                  <pic:spPr bwMode="auto">
+                    <a:xfrm>
+                      <a:off x="0" y="0"/>
+                      <a:ext cx="4267200" cy="2981569"/>
+                    </a:xfrm>
+                    <a:prstGeom prst="rect">
+                      <a:avLst/>
+                    </a:prstGeom>
+                    <a:noFill/>
+                    <a:ln w="9525">
+                      <a:noFill/>
+                      <a:headEnd/>
+                      <a:tailEnd/>
+                    </a:ln>
+                  </pic:spPr>
+                </pic:pic>
+              </a:graphicData>
+            </a:graphic>
+          </wp:inline>
+        </w:drawing>
+      </w:r>
+      <w:r>
+        <w:rPr>
+          <w:noProof/>
+        </w:rPr>
+        <w:drawing>
+          <wp:inline distT="0" distB="0" distL="0" distR="0" wp14:anchorId="17015BBA" wp14:editId="17015BBB">
+            <wp:extent cx="4267200" cy="2981569"/>
+            <wp:effectExtent l="0" t="0" r="0" b="0"/>
+            <wp:docPr id="31" name="Picture"/>
+            <wp:cNvGraphicFramePr/>
+            <a:graphic xmlns:a="http://schemas.openxmlformats.org/drawingml/2006/main">
+              <a:graphicData uri="http://schemas.openxmlformats.org/drawingml/2006/picture">
+                <pic:pic xmlns:pic="http://schemas.openxmlformats.org/drawingml/2006/picture">
+                  <pic:nvPicPr>
+                    <pic:cNvPr id="32" name="Picture" descr="Watters_Rebutt_Suppl_Mat_files/figure-docx/Survey%20data-2.png"/>
+                    <pic:cNvPicPr>
+                      <a:picLocks noChangeAspect="1" noChangeArrowheads="1"/>
+                    </pic:cNvPicPr>
+                  </pic:nvPicPr>
+                  <pic:blipFill>
+                    <a:blip r:embed="rId10"/>
+                    <a:stretch>
+                      <a:fillRect/>
+                    </a:stretch>
+                  </pic:blipFill>
+                  <pic:spPr bwMode="auto">
+                    <a:xfrm>
+                      <a:off x="0" y="0"/>
+                      <a:ext cx="4267200" cy="2981569"/>
+                    </a:xfrm>
+                    <a:prstGeom prst="rect">
+                      <a:avLst/>
+                    </a:prstGeom>
+                    <a:noFill/>
+                    <a:ln w="9525">
+                      <a:noFill/>
+                      <a:headEnd/>
+                      <a:tailEnd/>
+                    </a:ln>
+                  </pic:spPr>
+                </pic:pic>
+              </a:graphicData>
+            </a:graphic>
+          </wp:inline>
+        </w:drawing>
+      </w:r>
+    </w:p>
+    <w:p>
+      <w:pPr>
+        <w:pStyle w:val="Textoindependiente"/>
+      </w:pPr>
+      <w:r>
+        <w:t>Figure S2. Krill survey estimates (LKB) for the study period. Top: gSSMU #2 (SSIW-EI); Bottm:gSSMU #1 (BS). Filled circles: Survey data from Watters et al. (2020); Open circles: mean imputed median LKB-value for -/+ SAM; filled triangles: survey data from Wang et al. (2025).</w:t>
+      </w:r>
+    </w:p>
+    <w:p>
+      <w:pPr>
+        <w:pStyle w:val="Textoindependiente"/>
+      </w:pPr>
+      <w:r>
+        <w:rPr>
+          <w:noProof/>
+        </w:rPr>
+        <w:lastRenderedPageBreak/>
+        <w:drawing>
+          <wp:inline distT="0" distB="0" distL="0" distR="0" wp14:anchorId="17015BBC" wp14:editId="17015BBD">
+            <wp:extent cx="4267200" cy="2981569"/>
+            <wp:effectExtent l="0" t="0" r="0" b="0"/>
+            <wp:docPr id="34" name="Picture"/>
+            <wp:cNvGraphicFramePr/>
+            <a:graphic xmlns:a="http://schemas.openxmlformats.org/drawingml/2006/main">
+              <a:graphicData uri="http://schemas.openxmlformats.org/drawingml/2006/picture">
+                <pic:pic xmlns:pic="http://schemas.openxmlformats.org/drawingml/2006/picture">
+                  <pic:nvPicPr>
+                    <pic:cNvPr id="35" name="Picture" descr="Watters_Rebutt_Suppl_Mat_files/figure-docx/Survey%20histogram-1.png"/>
+                    <pic:cNvPicPr>
+                      <a:picLocks noChangeAspect="1" noChangeArrowheads="1"/>
+                    </pic:cNvPicPr>
+                  </pic:nvPicPr>
+                  <pic:blipFill>
+                    <a:blip r:embed="rId11"/>
+                    <a:stretch>
+                      <a:fillRect/>
+                    </a:stretch>
+                  </pic:blipFill>
+                  <pic:spPr bwMode="auto">
+                    <a:xfrm>
+                      <a:off x="0" y="0"/>
+                      <a:ext cx="4267200" cy="2981569"/>
+                    </a:xfrm>
+                    <a:prstGeom prst="rect">
+                      <a:avLst/>
+                    </a:prstGeom>
+                    <a:noFill/>
+                    <a:ln w="9525">
+                      <a:noFill/>
+                      <a:headEnd/>
+                      <a:tailEnd/>
+                    </a:ln>
+                  </pic:spPr>
+                </pic:pic>
+              </a:graphicData>
+            </a:graphic>
+          </wp:inline>
+        </w:drawing>
+      </w:r>
+    </w:p>
+    <w:p>
+      <w:pPr>
+        <w:pStyle w:val="Textoindependiente"/>
+      </w:pPr>
+      <w:r>
+        <w:t>Figure S3. Histogram of krill acoustic biomass data (ln-transformed) by gSMMU (#1 &amp; #2) and SAM (Neg, Pos). Solid line: Log-Normal distribution fitted to survey data.</w:t>
+      </w:r>
+    </w:p>
+    <w:p>
+      <w:pPr>
+        <w:pStyle w:val="Textoindependiente"/>
+      </w:pPr>
+      <w:r>
+        <w:rPr>
+          <w:noProof/>
+        </w:rPr>
+        <w:drawing>
+          <wp:inline distT="0" distB="0" distL="0" distR="0" wp14:anchorId="17015BBE" wp14:editId="17015BBF">
+            <wp:extent cx="4267200" cy="2981569"/>
+            <wp:effectExtent l="0" t="0" r="0" b="0"/>
+            <wp:docPr id="37" name="Picture"/>
+            <wp:cNvGraphicFramePr/>
+            <a:graphic xmlns:a="http://schemas.openxmlformats.org/drawingml/2006/main">
+              <a:graphicData uri="http://schemas.openxmlformats.org/drawingml/2006/picture">
+                <pic:pic xmlns:pic="http://schemas.openxmlformats.org/drawingml/2006/picture">
+                  <pic:nvPicPr>
+                    <pic:cNvPr id="38" name="Picture" descr="Watters_Rebutt_Suppl_Mat_files/figure-docx/Imputed%20Survey-1.png"/>
+                    <pic:cNvPicPr>
+                      <a:picLocks noChangeAspect="1" noChangeArrowheads="1"/>
+                    </pic:cNvPicPr>
+                  </pic:nvPicPr>
+                  <pic:blipFill>
+                    <a:blip r:embed="rId12"/>
+                    <a:stretch>
+                      <a:fillRect/>
+                    </a:stretch>
+                  </pic:blipFill>
+                  <pic:spPr bwMode="auto">
+                    <a:xfrm>
+                      <a:off x="0" y="0"/>
+                      <a:ext cx="4267200" cy="2981569"/>
+                    </a:xfrm>
+                    <a:prstGeom prst="rect">
+                      <a:avLst/>
+                    </a:prstGeom>
+                    <a:noFill/>
+                    <a:ln w="9525">
+                      <a:noFill/>
+                      <a:headEnd/>
+                      <a:tailEnd/>
+                    </a:ln>
+                  </pic:spPr>
+                </pic:pic>
+              </a:graphicData>
+            </a:graphic>
+          </wp:inline>
+        </w:drawing>
+      </w:r>
+    </w:p>
+    <w:p>
+      <w:pPr>
+        <w:pStyle w:val="Textoindependiente"/>
+      </w:pPr>
+      <w:r>
+        <w:t>Figure S4.</w:t>
+      </w:r>
+    </w:p>
+    <w:p>
+      <w:pPr>
+        <w:pStyle w:val="Textoindependiente"/>
+      </w:pPr>
+      <w:r>
+        <w:t>Watters et al. extracted the mean ln(K) from a uniform distribution, ranging from 0.1k to 10k. If applied to the mean-ln(LKB) for gSSMU #1 and -SAM (Table S1), the values range from 1.364-136.43 [ln(LKB) ~ U(0.1k, 10k); k = 13.643]. At the same time, the imputed LKB were truncated, so the minimum LKB = 10,000 tonnes (ln(k) = 9.2103) and maximum LKB = 100,000,000 tonnes (ln(lkb) = 18.4207. This means that imputed mean-ln(LKB) will be larger than the maximum, thus, 1x10^8 tonnes. Same goes for sd(lkb). As result, the distribution of the imputed ln(LKB) values are skewed up (Figure S4).</w:t>
+      </w:r>
+    </w:p>
+    <w:p>
+      <w:pPr>
+        <w:pStyle w:val="Ttulo1"/>
+      </w:pPr>
+      <w:bookmarkStart w:id="2" w:name="citations"/>
+      <w:bookmarkEnd w:id="1"/>
+      <w:r>
+        <w:lastRenderedPageBreak/>
+        <w:t>Citations</w:t>
+      </w:r>
+      <w:bookmarkEnd w:id="2"/>
+    </w:p>
+    <w:sectPr>
+      <w:pgSz w:w="12240" w:h="15840"/>
+      <w:pgMar w:top="1440" w:right="1440" w:bottom="1440" w:left="1440" w:header="720" w:footer="720" w:gutter="0"/>
+      <w:cols w:space="720"/>
+    </w:sectPr>
   </w:body>
 </w:document>
 </file>
 
-<file path=word/comments.xml><?xml version="1.0" encoding="utf-8"?>
-<w:comments xmlns:w="http://schemas.openxmlformats.org/wordprocessingml/2006/main" xmlns:m="http://schemas.openxmlformats.org/officeDocument/2006/math" xmlns:r="http://schemas.openxmlformats.org/officeDocument/2006/relationships" xmlns:o="urn:schemas-microsoft-com:office:office" xmlns:v="urn:schemas-microsoft-com:vml" xmlns:w10="urn:schemas-microsoft-com:office:word" xmlns:a="http://schemas.openxmlformats.org/drawingml/2006/main" xmlns:pic="http://schemas.openxmlformats.org/drawingml/2006/picture" xmlns:wp="http://schemas.openxmlformats.org/drawingml/2006/wordprocessingDrawing"/>
+<file path=word/endnotes.xml><?xml version="1.0" encoding="utf-8"?>
+<w:endnotes xmlns:wpc="http://schemas.microsoft.com/office/word/2010/wordprocessingCanvas" xmlns:cx="http://schemas.microsoft.com/office/drawing/2014/chartex" xmlns:cx1="http://schemas.microsoft.com/office/drawing/2015/9/8/chartex" xmlns:cx2="http://schemas.microsoft.com/office/drawing/2015/10/21/chartex" xmlns:cx3="http://schemas.microsoft.com/office/drawing/2016/5/9/chartex" xmlns:cx4="http://schemas.microsoft.com/office/drawing/2016/5/10/chartex" xmlns:cx5="http://schemas.microsoft.com/office/drawing/2016/5/11/chartex" xmlns:cx6="http://schemas.microsoft.com/office/drawing/2016/5/12/chartex" xmlns:cx7="http://schemas.microsoft.com/office/drawing/2016/5/13/chartex" xmlns:cx8="http://schemas.microsoft.com/office/drawing/2016/5/14/chartex" xmlns:mc="http://schemas.openxmlformats.org/markup-compatibility/2006" xmlns:aink="http://schemas.microsoft.com/office/drawing/2016/ink" xmlns:am3d="http://schemas.microsoft.com/office/drawing/2017/model3d" xmlns:o="urn:schemas-microsoft-com:office:office" xmlns:oel="http://schemas.microsoft.com/office/2019/extlst" xmlns:r="http://schemas.openxmlformats.org/officeDocument/2006/relationships" xmlns:m="http://schemas.openxmlformats.org/officeDocument/2006/math" xmlns:v="urn:schemas-microsoft-com:vml" xmlns:wp14="http://schemas.microsoft.com/office/word/2010/wordprocessingDrawing" xmlns:wp="http://schemas.openxmlformats.org/drawingml/2006/wordprocessingDrawing" xmlns:w10="urn:schemas-microsoft-com:office:word" xmlns:w="http://schemas.openxmlformats.org/wordprocessingml/2006/main" xmlns:w14="http://schemas.microsoft.com/office/word/2010/wordml" xmlns:w15="http://schemas.microsoft.com/office/word/2012/wordml" xmlns:w16cex="http://schemas.microsoft.com/office/word/2018/wordml/cex" xmlns:w16cid="http://schemas.microsoft.com/office/word/2016/wordml/cid" xmlns:w16="http://schemas.microsoft.com/office/word/2018/wordml" xmlns:w16du="http://schemas.microsoft.com/office/word/2023/wordml/word16du" xmlns:w16sdtdh="http://schemas.microsoft.com/office/word/2020/wordml/sdtdatahash" xmlns:w16sdtfl="http://schemas.microsoft.com/office/word/2024/wordml/sdtformatlock" xmlns:w16se="http://schemas.microsoft.com/office/word/2015/wordml/symex" xmlns:wpg="http://schemas.microsoft.com/office/word/2010/wordprocessingGroup" xmlns:wpi="http://schemas.microsoft.com/office/word/2010/wordprocessingInk" xmlns:wne="http://schemas.microsoft.com/office/word/2006/wordml" xmlns:wps="http://schemas.microsoft.com/office/word/2010/wordprocessingShape" mc:Ignorable="w14 w15 w16se w16cid w16 w16cex w16sdtdh w16sdtfl w16du wp14">
+  <w:endnote w:type="separator" w:id="-1">
+    <w:p>
+      <w:pPr>
+        <w:spacing w:after="0"/>
+      </w:pPr>
+      <w:r>
+        <w:separator/>
+      </w:r>
+    </w:p>
+  </w:endnote>
+  <w:endnote w:type="continuationSeparator" w:id="0">
+    <w:p>
+      <w:pPr>
+        <w:spacing w:after="0"/>
+      </w:pPr>
+      <w:r>
+        <w:continuationSeparator/>
+      </w:r>
+    </w:p>
+  </w:endnote>
+</w:endnotes>
 </file>
 
 <file path=word/footnotes.xml><?xml version="1.0" encoding="utf-8"?>
-<w:footnotes xmlns:w="http://schemas.openxmlformats.org/wordprocessingml/2006/main" xmlns:m="http://schemas.openxmlformats.org/officeDocument/2006/math" xmlns:r="http://schemas.openxmlformats.org/officeDocument/2006/relationships" xmlns:o="urn:schemas-microsoft-com:office:office" xmlns:v="urn:schemas-microsoft-com:vml" xmlns:w10="urn:schemas-microsoft-com:office:word" xmlns:a="http://schemas.openxmlformats.org/drawingml/2006/main" xmlns:pic="http://schemas.openxmlformats.org/drawingml/2006/picture" xmlns:wp="http://schemas.openxmlformats.org/drawingml/2006/wordprocessingDrawing">
+<w:footnotes xmlns:wpc="http://schemas.microsoft.com/office/word/2010/wordprocessingCanvas" xmlns:cx="http://schemas.microsoft.com/office/drawing/2014/chartex" xmlns:cx1="http://schemas.microsoft.com/office/drawing/2015/9/8/chartex" xmlns:cx2="http://schemas.microsoft.com/office/drawing/2015/10/21/chartex" xmlns:cx3="http://schemas.microsoft.com/office/drawing/2016/5/9/chartex" xmlns:cx4="http://schemas.microsoft.com/office/drawing/2016/5/10/chartex" xmlns:cx5="http://schemas.microsoft.com/office/drawing/2016/5/11/chartex" xmlns:cx6="http://schemas.microsoft.com/office/drawing/2016/5/12/chartex" xmlns:cx7="http://schemas.microsoft.com/office/drawing/2016/5/13/chartex" xmlns:cx8="http://schemas.microsoft.com/office/drawing/2016/5/14/chartex" xmlns:mc="http://schemas.openxmlformats.org/markup-compatibility/2006" xmlns:aink="http://schemas.microsoft.com/office/drawing/2016/ink" xmlns:am3d="http://schemas.microsoft.com/office/drawing/2017/model3d" xmlns:o="urn:schemas-microsoft-com:office:office" xmlns:oel="http://schemas.microsoft.com/office/2019/extlst" xmlns:r="http://schemas.openxmlformats.org/officeDocument/2006/relationships" xmlns:m="http://schemas.openxmlformats.org/officeDocument/2006/math" xmlns:v="urn:schemas-microsoft-com:vml" xmlns:wp14="http://schemas.microsoft.com/office/word/2010/wordprocessingDrawing" xmlns:wp="http://schemas.openxmlformats.org/drawingml/2006/wordprocessingDrawing" xmlns:w10="urn:schemas-microsoft-com:office:word" xmlns:w="http://schemas.openxmlformats.org/wordprocessingml/2006/main" xmlns:w14="http://schemas.microsoft.com/office/word/2010/wordml" xmlns:w15="http://schemas.microsoft.com/office/word/2012/wordml" xmlns:w16cex="http://schemas.microsoft.com/office/word/2018/wordml/cex" xmlns:w16cid="http://schemas.microsoft.com/office/word/2016/wordml/cid" xmlns:w16="http://schemas.microsoft.com/office/word/2018/wordml" xmlns:w16du="http://schemas.microsoft.com/office/word/2023/wordml/word16du" xmlns:w16sdtdh="http://schemas.microsoft.com/office/word/2020/wordml/sdtdatahash" xmlns:w16sdtfl="http://schemas.microsoft.com/office/word/2024/wordml/sdtformatlock" xmlns:w16se="http://schemas.microsoft.com/office/word/2015/wordml/symex" xmlns:wpg="http://schemas.microsoft.com/office/word/2010/wordprocessingGroup" xmlns:wpi="http://schemas.microsoft.com/office/word/2010/wordprocessingInk" xmlns:wne="http://schemas.microsoft.com/office/word/2006/wordml" xmlns:wps="http://schemas.microsoft.com/office/word/2010/wordprocessingShape" mc:Ignorable="w14 w15 w16se w16cid w16 w16cex w16sdtdh w16sdtfl w16du wp14">
+  <w:footnote w:type="separator" w:id="-1">
+    <w:p>
+      <w:r>
+        <w:separator/>
+      </w:r>
+    </w:p>
+  </w:footnote>
   <w:footnote w:type="continuationSeparator" w:id="0">
     <w:p>
       <w:r>
@@ -271,21 +898,15 @@
       </w:r>
     </w:p>
   </w:footnote>
-  <w:footnote w:type="separator" w:id="-1">
-    <w:p>
-      <w:r>
-        <w:separator/>
-      </w:r>
-    </w:p>
-  </w:footnote>
 </w:footnotes>
 </file>
 
 <file path=word/numbering.xml><?xml version="1.0" encoding="utf-8"?>
-<w:numbering xmlns:w="http://schemas.openxmlformats.org/wordprocessingml/2006/main">
-  <w:abstractNum w:abstractNumId="990">
-    <w:nsid w:val="A990"/>
+<w:numbering xmlns:wpc="http://schemas.microsoft.com/office/word/2010/wordprocessingCanvas" xmlns:cx="http://schemas.microsoft.com/office/drawing/2014/chartex" xmlns:cx1="http://schemas.microsoft.com/office/drawing/2015/9/8/chartex" xmlns:cx2="http://schemas.microsoft.com/office/drawing/2015/10/21/chartex" xmlns:cx3="http://schemas.microsoft.com/office/drawing/2016/5/9/chartex" xmlns:cx4="http://schemas.microsoft.com/office/drawing/2016/5/10/chartex" xmlns:cx5="http://schemas.microsoft.com/office/drawing/2016/5/11/chartex" xmlns:cx6="http://schemas.microsoft.com/office/drawing/2016/5/12/chartex" xmlns:cx7="http://schemas.microsoft.com/office/drawing/2016/5/13/chartex" xmlns:cx8="http://schemas.microsoft.com/office/drawing/2016/5/14/chartex" xmlns:mc="http://schemas.openxmlformats.org/markup-compatibility/2006" xmlns:aink="http://schemas.microsoft.com/office/drawing/2016/ink" xmlns:am3d="http://schemas.microsoft.com/office/drawing/2017/model3d" xmlns:o="urn:schemas-microsoft-com:office:office" xmlns:oel="http://schemas.microsoft.com/office/2019/extlst" xmlns:r="http://schemas.openxmlformats.org/officeDocument/2006/relationships" xmlns:m="http://schemas.openxmlformats.org/officeDocument/2006/math" xmlns:v="urn:schemas-microsoft-com:vml" xmlns:wp14="http://schemas.microsoft.com/office/word/2010/wordprocessingDrawing" xmlns:wp="http://schemas.openxmlformats.org/drawingml/2006/wordprocessingDrawing" xmlns:w10="urn:schemas-microsoft-com:office:word" xmlns:w="http://schemas.openxmlformats.org/wordprocessingml/2006/main" xmlns:w14="http://schemas.microsoft.com/office/word/2010/wordml" xmlns:w15="http://schemas.microsoft.com/office/word/2012/wordml" xmlns:w16cex="http://schemas.microsoft.com/office/word/2018/wordml/cex" xmlns:w16cid="http://schemas.microsoft.com/office/word/2016/wordml/cid" xmlns:w16="http://schemas.microsoft.com/office/word/2018/wordml" xmlns:w16du="http://schemas.microsoft.com/office/word/2023/wordml/word16du" xmlns:w16sdtdh="http://schemas.microsoft.com/office/word/2020/wordml/sdtdatahash" xmlns:w16sdtfl="http://schemas.microsoft.com/office/word/2024/wordml/sdtformatlock" xmlns:w16se="http://schemas.microsoft.com/office/word/2015/wordml/symex" xmlns:wpg="http://schemas.microsoft.com/office/word/2010/wordprocessingGroup" xmlns:wpi="http://schemas.microsoft.com/office/word/2010/wordprocessingInk" xmlns:wne="http://schemas.microsoft.com/office/word/2006/wordml" xmlns:wps="http://schemas.microsoft.com/office/word/2010/wordprocessingShape" mc:Ignorable="w14 w15 w16se w16cid w16 w16cex w16sdtdh w16sdtfl w16du wp14">
+  <w:abstractNum w:abstractNumId="0" w15:restartNumberingAfterBreak="0">
+    <w:nsid w:val="0000A990"/>
     <w:multiLevelType w:val="multilevel"/>
+    <w:tmpl w:val="B84EFE02"/>
     <w:lvl w:ilvl="0">
       <w:numFmt w:val="bullet"/>
       <w:lvlText w:val=" "/>
@@ -359,21 +980,21 @@
       </w:pPr>
     </w:lvl>
   </w:abstractNum>
-  <w:num w:numId="1000">
-    <w:abstractNumId w:val="990"/>
+  <w:num w:numId="1" w16cid:durableId="1773040970">
+    <w:abstractNumId w:val="0"/>
   </w:num>
 </w:numbering>
 </file>
 
 <file path=word/styles.xml><?xml version="1.0" encoding="utf-8"?>
-<w:styles xmlns:r="http://schemas.openxmlformats.org/officeDocument/2006/relationships" xmlns:w="http://schemas.openxmlformats.org/wordprocessingml/2006/main">
+<w:styles xmlns:mc="http://schemas.openxmlformats.org/markup-compatibility/2006" xmlns:r="http://schemas.openxmlformats.org/officeDocument/2006/relationships" xmlns:w="http://schemas.openxmlformats.org/wordprocessingml/2006/main" xmlns:w14="http://schemas.microsoft.com/office/word/2010/wordml" xmlns:w15="http://schemas.microsoft.com/office/word/2012/wordml" xmlns:w16cex="http://schemas.microsoft.com/office/word/2018/wordml/cex" xmlns:w16cid="http://schemas.microsoft.com/office/word/2016/wordml/cid" xmlns:w16="http://schemas.microsoft.com/office/word/2018/wordml" xmlns:w16du="http://schemas.microsoft.com/office/word/2023/wordml/word16du" xmlns:w16sdtdh="http://schemas.microsoft.com/office/word/2020/wordml/sdtdatahash" xmlns:w16sdtfl="http://schemas.microsoft.com/office/word/2024/wordml/sdtformatlock" xmlns:w16se="http://schemas.microsoft.com/office/word/2015/wordml/symex" mc:Ignorable="w14 w15 w16se w16cid w16 w16cex w16sdtdh w16sdtfl w16du">
   <w:docDefaults>
     <w:rPrDefault>
       <w:rPr>
-        <w:rFonts w:asciiTheme="minorHAnsi" w:cstheme="minorBidi" w:eastAsiaTheme="minorHAnsi" w:hAnsiTheme="minorHAnsi"/>
+        <w:rFonts w:asciiTheme="minorHAnsi" w:eastAsiaTheme="minorHAnsi" w:hAnsiTheme="minorHAnsi" w:cstheme="minorBidi"/>
         <w:sz w:val="24"/>
         <w:szCs w:val="24"/>
-        <w:lang w:bidi="ar-SA" w:eastAsia="en-US" w:val="en-US"/>
+        <w:lang w:val="en-US" w:eastAsia="en-US" w:bidi="ar-SA"/>
       </w:rPr>
     </w:rPrDefault>
     <w:pPrDefault>
@@ -382,73 +1003,513 @@
       </w:pPr>
     </w:pPrDefault>
   </w:docDefaults>
-  <w:latentStyles w:count="276" w:defLockedState="0" w:defQFormat="0" w:defSemiHidden="0" w:defUIPriority="0" w:defUnhideWhenUsed="0"/>
-  <w:style w:default="1" w:styleId="Normal" w:type="paragraph">
+  <w:latentStyles w:defLockedState="0" w:defUIPriority="0" w:defSemiHidden="0" w:defUnhideWhenUsed="0" w:defQFormat="0" w:count="376">
+    <w:lsdException w:name="Normal Table" w:semiHidden="1" w:unhideWhenUsed="1"/>
+    <w:lsdException w:name="Table Simple 1" w:semiHidden="1" w:unhideWhenUsed="1"/>
+    <w:lsdException w:name="Table Simple 2" w:semiHidden="1" w:unhideWhenUsed="1"/>
+    <w:lsdException w:name="Table Simple 3" w:semiHidden="1" w:unhideWhenUsed="1"/>
+    <w:lsdException w:name="Table Classic 1" w:semiHidden="1" w:unhideWhenUsed="1"/>
+    <w:lsdException w:name="Table Classic 2" w:semiHidden="1" w:unhideWhenUsed="1"/>
+    <w:lsdException w:name="Table Classic 3" w:semiHidden="1" w:unhideWhenUsed="1"/>
+    <w:lsdException w:name="Table Classic 4" w:semiHidden="1" w:unhideWhenUsed="1"/>
+    <w:lsdException w:name="Table Colorful 1" w:semiHidden="1" w:unhideWhenUsed="1"/>
+    <w:lsdException w:name="Table Colorful 2" w:semiHidden="1" w:unhideWhenUsed="1"/>
+    <w:lsdException w:name="Table Colorful 3" w:semiHidden="1" w:unhideWhenUsed="1"/>
+    <w:lsdException w:name="Table Columns 1" w:semiHidden="1" w:unhideWhenUsed="1"/>
+    <w:lsdException w:name="Table Columns 2" w:semiHidden="1" w:unhideWhenUsed="1"/>
+    <w:lsdException w:name="Table Columns 3" w:semiHidden="1" w:unhideWhenUsed="1"/>
+    <w:lsdException w:name="Table Columns 4" w:semiHidden="1" w:unhideWhenUsed="1"/>
+    <w:lsdException w:name="Table Columns 5" w:semiHidden="1" w:unhideWhenUsed="1"/>
+    <w:lsdException w:name="Table Grid 1" w:semiHidden="1" w:unhideWhenUsed="1"/>
+    <w:lsdException w:name="Table Grid 2" w:semiHidden="1" w:unhideWhenUsed="1"/>
+    <w:lsdException w:name="Table Grid 3" w:semiHidden="1" w:unhideWhenUsed="1"/>
+    <w:lsdException w:name="Table Grid 4" w:semiHidden="1" w:unhideWhenUsed="1"/>
+    <w:lsdException w:name="Table Grid 5" w:semiHidden="1" w:unhideWhenUsed="1"/>
+    <w:lsdException w:name="Table Grid 6" w:semiHidden="1" w:unhideWhenUsed="1"/>
+    <w:lsdException w:name="Table Grid 7" w:semiHidden="1" w:unhideWhenUsed="1"/>
+    <w:lsdException w:name="Table Grid 8" w:semiHidden="1" w:unhideWhenUsed="1"/>
+    <w:lsdException w:name="Table List 1" w:semiHidden="1" w:unhideWhenUsed="1"/>
+    <w:lsdException w:name="Table List 2" w:semiHidden="1" w:unhideWhenUsed="1"/>
+    <w:lsdException w:name="Table List 3" w:semiHidden="1" w:unhideWhenUsed="1"/>
+    <w:lsdException w:name="Table List 4" w:semiHidden="1" w:unhideWhenUsed="1"/>
+    <w:lsdException w:name="Table List 5" w:semiHidden="1" w:unhideWhenUsed="1"/>
+    <w:lsdException w:name="Table List 6" w:semiHidden="1" w:unhideWhenUsed="1"/>
+    <w:lsdException w:name="Table List 7" w:semiHidden="1" w:unhideWhenUsed="1"/>
+    <w:lsdException w:name="Table List 8" w:semiHidden="1" w:unhideWhenUsed="1"/>
+    <w:lsdException w:name="Table 3D effects 1" w:semiHidden="1" w:unhideWhenUsed="1"/>
+    <w:lsdException w:name="Table 3D effects 2" w:semiHidden="1" w:unhideWhenUsed="1"/>
+    <w:lsdException w:name="Table 3D effects 3" w:semiHidden="1" w:unhideWhenUsed="1"/>
+    <w:lsdException w:name="Table Contemporary" w:semiHidden="1" w:unhideWhenUsed="1"/>
+    <w:lsdException w:name="Table Elegant" w:semiHidden="1" w:unhideWhenUsed="1"/>
+    <w:lsdException w:name="Table Professional" w:semiHidden="1" w:unhideWhenUsed="1"/>
+    <w:lsdException w:name="Table Subtle 1" w:semiHidden="1" w:unhideWhenUsed="1"/>
+    <w:lsdException w:name="Table Subtle 2" w:semiHidden="1" w:unhideWhenUsed="1"/>
+    <w:lsdException w:name="Table Web 1" w:semiHidden="1" w:unhideWhenUsed="1"/>
+    <w:lsdException w:name="Table Web 2" w:semiHidden="1" w:unhideWhenUsed="1"/>
+    <w:lsdException w:name="Table Web 3" w:semiHidden="1" w:unhideWhenUsed="1"/>
+    <w:lsdException w:name="Table Theme" w:semiHidden="1" w:unhideWhenUsed="1"/>
+    <w:lsdException w:name="Light Shading"/>
+    <w:lsdException w:name="Light List"/>
+    <w:lsdException w:name="Light Grid"/>
+    <w:lsdException w:name="Medium Shading 1"/>
+    <w:lsdException w:name="Medium Shading 2"/>
+    <w:lsdException w:name="Medium List 1"/>
+    <w:lsdException w:name="Medium List 2"/>
+    <w:lsdException w:name="Medium Grid 1"/>
+    <w:lsdException w:name="Medium Grid 2"/>
+    <w:lsdException w:name="Medium Grid 3"/>
+    <w:lsdException w:name="Dark List"/>
+    <w:lsdException w:name="Colorful Shading"/>
+    <w:lsdException w:name="Colorful List"/>
+    <w:lsdException w:name="Colorful Grid"/>
+    <w:lsdException w:name="Light Shading Accent 1"/>
+    <w:lsdException w:name="Light List Accent 1"/>
+    <w:lsdException w:name="Light Grid Accent 1"/>
+    <w:lsdException w:name="Medium Shading 1 Accent 1"/>
+    <w:lsdException w:name="Medium Shading 2 Accent 1"/>
+    <w:lsdException w:name="Medium List 1 Accent 1"/>
+    <w:lsdException w:name="Medium List 2 Accent 1"/>
+    <w:lsdException w:name="Medium Grid 1 Accent 1"/>
+    <w:lsdException w:name="Medium Grid 2 Accent 1"/>
+    <w:lsdException w:name="Medium Grid 3 Accent 1"/>
+    <w:lsdException w:name="Dark List Accent 1"/>
+    <w:lsdException w:name="Colorful Shading Accent 1"/>
+    <w:lsdException w:name="Colorful List Accent 1"/>
+    <w:lsdException w:name="Colorful Grid Accent 1"/>
+    <w:lsdException w:name="Light Shading Accent 2"/>
+    <w:lsdException w:name="Light List Accent 2"/>
+    <w:lsdException w:name="Light Grid Accent 2"/>
+    <w:lsdException w:name="Medium Shading 1 Accent 2"/>
+    <w:lsdException w:name="Medium Shading 2 Accent 2"/>
+    <w:lsdException w:name="Medium List 1 Accent 2"/>
+    <w:lsdException w:name="Medium List 2 Accent 2"/>
+    <w:lsdException w:name="Medium Grid 1 Accent 2"/>
+    <w:lsdException w:name="Medium Grid 2 Accent 2"/>
+    <w:lsdException w:name="Medium Grid 3 Accent 2"/>
+    <w:lsdException w:name="Dark List Accent 2"/>
+    <w:lsdException w:name="Colorful Shading Accent 2"/>
+    <w:lsdException w:name="Colorful List Accent 2"/>
+    <w:lsdException w:name="Colorful Grid Accent 2"/>
+    <w:lsdException w:name="Light Shading Accent 3"/>
+    <w:lsdException w:name="Light List Accent 3"/>
+    <w:lsdException w:name="Light Grid Accent 3"/>
+    <w:lsdException w:name="Medium Shading 1 Accent 3"/>
+    <w:lsdException w:name="Medium Shading 2 Accent 3"/>
+    <w:lsdException w:name="Medium List 1 Accent 3"/>
+    <w:lsdException w:name="Medium List 2 Accent 3"/>
+    <w:lsdException w:name="Medium Grid 1 Accent 3"/>
+    <w:lsdException w:name="Medium Grid 2 Accent 3"/>
+    <w:lsdException w:name="Medium Grid 3 Accent 3"/>
+    <w:lsdException w:name="Dark List Accent 3"/>
+    <w:lsdException w:name="Colorful Shading Accent 3"/>
+    <w:lsdException w:name="Colorful List Accent 3"/>
+    <w:lsdException w:name="Colorful Grid Accent 3"/>
+    <w:lsdException w:name="Light Shading Accent 4"/>
+    <w:lsdException w:name="Light List Accent 4"/>
+    <w:lsdException w:name="Light Grid Accent 4"/>
+    <w:lsdException w:name="Medium Shading 1 Accent 4"/>
+    <w:lsdException w:name="Medium Shading 2 Accent 4"/>
+    <w:lsdException w:name="Medium List 1 Accent 4"/>
+    <w:lsdException w:name="Medium List 2 Accent 4"/>
+    <w:lsdException w:name="Medium Grid 1 Accent 4"/>
+    <w:lsdException w:name="Medium Grid 2 Accent 4"/>
+    <w:lsdException w:name="Medium Grid 3 Accent 4"/>
+    <w:lsdException w:name="Dark List Accent 4"/>
+    <w:lsdException w:name="Colorful Shading Accent 4"/>
+    <w:lsdException w:name="Colorful List Accent 4"/>
+    <w:lsdException w:name="Colorful Grid Accent 4"/>
+    <w:lsdException w:name="Light Shading Accent 5"/>
+    <w:lsdException w:name="Light List Accent 5"/>
+    <w:lsdException w:name="Light Grid Accent 5"/>
+    <w:lsdException w:name="Medium Shading 1 Accent 5"/>
+    <w:lsdException w:name="Medium Shading 2 Accent 5"/>
+    <w:lsdException w:name="Medium List 1 Accent 5"/>
+    <w:lsdException w:name="Medium List 2 Accent 5"/>
+    <w:lsdException w:name="Medium Grid 1 Accent 5"/>
+    <w:lsdException w:name="Medium Grid 2 Accent 5"/>
+    <w:lsdException w:name="Medium Grid 3 Accent 5"/>
+    <w:lsdException w:name="Dark List Accent 5"/>
+    <w:lsdException w:name="Colorful Shading Accent 5"/>
+    <w:lsdException w:name="Colorful List Accent 5"/>
+    <w:lsdException w:name="Colorful Grid Accent 5"/>
+    <w:lsdException w:name="Light Shading Accent 6"/>
+    <w:lsdException w:name="Light List Accent 6"/>
+    <w:lsdException w:name="Light Grid Accent 6"/>
+    <w:lsdException w:name="Medium Shading 1 Accent 6"/>
+    <w:lsdException w:name="Medium Shading 2 Accent 6"/>
+    <w:lsdException w:name="Medium List 1 Accent 6"/>
+    <w:lsdException w:name="Medium List 2 Accent 6"/>
+    <w:lsdException w:name="Medium Grid 1 Accent 6"/>
+    <w:lsdException w:name="Medium Grid 2 Accent 6"/>
+    <w:lsdException w:name="Medium Grid 3 Accent 6"/>
+    <w:lsdException w:name="Dark List Accent 6"/>
+    <w:lsdException w:name="Colorful Shading Accent 6"/>
+    <w:lsdException w:name="Colorful List Accent 6"/>
+    <w:lsdException w:name="Colorful Grid Accent 6"/>
+    <w:lsdException w:name="Grid Table 4" w:uiPriority="49"/>
+    <w:lsdException w:name="Grid Table 5 Dark" w:uiPriority="50"/>
+    <w:lsdException w:name="Grid Table 6 Colorful" w:uiPriority="51"/>
+    <w:lsdException w:name="Grid Table 7 Colorful" w:uiPriority="52"/>
+    <w:lsdException w:name="Grid Table 1 Light Accent 1" w:uiPriority="46"/>
+    <w:lsdException w:name="Grid Table 2 Accent 1" w:uiPriority="47"/>
+    <w:lsdException w:name="Grid Table 3 Accent 1" w:uiPriority="48"/>
+    <w:lsdException w:name="Grid Table 4 Accent 1" w:uiPriority="49"/>
+    <w:lsdException w:name="Grid Table 5 Dark Accent 1" w:uiPriority="50"/>
+    <w:lsdException w:name="Grid Table 6 Colorful Accent 1" w:uiPriority="51"/>
+    <w:lsdException w:name="Grid Table 7 Colorful Accent 1" w:uiPriority="52"/>
+    <w:lsdException w:name="Grid Table 1 Light Accent 2" w:uiPriority="46"/>
+    <w:lsdException w:name="Grid Table 2 Accent 2" w:uiPriority="47"/>
+    <w:lsdException w:name="Grid Table 3 Accent 2" w:uiPriority="48"/>
+    <w:lsdException w:name="Grid Table 4 Accent 2" w:uiPriority="49"/>
+    <w:lsdException w:name="Grid Table 5 Dark Accent 2" w:uiPriority="50"/>
+    <w:lsdException w:name="Grid Table 6 Colorful Accent 2" w:uiPriority="51"/>
+    <w:lsdException w:name="Grid Table 7 Colorful Accent 2" w:uiPriority="52"/>
+    <w:lsdException w:name="Grid Table 1 Light Accent 3" w:uiPriority="46"/>
+    <w:lsdException w:name="Grid Table 2 Accent 3" w:uiPriority="47"/>
+    <w:lsdException w:name="Grid Table 3 Accent 3" w:uiPriority="48"/>
+    <w:lsdException w:name="Grid Table 4 Accent 3" w:uiPriority="49"/>
+    <w:lsdException w:name="Grid Table 5 Dark Accent 3" w:uiPriority="50"/>
+    <w:lsdException w:name="Grid Table 6 Colorful Accent 3" w:uiPriority="51"/>
+    <w:lsdException w:name="Grid Table 7 Colorful Accent 3" w:uiPriority="52"/>
+    <w:lsdException w:name="Grid Table 1 Light Accent 4" w:uiPriority="46"/>
+    <w:lsdException w:name="Grid Table 2 Accent 4" w:uiPriority="47"/>
+    <w:lsdException w:name="Grid Table 3 Accent 4" w:uiPriority="48"/>
+    <w:lsdException w:name="Grid Table 4 Accent 4" w:uiPriority="49"/>
+    <w:lsdException w:name="Grid Table 5 Dark Accent 4" w:uiPriority="50"/>
+    <w:lsdException w:name="Grid Table 6 Colorful Accent 4" w:uiPriority="51"/>
+    <w:lsdException w:name="Grid Table 7 Colorful Accent 4" w:uiPriority="52"/>
+    <w:lsdException w:name="Grid Table 1 Light Accent 5" w:uiPriority="46"/>
+    <w:lsdException w:name="Grid Table 2 Accent 5" w:uiPriority="47"/>
+    <w:lsdException w:name="Grid Table 3 Accent 5" w:uiPriority="48"/>
+    <w:lsdException w:name="Grid Table 4 Accent 5" w:uiPriority="49"/>
+    <w:lsdException w:name="Grid Table 5 Dark Accent 5" w:uiPriority="50"/>
+    <w:lsdException w:name="Grid Table 6 Colorful Accent 5" w:uiPriority="51"/>
+    <w:lsdException w:name="Grid Table 7 Colorful Accent 5" w:uiPriority="52"/>
+    <w:lsdException w:name="Grid Table 1 Light Accent 6" w:uiPriority="46"/>
+    <w:lsdException w:name="Grid Table 2 Accent 6" w:uiPriority="47"/>
+    <w:lsdException w:name="Grid Table 3 Accent 6" w:uiPriority="48"/>
+    <w:lsdException w:name="Grid Table 4 Accent 6" w:uiPriority="49"/>
+    <w:lsdException w:name="Grid Table 5 Dark Accent 6" w:uiPriority="50"/>
+    <w:lsdException w:name="Grid Table 6 Colorful Accent 6" w:uiPriority="51"/>
+    <w:lsdException w:name="Grid Table 7 Colorful Accent 6" w:uiPriority="52"/>
+    <w:lsdException w:name="List Table 1 Light" w:uiPriority="46"/>
+    <w:lsdException w:name="List Table 2" w:uiPriority="47"/>
+    <w:lsdException w:name="List Table 3" w:uiPriority="48"/>
+    <w:lsdException w:name="List Table 4" w:uiPriority="49"/>
+    <w:lsdException w:name="List Table 5 Dark" w:uiPriority="50"/>
+    <w:lsdException w:name="List Table 6 Colorful" w:uiPriority="51"/>
+    <w:lsdException w:name="List Table 7 Colorful" w:uiPriority="52"/>
+    <w:lsdException w:name="List Table 1 Light Accent 1" w:uiPriority="46"/>
+    <w:lsdException w:name="List Table 2 Accent 1" w:uiPriority="47"/>
+    <w:lsdException w:name="List Table 3 Accent 1" w:uiPriority="48"/>
+    <w:lsdException w:name="List Table 4 Accent 1" w:uiPriority="49"/>
+    <w:lsdException w:name="List Table 5 Dark Accent 1" w:uiPriority="50"/>
+    <w:lsdException w:name="List Table 6 Colorful Accent 1" w:uiPriority="51"/>
+    <w:lsdException w:name="List Table 7 Colorful Accent 1" w:uiPriority="52"/>
+    <w:lsdException w:name="List Table 1 Light Accent 2" w:uiPriority="46"/>
+    <w:lsdException w:name="List Table 2 Accent 2" w:uiPriority="47"/>
+    <w:lsdException w:name="List Table 3 Accent 2" w:uiPriority="48"/>
+    <w:lsdException w:name="List Table 4 Accent 2" w:uiPriority="49"/>
+    <w:lsdException w:name="List Table 5 Dark Accent 2" w:uiPriority="50"/>
+    <w:lsdException w:name="List Table 6 Colorful Accent 2" w:uiPriority="51"/>
+    <w:lsdException w:name="List Table 7 Colorful Accent 2" w:uiPriority="52"/>
+    <w:lsdException w:name="List Table 1 Light Accent 3" w:uiPriority="46"/>
+    <w:lsdException w:name="List Table 2 Accent 3" w:uiPriority="47"/>
+    <w:lsdException w:name="List Table 3 Accent 3" w:uiPriority="48"/>
+    <w:lsdException w:name="List Table 4 Accent 3" w:uiPriority="49"/>
+    <w:lsdException w:name="List Table 5 Dark Accent 3" w:uiPriority="50"/>
+    <w:lsdException w:name="List Table 6 Colorful Accent 3" w:uiPriority="51"/>
+    <w:lsdException w:name="List Table 7 Colorful Accent 3" w:uiPriority="52"/>
+    <w:lsdException w:name="List Table 1 Light Accent 4" w:uiPriority="46"/>
+    <w:lsdException w:name="List Table 2 Accent 4" w:uiPriority="47"/>
+    <w:lsdException w:name="List Table 3 Accent 4" w:uiPriority="48"/>
+    <w:lsdException w:name="List Table 4 Accent 4" w:uiPriority="49"/>
+    <w:lsdException w:name="List Table 5 Dark Accent 4" w:uiPriority="50"/>
+    <w:lsdException w:name="List Table 6 Colorful Accent 4" w:uiPriority="51"/>
+    <w:lsdException w:name="List Table 7 Colorful Accent 4" w:uiPriority="52"/>
+    <w:lsdException w:name="List Table 1 Light Accent 5" w:uiPriority="46"/>
+    <w:lsdException w:name="List Table 2 Accent 5" w:uiPriority="47"/>
+    <w:lsdException w:name="List Table 3 Accent 5" w:uiPriority="48"/>
+    <w:lsdException w:name="List Table 4 Accent 5" w:uiPriority="49"/>
+    <w:lsdException w:name="List Table 5 Dark Accent 5" w:uiPriority="50"/>
+    <w:lsdException w:name="List Table 6 Colorful Accent 5" w:uiPriority="51"/>
+    <w:lsdException w:name="List Table 7 Colorful Accent 5" w:uiPriority="52"/>
+    <w:lsdException w:name="List Table 1 Light Accent 6" w:uiPriority="46"/>
+    <w:lsdException w:name="List Table 2 Accent 6" w:uiPriority="47"/>
+    <w:lsdException w:name="List Table 3 Accent 6" w:uiPriority="48"/>
+    <w:lsdException w:name="List Table 4 Accent 6" w:uiPriority="49"/>
+    <w:lsdException w:name="List Table 5 Dark Accent 6" w:uiPriority="50"/>
+    <w:lsdException w:name="List Table 6 Colorful Accent 6" w:uiPriority="51"/>
+    <w:lsdException w:name="List Table 7 Colorful Accent 6" w:uiPriority="52"/>
+    <w:lsdException w:name="Mention" w:semiHidden="1" w:uiPriority="99" w:unhideWhenUsed="1"/>
+    <w:lsdException w:name="Smart Hyperlink" w:semiHidden="1" w:uiPriority="99" w:unhideWhenUsed="1"/>
+    <w:lsdException w:name="Hashtag" w:semiHidden="1" w:uiPriority="99" w:unhideWhenUsed="1"/>
+    <w:lsdException w:name="Unresolved Mention" w:semiHidden="1" w:uiPriority="99" w:unhideWhenUsed="1"/>
+    <w:lsdException w:name="Smart Link" w:semiHidden="1" w:uiPriority="99" w:unhideWhenUsed="1"/>
+  </w:latentStyles>
+  <w:style w:type="paragraph" w:default="1" w:styleId="Normal">
     <w:name w:val="Normal"/>
     <w:qFormat/>
   </w:style>
-  <w:style w:styleId="BodyText" w:type="paragraph">
-    <w:name w:val="Body Text"/>
+  <w:style w:type="paragraph" w:styleId="Ttulo1">
+    <w:name w:val="heading 1"/>
     <w:basedOn w:val="Normal"/>
-    <w:link w:val="BodyTextChar"/>
-    <w:pPr>
-      <w:spacing w:after="180" w:before="180"/>
-    </w:pPr>
-    <w:qFormat/>
-  </w:style>
-  <w:style w:customStyle="1" w:styleId="FirstParagraph" w:type="paragraph">
-    <w:name w:val="First Paragraph"/>
-    <w:basedOn w:val="BodyText"/>
-    <w:next w:val="BodyText"/>
-    <w:qFormat/>
-  </w:style>
-  <w:style w:customStyle="1" w:styleId="Compact" w:type="paragraph">
-    <w:name w:val="Compact"/>
-    <w:basedOn w:val="BodyText"/>
-    <w:qFormat/>
-    <w:pPr>
-      <w:spacing w:after="36" w:before="36"/>
-    </w:pPr>
-  </w:style>
-  <w:style w:styleId="Title" w:type="paragraph">
-    <w:name w:val="Title"/>
-    <w:basedOn w:val="Normal"/>
-    <w:next w:val="BodyText"/>
+    <w:next w:val="Textoindependiente"/>
+    <w:uiPriority w:val="9"/>
     <w:qFormat/>
     <w:pPr>
       <w:keepNext/>
       <w:keepLines/>
-      <w:spacing w:after="240" w:before="480"/>
-      <w:jc w:val="center"/>
+      <w:spacing w:before="480" w:after="0"/>
+      <w:outlineLvl w:val="0"/>
     </w:pPr>
     <w:rPr>
-      <w:rFonts w:asciiTheme="majorHAnsi" w:cstheme="majorBidi" w:eastAsiaTheme="majorEastAsia" w:hAnsiTheme="majorHAnsi"/>
+      <w:rFonts w:asciiTheme="majorHAnsi" w:eastAsiaTheme="majorEastAsia" w:hAnsiTheme="majorHAnsi" w:cstheme="majorBidi"/>
       <w:b/>
       <w:bCs/>
-      <w:color w:themeColor="accent1" w:themeShade="B5" w:val="345A8A"/>
-      <w:sz w:val="36"/>
-      <w:szCs w:val="36"/>
-    </w:rPr>
-  </w:style>
-  <w:style w:styleId="Subtitle" w:type="paragraph">
-    <w:name w:val="Subtitle"/>
-    <w:basedOn w:val="Title"/>
-    <w:next w:val="BodyText"/>
+      <w:color w:val="4F81BD" w:themeColor="accent1"/>
+      <w:sz w:val="32"/>
+      <w:szCs w:val="32"/>
+    </w:rPr>
+  </w:style>
+  <w:style w:type="paragraph" w:styleId="Ttulo2">
+    <w:name w:val="heading 2"/>
+    <w:basedOn w:val="Normal"/>
+    <w:next w:val="Textoindependiente"/>
+    <w:uiPriority w:val="9"/>
+    <w:unhideWhenUsed/>
     <w:qFormat/>
     <w:pPr>
       <w:keepNext/>
       <w:keepLines/>
-      <w:spacing w:after="240" w:before="240"/>
+      <w:spacing w:before="200" w:after="0"/>
+      <w:outlineLvl w:val="1"/>
+    </w:pPr>
+    <w:rPr>
+      <w:rFonts w:asciiTheme="majorHAnsi" w:eastAsiaTheme="majorEastAsia" w:hAnsiTheme="majorHAnsi" w:cstheme="majorBidi"/>
+      <w:b/>
+      <w:bCs/>
+      <w:color w:val="4F81BD" w:themeColor="accent1"/>
+      <w:sz w:val="28"/>
+      <w:szCs w:val="28"/>
+    </w:rPr>
+  </w:style>
+  <w:style w:type="paragraph" w:styleId="Ttulo3">
+    <w:name w:val="heading 3"/>
+    <w:basedOn w:val="Normal"/>
+    <w:next w:val="Textoindependiente"/>
+    <w:uiPriority w:val="9"/>
+    <w:unhideWhenUsed/>
+    <w:qFormat/>
+    <w:pPr>
+      <w:keepNext/>
+      <w:keepLines/>
+      <w:spacing w:before="200" w:after="0"/>
+      <w:outlineLvl w:val="2"/>
+    </w:pPr>
+    <w:rPr>
+      <w:rFonts w:asciiTheme="majorHAnsi" w:eastAsiaTheme="majorEastAsia" w:hAnsiTheme="majorHAnsi" w:cstheme="majorBidi"/>
+      <w:b/>
+      <w:bCs/>
+      <w:color w:val="4F81BD" w:themeColor="accent1"/>
+    </w:rPr>
+  </w:style>
+  <w:style w:type="paragraph" w:styleId="Ttulo4">
+    <w:name w:val="heading 4"/>
+    <w:basedOn w:val="Normal"/>
+    <w:next w:val="Textoindependiente"/>
+    <w:uiPriority w:val="9"/>
+    <w:unhideWhenUsed/>
+    <w:qFormat/>
+    <w:pPr>
+      <w:keepNext/>
+      <w:keepLines/>
+      <w:spacing w:before="200" w:after="0"/>
+      <w:outlineLvl w:val="3"/>
+    </w:pPr>
+    <w:rPr>
+      <w:rFonts w:asciiTheme="majorHAnsi" w:eastAsiaTheme="majorEastAsia" w:hAnsiTheme="majorHAnsi" w:cstheme="majorBidi"/>
+      <w:bCs/>
+      <w:i/>
+      <w:color w:val="4F81BD" w:themeColor="accent1"/>
+    </w:rPr>
+  </w:style>
+  <w:style w:type="paragraph" w:styleId="Ttulo5">
+    <w:name w:val="heading 5"/>
+    <w:basedOn w:val="Normal"/>
+    <w:next w:val="Textoindependiente"/>
+    <w:uiPriority w:val="9"/>
+    <w:unhideWhenUsed/>
+    <w:qFormat/>
+    <w:pPr>
+      <w:keepNext/>
+      <w:keepLines/>
+      <w:spacing w:before="200" w:after="0"/>
+      <w:outlineLvl w:val="4"/>
+    </w:pPr>
+    <w:rPr>
+      <w:rFonts w:asciiTheme="majorHAnsi" w:eastAsiaTheme="majorEastAsia" w:hAnsiTheme="majorHAnsi" w:cstheme="majorBidi"/>
+      <w:iCs/>
+      <w:color w:val="4F81BD" w:themeColor="accent1"/>
+    </w:rPr>
+  </w:style>
+  <w:style w:type="paragraph" w:styleId="Ttulo6">
+    <w:name w:val="heading 6"/>
+    <w:basedOn w:val="Normal"/>
+    <w:next w:val="Textoindependiente"/>
+    <w:uiPriority w:val="9"/>
+    <w:unhideWhenUsed/>
+    <w:qFormat/>
+    <w:pPr>
+      <w:keepNext/>
+      <w:keepLines/>
+      <w:spacing w:before="200" w:after="0"/>
+      <w:outlineLvl w:val="5"/>
+    </w:pPr>
+    <w:rPr>
+      <w:rFonts w:asciiTheme="majorHAnsi" w:eastAsiaTheme="majorEastAsia" w:hAnsiTheme="majorHAnsi" w:cstheme="majorBidi"/>
+      <w:color w:val="4F81BD" w:themeColor="accent1"/>
+    </w:rPr>
+  </w:style>
+  <w:style w:type="paragraph" w:styleId="Ttulo7">
+    <w:name w:val="heading 7"/>
+    <w:basedOn w:val="Normal"/>
+    <w:next w:val="Textoindependiente"/>
+    <w:uiPriority w:val="9"/>
+    <w:unhideWhenUsed/>
+    <w:qFormat/>
+    <w:pPr>
+      <w:keepNext/>
+      <w:keepLines/>
+      <w:spacing w:before="200" w:after="0"/>
+      <w:outlineLvl w:val="6"/>
+    </w:pPr>
+    <w:rPr>
+      <w:rFonts w:asciiTheme="majorHAnsi" w:eastAsiaTheme="majorEastAsia" w:hAnsiTheme="majorHAnsi" w:cstheme="majorBidi"/>
+      <w:color w:val="4F81BD" w:themeColor="accent1"/>
+    </w:rPr>
+  </w:style>
+  <w:style w:type="paragraph" w:styleId="Ttulo8">
+    <w:name w:val="heading 8"/>
+    <w:basedOn w:val="Normal"/>
+    <w:next w:val="Textoindependiente"/>
+    <w:uiPriority w:val="9"/>
+    <w:unhideWhenUsed/>
+    <w:qFormat/>
+    <w:pPr>
+      <w:keepNext/>
+      <w:keepLines/>
+      <w:spacing w:before="200" w:after="0"/>
+      <w:outlineLvl w:val="7"/>
+    </w:pPr>
+    <w:rPr>
+      <w:rFonts w:asciiTheme="majorHAnsi" w:eastAsiaTheme="majorEastAsia" w:hAnsiTheme="majorHAnsi" w:cstheme="majorBidi"/>
+      <w:color w:val="4F81BD" w:themeColor="accent1"/>
+    </w:rPr>
+  </w:style>
+  <w:style w:type="paragraph" w:styleId="Ttulo9">
+    <w:name w:val="heading 9"/>
+    <w:basedOn w:val="Normal"/>
+    <w:next w:val="Textoindependiente"/>
+    <w:uiPriority w:val="9"/>
+    <w:unhideWhenUsed/>
+    <w:qFormat/>
+    <w:pPr>
+      <w:keepNext/>
+      <w:keepLines/>
+      <w:spacing w:before="200" w:after="0"/>
+      <w:outlineLvl w:val="8"/>
+    </w:pPr>
+    <w:rPr>
+      <w:rFonts w:asciiTheme="majorHAnsi" w:eastAsiaTheme="majorEastAsia" w:hAnsiTheme="majorHAnsi" w:cstheme="majorBidi"/>
+      <w:color w:val="4F81BD" w:themeColor="accent1"/>
+    </w:rPr>
+  </w:style>
+  <w:style w:type="character" w:default="1" w:styleId="Fuentedeprrafopredeter">
+    <w:name w:val="Default Paragraph Font"/>
+    <w:uiPriority w:val="1"/>
+    <w:semiHidden/>
+    <w:unhideWhenUsed/>
+  </w:style>
+  <w:style w:type="table" w:default="1" w:styleId="Tablanormal">
+    <w:name w:val="Normal Table"/>
+    <w:uiPriority w:val="99"/>
+    <w:semiHidden/>
+    <w:unhideWhenUsed/>
+    <w:tblPr>
+      <w:tblInd w:w="0" w:type="dxa"/>
+      <w:tblCellMar>
+        <w:top w:w="0" w:type="dxa"/>
+        <w:left w:w="108" w:type="dxa"/>
+        <w:bottom w:w="0" w:type="dxa"/>
+        <w:right w:w="108" w:type="dxa"/>
+      </w:tblCellMar>
+    </w:tblPr>
+  </w:style>
+  <w:style w:type="numbering" w:default="1" w:styleId="Sinlista">
+    <w:name w:val="No List"/>
+    <w:uiPriority w:val="99"/>
+    <w:semiHidden/>
+    <w:unhideWhenUsed/>
+  </w:style>
+  <w:style w:type="paragraph" w:styleId="Textoindependiente">
+    <w:name w:val="Body Text"/>
+    <w:basedOn w:val="Normal"/>
+    <w:qFormat/>
+    <w:pPr>
+      <w:spacing w:before="180" w:after="180"/>
+    </w:pPr>
+  </w:style>
+  <w:style w:type="paragraph" w:customStyle="1" w:styleId="FirstParagraph">
+    <w:name w:val="First Paragraph"/>
+    <w:basedOn w:val="Textoindependiente"/>
+    <w:next w:val="Textoindependiente"/>
+    <w:qFormat/>
+  </w:style>
+  <w:style w:type="paragraph" w:customStyle="1" w:styleId="Compact">
+    <w:name w:val="Compact"/>
+    <w:basedOn w:val="Textoindependiente"/>
+    <w:qFormat/>
+    <w:pPr>
+      <w:spacing w:before="36" w:after="36"/>
+    </w:pPr>
+  </w:style>
+  <w:style w:type="paragraph" w:styleId="Ttulo">
+    <w:name w:val="Title"/>
+    <w:basedOn w:val="Normal"/>
+    <w:next w:val="Textoindependiente"/>
+    <w:qFormat/>
+    <w:pPr>
+      <w:keepNext/>
+      <w:keepLines/>
+      <w:spacing w:before="480" w:after="240"/>
       <w:jc w:val="center"/>
     </w:pPr>
     <w:rPr>
+      <w:rFonts w:asciiTheme="majorHAnsi" w:eastAsiaTheme="majorEastAsia" w:hAnsiTheme="majorHAnsi" w:cstheme="majorBidi"/>
+      <w:b/>
+      <w:bCs/>
+      <w:color w:val="345A8A" w:themeColor="accent1" w:themeShade="B5"/>
+      <w:sz w:val="36"/>
+      <w:szCs w:val="36"/>
+    </w:rPr>
+  </w:style>
+  <w:style w:type="paragraph" w:styleId="Subttulo">
+    <w:name w:val="Subtitle"/>
+    <w:basedOn w:val="Ttulo"/>
+    <w:next w:val="Textoindependiente"/>
+    <w:qFormat/>
+    <w:pPr>
+      <w:spacing w:before="240"/>
+    </w:pPr>
+    <w:rPr>
       <w:sz w:val="30"/>
       <w:szCs w:val="30"/>
     </w:rPr>
   </w:style>
-  <w:style w:customStyle="1" w:styleId="Author" w:type="paragraph">
+  <w:style w:type="paragraph" w:customStyle="1" w:styleId="Author">
     <w:name w:val="Author"/>
-    <w:next w:val="BodyText"/>
+    <w:next w:val="Textoindependiente"/>
     <w:qFormat/>
     <w:pPr>
       <w:keepNext/>
@@ -456,9 +1517,9 @@
       <w:jc w:val="center"/>
     </w:pPr>
   </w:style>
-  <w:style w:styleId="Date" w:type="paragraph">
+  <w:style w:type="paragraph" w:styleId="Fecha">
     <w:name w:val="Date"/>
-    <w:next w:val="BodyText"/>
+    <w:next w:val="Textoindependiente"/>
     <w:qFormat/>
     <w:pPr>
       <w:keepNext/>
@@ -466,274 +1527,75 @@
       <w:jc w:val="center"/>
     </w:pPr>
   </w:style>
-  <w:style w:customStyle="1" w:styleId="Abstract" w:type="paragraph">
+  <w:style w:type="paragraph" w:customStyle="1" w:styleId="Abstract">
     <w:name w:val="Abstract"/>
     <w:basedOn w:val="Normal"/>
-    <w:next w:val="BodyText"/>
+    <w:next w:val="Textoindependiente"/>
     <w:qFormat/>
     <w:pPr>
       <w:keepNext/>
       <w:keepLines/>
-      <w:spacing w:after="300" w:before="300"/>
+      <w:spacing w:before="300" w:after="300"/>
     </w:pPr>
     <w:rPr>
       <w:sz w:val="20"/>
       <w:szCs w:val="20"/>
     </w:rPr>
   </w:style>
-  <w:style w:styleId="Bibliography" w:type="paragraph">
+  <w:style w:type="paragraph" w:styleId="Bibliografa">
     <w:name w:val="Bibliography"/>
     <w:basedOn w:val="Normal"/>
-    <w:next w:val="Bibliography"/>
     <w:qFormat/>
-    <w:pPr/>
-    <w:rPr/>
-  </w:style>
-  <w:style w:styleId="Heading1" w:type="paragraph">
-    <w:name w:val="Heading 1"/>
-    <w:basedOn w:val="Normal"/>
-    <w:next w:val="BodyText"/>
-    <w:uiPriority w:val="9"/>
-    <w:qFormat/>
-    <w:pPr>
-      <w:keepNext/>
-      <w:keepLines/>
-      <w:spacing w:after="0" w:before="480"/>
-      <w:outlineLvl w:val="0"/>
-    </w:pPr>
-    <w:rPr>
-      <w:rFonts w:asciiTheme="majorHAnsi" w:cstheme="majorBidi" w:eastAsiaTheme="majorEastAsia" w:hAnsiTheme="majorHAnsi"/>
-      <w:b/>
-      <w:bCs/>
-      <w:color w:themeColor="accent1" w:val="4F81BD"/>
-      <w:sz w:val="32"/>
-      <w:szCs w:val="32"/>
-    </w:rPr>
-  </w:style>
-  <w:style w:styleId="Heading2" w:type="paragraph">
-    <w:name w:val="Heading 2"/>
-    <w:basedOn w:val="Normal"/>
-    <w:next w:val="BodyText"/>
+  </w:style>
+  <w:style w:type="paragraph" w:styleId="Textodebloque">
+    <w:name w:val="Block Text"/>
+    <w:basedOn w:val="Textoindependiente"/>
+    <w:next w:val="Textoindependiente"/>
     <w:uiPriority w:val="9"/>
     <w:unhideWhenUsed/>
     <w:qFormat/>
     <w:pPr>
-      <w:keepNext/>
-      <w:keepLines/>
-      <w:spacing w:after="0" w:before="200"/>
-      <w:outlineLvl w:val="1"/>
+      <w:spacing w:before="100" w:after="100"/>
+      <w:ind w:left="480" w:right="480"/>
     </w:pPr>
-    <w:rPr>
-      <w:rFonts w:asciiTheme="majorHAnsi" w:cstheme="majorBidi" w:eastAsiaTheme="majorEastAsia" w:hAnsiTheme="majorHAnsi"/>
-      <w:b/>
-      <w:bCs/>
-      <w:color w:themeColor="accent1" w:val="4F81BD"/>
-      <w:sz w:val="28"/>
-      <w:szCs w:val="28"/>
-    </w:rPr>
-  </w:style>
-  <w:style w:styleId="Heading3" w:type="paragraph">
-    <w:name w:val="Heading 3"/>
+  </w:style>
+  <w:style w:type="paragraph" w:styleId="Textonotapie">
+    <w:name w:val="footnote text"/>
     <w:basedOn w:val="Normal"/>
-    <w:next w:val="BodyText"/>
     <w:uiPriority w:val="9"/>
     <w:unhideWhenUsed/>
     <w:qFormat/>
-    <w:pPr>
-      <w:keepNext/>
-      <w:keepLines/>
-      <w:spacing w:after="0" w:before="200"/>
-      <w:outlineLvl w:val="2"/>
-    </w:pPr>
-    <w:rPr>
-      <w:rFonts w:asciiTheme="majorHAnsi" w:cstheme="majorBidi" w:eastAsiaTheme="majorEastAsia" w:hAnsiTheme="majorHAnsi"/>
-      <w:b/>
-      <w:bCs/>
-      <w:color w:themeColor="accent1" w:val="4F81BD"/>
-      <w:sz w:val="24"/>
-      <w:szCs w:val="24"/>
-    </w:rPr>
-  </w:style>
-  <w:style w:styleId="Heading4" w:type="paragraph">
-    <w:name w:val="Heading 4"/>
-    <w:basedOn w:val="Normal"/>
-    <w:next w:val="BodyText"/>
-    <w:uiPriority w:val="9"/>
-    <w:unhideWhenUsed/>
-    <w:qFormat/>
-    <w:pPr>
-      <w:keepNext/>
-      <w:keepLines/>
-      <w:spacing w:after="0" w:before="200"/>
-      <w:outlineLvl w:val="3"/>
-    </w:pPr>
-    <w:rPr>
-      <w:rFonts w:asciiTheme="majorHAnsi" w:cstheme="majorBidi" w:eastAsiaTheme="majorEastAsia" w:hAnsiTheme="majorHAnsi"/>
-      <w:i/>
-      <w:bCs/>
-      <w:color w:themeColor="accent1" w:val="4F81BD"/>
-      <w:sz w:val="24"/>
-      <w:szCs w:val="24"/>
-    </w:rPr>
-  </w:style>
-  <w:style w:styleId="Heading5" w:type="paragraph">
-    <w:name w:val="Heading 5"/>
-    <w:basedOn w:val="Normal"/>
-    <w:next w:val="BodyText"/>
-    <w:uiPriority w:val="9"/>
-    <w:unhideWhenUsed/>
-    <w:qFormat/>
-    <w:pPr>
-      <w:keepNext/>
-      <w:keepLines/>
-      <w:spacing w:after="0" w:before="200"/>
-      <w:outlineLvl w:val="4"/>
-    </w:pPr>
-    <w:rPr>
-      <w:rFonts w:asciiTheme="majorHAnsi" w:cstheme="majorBidi" w:eastAsiaTheme="majorEastAsia" w:hAnsiTheme="majorHAnsi"/>
-      <w:iCs/>
-      <w:color w:themeColor="accent1" w:val="4F81BD"/>
-      <w:sz w:val="24"/>
-      <w:szCs w:val="24"/>
-    </w:rPr>
-  </w:style>
-  <w:style w:styleId="Heading6" w:type="paragraph">
-    <w:name w:val="Heading 6"/>
-    <w:basedOn w:val="Normal"/>
-    <w:next w:val="BodyText"/>
-    <w:uiPriority w:val="9"/>
-    <w:unhideWhenUsed/>
-    <w:qFormat/>
-    <w:pPr>
-      <w:keepNext/>
-      <w:keepLines/>
-      <w:spacing w:after="0" w:before="200"/>
-      <w:outlineLvl w:val="5"/>
-    </w:pPr>
-    <w:rPr>
-      <w:rFonts w:asciiTheme="majorHAnsi" w:cstheme="majorBidi" w:eastAsiaTheme="majorEastAsia" w:hAnsiTheme="majorHAnsi"/>
-      <w:color w:themeColor="accent1" w:val="4F81BD"/>
-      <w:sz w:val="24"/>
-      <w:szCs w:val="24"/>
-    </w:rPr>
-  </w:style>
-  <w:style w:styleId="Heading7" w:type="paragraph">
-    <w:name w:val="Heading 7"/>
-    <w:basedOn w:val="Normal"/>
-    <w:next w:val="BodyText"/>
-    <w:uiPriority w:val="9"/>
-    <w:unhideWhenUsed/>
-    <w:qFormat/>
-    <w:pPr>
-      <w:keepNext/>
-      <w:keepLines/>
-      <w:spacing w:after="0" w:before="200"/>
-      <w:outlineLvl w:val="6"/>
-    </w:pPr>
-    <w:rPr>
-      <w:rFonts w:asciiTheme="majorHAnsi" w:cstheme="majorBidi" w:eastAsiaTheme="majorEastAsia" w:hAnsiTheme="majorHAnsi"/>
-      <w:color w:themeColor="accent1" w:val="4F81BD"/>
-      <w:sz w:val="24"/>
-      <w:szCs w:val="24"/>
-    </w:rPr>
-  </w:style>
-  <w:style w:styleId="Heading8" w:type="paragraph">
-    <w:name w:val="Heading 8"/>
-    <w:basedOn w:val="Normal"/>
-    <w:next w:val="BodyText"/>
-    <w:uiPriority w:val="9"/>
-    <w:unhideWhenUsed/>
-    <w:qFormat/>
-    <w:pPr>
-      <w:keepNext/>
-      <w:keepLines/>
-      <w:spacing w:after="0" w:before="200"/>
-      <w:outlineLvl w:val="7"/>
-    </w:pPr>
-    <w:rPr>
-      <w:rFonts w:asciiTheme="majorHAnsi" w:cstheme="majorBidi" w:eastAsiaTheme="majorEastAsia" w:hAnsiTheme="majorHAnsi"/>
-      <w:color w:themeColor="accent1" w:val="4F81BD"/>
-      <w:sz w:val="24"/>
-      <w:szCs w:val="24"/>
-    </w:rPr>
-  </w:style>
-  <w:style w:styleId="Heading9" w:type="paragraph">
-    <w:name w:val="Heading 9"/>
-    <w:basedOn w:val="Normal"/>
-    <w:next w:val="BodyText"/>
-    <w:uiPriority w:val="9"/>
-    <w:unhideWhenUsed/>
-    <w:qFormat/>
-    <w:pPr>
-      <w:keepNext/>
-      <w:keepLines/>
-      <w:spacing w:after="0" w:before="200"/>
-      <w:outlineLvl w:val="8"/>
-    </w:pPr>
-    <w:rPr>
-      <w:rFonts w:asciiTheme="majorHAnsi" w:cstheme="majorBidi" w:eastAsiaTheme="majorEastAsia" w:hAnsiTheme="majorHAnsi"/>
-      <w:color w:themeColor="accent1" w:val="4F81BD"/>
-      <w:sz w:val="24"/>
-      <w:szCs w:val="24"/>
-    </w:rPr>
-  </w:style>
-  <w:style w:styleId="BlockText" w:type="paragraph">
-    <w:name w:val="Block Text"/>
-    <w:basedOn w:val="BodyText"/>
-    <w:next w:val="BodyText"/>
-    <w:uiPriority w:val="9"/>
-    <w:unhideWhenUsed/>
-    <w:qFormat/>
-    <w:pPr>
-      <w:spacing w:after="100" w:before="100"/>
-      <w:ind w:firstLine="0" w:left="480" w:right="480"/>
-    </w:pPr>
-  </w:style>
-  <w:style w:styleId="FootnoteText" w:type="paragraph">
-    <w:name w:val="Footnote Text"/>
-    <w:basedOn w:val="Normal"/>
-    <w:next w:val="FootnoteText"/>
-    <w:uiPriority w:val="9"/>
-    <w:unhideWhenUsed/>
-    <w:qFormat/>
-  </w:style>
-  <w:style w:default="1" w:styleId="DefaultParagraphFont" w:type="character">
-    <w:name w:val="Default Paragraph Font"/>
-    <w:semiHidden/>
-    <w:unhideWhenUsed/>
-  </w:style>
-  <w:style w:default="1" w:styleId="Table" w:type="table">
+  </w:style>
+  <w:style w:type="table" w:customStyle="1" w:styleId="Table">
     <w:name w:val="Table"/>
-    <w:basedOn w:val="TableNormal"/>
     <w:semiHidden/>
     <w:unhideWhenUsed/>
     <w:qFormat/>
     <w:tblPr>
-      <w:tblInd w:type="dxa" w:w="0"/>
+      <w:tblInd w:w="0" w:type="dxa"/>
       <w:tblCellMar>
-        <w:top w:type="dxa" w:w="0"/>
-        <w:left w:type="dxa" w:w="108"/>
-        <w:bottom w:type="dxa" w:w="0"/>
-        <w:right w:type="dxa" w:w="108"/>
+        <w:top w:w="0" w:type="dxa"/>
+        <w:left w:w="108" w:type="dxa"/>
+        <w:bottom w:w="0" w:type="dxa"/>
+        <w:right w:w="108" w:type="dxa"/>
       </w:tblCellMar>
     </w:tblPr>
     <w:tblStylePr w:type="firstRow">
       <w:tblPr>
         <w:jc w:val="left"/>
-        <w:tblInd w:type="dxa" w:w="0"/>
       </w:tblPr>
       <w:trPr>
         <w:jc w:val="left"/>
       </w:trPr>
       <w:tcPr>
+        <w:tcBorders>
+          <w:bottom w:val="single" w:sz="0" w:space="0" w:color="auto"/>
+        </w:tcBorders>
         <w:vAlign w:val="bottom"/>
-        <w:tcBorders>
-          <w:bottom w:val="single"/>
-        </w:tcBorders>
       </w:tcPr>
     </w:tblStylePr>
   </w:style>
-  <w:style w:customStyle="1" w:styleId="DefinitionTerm" w:type="paragraph">
+  <w:style w:type="paragraph" w:customStyle="1" w:styleId="DefinitionTerm">
     <w:name w:val="Definition Term"/>
     <w:basedOn w:val="Normal"/>
     <w:next w:val="Definition"/>
@@ -746,78 +1608,79 @@
       <w:b/>
     </w:rPr>
   </w:style>
-  <w:style w:customStyle="1" w:styleId="Definition" w:type="paragraph">
+  <w:style w:type="paragraph" w:customStyle="1" w:styleId="Definition">
     <w:name w:val="Definition"/>
     <w:basedOn w:val="Normal"/>
   </w:style>
-  <w:style w:styleId="Caption" w:type="paragraph">
-    <w:name w:val="Caption"/>
+  <w:style w:type="paragraph" w:styleId="Descripcin">
+    <w:name w:val="caption"/>
     <w:basedOn w:val="Normal"/>
-    <w:link w:val="BodyTextChar"/>
+    <w:link w:val="DescripcinCar"/>
     <w:pPr>
-      <w:spacing w:after="120" w:before="0"/>
+      <w:spacing w:after="120"/>
     </w:pPr>
     <w:rPr>
       <w:i/>
     </w:rPr>
   </w:style>
-  <w:style w:customStyle="1" w:styleId="TableCaption" w:type="paragraph">
+  <w:style w:type="paragraph" w:customStyle="1" w:styleId="TableCaption">
     <w:name w:val="Table Caption"/>
-    <w:basedOn w:val="Caption"/>
+    <w:basedOn w:val="Descripcin"/>
     <w:pPr>
       <w:keepNext/>
     </w:pPr>
   </w:style>
-  <w:style w:customStyle="1" w:styleId="ImageCaption" w:type="paragraph">
+  <w:style w:type="paragraph" w:customStyle="1" w:styleId="ImageCaption">
     <w:name w:val="Image Caption"/>
-    <w:basedOn w:val="Caption"/>
-  </w:style>
-  <w:style w:customStyle="1" w:styleId="Figure" w:type="paragraph">
+    <w:basedOn w:val="Descripcin"/>
+  </w:style>
+  <w:style w:type="paragraph" w:customStyle="1" w:styleId="Figure">
     <w:name w:val="Figure"/>
     <w:basedOn w:val="Normal"/>
   </w:style>
-  <w:style w:customStyle="1" w:styleId="CaptionedFigure" w:type="paragraph">
+  <w:style w:type="paragraph" w:customStyle="1" w:styleId="CaptionedFigure">
     <w:name w:val="Captioned Figure"/>
     <w:basedOn w:val="Figure"/>
     <w:pPr>
       <w:keepNext/>
     </w:pPr>
   </w:style>
-  <w:style w:customStyle="1" w:styleId="BodyTextChar" w:type="character">
-    <w:name w:val="Body Text Char"/>
-    <w:basedOn w:val="DefaultParagraphFont"/>
-    <w:link w:val="BodyText"/>
-  </w:style>
-  <w:style w:customStyle="1" w:styleId="VerbatimChar" w:type="character">
+  <w:style w:type="character" w:customStyle="1" w:styleId="DescripcinCar">
+    <w:name w:val="Descripción Car"/>
+    <w:basedOn w:val="Fuentedeprrafopredeter"/>
+    <w:link w:val="Descripcin"/>
+  </w:style>
+  <w:style w:type="character" w:customStyle="1" w:styleId="VerbatimChar">
     <w:name w:val="Verbatim Char"/>
-    <w:basedOn w:val="BodyTextChar"/>
-    <w:rPr>
-      <w:rFonts w:ascii="Consolas" w:hAnsi="Consolas"/>
-      <w:sz w:val="22"/>
-    </w:rPr>
-  </w:style>
-  <w:style w:customStyle="1" w:styleId="SectionNumber" w:type="character">
+    <w:basedOn w:val="DescripcinCar"/>
+    <w:link w:val="SourceCode"/>
+    <w:rPr>
+      <w:rFonts w:ascii="Consolas" w:hAnsi="Consolas"/>
+      <w:sz w:val="22"/>
+    </w:rPr>
+  </w:style>
+  <w:style w:type="character" w:customStyle="1" w:styleId="SectionNumber">
     <w:name w:val="Section Number"/>
-    <w:basedOn w:val="BodyTextChar"/>
-  </w:style>
-  <w:style w:styleId="FootnoteReference" w:type="character">
-    <w:name w:val="Footnote Reference"/>
-    <w:basedOn w:val="BodyTextChar"/>
+    <w:basedOn w:val="DescripcinCar"/>
+  </w:style>
+  <w:style w:type="character" w:styleId="Refdenotaalpie">
+    <w:name w:val="footnote reference"/>
+    <w:basedOn w:val="DescripcinCar"/>
     <w:rPr>
       <w:vertAlign w:val="superscript"/>
     </w:rPr>
   </w:style>
-  <w:style w:styleId="Hyperlink" w:type="character">
+  <w:style w:type="character" w:styleId="Hipervnculo">
     <w:name w:val="Hyperlink"/>
-    <w:basedOn w:val="BodyTextChar"/>
-    <w:rPr>
-      <w:color w:themeColor="accent1" w:val="4F81BD"/>
-    </w:rPr>
-  </w:style>
-  <w:style w:styleId="TOCHeading" w:type="paragraph">
+    <w:basedOn w:val="DescripcinCar"/>
+    <w:rPr>
+      <w:color w:val="4F81BD" w:themeColor="accent1"/>
+    </w:rPr>
+  </w:style>
+  <w:style w:type="paragraph" w:styleId="TtuloTDC">
     <w:name w:val="TOC Heading"/>
-    <w:basedOn w:val="Heading1"/>
-    <w:next w:val="BodyText"/>
+    <w:basedOn w:val="Ttulo1"/>
+    <w:next w:val="Textoindependiente"/>
     <w:uiPriority w:val="39"/>
     <w:unhideWhenUsed/>
     <w:qFormat/>
@@ -826,10 +1689,9 @@
       <w:outlineLvl w:val="9"/>
     </w:pPr>
     <w:rPr>
-      <w:rFonts w:asciiTheme="majorHAnsi" w:cstheme="majorBidi" w:eastAsiaTheme="majorEastAsia" w:hAnsiTheme="majorHAnsi"/>
       <w:b w:val="0"/>
       <w:bCs w:val="0"/>
-      <w:color w:themeColor="accent1" w:themeShade="BF" w:val="365F91"/>
+      <w:color w:val="365F91" w:themeColor="accent1" w:themeShade="BF"/>
     </w:rPr>
   </w:style>
   <w:style w:type="paragraph" w:customStyle="1" w:styleId="SourceCode">
@@ -837,269 +1699,331 @@
     <w:basedOn w:val="Normal"/>
     <w:link w:val="VerbatimChar"/>
     <w:pPr>
-      <w:wordWrap w:val="off"/>
-      <w:shd w:val="clear" w:fill="f8f8f8"/>
+      <w:shd w:val="clear" w:color="auto" w:fill="F8F8F8"/>
+      <w:wordWrap w:val="0"/>
     </w:pPr>
   </w:style>
   <w:style w:type="character" w:customStyle="1" w:styleId="KeywordTok">
     <w:name w:val="KeywordTok"/>
     <w:basedOn w:val="VerbatimChar"/>
     <w:rPr>
-      <w:color w:val="204a87"/>
-      <w:shd w:val="clear" w:fill="f8f8f8"/>
+      <w:rFonts w:ascii="Consolas" w:hAnsi="Consolas"/>
       <w:b/>
+      <w:color w:val="204A87"/>
+      <w:sz w:val="22"/>
+      <w:shd w:val="clear" w:color="auto" w:fill="F8F8F8"/>
     </w:rPr>
   </w:style>
   <w:style w:type="character" w:customStyle="1" w:styleId="DataTypeTok">
     <w:name w:val="DataTypeTok"/>
     <w:basedOn w:val="VerbatimChar"/>
     <w:rPr>
-      <w:color w:val="204a87"/>
-      <w:shd w:val="clear" w:fill="f8f8f8"/>
+      <w:rFonts w:ascii="Consolas" w:hAnsi="Consolas"/>
+      <w:color w:val="204A87"/>
+      <w:sz w:val="22"/>
+      <w:shd w:val="clear" w:color="auto" w:fill="F8F8F8"/>
     </w:rPr>
   </w:style>
   <w:style w:type="character" w:customStyle="1" w:styleId="DecValTok">
     <w:name w:val="DecValTok"/>
     <w:basedOn w:val="VerbatimChar"/>
     <w:rPr>
-      <w:color w:val="0000cf"/>
-      <w:shd w:val="clear" w:fill="f8f8f8"/>
+      <w:rFonts w:ascii="Consolas" w:hAnsi="Consolas"/>
+      <w:color w:val="0000CF"/>
+      <w:sz w:val="22"/>
+      <w:shd w:val="clear" w:color="auto" w:fill="F8F8F8"/>
     </w:rPr>
   </w:style>
   <w:style w:type="character" w:customStyle="1" w:styleId="BaseNTok">
     <w:name w:val="BaseNTok"/>
     <w:basedOn w:val="VerbatimChar"/>
     <w:rPr>
-      <w:color w:val="0000cf"/>
-      <w:shd w:val="clear" w:fill="f8f8f8"/>
+      <w:rFonts w:ascii="Consolas" w:hAnsi="Consolas"/>
+      <w:color w:val="0000CF"/>
+      <w:sz w:val="22"/>
+      <w:shd w:val="clear" w:color="auto" w:fill="F8F8F8"/>
     </w:rPr>
   </w:style>
   <w:style w:type="character" w:customStyle="1" w:styleId="FloatTok">
     <w:name w:val="FloatTok"/>
     <w:basedOn w:val="VerbatimChar"/>
     <w:rPr>
-      <w:color w:val="0000cf"/>
-      <w:shd w:val="clear" w:fill="f8f8f8"/>
+      <w:rFonts w:ascii="Consolas" w:hAnsi="Consolas"/>
+      <w:color w:val="0000CF"/>
+      <w:sz w:val="22"/>
+      <w:shd w:val="clear" w:color="auto" w:fill="F8F8F8"/>
     </w:rPr>
   </w:style>
   <w:style w:type="character" w:customStyle="1" w:styleId="ConstantTok">
     <w:name w:val="ConstantTok"/>
     <w:basedOn w:val="VerbatimChar"/>
     <w:rPr>
-      <w:color w:val="8f5902"/>
-      <w:shd w:val="clear" w:fill="f8f8f8"/>
+      <w:rFonts w:ascii="Consolas" w:hAnsi="Consolas"/>
+      <w:color w:val="8F5902"/>
+      <w:sz w:val="22"/>
+      <w:shd w:val="clear" w:color="auto" w:fill="F8F8F8"/>
     </w:rPr>
   </w:style>
   <w:style w:type="character" w:customStyle="1" w:styleId="CharTok">
     <w:name w:val="CharTok"/>
     <w:basedOn w:val="VerbatimChar"/>
     <w:rPr>
-      <w:color w:val="4e9a06"/>
-      <w:shd w:val="clear" w:fill="f8f8f8"/>
+      <w:rFonts w:ascii="Consolas" w:hAnsi="Consolas"/>
+      <w:color w:val="4E9A06"/>
+      <w:sz w:val="22"/>
+      <w:shd w:val="clear" w:color="auto" w:fill="F8F8F8"/>
     </w:rPr>
   </w:style>
   <w:style w:type="character" w:customStyle="1" w:styleId="SpecialCharTok">
     <w:name w:val="SpecialCharTok"/>
     <w:basedOn w:val="VerbatimChar"/>
     <w:rPr>
-      <w:color w:val="ce5c00"/>
-      <w:shd w:val="clear" w:fill="f8f8f8"/>
+      <w:rFonts w:ascii="Consolas" w:hAnsi="Consolas"/>
       <w:b/>
+      <w:color w:val="CE5C00"/>
+      <w:sz w:val="22"/>
+      <w:shd w:val="clear" w:color="auto" w:fill="F8F8F8"/>
     </w:rPr>
   </w:style>
   <w:style w:type="character" w:customStyle="1" w:styleId="StringTok">
     <w:name w:val="StringTok"/>
     <w:basedOn w:val="VerbatimChar"/>
     <w:rPr>
-      <w:color w:val="4e9a06"/>
-      <w:shd w:val="clear" w:fill="f8f8f8"/>
+      <w:rFonts w:ascii="Consolas" w:hAnsi="Consolas"/>
+      <w:color w:val="4E9A06"/>
+      <w:sz w:val="22"/>
+      <w:shd w:val="clear" w:color="auto" w:fill="F8F8F8"/>
     </w:rPr>
   </w:style>
   <w:style w:type="character" w:customStyle="1" w:styleId="VerbatimStringTok">
     <w:name w:val="VerbatimStringTok"/>
     <w:basedOn w:val="VerbatimChar"/>
     <w:rPr>
-      <w:color w:val="4e9a06"/>
-      <w:shd w:val="clear" w:fill="f8f8f8"/>
+      <w:rFonts w:ascii="Consolas" w:hAnsi="Consolas"/>
+      <w:color w:val="4E9A06"/>
+      <w:sz w:val="22"/>
+      <w:shd w:val="clear" w:color="auto" w:fill="F8F8F8"/>
     </w:rPr>
   </w:style>
   <w:style w:type="character" w:customStyle="1" w:styleId="SpecialStringTok">
     <w:name w:val="SpecialStringTok"/>
     <w:basedOn w:val="VerbatimChar"/>
     <w:rPr>
-      <w:color w:val="4e9a06"/>
-      <w:shd w:val="clear" w:fill="f8f8f8"/>
+      <w:rFonts w:ascii="Consolas" w:hAnsi="Consolas"/>
+      <w:color w:val="4E9A06"/>
+      <w:sz w:val="22"/>
+      <w:shd w:val="clear" w:color="auto" w:fill="F8F8F8"/>
     </w:rPr>
   </w:style>
   <w:style w:type="character" w:customStyle="1" w:styleId="ImportTok">
     <w:name w:val="ImportTok"/>
     <w:basedOn w:val="VerbatimChar"/>
     <w:rPr>
-      <w:shd w:val="clear" w:fill="f8f8f8"/>
+      <w:rFonts w:ascii="Consolas" w:hAnsi="Consolas"/>
+      <w:sz w:val="22"/>
+      <w:shd w:val="clear" w:color="auto" w:fill="F8F8F8"/>
     </w:rPr>
   </w:style>
   <w:style w:type="character" w:customStyle="1" w:styleId="CommentTok">
     <w:name w:val="CommentTok"/>
     <w:basedOn w:val="VerbatimChar"/>
     <w:rPr>
-      <w:color w:val="8f5902"/>
-      <w:shd w:val="clear" w:fill="f8f8f8"/>
+      <w:rFonts w:ascii="Consolas" w:hAnsi="Consolas"/>
       <w:i/>
+      <w:color w:val="8F5902"/>
+      <w:sz w:val="22"/>
+      <w:shd w:val="clear" w:color="auto" w:fill="F8F8F8"/>
     </w:rPr>
   </w:style>
   <w:style w:type="character" w:customStyle="1" w:styleId="DocumentationTok">
     <w:name w:val="DocumentationTok"/>
     <w:basedOn w:val="VerbatimChar"/>
     <w:rPr>
-      <w:color w:val="8f5902"/>
-      <w:shd w:val="clear" w:fill="f8f8f8"/>
+      <w:rFonts w:ascii="Consolas" w:hAnsi="Consolas"/>
       <w:b/>
       <w:i/>
+      <w:color w:val="8F5902"/>
+      <w:sz w:val="22"/>
+      <w:shd w:val="clear" w:color="auto" w:fill="F8F8F8"/>
     </w:rPr>
   </w:style>
   <w:style w:type="character" w:customStyle="1" w:styleId="AnnotationTok">
     <w:name w:val="AnnotationTok"/>
     <w:basedOn w:val="VerbatimChar"/>
     <w:rPr>
-      <w:color w:val="8f5902"/>
-      <w:shd w:val="clear" w:fill="f8f8f8"/>
+      <w:rFonts w:ascii="Consolas" w:hAnsi="Consolas"/>
       <w:b/>
       <w:i/>
+      <w:color w:val="8F5902"/>
+      <w:sz w:val="22"/>
+      <w:shd w:val="clear" w:color="auto" w:fill="F8F8F8"/>
     </w:rPr>
   </w:style>
   <w:style w:type="character" w:customStyle="1" w:styleId="CommentVarTok">
     <w:name w:val="CommentVarTok"/>
     <w:basedOn w:val="VerbatimChar"/>
     <w:rPr>
-      <w:color w:val="8f5902"/>
-      <w:shd w:val="clear" w:fill="f8f8f8"/>
+      <w:rFonts w:ascii="Consolas" w:hAnsi="Consolas"/>
       <w:b/>
       <w:i/>
+      <w:color w:val="8F5902"/>
+      <w:sz w:val="22"/>
+      <w:shd w:val="clear" w:color="auto" w:fill="F8F8F8"/>
     </w:rPr>
   </w:style>
   <w:style w:type="character" w:customStyle="1" w:styleId="OtherTok">
     <w:name w:val="OtherTok"/>
     <w:basedOn w:val="VerbatimChar"/>
     <w:rPr>
-      <w:color w:val="8f5902"/>
-      <w:shd w:val="clear" w:fill="f8f8f8"/>
+      <w:rFonts w:ascii="Consolas" w:hAnsi="Consolas"/>
+      <w:color w:val="8F5902"/>
+      <w:sz w:val="22"/>
+      <w:shd w:val="clear" w:color="auto" w:fill="F8F8F8"/>
     </w:rPr>
   </w:style>
   <w:style w:type="character" w:customStyle="1" w:styleId="FunctionTok">
     <w:name w:val="FunctionTok"/>
     <w:basedOn w:val="VerbatimChar"/>
     <w:rPr>
-      <w:color w:val="204a87"/>
-      <w:shd w:val="clear" w:fill="f8f8f8"/>
+      <w:rFonts w:ascii="Consolas" w:hAnsi="Consolas"/>
       <w:b/>
+      <w:color w:val="204A87"/>
+      <w:sz w:val="22"/>
+      <w:shd w:val="clear" w:color="auto" w:fill="F8F8F8"/>
     </w:rPr>
   </w:style>
   <w:style w:type="character" w:customStyle="1" w:styleId="VariableTok">
     <w:name w:val="VariableTok"/>
     <w:basedOn w:val="VerbatimChar"/>
     <w:rPr>
+      <w:rFonts w:ascii="Consolas" w:hAnsi="Consolas"/>
       <w:color w:val="000000"/>
-      <w:shd w:val="clear" w:fill="f8f8f8"/>
+      <w:sz w:val="22"/>
+      <w:shd w:val="clear" w:color="auto" w:fill="F8F8F8"/>
     </w:rPr>
   </w:style>
   <w:style w:type="character" w:customStyle="1" w:styleId="ControlFlowTok">
     <w:name w:val="ControlFlowTok"/>
     <w:basedOn w:val="VerbatimChar"/>
     <w:rPr>
-      <w:color w:val="204a87"/>
-      <w:shd w:val="clear" w:fill="f8f8f8"/>
+      <w:rFonts w:ascii="Consolas" w:hAnsi="Consolas"/>
       <w:b/>
+      <w:color w:val="204A87"/>
+      <w:sz w:val="22"/>
+      <w:shd w:val="clear" w:color="auto" w:fill="F8F8F8"/>
     </w:rPr>
   </w:style>
   <w:style w:type="character" w:customStyle="1" w:styleId="OperatorTok">
     <w:name w:val="OperatorTok"/>
     <w:basedOn w:val="VerbatimChar"/>
     <w:rPr>
-      <w:color w:val="ce5c00"/>
-      <w:shd w:val="clear" w:fill="f8f8f8"/>
+      <w:rFonts w:ascii="Consolas" w:hAnsi="Consolas"/>
       <w:b/>
+      <w:color w:val="CE5C00"/>
+      <w:sz w:val="22"/>
+      <w:shd w:val="clear" w:color="auto" w:fill="F8F8F8"/>
     </w:rPr>
   </w:style>
   <w:style w:type="character" w:customStyle="1" w:styleId="BuiltInTok">
     <w:name w:val="BuiltInTok"/>
     <w:basedOn w:val="VerbatimChar"/>
     <w:rPr>
-      <w:shd w:val="clear" w:fill="f8f8f8"/>
+      <w:rFonts w:ascii="Consolas" w:hAnsi="Consolas"/>
+      <w:sz w:val="22"/>
+      <w:shd w:val="clear" w:color="auto" w:fill="F8F8F8"/>
     </w:rPr>
   </w:style>
   <w:style w:type="character" w:customStyle="1" w:styleId="ExtensionTok">
     <w:name w:val="ExtensionTok"/>
     <w:basedOn w:val="VerbatimChar"/>
     <w:rPr>
-      <w:shd w:val="clear" w:fill="f8f8f8"/>
+      <w:rFonts w:ascii="Consolas" w:hAnsi="Consolas"/>
+      <w:sz w:val="22"/>
+      <w:shd w:val="clear" w:color="auto" w:fill="F8F8F8"/>
     </w:rPr>
   </w:style>
   <w:style w:type="character" w:customStyle="1" w:styleId="PreprocessorTok">
     <w:name w:val="PreprocessorTok"/>
     <w:basedOn w:val="VerbatimChar"/>
     <w:rPr>
-      <w:color w:val="8f5902"/>
-      <w:shd w:val="clear" w:fill="f8f8f8"/>
+      <w:rFonts w:ascii="Consolas" w:hAnsi="Consolas"/>
       <w:i/>
+      <w:color w:val="8F5902"/>
+      <w:sz w:val="22"/>
+      <w:shd w:val="clear" w:color="auto" w:fill="F8F8F8"/>
     </w:rPr>
   </w:style>
   <w:style w:type="character" w:customStyle="1" w:styleId="AttributeTok">
     <w:name w:val="AttributeTok"/>
     <w:basedOn w:val="VerbatimChar"/>
     <w:rPr>
-      <w:color w:val="204a87"/>
-      <w:shd w:val="clear" w:fill="f8f8f8"/>
+      <w:rFonts w:ascii="Consolas" w:hAnsi="Consolas"/>
+      <w:color w:val="204A87"/>
+      <w:sz w:val="22"/>
+      <w:shd w:val="clear" w:color="auto" w:fill="F8F8F8"/>
     </w:rPr>
   </w:style>
   <w:style w:type="character" w:customStyle="1" w:styleId="RegionMarkerTok">
     <w:name w:val="RegionMarkerTok"/>
     <w:basedOn w:val="VerbatimChar"/>
     <w:rPr>
-      <w:shd w:val="clear" w:fill="f8f8f8"/>
+      <w:rFonts w:ascii="Consolas" w:hAnsi="Consolas"/>
+      <w:sz w:val="22"/>
+      <w:shd w:val="clear" w:color="auto" w:fill="F8F8F8"/>
     </w:rPr>
   </w:style>
   <w:style w:type="character" w:customStyle="1" w:styleId="InformationTok">
     <w:name w:val="InformationTok"/>
     <w:basedOn w:val="VerbatimChar"/>
     <w:rPr>
-      <w:color w:val="8f5902"/>
-      <w:shd w:val="clear" w:fill="f8f8f8"/>
+      <w:rFonts w:ascii="Consolas" w:hAnsi="Consolas"/>
       <w:b/>
       <w:i/>
+      <w:color w:val="8F5902"/>
+      <w:sz w:val="22"/>
+      <w:shd w:val="clear" w:color="auto" w:fill="F8F8F8"/>
     </w:rPr>
   </w:style>
   <w:style w:type="character" w:customStyle="1" w:styleId="WarningTok">
     <w:name w:val="WarningTok"/>
     <w:basedOn w:val="VerbatimChar"/>
     <w:rPr>
-      <w:color w:val="8f5902"/>
-      <w:shd w:val="clear" w:fill="f8f8f8"/>
+      <w:rFonts w:ascii="Consolas" w:hAnsi="Consolas"/>
       <w:b/>
       <w:i/>
+      <w:color w:val="8F5902"/>
+      <w:sz w:val="22"/>
+      <w:shd w:val="clear" w:color="auto" w:fill="F8F8F8"/>
     </w:rPr>
   </w:style>
   <w:style w:type="character" w:customStyle="1" w:styleId="AlertTok">
     <w:name w:val="AlertTok"/>
     <w:basedOn w:val="VerbatimChar"/>
     <w:rPr>
-      <w:color w:val="ef2929"/>
-      <w:shd w:val="clear" w:fill="f8f8f8"/>
+      <w:rFonts w:ascii="Consolas" w:hAnsi="Consolas"/>
+      <w:color w:val="EF2929"/>
+      <w:sz w:val="22"/>
+      <w:shd w:val="clear" w:color="auto" w:fill="F8F8F8"/>
     </w:rPr>
   </w:style>
   <w:style w:type="character" w:customStyle="1" w:styleId="ErrorTok">
     <w:name w:val="ErrorTok"/>
     <w:basedOn w:val="VerbatimChar"/>
     <w:rPr>
-      <w:color w:val="a40000"/>
-      <w:shd w:val="clear" w:fill="f8f8f8"/>
+      <w:rFonts w:ascii="Consolas" w:hAnsi="Consolas"/>
       <w:b/>
+      <w:color w:val="A40000"/>
+      <w:sz w:val="22"/>
+      <w:shd w:val="clear" w:color="auto" w:fill="F8F8F8"/>
     </w:rPr>
   </w:style>
   <w:style w:type="character" w:customStyle="1" w:styleId="NormalTok">
     <w:name w:val="NormalTok"/>
     <w:basedOn w:val="VerbatimChar"/>
     <w:rPr>
-      <w:shd w:val="clear" w:fill="f8f8f8"/>
+      <w:rFonts w:ascii="Consolas" w:hAnsi="Consolas"/>
+      <w:sz w:val="22"/>
+      <w:shd w:val="clear" w:color="auto" w:fill="F8F8F8"/>
     </w:rPr>
   </w:style>
 </w:styles>

--- a/Watters_Rebutt_Suppl_Mat.docx
+++ b/Watters_Rebutt_Suppl_Mat.docx
@@ -15,7 +15,7 @@
         <w:pStyle w:val="Fecha"/>
       </w:pPr>
       <w:r>
-        <w:t>2025-12-01</w:t>
+        <w:t>2025-12-03</w:t>
       </w:r>
     </w:p>
     <w:p>
@@ -36,7 +36,7 @@
           <w:noProof/>
         </w:rPr>
         <w:drawing>
-          <wp:inline distT="0" distB="0" distL="0" distR="0" wp14:anchorId="17015BB4" wp14:editId="17015BB5">
+          <wp:inline distT="0" distB="0" distL="0" distR="0" wp14:anchorId="46594C3F" wp14:editId="46594C40">
             <wp:extent cx="4267200" cy="2981569"/>
             <wp:effectExtent l="0" t="0" r="0" b="0"/>
             <wp:docPr id="21" name="Picture" descr="Figure S1: Survey coverage (total transect length surveyed) by gSSMU and year (up). Frequency distribution of total transect length, including the 10th percentile (dashed line) is shown below."/>
@@ -82,7 +82,7 @@
           <w:noProof/>
         </w:rPr>
         <w:drawing>
-          <wp:inline distT="0" distB="0" distL="0" distR="0" wp14:anchorId="17015BB6" wp14:editId="17015BB7">
+          <wp:inline distT="0" distB="0" distL="0" distR="0" wp14:anchorId="46594C41" wp14:editId="46594C42">
             <wp:extent cx="4267200" cy="2981569"/>
             <wp:effectExtent l="0" t="0" r="0" b="0"/>
             <wp:docPr id="24" name="Picture" descr="Figure S1: Survey coverage (total transect length surveyed) by gSSMU and year (up). Frequency distribution of total transect length, including the 10th percentile (dashed line) is shown below."/>
@@ -342,7 +342,7 @@
               <w:jc w:val="right"/>
             </w:pPr>
             <w:r>
-              <w:t>0.265</w:t>
+              <w:t>0.270</w:t>
             </w:r>
           </w:p>
         </w:tc>
@@ -512,7 +512,7 @@
               <w:jc w:val="right"/>
             </w:pPr>
             <w:r>
-              <w:t>0.093</w:t>
+              <w:t>0.096</w:t>
             </w:r>
           </w:p>
         </w:tc>
@@ -613,7 +613,7 @@
         </w:rPr>
         <w:lastRenderedPageBreak/>
         <w:drawing>
-          <wp:inline distT="0" distB="0" distL="0" distR="0" wp14:anchorId="17015BB8" wp14:editId="17015BB9">
+          <wp:inline distT="0" distB="0" distL="0" distR="0" wp14:anchorId="46594C43" wp14:editId="46594C44">
             <wp:extent cx="4267200" cy="2981569"/>
             <wp:effectExtent l="0" t="0" r="0" b="0"/>
             <wp:docPr id="28" name="Picture"/>
@@ -659,7 +659,7 @@
           <w:noProof/>
         </w:rPr>
         <w:drawing>
-          <wp:inline distT="0" distB="0" distL="0" distR="0" wp14:anchorId="17015BBA" wp14:editId="17015BBB">
+          <wp:inline distT="0" distB="0" distL="0" distR="0" wp14:anchorId="46594C45" wp14:editId="46594C46">
             <wp:extent cx="4267200" cy="2981569"/>
             <wp:effectExtent l="0" t="0" r="0" b="0"/>
             <wp:docPr id="31" name="Picture"/>
@@ -719,7 +719,7 @@
         </w:rPr>
         <w:lastRenderedPageBreak/>
         <w:drawing>
-          <wp:inline distT="0" distB="0" distL="0" distR="0" wp14:anchorId="17015BBC" wp14:editId="17015BBD">
+          <wp:inline distT="0" distB="0" distL="0" distR="0" wp14:anchorId="46594C47" wp14:editId="46594C48">
             <wp:extent cx="4267200" cy="2981569"/>
             <wp:effectExtent l="0" t="0" r="0" b="0"/>
             <wp:docPr id="34" name="Picture"/>
@@ -778,7 +778,7 @@
           <w:noProof/>
         </w:rPr>
         <w:drawing>
-          <wp:inline distT="0" distB="0" distL="0" distR="0" wp14:anchorId="17015BBE" wp14:editId="17015BBF">
+          <wp:inline distT="0" distB="0" distL="0" distR="0" wp14:anchorId="46594C49" wp14:editId="46594C4A">
             <wp:extent cx="4267200" cy="2981569"/>
             <wp:effectExtent l="0" t="0" r="0" b="0"/>
             <wp:docPr id="37" name="Picture"/>
@@ -838,12 +838,71 @@
     </w:p>
     <w:p>
       <w:pPr>
+        <w:pStyle w:val="Textoindependiente"/>
+      </w:pPr>
+      <w:r>
+        <w:rPr>
+          <w:noProof/>
+        </w:rPr>
+        <w:lastRenderedPageBreak/>
+        <w:drawing>
+          <wp:inline distT="0" distB="0" distL="0" distR="0" wp14:anchorId="46594C4B" wp14:editId="46594C4C">
+            <wp:extent cx="4267200" cy="2981569"/>
+            <wp:effectExtent l="0" t="0" r="0" b="0"/>
+            <wp:docPr id="40" name="Picture"/>
+            <wp:cNvGraphicFramePr/>
+            <a:graphic xmlns:a="http://schemas.openxmlformats.org/drawingml/2006/main">
+              <a:graphicData uri="http://schemas.openxmlformats.org/drawingml/2006/picture">
+                <pic:pic xmlns:pic="http://schemas.openxmlformats.org/drawingml/2006/picture">
+                  <pic:nvPicPr>
+                    <pic:cNvPr id="41" name="Picture" descr="Watters_Rebutt_Suppl_Mat_files/figure-docx/Imputed%20mean-log(LKB)-1.png"/>
+                    <pic:cNvPicPr>
+                      <a:picLocks noChangeAspect="1" noChangeArrowheads="1"/>
+                    </pic:cNvPicPr>
+                  </pic:nvPicPr>
+                  <pic:blipFill>
+                    <a:blip r:embed="rId13"/>
+                    <a:stretch>
+                      <a:fillRect/>
+                    </a:stretch>
+                  </pic:blipFill>
+                  <pic:spPr bwMode="auto">
+                    <a:xfrm>
+                      <a:off x="0" y="0"/>
+                      <a:ext cx="4267200" cy="2981569"/>
+                    </a:xfrm>
+                    <a:prstGeom prst="rect">
+                      <a:avLst/>
+                    </a:prstGeom>
+                    <a:noFill/>
+                    <a:ln w="9525">
+                      <a:noFill/>
+                      <a:headEnd/>
+                      <a:tailEnd/>
+                    </a:ln>
+                  </pic:spPr>
+                </pic:pic>
+              </a:graphicData>
+            </a:graphic>
+          </wp:inline>
+        </w:drawing>
+      </w:r>
+    </w:p>
+    <w:p>
+      <w:pPr>
+        <w:pStyle w:val="Textoindependiente"/>
+      </w:pPr>
+      <w:r>
+        <w:t>Figure S5.</w:t>
+      </w:r>
+    </w:p>
+    <w:p>
+      <w:pPr>
         <w:pStyle w:val="Ttulo1"/>
       </w:pPr>
       <w:bookmarkStart w:id="2" w:name="citations"/>
       <w:bookmarkEnd w:id="1"/>
       <w:r>
-        <w:lastRenderedPageBreak/>
         <w:t>Citations</w:t>
       </w:r>
       <w:bookmarkEnd w:id="2"/>
@@ -906,7 +965,7 @@
   <w:abstractNum w:abstractNumId="0" w15:restartNumberingAfterBreak="0">
     <w:nsid w:val="0000A990"/>
     <w:multiLevelType w:val="multilevel"/>
-    <w:tmpl w:val="B84EFE02"/>
+    <w:tmpl w:val="3EB28068"/>
     <w:lvl w:ilvl="0">
       <w:numFmt w:val="bullet"/>
       <w:lvlText w:val=" "/>
@@ -980,7 +1039,7 @@
       </w:pPr>
     </w:lvl>
   </w:abstractNum>
-  <w:num w:numId="1" w16cid:durableId="1773040970">
+  <w:num w:numId="1" w16cid:durableId="1819762289">
     <w:abstractNumId w:val="0"/>
   </w:num>
 </w:numbering>

--- a/Watters_Rebutt_Suppl_Mat.docx
+++ b/Watters_Rebutt_Suppl_Mat.docx
@@ -15,7 +15,7 @@
         <w:pStyle w:val="Fecha"/>
       </w:pPr>
       <w:r>
-        <w:t>2025-12-03</w:t>
+        <w:t>2025-12-04</w:t>
       </w:r>
     </w:p>
     <w:p>
@@ -36,8 +36,8 @@
           <w:noProof/>
         </w:rPr>
         <w:drawing>
-          <wp:inline distT="0" distB="0" distL="0" distR="0" wp14:anchorId="46594C3F" wp14:editId="46594C40">
-            <wp:extent cx="4267200" cy="2981569"/>
+          <wp:inline distT="0" distB="0" distL="0" distR="0" wp14:anchorId="4CF62271" wp14:editId="4CF62272">
+            <wp:extent cx="4267200" cy="2560320"/>
             <wp:effectExtent l="0" t="0" r="0" b="0"/>
             <wp:docPr id="21" name="Picture" descr="Figure S1: Survey coverage (total transect length surveyed) by gSSMU and year (up). Frequency distribution of total transect length, including the 10th percentile (dashed line) is shown below."/>
             <wp:cNvGraphicFramePr/>
@@ -59,7 +59,7 @@
                   <pic:spPr bwMode="auto">
                     <a:xfrm>
                       <a:off x="0" y="0"/>
-                      <a:ext cx="4267200" cy="2981569"/>
+                      <a:ext cx="4267200" cy="2560320"/>
                     </a:xfrm>
                     <a:prstGeom prst="rect">
                       <a:avLst/>
@@ -82,8 +82,8 @@
           <w:noProof/>
         </w:rPr>
         <w:drawing>
-          <wp:inline distT="0" distB="0" distL="0" distR="0" wp14:anchorId="46594C41" wp14:editId="46594C42">
-            <wp:extent cx="4267200" cy="2981569"/>
+          <wp:inline distT="0" distB="0" distL="0" distR="0" wp14:anchorId="4CF62273" wp14:editId="4CF62274">
+            <wp:extent cx="4267200" cy="2560320"/>
             <wp:effectExtent l="0" t="0" r="0" b="0"/>
             <wp:docPr id="24" name="Picture" descr="Figure S1: Survey coverage (total transect length surveyed) by gSSMU and year (up). Frequency distribution of total transect length, including the 10th percentile (dashed line) is shown below."/>
             <wp:cNvGraphicFramePr/>
@@ -105,7 +105,7 @@
                   <pic:spPr bwMode="auto">
                     <a:xfrm>
                       <a:off x="0" y="0"/>
-                      <a:ext cx="4267200" cy="2981569"/>
+                      <a:ext cx="4267200" cy="2560320"/>
                     </a:xfrm>
                     <a:prstGeom prst="rect">
                       <a:avLst/>
@@ -129,7 +129,6 @@
         <w:pStyle w:val="Textoindependiente"/>
       </w:pPr>
       <w:r>
-        <w:lastRenderedPageBreak/>
         <w:t>Figure S1. Survey coverage (total transect length surveyed) by gSSMU and year (up). Frequency distribution of total transect length, including the 10th percentile (dashed line) is shown below.</w:t>
       </w:r>
     </w:p>
@@ -140,6 +139,7 @@
       <w:bookmarkStart w:id="1" w:name="b.-imputed-summer-lkb-values"/>
       <w:bookmarkEnd w:id="0"/>
       <w:r>
+        <w:lastRenderedPageBreak/>
         <w:t>B. Imputed summer LKB values</w:t>
       </w:r>
     </w:p>
@@ -172,6 +172,7 @@
         <w:gridCol w:w="930"/>
         <w:gridCol w:w="797"/>
         <w:gridCol w:w="983"/>
+        <w:gridCol w:w="1329"/>
       </w:tblGrid>
       <w:tr>
         <w:trPr>
@@ -261,6 +262,20 @@
             </w:r>
           </w:p>
         </w:tc>
+        <w:tc>
+          <w:tcPr>
+            <w:tcW w:w="0" w:type="auto"/>
+          </w:tcPr>
+          <w:p>
+            <w:pPr>
+              <w:pStyle w:val="Compact"/>
+              <w:jc w:val="right"/>
+            </w:pPr>
+            <w:r>
+              <w:t>Mean_LKB</w:t>
+            </w:r>
+          </w:p>
+        </w:tc>
       </w:tr>
       <w:tr>
         <w:tc>
@@ -342,7 +357,21 @@
               <w:jc w:val="right"/>
             </w:pPr>
             <w:r>
-              <w:t>0.270</w:t>
+              <w:t>0.260</w:t>
+            </w:r>
+          </w:p>
+        </w:tc>
+        <w:tc>
+          <w:tcPr>
+            <w:tcW w:w="0" w:type="auto"/>
+          </w:tcPr>
+          <w:p>
+            <w:pPr>
+              <w:pStyle w:val="Compact"/>
+              <w:jc w:val="right"/>
+            </w:pPr>
+            <w:r>
+              <w:t>841401.3</w:t>
             </w:r>
           </w:p>
         </w:tc>
@@ -431,6 +460,20 @@
             </w:r>
           </w:p>
         </w:tc>
+        <w:tc>
+          <w:tcPr>
+            <w:tcW w:w="0" w:type="auto"/>
+          </w:tcPr>
+          <w:p>
+            <w:pPr>
+              <w:pStyle w:val="Compact"/>
+              <w:jc w:val="right"/>
+            </w:pPr>
+            <w:r>
+              <w:t>1647467.9</w:t>
+            </w:r>
+          </w:p>
+        </w:tc>
       </w:tr>
       <w:tr>
         <w:tc>
@@ -512,7 +555,21 @@
               <w:jc w:val="right"/>
             </w:pPr>
             <w:r>
-              <w:t>0.096</w:t>
+              <w:t>0.092</w:t>
+            </w:r>
+          </w:p>
+        </w:tc>
+        <w:tc>
+          <w:tcPr>
+            <w:tcW w:w="0" w:type="auto"/>
+          </w:tcPr>
+          <w:p>
+            <w:pPr>
+              <w:pStyle w:val="Compact"/>
+              <w:jc w:val="right"/>
+            </w:pPr>
+            <w:r>
+              <w:t>2701181.9</w:t>
             </w:r>
           </w:p>
         </w:tc>
@@ -598,6 +655,20 @@
             </w:pPr>
             <w:r>
               <w:t>NA</w:t>
+            </w:r>
+          </w:p>
+        </w:tc>
+        <w:tc>
+          <w:tcPr>
+            <w:tcW w:w="0" w:type="auto"/>
+          </w:tcPr>
+          <w:p>
+            <w:pPr>
+              <w:pStyle w:val="Compact"/>
+              <w:jc w:val="right"/>
+            </w:pPr>
+            <w:r>
+              <w:t>5456188.0</w:t>
             </w:r>
           </w:p>
         </w:tc>
@@ -611,10 +682,9 @@
         <w:rPr>
           <w:noProof/>
         </w:rPr>
-        <w:lastRenderedPageBreak/>
         <w:drawing>
-          <wp:inline distT="0" distB="0" distL="0" distR="0" wp14:anchorId="46594C43" wp14:editId="46594C44">
-            <wp:extent cx="4267200" cy="2981569"/>
+          <wp:inline distT="0" distB="0" distL="0" distR="0" wp14:anchorId="4CF62275" wp14:editId="4CF62276">
+            <wp:extent cx="4267200" cy="2560320"/>
             <wp:effectExtent l="0" t="0" r="0" b="0"/>
             <wp:docPr id="28" name="Picture"/>
             <wp:cNvGraphicFramePr/>
@@ -636,7 +706,7 @@
                   <pic:spPr bwMode="auto">
                     <a:xfrm>
                       <a:off x="0" y="0"/>
-                      <a:ext cx="4267200" cy="2981569"/>
+                      <a:ext cx="4267200" cy="2560320"/>
                     </a:xfrm>
                     <a:prstGeom prst="rect">
                       <a:avLst/>
@@ -659,8 +729,8 @@
           <w:noProof/>
         </w:rPr>
         <w:drawing>
-          <wp:inline distT="0" distB="0" distL="0" distR="0" wp14:anchorId="46594C45" wp14:editId="46594C46">
-            <wp:extent cx="4267200" cy="2981569"/>
+          <wp:inline distT="0" distB="0" distL="0" distR="0" wp14:anchorId="4CF62277" wp14:editId="4CF62278">
+            <wp:extent cx="4267200" cy="2560320"/>
             <wp:effectExtent l="0" t="0" r="0" b="0"/>
             <wp:docPr id="31" name="Picture"/>
             <wp:cNvGraphicFramePr/>
@@ -682,7 +752,7 @@
                   <pic:spPr bwMode="auto">
                     <a:xfrm>
                       <a:off x="0" y="0"/>
-                      <a:ext cx="4267200" cy="2981569"/>
+                      <a:ext cx="4267200" cy="2560320"/>
                     </a:xfrm>
                     <a:prstGeom prst="rect">
                       <a:avLst/>
@@ -706,7 +776,11 @@
         <w:pStyle w:val="Textoindependiente"/>
       </w:pPr>
       <w:r>
-        <w:t>Figure S2. Krill survey estimates (LKB) for the study period. Top: gSSMU #2 (SSIW-EI); Bottm:gSSMU #1 (BS). Filled circles: Survey data from Watters et al. (2020); Open circles: mean imputed median LKB-value for -/+ SAM; filled triangles: survey data from Wang et al. (2025).</w:t>
+        <w:t xml:space="preserve">Figure S2. Krill survey estimates (LKB) for the study period. Top: gSSMU #2 (SSIW-EI); Bottom:gSSMU #1 (BS). Filled circles: Survey data from Watters et al. (2020); Open circles: </w:t>
+      </w:r>
+      <w:r>
+        <w:lastRenderedPageBreak/>
+        <w:t>mean imputed median LKB-value for -/+ SAM; filled triangles: survey data from Wang et al. (2025).</w:t>
       </w:r>
     </w:p>
     <w:p>
@@ -717,10 +791,9 @@
         <w:rPr>
           <w:noProof/>
         </w:rPr>
-        <w:lastRenderedPageBreak/>
         <w:drawing>
-          <wp:inline distT="0" distB="0" distL="0" distR="0" wp14:anchorId="46594C47" wp14:editId="46594C48">
-            <wp:extent cx="4267200" cy="2981569"/>
+          <wp:inline distT="0" distB="0" distL="0" distR="0" wp14:anchorId="4CF62279" wp14:editId="4CF6227A">
+            <wp:extent cx="4267200" cy="2987040"/>
             <wp:effectExtent l="0" t="0" r="0" b="0"/>
             <wp:docPr id="34" name="Picture"/>
             <wp:cNvGraphicFramePr/>
@@ -742,7 +815,7 @@
                   <pic:spPr bwMode="auto">
                     <a:xfrm>
                       <a:off x="0" y="0"/>
-                      <a:ext cx="4267200" cy="2981569"/>
+                      <a:ext cx="4267200" cy="2987040"/>
                     </a:xfrm>
                     <a:prstGeom prst="rect">
                       <a:avLst/>
@@ -778,8 +851,8 @@
           <w:noProof/>
         </w:rPr>
         <w:drawing>
-          <wp:inline distT="0" distB="0" distL="0" distR="0" wp14:anchorId="46594C49" wp14:editId="46594C4A">
-            <wp:extent cx="4267200" cy="2981569"/>
+          <wp:inline distT="0" distB="0" distL="0" distR="0" wp14:anchorId="4CF6227B" wp14:editId="4CF6227C">
+            <wp:extent cx="4267200" cy="2987040"/>
             <wp:effectExtent l="0" t="0" r="0" b="0"/>
             <wp:docPr id="37" name="Picture"/>
             <wp:cNvGraphicFramePr/>
@@ -801,7 +874,7 @@
                   <pic:spPr bwMode="auto">
                     <a:xfrm>
                       <a:off x="0" y="0"/>
-                      <a:ext cx="4267200" cy="2981569"/>
+                      <a:ext cx="4267200" cy="2987040"/>
                     </a:xfrm>
                     <a:prstGeom prst="rect">
                       <a:avLst/>
@@ -833,7 +906,11 @@
         <w:pStyle w:val="Textoindependiente"/>
       </w:pPr>
       <w:r>
-        <w:t>Watters et al. extracted the mean ln(K) from a uniform distribution, ranging from 0.1k to 10k. If applied to the mean-ln(LKB) for gSSMU #1 and -SAM (Table S1), the values range from 1.364-136.43 [ln(LKB) ~ U(0.1k, 10k); k = 13.643]. At the same time, the imputed LKB were truncated, so the minimum LKB = 10,000 tonnes (ln(k) = 9.2103) and maximum LKB = 100,000,000 tonnes (ln(lkb) = 18.4207. This means that imputed mean-ln(LKB) will be larger than the maximum, thus, 1x10^8 tonnes. Same goes for sd(lkb). As result, the distribution of the imputed ln(LKB) values are skewed up (Figure S4).</w:t>
+        <w:t xml:space="preserve">Watters et al. extracted the mean ln(K) from a uniform distribution, ranging from 0.1k to 10k. If applied to the mean-ln(LKB) for gSSMU #1 and -SAM (Table S1), the values range from 1.364-136.43 [ln(LKB) ~ U(0.1k, 10k); k = 13.643]. At the same time, the imputed LKB were truncated, so the minimum LKB = 10,000 tonnes (ln(k) = 9.2103) and maximum LKB </w:t>
+      </w:r>
+      <w:r>
+        <w:lastRenderedPageBreak/>
+        <w:t>= 100,000,000 tonnes (ln(lkb) = 18.4207. This means that imputed mean-ln(LKB) will be larger than the maximum, thus, 1x10^8 tonnes. Same goes for sd(lkb). As result, the distribution of the imputed ln(LKB) values are skewed up (Figure S4).</w:t>
       </w:r>
     </w:p>
     <w:p>
@@ -844,10 +921,9 @@
         <w:rPr>
           <w:noProof/>
         </w:rPr>
-        <w:lastRenderedPageBreak/>
         <w:drawing>
-          <wp:inline distT="0" distB="0" distL="0" distR="0" wp14:anchorId="46594C4B" wp14:editId="46594C4C">
-            <wp:extent cx="4267200" cy="2981569"/>
+          <wp:inline distT="0" distB="0" distL="0" distR="0" wp14:anchorId="4CF6227D" wp14:editId="4CF6227E">
+            <wp:extent cx="4267200" cy="2987040"/>
             <wp:effectExtent l="0" t="0" r="0" b="0"/>
             <wp:docPr id="40" name="Picture"/>
             <wp:cNvGraphicFramePr/>
@@ -869,7 +945,7 @@
                   <pic:spPr bwMode="auto">
                     <a:xfrm>
                       <a:off x="0" y="0"/>
-                      <a:ext cx="4267200" cy="2981569"/>
+                      <a:ext cx="4267200" cy="2987040"/>
                     </a:xfrm>
                     <a:prstGeom prst="rect">
                       <a:avLst/>
@@ -898,6 +974,14 @@
     </w:p>
     <w:p>
       <w:pPr>
+        <w:pStyle w:val="Textoindependiente"/>
+      </w:pPr>
+      <w:r>
+        <w:t>The removal of the equation (2), K ~ U(0.1k, 10k), corrects the issue observed in figure S4.</w:t>
+      </w:r>
+    </w:p>
+    <w:p>
+      <w:pPr>
         <w:pStyle w:val="Ttulo1"/>
       </w:pPr>
       <w:bookmarkStart w:id="2" w:name="citations"/>
@@ -965,7 +1049,7 @@
   <w:abstractNum w:abstractNumId="0" w15:restartNumberingAfterBreak="0">
     <w:nsid w:val="0000A990"/>
     <w:multiLevelType w:val="multilevel"/>
-    <w:tmpl w:val="3EB28068"/>
+    <w:tmpl w:val="33161CC2"/>
     <w:lvl w:ilvl="0">
       <w:numFmt w:val="bullet"/>
       <w:lvlText w:val=" "/>
@@ -1039,7 +1123,7 @@
       </w:pPr>
     </w:lvl>
   </w:abstractNum>
-  <w:num w:numId="1" w16cid:durableId="1819762289">
+  <w:num w:numId="1" w16cid:durableId="1127891179">
     <w:abstractNumId w:val="0"/>
   </w:num>
 </w:numbering>

--- a/Watters_Rebutt_Suppl_Mat.docx
+++ b/Watters_Rebutt_Suppl_Mat.docx
@@ -15,7 +15,7 @@
         <w:pStyle w:val="Fecha"/>
       </w:pPr>
       <w:r>
-        <w:t>2026-01-09</w:t>
+        <w:t>2026-01-12</w:t>
       </w:r>
     </w:p>
     <w:p>
@@ -53,7 +53,7 @@
         </w:rPr>
         <w:lastRenderedPageBreak/>
         <w:drawing>
-          <wp:inline distT="0" distB="0" distL="0" distR="0" wp14:anchorId="6046263D" wp14:editId="6046263E">
+          <wp:inline distT="0" distB="0" distL="0" distR="0" wp14:anchorId="36490B82" wp14:editId="36490B83">
             <wp:extent cx="4267200" cy="2560320"/>
             <wp:effectExtent l="0" t="0" r="0" b="0"/>
             <wp:docPr id="21" name="Picture"/>
@@ -99,7 +99,7 @@
           <w:noProof/>
         </w:rPr>
         <w:drawing>
-          <wp:inline distT="0" distB="0" distL="0" distR="0" wp14:anchorId="6046263F" wp14:editId="60462640">
+          <wp:inline distT="0" distB="0" distL="0" distR="0" wp14:anchorId="36490B84" wp14:editId="36490B85">
             <wp:extent cx="4267200" cy="2560320"/>
             <wp:effectExtent l="0" t="0" r="0" b="0"/>
             <wp:docPr id="24" name="Picture"/>
@@ -1082,8 +1082,8 @@
         </w:rPr>
         <w:lastRenderedPageBreak/>
         <w:drawing>
-          <wp:inline distT="0" distB="0" distL="0" distR="0" wp14:anchorId="60462641" wp14:editId="60462642">
-            <wp:extent cx="4267200" cy="2987040"/>
+          <wp:inline distT="0" distB="0" distL="0" distR="0" wp14:anchorId="36490B86" wp14:editId="36490B87">
+            <wp:extent cx="4267200" cy="2983706"/>
             <wp:effectExtent l="0" t="0" r="0" b="0"/>
             <wp:docPr id="28" name="Picture"/>
             <wp:cNvGraphicFramePr/>
@@ -1105,7 +1105,7 @@
                   <pic:spPr bwMode="auto">
                     <a:xfrm>
                       <a:off x="0" y="0"/>
-                      <a:ext cx="4267200" cy="2987040"/>
+                      <a:ext cx="4267200" cy="2983706"/>
                     </a:xfrm>
                     <a:prstGeom prst="rect">
                       <a:avLst/>
@@ -1141,7 +1141,7 @@
           <w:noProof/>
         </w:rPr>
         <w:drawing>
-          <wp:inline distT="0" distB="0" distL="0" distR="0" wp14:anchorId="60462643" wp14:editId="60462644">
+          <wp:inline distT="0" distB="0" distL="0" distR="0" wp14:anchorId="36490B88" wp14:editId="36490B89">
             <wp:extent cx="4267200" cy="2769576"/>
             <wp:effectExtent l="0" t="0" r="0" b="0"/>
             <wp:docPr id="31" name="Picture"/>
@@ -1199,7 +1199,7 @@
       <w:bookmarkEnd w:id="1"/>
       <w:r>
         <w:lastRenderedPageBreak/>
-        <w:t>C. Effect of Survey filtering and imputed-LKB values on Penguin performance</w:t>
+        <w:t>C. Effect of Survey filtering and imputed LKB values on penguin performance</w:t>
       </w:r>
     </w:p>
     <w:p>
@@ -1207,9 +1207,734 @@
         <w:pStyle w:val="FirstParagraph"/>
       </w:pPr>
       <w:r>
-        <w:t>Analysis of penguin performance and posterior predictive distribution, after removing surveys with low coverage (Fig. S4-S5).</w:t>
+        <w:t>Penguin performance and posterior predictive distributions were re-analysed after excluding surveys with low spatial coverage. In this initial sensitivity analysis, missing summer LKB values were not imputed (Figures S4–S5). These analyses are directly comparable to Supplementary Figures S7–S8 of Watters et al. (2020). We then repeated the analysis with missing summer LKB values imputed using the median summer LKB derived from surveyed years (Table 1; Figures S6–S7).</w:t>
       </w:r>
     </w:p>
+    <w:p>
+      <w:pPr>
+        <w:pStyle w:val="Textoindependiente"/>
+      </w:pPr>
+      <w:r>
+        <w:t>Posterior predictive distributions showed that only a subset of the possible ONI–LKB–LHR combinations were supported by empirical observations (Figure S4; Table S3). Most data were concentrated in summer cases with low harvest rates (LHR ≤0.01) across all ONI categories and both LKB classes, together with a limited number of winter cases characterized by intermediate or high harvest rates. Several combinations, including the nominal "worst case" scenario (−0.5 &lt; ONI &lt; 0.5; LKB &gt; 1 Mt; LHR ≥0.10), were not supported by empirical observations.</w:t>
+      </w:r>
+    </w:p>
+    <w:p>
+      <w:pPr>
+        <w:pStyle w:val="Textoindependiente"/>
+      </w:pPr>
+      <w:r>
+        <w:t>Across supported cases, penguin performance varied most strongly among ONI categories. Comparisons between otherwise identical cases differing only in ONI (e.g., cases 1–2, 7–8, and 13–14) showed consistently higher performance under negative ONI conditions and lower performance under intermediate ONI conditions, based on summer-derived indices. Winter observations were sparse but included the lowest performance values observed, particularly for the combination −0.5 &lt; ONI &lt; 0.5, LKB &gt; 1 Mt, and 0.01 &lt; LHR &lt; 0.10 (case 10).</w:t>
+      </w:r>
+    </w:p>
+    <w:p>
+      <w:pPr>
+        <w:pStyle w:val="Textoindependiente"/>
+      </w:pPr>
+      <w:r>
+        <w:t>Imputing missing summer LKB values resulted in only minor changes to posterior predictive distributions of penguin performance (Figure S6). The primary effect was increased support for reduced performance in case 9 (−0.5 &lt; ONI &lt; 0.5; LKB ≤ 1 Mt; 0.01 &lt; LHR &lt; 0.10). The nominal "worst case" scenario (case 12) remained unsupported by either observed or imputed data.</w:t>
+      </w:r>
+    </w:p>
+    <w:p>
+      <w:pPr>
+        <w:pStyle w:val="Textoindependiente"/>
+      </w:pPr>
+      <w:r>
+        <w:t>Posterior expectations of penguin performance after filtering for survey coverage (Figure S5) were broadly similar to those reported by Watters et al. (2020, Supplementary Figure S8), but differed in three key respects. First, the nominal "worst case" scenario no longer produced the lowest expected performance and instead lay close to the long-term mean. Second, scenarios with high harvest rates (LHR ≥0.10) exhibited median performance comparable to the "best case." Third, the lowest median performance was associated with intermediate harvest rates (0.01 &lt; LHR &lt; 0.10; equivalent to case 3), followed by intermediate ONI conditions (equivalent to case 7; Figure S5). These patterns were maintained, and further accentuated, when missing summer LKB values were imputed (Figure S7). Consistent with Watters et al. (2020), variation in LKB (&lt;1 Mt versus &gt;1 Mt) exhibited the weakest association with penguin performance.</w:t>
+      </w:r>
+    </w:p>
+    <w:p>
+      <w:pPr>
+        <w:pStyle w:val="Textoindependiente"/>
+      </w:pPr>
+      <w:r>
+        <w:t xml:space="preserve">Taken together, these results indicate that, once surveys with low spatial coverage are excluded, penguin performance is most strongly associated with intermediate ONI and intermediate LHR conditions. High LKB (&gt;1 Mt) and high LHR (≥0.10) scenarios show </w:t>
+      </w:r>
+      <w:r>
+        <w:lastRenderedPageBreak/>
+        <w:t>limited influence on expected performance, and the nominal "worst case" scenario remains close to the long-term mean (Figures S5 &amp; S7) and unsupported by empirical data (Figures S4 and S6).</w:t>
+      </w:r>
+    </w:p>
+    <w:p>
+      <w:pPr>
+        <w:pStyle w:val="Textoindependiente"/>
+      </w:pPr>
+      <w:r>
+        <w:t>Table S3. The posterior predictive distributions shows that only some of the potential combinations have actual data (Fig. S4). Specifically, most data comes from the following combinations:</w:t>
+      </w:r>
+    </w:p>
+    <w:tbl>
+      <w:tblPr>
+        <w:tblStyle w:val="Table"/>
+        <w:tblW w:w="5000" w:type="pct"/>
+        <w:tblLook w:val="0020" w:firstRow="1" w:lastRow="0" w:firstColumn="0" w:lastColumn="0" w:noHBand="0" w:noVBand="0"/>
+      </w:tblPr>
+      <w:tblGrid>
+        <w:gridCol w:w="2185"/>
+        <w:gridCol w:w="2315"/>
+        <w:gridCol w:w="1146"/>
+        <w:gridCol w:w="2515"/>
+        <w:gridCol w:w="1415"/>
+      </w:tblGrid>
+      <w:tr>
+        <w:trPr>
+          <w:cnfStyle w:val="100000000000" w:firstRow="1" w:lastRow="0" w:firstColumn="0" w:lastColumn="0" w:oddVBand="0" w:evenVBand="0" w:oddHBand="0" w:evenHBand="0" w:firstRowFirstColumn="0" w:firstRowLastColumn="0" w:lastRowFirstColumn="0" w:lastRowLastColumn="0"/>
+          <w:tblHeader/>
+        </w:trPr>
+        <w:tc>
+          <w:tcPr>
+            <w:tcW w:w="0" w:type="auto"/>
+          </w:tcPr>
+          <w:p>
+            <w:pPr>
+              <w:pStyle w:val="Compact"/>
+            </w:pPr>
+            <w:r>
+              <w:t>Scenario</w:t>
+            </w:r>
+          </w:p>
+        </w:tc>
+        <w:tc>
+          <w:tcPr>
+            <w:tcW w:w="0" w:type="auto"/>
+          </w:tcPr>
+          <w:p>
+            <w:pPr>
+              <w:pStyle w:val="Compact"/>
+            </w:pPr>
+            <w:r>
+              <w:t>ONI</w:t>
+            </w:r>
+          </w:p>
+        </w:tc>
+        <w:tc>
+          <w:tcPr>
+            <w:tcW w:w="0" w:type="auto"/>
+          </w:tcPr>
+          <w:p>
+            <w:pPr>
+              <w:pStyle w:val="Compact"/>
+            </w:pPr>
+            <w:r>
+              <w:t>LKB</w:t>
+            </w:r>
+          </w:p>
+        </w:tc>
+        <w:tc>
+          <w:tcPr>
+            <w:tcW w:w="0" w:type="auto"/>
+          </w:tcPr>
+          <w:p>
+            <w:pPr>
+              <w:pStyle w:val="Compact"/>
+            </w:pPr>
+            <w:r>
+              <w:t>LHR</w:t>
+            </w:r>
+          </w:p>
+        </w:tc>
+        <w:tc>
+          <w:tcPr>
+            <w:tcW w:w="0" w:type="auto"/>
+          </w:tcPr>
+          <w:p>
+            <w:pPr>
+              <w:pStyle w:val="Compact"/>
+            </w:pPr>
+            <w:r>
+              <w:t>Season</w:t>
+            </w:r>
+          </w:p>
+        </w:tc>
+      </w:tr>
+      <w:tr>
+        <w:tc>
+          <w:tcPr>
+            <w:tcW w:w="0" w:type="auto"/>
+          </w:tcPr>
+          <w:p>
+            <w:pPr>
+              <w:pStyle w:val="Compact"/>
+            </w:pPr>
+            <w:r>
+              <w:t>Case 1 (‘best’)</w:t>
+            </w:r>
+          </w:p>
+        </w:tc>
+        <w:tc>
+          <w:tcPr>
+            <w:tcW w:w="0" w:type="auto"/>
+          </w:tcPr>
+          <w:p>
+            <w:pPr>
+              <w:pStyle w:val="Compact"/>
+            </w:pPr>
+            <w:r>
+              <w:t>≤ -0.5</w:t>
+            </w:r>
+          </w:p>
+        </w:tc>
+        <w:tc>
+          <w:tcPr>
+            <w:tcW w:w="0" w:type="auto"/>
+          </w:tcPr>
+          <w:p>
+            <w:pPr>
+              <w:pStyle w:val="Compact"/>
+            </w:pPr>
+            <w:r>
+              <w:t>≤ 1 Mt</w:t>
+            </w:r>
+          </w:p>
+        </w:tc>
+        <w:tc>
+          <w:tcPr>
+            <w:tcW w:w="0" w:type="auto"/>
+          </w:tcPr>
+          <w:p>
+            <w:pPr>
+              <w:pStyle w:val="Compact"/>
+            </w:pPr>
+            <w:r>
+              <w:t>≤ 0.01</w:t>
+            </w:r>
+          </w:p>
+        </w:tc>
+        <w:tc>
+          <w:tcPr>
+            <w:tcW w:w="0" w:type="auto"/>
+          </w:tcPr>
+          <w:p>
+            <w:pPr>
+              <w:pStyle w:val="Compact"/>
+            </w:pPr>
+            <w:r>
+              <w:t>summer</w:t>
+            </w:r>
+          </w:p>
+        </w:tc>
+      </w:tr>
+      <w:tr>
+        <w:tc>
+          <w:tcPr>
+            <w:tcW w:w="0" w:type="auto"/>
+          </w:tcPr>
+          <w:p>
+            <w:pPr>
+              <w:pStyle w:val="Compact"/>
+            </w:pPr>
+            <w:r>
+              <w:t>Case 2</w:t>
+            </w:r>
+          </w:p>
+        </w:tc>
+        <w:tc>
+          <w:tcPr>
+            <w:tcW w:w="0" w:type="auto"/>
+          </w:tcPr>
+          <w:p>
+            <w:pPr>
+              <w:pStyle w:val="Compact"/>
+            </w:pPr>
+            <w:r>
+              <w:t>≤ -0.5</w:t>
+            </w:r>
+          </w:p>
+        </w:tc>
+        <w:tc>
+          <w:tcPr>
+            <w:tcW w:w="0" w:type="auto"/>
+          </w:tcPr>
+          <w:p>
+            <w:pPr>
+              <w:pStyle w:val="Compact"/>
+            </w:pPr>
+            <w:r>
+              <w:t>&gt; 1 Mt</w:t>
+            </w:r>
+          </w:p>
+        </w:tc>
+        <w:tc>
+          <w:tcPr>
+            <w:tcW w:w="0" w:type="auto"/>
+          </w:tcPr>
+          <w:p>
+            <w:pPr>
+              <w:pStyle w:val="Compact"/>
+            </w:pPr>
+            <w:r>
+              <w:t>≤ 0.01</w:t>
+            </w:r>
+          </w:p>
+        </w:tc>
+        <w:tc>
+          <w:tcPr>
+            <w:tcW w:w="0" w:type="auto"/>
+          </w:tcPr>
+          <w:p>
+            <w:pPr>
+              <w:pStyle w:val="Compact"/>
+            </w:pPr>
+            <w:r>
+              <w:t>summer</w:t>
+            </w:r>
+          </w:p>
+        </w:tc>
+      </w:tr>
+      <w:tr>
+        <w:tc>
+          <w:tcPr>
+            <w:tcW w:w="0" w:type="auto"/>
+          </w:tcPr>
+          <w:p>
+            <w:pPr>
+              <w:pStyle w:val="Compact"/>
+            </w:pPr>
+            <w:r>
+              <w:t>Case 7</w:t>
+            </w:r>
+          </w:p>
+        </w:tc>
+        <w:tc>
+          <w:tcPr>
+            <w:tcW w:w="0" w:type="auto"/>
+          </w:tcPr>
+          <w:p>
+            <w:pPr>
+              <w:pStyle w:val="Compact"/>
+            </w:pPr>
+            <w:r>
+              <w:t>-0.5 &lt; ONI &lt;0.5</w:t>
+            </w:r>
+          </w:p>
+        </w:tc>
+        <w:tc>
+          <w:tcPr>
+            <w:tcW w:w="0" w:type="auto"/>
+          </w:tcPr>
+          <w:p>
+            <w:pPr>
+              <w:pStyle w:val="Compact"/>
+            </w:pPr>
+            <w:r>
+              <w:t>≤ 1 Mt</w:t>
+            </w:r>
+          </w:p>
+        </w:tc>
+        <w:tc>
+          <w:tcPr>
+            <w:tcW w:w="0" w:type="auto"/>
+          </w:tcPr>
+          <w:p>
+            <w:pPr>
+              <w:pStyle w:val="Compact"/>
+            </w:pPr>
+            <w:r>
+              <w:t>≤ 0.01</w:t>
+            </w:r>
+          </w:p>
+        </w:tc>
+        <w:tc>
+          <w:tcPr>
+            <w:tcW w:w="0" w:type="auto"/>
+          </w:tcPr>
+          <w:p>
+            <w:pPr>
+              <w:pStyle w:val="Compact"/>
+            </w:pPr>
+            <w:r>
+              <w:t>summer</w:t>
+            </w:r>
+          </w:p>
+        </w:tc>
+      </w:tr>
+      <w:tr>
+        <w:tc>
+          <w:tcPr>
+            <w:tcW w:w="0" w:type="auto"/>
+          </w:tcPr>
+          <w:p>
+            <w:pPr>
+              <w:pStyle w:val="Compact"/>
+            </w:pPr>
+            <w:r>
+              <w:t>Case 8</w:t>
+            </w:r>
+          </w:p>
+        </w:tc>
+        <w:tc>
+          <w:tcPr>
+            <w:tcW w:w="0" w:type="auto"/>
+          </w:tcPr>
+          <w:p>
+            <w:pPr>
+              <w:pStyle w:val="Compact"/>
+            </w:pPr>
+            <w:r>
+              <w:t>-0.5 &lt; ONI &lt;0.5</w:t>
+            </w:r>
+          </w:p>
+        </w:tc>
+        <w:tc>
+          <w:tcPr>
+            <w:tcW w:w="0" w:type="auto"/>
+          </w:tcPr>
+          <w:p>
+            <w:pPr>
+              <w:pStyle w:val="Compact"/>
+            </w:pPr>
+            <w:r>
+              <w:t>&gt; 1 Mt</w:t>
+            </w:r>
+          </w:p>
+        </w:tc>
+        <w:tc>
+          <w:tcPr>
+            <w:tcW w:w="0" w:type="auto"/>
+          </w:tcPr>
+          <w:p>
+            <w:pPr>
+              <w:pStyle w:val="Compact"/>
+            </w:pPr>
+            <w:r>
+              <w:t>≤ 0.01</w:t>
+            </w:r>
+          </w:p>
+        </w:tc>
+        <w:tc>
+          <w:tcPr>
+            <w:tcW w:w="0" w:type="auto"/>
+          </w:tcPr>
+          <w:p>
+            <w:pPr>
+              <w:pStyle w:val="Compact"/>
+            </w:pPr>
+            <w:r>
+              <w:t>summer</w:t>
+            </w:r>
+          </w:p>
+        </w:tc>
+      </w:tr>
+      <w:tr>
+        <w:tc>
+          <w:tcPr>
+            <w:tcW w:w="0" w:type="auto"/>
+          </w:tcPr>
+          <w:p>
+            <w:pPr>
+              <w:pStyle w:val="Compact"/>
+            </w:pPr>
+            <w:r>
+              <w:t>Case 10</w:t>
+            </w:r>
+          </w:p>
+        </w:tc>
+        <w:tc>
+          <w:tcPr>
+            <w:tcW w:w="0" w:type="auto"/>
+          </w:tcPr>
+          <w:p>
+            <w:pPr>
+              <w:pStyle w:val="Compact"/>
+            </w:pPr>
+            <w:r>
+              <w:t>-0.5 &lt; ONI &lt;0.5</w:t>
+            </w:r>
+          </w:p>
+        </w:tc>
+        <w:tc>
+          <w:tcPr>
+            <w:tcW w:w="0" w:type="auto"/>
+          </w:tcPr>
+          <w:p>
+            <w:pPr>
+              <w:pStyle w:val="Compact"/>
+            </w:pPr>
+            <w:r>
+              <w:t>&gt; 1 Mt</w:t>
+            </w:r>
+          </w:p>
+        </w:tc>
+        <w:tc>
+          <w:tcPr>
+            <w:tcW w:w="0" w:type="auto"/>
+          </w:tcPr>
+          <w:p>
+            <w:pPr>
+              <w:pStyle w:val="Compact"/>
+            </w:pPr>
+            <w:r>
+              <w:t>0.01 &lt; LHR &lt; 0.1</w:t>
+            </w:r>
+          </w:p>
+        </w:tc>
+        <w:tc>
+          <w:tcPr>
+            <w:tcW w:w="0" w:type="auto"/>
+          </w:tcPr>
+          <w:p>
+            <w:pPr>
+              <w:pStyle w:val="Compact"/>
+            </w:pPr>
+            <w:r>
+              <w:t>winter</w:t>
+            </w:r>
+          </w:p>
+        </w:tc>
+      </w:tr>
+      <w:tr>
+        <w:tc>
+          <w:tcPr>
+            <w:tcW w:w="0" w:type="auto"/>
+          </w:tcPr>
+          <w:p>
+            <w:pPr>
+              <w:pStyle w:val="Compact"/>
+            </w:pPr>
+            <w:r>
+              <w:t>Case 13</w:t>
+            </w:r>
+          </w:p>
+        </w:tc>
+        <w:tc>
+          <w:tcPr>
+            <w:tcW w:w="0" w:type="auto"/>
+          </w:tcPr>
+          <w:p>
+            <w:pPr>
+              <w:pStyle w:val="Compact"/>
+            </w:pPr>
+            <w:r>
+              <w:t>≥ 0.5</w:t>
+            </w:r>
+          </w:p>
+        </w:tc>
+        <w:tc>
+          <w:tcPr>
+            <w:tcW w:w="0" w:type="auto"/>
+          </w:tcPr>
+          <w:p>
+            <w:pPr>
+              <w:pStyle w:val="Compact"/>
+            </w:pPr>
+            <w:r>
+              <w:t>≤ 1 Mt</w:t>
+            </w:r>
+          </w:p>
+        </w:tc>
+        <w:tc>
+          <w:tcPr>
+            <w:tcW w:w="0" w:type="auto"/>
+          </w:tcPr>
+          <w:p>
+            <w:pPr>
+              <w:pStyle w:val="Compact"/>
+            </w:pPr>
+            <w:r>
+              <w:t>≤ 0.01</w:t>
+            </w:r>
+          </w:p>
+        </w:tc>
+        <w:tc>
+          <w:tcPr>
+            <w:tcW w:w="0" w:type="auto"/>
+          </w:tcPr>
+          <w:p>
+            <w:pPr>
+              <w:pStyle w:val="Compact"/>
+            </w:pPr>
+            <w:r>
+              <w:t>summer</w:t>
+            </w:r>
+          </w:p>
+        </w:tc>
+      </w:tr>
+      <w:tr>
+        <w:tc>
+          <w:tcPr>
+            <w:tcW w:w="0" w:type="auto"/>
+          </w:tcPr>
+          <w:p>
+            <w:pPr>
+              <w:pStyle w:val="Compact"/>
+            </w:pPr>
+            <w:r>
+              <w:t>Case 14</w:t>
+            </w:r>
+          </w:p>
+        </w:tc>
+        <w:tc>
+          <w:tcPr>
+            <w:tcW w:w="0" w:type="auto"/>
+          </w:tcPr>
+          <w:p>
+            <w:pPr>
+              <w:pStyle w:val="Compact"/>
+            </w:pPr>
+            <w:r>
+              <w:t>≥ 0.5</w:t>
+            </w:r>
+          </w:p>
+        </w:tc>
+        <w:tc>
+          <w:tcPr>
+            <w:tcW w:w="0" w:type="auto"/>
+          </w:tcPr>
+          <w:p>
+            <w:pPr>
+              <w:pStyle w:val="Compact"/>
+            </w:pPr>
+            <w:r>
+              <w:t>&gt; 1 Mt</w:t>
+            </w:r>
+          </w:p>
+        </w:tc>
+        <w:tc>
+          <w:tcPr>
+            <w:tcW w:w="0" w:type="auto"/>
+          </w:tcPr>
+          <w:p>
+            <w:pPr>
+              <w:pStyle w:val="Compact"/>
+            </w:pPr>
+            <w:r>
+              <w:t>≤ 0.01</w:t>
+            </w:r>
+          </w:p>
+        </w:tc>
+        <w:tc>
+          <w:tcPr>
+            <w:tcW w:w="0" w:type="auto"/>
+          </w:tcPr>
+          <w:p>
+            <w:pPr>
+              <w:pStyle w:val="Compact"/>
+            </w:pPr>
+            <w:r>
+              <w:t>summer</w:t>
+            </w:r>
+          </w:p>
+        </w:tc>
+      </w:tr>
+      <w:tr>
+        <w:tc>
+          <w:tcPr>
+            <w:tcW w:w="0" w:type="auto"/>
+          </w:tcPr>
+          <w:p>
+            <w:pPr>
+              <w:pStyle w:val="Compact"/>
+            </w:pPr>
+            <w:r>
+              <w:t>Case 17</w:t>
+            </w:r>
+          </w:p>
+        </w:tc>
+        <w:tc>
+          <w:tcPr>
+            <w:tcW w:w="0" w:type="auto"/>
+          </w:tcPr>
+          <w:p>
+            <w:pPr>
+              <w:pStyle w:val="Compact"/>
+            </w:pPr>
+            <w:r>
+              <w:t>≥ 0.5</w:t>
+            </w:r>
+          </w:p>
+        </w:tc>
+        <w:tc>
+          <w:tcPr>
+            <w:tcW w:w="0" w:type="auto"/>
+          </w:tcPr>
+          <w:p>
+            <w:pPr>
+              <w:pStyle w:val="Compact"/>
+            </w:pPr>
+            <w:r>
+              <w:t>≤ 1 Mt</w:t>
+            </w:r>
+          </w:p>
+        </w:tc>
+        <w:tc>
+          <w:tcPr>
+            <w:tcW w:w="0" w:type="auto"/>
+          </w:tcPr>
+          <w:p>
+            <w:pPr>
+              <w:pStyle w:val="Compact"/>
+            </w:pPr>
+            <w:r>
+              <w:t>≥ 0.1</w:t>
+            </w:r>
+          </w:p>
+        </w:tc>
+        <w:tc>
+          <w:tcPr>
+            <w:tcW w:w="0" w:type="auto"/>
+          </w:tcPr>
+          <w:p>
+            <w:pPr>
+              <w:pStyle w:val="Compact"/>
+            </w:pPr>
+            <w:r>
+              <w:t>winter</w:t>
+            </w:r>
+          </w:p>
+        </w:tc>
+      </w:tr>
+      <w:tr>
+        <w:tc>
+          <w:tcPr>
+            <w:tcW w:w="0" w:type="auto"/>
+          </w:tcPr>
+          <w:p>
+            <w:pPr>
+              <w:pStyle w:val="Compact"/>
+            </w:pPr>
+          </w:p>
+        </w:tc>
+        <w:tc>
+          <w:tcPr>
+            <w:tcW w:w="0" w:type="auto"/>
+          </w:tcPr>
+          <w:p>
+            <w:pPr>
+              <w:pStyle w:val="Compact"/>
+            </w:pPr>
+          </w:p>
+        </w:tc>
+        <w:tc>
+          <w:tcPr>
+            <w:tcW w:w="0" w:type="auto"/>
+          </w:tcPr>
+          <w:p>
+            <w:pPr>
+              <w:pStyle w:val="Compact"/>
+            </w:pPr>
+          </w:p>
+        </w:tc>
+        <w:tc>
+          <w:tcPr>
+            <w:tcW w:w="0" w:type="auto"/>
+          </w:tcPr>
+          <w:p>
+            <w:pPr>
+              <w:pStyle w:val="Compact"/>
+            </w:pPr>
+          </w:p>
+        </w:tc>
+        <w:tc>
+          <w:tcPr>
+            <w:tcW w:w="0" w:type="auto"/>
+          </w:tcPr>
+          <w:p>
+            <w:pPr>
+              <w:pStyle w:val="Compact"/>
+            </w:pPr>
+          </w:p>
+        </w:tc>
+      </w:tr>
+    </w:tbl>
     <w:p>
       <w:pPr>
         <w:pStyle w:val="Textoindependiente"/>
@@ -1219,8 +1944,8 @@
           <w:noProof/>
         </w:rPr>
         <w:drawing>
-          <wp:inline distT="0" distB="0" distL="0" distR="0" wp14:anchorId="60462645" wp14:editId="60462646">
-            <wp:extent cx="4267200" cy="3200399"/>
+          <wp:inline distT="0" distB="0" distL="0" distR="0" wp14:anchorId="36490B8A" wp14:editId="36490B8B">
+            <wp:extent cx="5334000" cy="4000499"/>
             <wp:effectExtent l="0" t="0" r="0" b="0"/>
             <wp:docPr id="35" name="Picture"/>
             <wp:cNvGraphicFramePr/>
@@ -1242,7 +1967,7 @@
                   <pic:spPr bwMode="auto">
                     <a:xfrm>
                       <a:off x="0" y="0"/>
-                      <a:ext cx="4267200" cy="3200399"/>
+                      <a:ext cx="5334000" cy="4000499"/>
                     </a:xfrm>
                     <a:prstGeom prst="rect">
                       <a:avLst/>
@@ -1266,7 +1991,11 @@
         <w:pStyle w:val="Textoindependiente"/>
       </w:pPr>
       <w:r>
-        <w:t>Figure S4. Posterior predictive distributions (boxplots) and jittered observations (colored circles) of penguin performance, after removing low coverage survey data; missing summer LKB were not imputed. Case 1 is ONI ≤ -0.5°C; LKB ≤ 1 Mt; and LHR ≤ 0.01 (the “best case”). Case 2 is ONI ≤ -0.5°C; LKB &gt; 1 Mt; and LHR ≤ 0.01. Case 3 is ONI ≤ -0.5°C; LKB ≤ 1 Mt; and 0.01 &lt; LHR &lt; 0.1. Case 4 is ONI ≤ -0.5°C; LKB &gt; 1 Mt; and 0.01 &lt; LHR &lt; 0.01. Case 5 is ONI ≤ -0.5°C; LKB ≤ 1 Mt; and LHR ≥ 0.1. Case 6 is ONI ≤ -0.5°C; LKB &gt; 1 Mt; and LHR ≥ 0.1. Cases 7-12 are the same as Cases 1-6 except -0.5°C &lt; ONI &lt; 0.5°C; Case 12 is the “worst case.” Cases 13-18 are the same as Cases 1-6 except ONI ≥ 0.5°C. Filled red circles represent summer observations from krill surveys. Blue circles represent winter observations. Boxes characterize interquartile ranges with medians indicated by bold horizontal lines and whiskers extending to 1.5 times these ranges.</w:t>
+        <w:t xml:space="preserve">Figure S4. Posterior predictive distributions (boxplots) and jittered observations (colored circles) of penguin performance, after removing low coverage survey data; missing </w:t>
+      </w:r>
+      <w:r>
+        <w:lastRenderedPageBreak/>
+        <w:t>summer LKB were not imputed. Case 1 is ONI ≤ -0.5°C; LKB ≤ 1 Mt; and LHR ≤ 0.01 (the “best case”). Case 2 is ONI ≤ -0.5°C; LKB &gt; 1 Mt; and LHR ≤ 0.01. Case 3 is ONI ≤ -0.5°C; LKB ≤ 1 Mt; and 0.01 &lt; LHR &lt; 0.1. Case 4 is ONI ≤ -0.5°C; LKB &gt; 1 Mt; and 0.01 &lt; LHR &lt; 0.1. Case 5 is ONI ≤ -0.5°C; LKB ≤ 1 Mt; and LHR ≥ 0.1. Case 6 is ONI ≤ -0.5°C; LKB &gt; 1 Mt; and LHR ≥ 0.1. Cases 7-12 are the same as Cases 1-6 except -0.5°C &lt; ONI &lt; 0.5°C; Case 12 is the “worst case.” Cases 13-18 are the same as Cases 1-6 except ONI ≥ 0.5°C. Filled red circles represent summer observations from krill surveys. Blue circles represent winter observations. Boxes characterize interquartile ranges with medians indicated by bold horizontal lines and whiskers extending to 1.5 times these ranges.</w:t>
       </w:r>
     </w:p>
     <w:p>
@@ -1277,10 +2006,9 @@
         <w:rPr>
           <w:noProof/>
         </w:rPr>
-        <w:lastRenderedPageBreak/>
         <w:drawing>
-          <wp:inline distT="0" distB="0" distL="0" distR="0" wp14:anchorId="60462647" wp14:editId="60462648">
-            <wp:extent cx="4267200" cy="3200399"/>
+          <wp:inline distT="0" distB="0" distL="0" distR="0" wp14:anchorId="36490B8C" wp14:editId="36490B8D">
+            <wp:extent cx="5334000" cy="4000499"/>
             <wp:effectExtent l="0" t="0" r="0" b="0"/>
             <wp:docPr id="38" name="Picture"/>
             <wp:cNvGraphicFramePr/>
@@ -1302,7 +2030,7 @@
                   <pic:spPr bwMode="auto">
                     <a:xfrm>
                       <a:off x="0" y="0"/>
-                      <a:ext cx="4267200" cy="3200399"/>
+                      <a:ext cx="5334000" cy="4000499"/>
                     </a:xfrm>
                     <a:prstGeom prst="rect">
                       <a:avLst/>
@@ -1334,21 +2062,13 @@
         <w:pStyle w:val="Textoindependiente"/>
       </w:pPr>
       <w:r>
-        <w:t>Analysis of penguin performance and posterior predictive distribution, after removing surveys with low coverage amd imputing missing summer surveys as in Table 1 (Fig. S6-S7).</w:t>
-      </w:r>
-    </w:p>
-    <w:p>
-      <w:pPr>
-        <w:pStyle w:val="Textoindependiente"/>
-      </w:pPr>
-      <w:r>
         <w:rPr>
           <w:noProof/>
         </w:rPr>
         <w:lastRenderedPageBreak/>
         <w:drawing>
-          <wp:inline distT="0" distB="0" distL="0" distR="0" wp14:anchorId="60462649" wp14:editId="6046264A">
-            <wp:extent cx="4267200" cy="3200399"/>
+          <wp:inline distT="0" distB="0" distL="0" distR="0" wp14:anchorId="36490B8E" wp14:editId="36490B8F">
+            <wp:extent cx="5334000" cy="4000499"/>
             <wp:effectExtent l="0" t="0" r="0" b="0"/>
             <wp:docPr id="41" name="Picture"/>
             <wp:cNvGraphicFramePr/>
@@ -1370,7 +2090,7 @@
                   <pic:spPr bwMode="auto">
                     <a:xfrm>
                       <a:off x="0" y="0"/>
-                      <a:ext cx="4267200" cy="3200399"/>
+                      <a:ext cx="5334000" cy="4000499"/>
                     </a:xfrm>
                     <a:prstGeom prst="rect">
                       <a:avLst/>
@@ -1394,7 +2114,7 @@
         <w:pStyle w:val="Textoindependiente"/>
       </w:pPr>
       <w:r>
-        <w:t>Figure S6. Posterior predictive distributions (boxplots) and jittered observations (colored circles) of penguin performance, after removing low coverage survey data; missing summer LKB were imputed according to values in Table 1. Case 1 is ONI ≤ -0.5°C; LKB ≤ 1 Mt; and LHR ≤ 0.01 (the “best case”). Case 2 is ONI ≤ -0.5°C; LKB &gt; 1 Mt; and LHR ≤ 0.01. Case 3 is ONI ≤ -0.5°C; LKB ≤ 1 Mt; and 0.01 &lt; LHR &lt; 0.1. Case 4 is ONI ≤ -0.5°C; LKB &gt; 1 Mt; and 0.01 &lt; LHR &lt; 0.01. Case 5 is ONI ≤ -0.5°C; LKB ≤ 1 Mt; and LHR ≥ 0.1. Case 6 is ONI ≤ -0.5°C; LKB &gt; 1 Mt; and LHR ≥ 0.1. Cases 7-12 are the same as Cases 1-6 except -0.5°C &lt; ONI &lt; 0.5°C; Case 12 is the “worst case.” Cases 13-18 are the same as Cases 1-6 except ONI ≥ 0.5°C. Filled red circles represent summer observations from krill surveys. Blue circles represent winter observations. Boxes characterize interquartile ranges with medians indicated by bold horizontal lines and whiskers extending to 1.5 times these ranges.</w:t>
+        <w:t>Figure S6. Posterior predictive distributions (boxplots) and jittered observations (colored circles) of penguin performance, after removing low coverage survey data; missing summer LKB were imputed according to values in Table 1. Case 1 is ONI ≤ -0.5°C; LKB ≤ 1 Mt; and LHR ≤ 0.01 (the “best case”). Case 2 is ONI ≤ -0.5°C; LKB &gt; 1 Mt; and LHR ≤ 0.01. Case 3 is ONI ≤ -0.5°C; LKB ≤ 1 Mt; and 0.01 &lt; LHR &lt; 0.1. Case 4 is ONI ≤ -0.5°C; LKB &gt; 1 Mt; and 0.01 &lt; LHR &lt; 0.1. Case 5 is ONI ≤ -0.5°C; LKB ≤ 1 Mt; and LHR ≥ 0.1. Case 6 is ONI ≤ -0.5°C; LKB &gt; 1 Mt; and LHR ≥ 0.1. Cases 7-12 are the same as Cases 1-6 except -0.5°C &lt; ONI &lt; 0.5°C; Case 12 is the “worst case.” Cases 13-18 are the same as Cases 1-6 except ONI ≥ 0.5°C. Filled red circles represent summer observations from krill surveys. Blue circles represent winter observations. Boxes characterize interquartile ranges with medians indicated by bold horizontal lines and whiskers extending to 1.5 times these ranges.</w:t>
       </w:r>
     </w:p>
     <w:p>
@@ -1407,8 +2127,8 @@
         </w:rPr>
         <w:lastRenderedPageBreak/>
         <w:drawing>
-          <wp:inline distT="0" distB="0" distL="0" distR="0" wp14:anchorId="6046264B" wp14:editId="6046264C">
-            <wp:extent cx="4267200" cy="3200399"/>
+          <wp:inline distT="0" distB="0" distL="0" distR="0" wp14:anchorId="36490B90" wp14:editId="36490B91">
+            <wp:extent cx="5334000" cy="4000499"/>
             <wp:effectExtent l="0" t="0" r="0" b="0"/>
             <wp:docPr id="44" name="Picture"/>
             <wp:cNvGraphicFramePr/>
@@ -1430,7 +2150,7 @@
                   <pic:spPr bwMode="auto">
                     <a:xfrm>
                       <a:off x="0" y="0"/>
-                      <a:ext cx="4267200" cy="3200399"/>
+                      <a:ext cx="5334000" cy="4000499"/>
                     </a:xfrm>
                     <a:prstGeom prst="rect">
                       <a:avLst/>
@@ -1480,7 +2200,11 @@
         <w:pStyle w:val="Textoindependiente"/>
       </w:pPr>
       <w:r>
-        <w:t>Watters et al. (2020) noted “krill biomass in the Antarctic Peninsula is generally sufficient to support penguin production.” Consistent with this, no evidence of acute adult penguin mortality or complete lack of bird attending nesting grounds has been documented in the region, unlike patterns reported for other penguin species during severe starvation events (Vianna et al. 2014, Crawford et al. 2025). In this context, summer survey estimates below 1 million tonnes for each gSSMU are inconsistent with observed predator dynamics and likely underestimate krill availability.</w:t>
+        <w:t xml:space="preserve">Watters et al. (2020) noted “krill biomass in the Antarctic Peninsula is generally sufficient to support penguin production.” Consistent with this, no evidence of acute adult penguin mortality or complete lack of bird attending nesting grounds has been documented in the </w:t>
+      </w:r>
+      <w:r>
+        <w:lastRenderedPageBreak/>
+        <w:t>region, unlike patterns reported for other penguin species during severe starvation events (Vianna et al. 2014, Crawford et al. 2025). In this context, summer survey estimates below 1 million tonnes for each gSSMU are inconsistent with observed predator dynamics and likely underestimate krill availability.</w:t>
       </w:r>
     </w:p>
     <w:p>
@@ -1488,7 +2212,6 @@
         <w:pStyle w:val="Textoindependiente"/>
       </w:pPr>
       <w:r>
-        <w:lastRenderedPageBreak/>
         <w:t>As Watters et al. (2020) indicates, “krill biomass in the AP is generally sufficient to support penguin production.” As no evidene of accute adult penguin mortality has been recorded for the region (as is the case for other penguin species during accute starvation; Crawford et al. 2025), summer survey estimates below 1 Million tonnes for each gSSMU should be considered as gross subestimations of krill availability.</w:t>
       </w:r>
     </w:p>
@@ -1497,7 +2220,7 @@
         <w:pStyle w:val="Textoindependiente"/>
       </w:pPr>
       <w:r>
-        <w:t>Winter consumption estimates were lower but more uncertain. Hill et al. (2007) estimated fish consumption of 255,990 in the Bransfield Strait and 147,440 in the Drake Passage. Penguin consumption during winter was estimated at 306,416 in the Bransfield Strait and 239,435 in the Drake Passage. Combined winter consumption by fish and penguins therefore exceeded 500,000 t and 350,000 for gSSMU #1 and #2. respectively.</w:t>
+        <w:t>Winter consumption estimates were lower but more uncertain. Hill et al. (2007) estimated fish consumption of 255,990 in the Bransfield Strait and 147,440 in the Drake Passage. Penguin consumption during winter was estimated at 306,416 in the Bransfield Strait and 239,435 in the Drake Passage. Combined winter consumption by fish and penguins therefore exceeded 500,000 t and 350,000 for gSSMU #1 and #2. respectively.</w:t>
       </w:r>
     </w:p>
     <w:p>
@@ -6396,7 +7119,7 @@
   <w:abstractNum w:abstractNumId="0" w15:restartNumberingAfterBreak="0">
     <w:nsid w:val="0000A990"/>
     <w:multiLevelType w:val="multilevel"/>
-    <w:tmpl w:val="0A5481D4"/>
+    <w:tmpl w:val="A7C01178"/>
     <w:lvl w:ilvl="0">
       <w:numFmt w:val="bullet"/>
       <w:lvlText w:val=" "/>
@@ -6470,7 +7193,7 @@
       </w:pPr>
     </w:lvl>
   </w:abstractNum>
-  <w:num w:numId="1" w16cid:durableId="2000159640">
+  <w:num w:numId="1" w16cid:durableId="1687754099">
     <w:abstractNumId w:val="0"/>
   </w:num>
 </w:numbering>

--- a/Watters_Rebutt_Suppl_Mat.docx
+++ b/Watters_Rebutt_Suppl_Mat.docx
@@ -1215,7 +1215,16 @@
         <w:pStyle w:val="Textoindependiente"/>
       </w:pPr>
       <w:r>
-        <w:t>Posterior predictive distributions showed that only a subset of the possible ONI–LKB–LHR combinations were supported by empirical observations (Figure S4; Table S3). Most data were concentrated in summer cases with low harvest rates (LHR ≤0.01) across all ONI categories and both LKB classes, together with a limited number of winter cases characterized by intermediate or high harvest rates. Several combinations, including the nominal "worst case" scenario (−0.5 &lt; ONI &lt; 0.5; LKB &gt; 1 Mt; LHR ≥0.10), were not supported by empirical observations.</w:t>
+        <w:t>Posterior predictive distributions showed that only a subset of the possible ONI–LKB–LHR combinations were supported by empirical observations (Figure S4; Table S3). Most data were concentrated in summer cases with low harvest rates (LHR ≤0.01) across all ONI categories and both LKB classes, together with a limited number of winter cases characterized by intermediate or high harvest rates. Several combinations, including the nominal "worst case" scenario (−0.5 &lt; ONI &lt; 0.5; LKB &gt; 1 Mt; LHR ≥0.10)</w:t>
+      </w:r>
+      <w:r>
+        <w:t xml:space="preserve"> had </w:t>
+      </w:r>
+      <w:r>
+        <w:t>no</w:t>
+      </w:r>
+      <w:r>
+        <w:t xml:space="preserve"> empirical observations.</w:t>
       </w:r>
     </w:p>
     <w:p>

--- a/Watters_Rebutt_Suppl_Mat.docx
+++ b/Watters_Rebutt_Suppl_Mat.docx
@@ -1232,7 +1232,10 @@
         <w:pStyle w:val="Textoindependiente"/>
       </w:pPr>
       <w:r>
-        <w:t>Across supported cases, penguin performance varied most strongly among ONI categories. Comparisons between otherwise identical cases differing only in ONI (e.g., cases 1–2, 7–8, and 13–14) showed consistently higher performance under negative ONI conditions and lower performance under intermediate ONI conditions, based on summer-derived indices. Winter observations were sparse but included the lowest performance values observed, particularly for the combination −0.5 &lt; ONI &lt; 0.5, LKB &gt; 1 Mt, and 0.01 &lt; LHR &lt; 0.10 (case 10).</w:t>
+        <w:t>Across supported cases, penguin performance varied most strongly among ONI categories. Comparisons between otherwise identical cases differing only in ONI (e.g., cases 1–2, 7–8, and 13–14) showed consistently higher performance under negative ONI conditions and lower performance under intermediate ONI conditions, based on summer-derived indices. Winter observations were sparse but included the lowest performance values observed, particularly for the combination −0.5 &lt; ONI &lt; 0.5, LKB &gt; 1 Mt, and 0.01 &lt; LHR &lt;</w:t>
+      </w:r>
+      <w:r>
+        <w:t xml:space="preserve"> 0.10 (case 10).</w:t>
       </w:r>
     </w:p>
     <w:p>
@@ -1248,7 +1251,10 @@
         <w:pStyle w:val="Textoindependiente"/>
       </w:pPr>
       <w:r>
-        <w:t>Posterior expectations of penguin performance after filtering for survey coverage (Figure S5) were broadly similar to those reported by Watters et al. (2020, Supplementary Figure S8), but differed in three key respects. First, the nominal "worst case" scenario no longer produced the lowest expected performance and instead lay close to the long-term mean. Second, scenarios with high harvest rates (LHR ≥0.10) exhibited median performance comparable to the "best case." Third, the lowest median performance was associated with intermediate harvest rates (0.01 &lt; LHR &lt; 0.10; equivalent to case 3), followed by intermediate ONI conditions (equivalent to case 7; Figure S5). These patterns were maintained, and further accentuated, when missing summer LKB values were imputed (Figure S7). Consistent with Watters et al. (2020), variation in LKB (&lt;1 Mt versus &gt;1 Mt) exhibited the weakest association with penguin performance.</w:t>
+        <w:t xml:space="preserve">Posterior expectations of penguin performance after filtering for survey coverage (Figure S5) were broadly similar to those reported by Watters et al. (2020, Supplementary Figure S8), but differed in three key respects. First, the nominal "worst case" scenario no longer produced the lowest expected performance and instead lay close to the long-term mean. Second, scenarios with high harvest rates (LHR ≥0.10) exhibited median performance comparable to the "best case." Third, the lowest median performance was </w:t>
+      </w:r>
+      <w:r>
+        <w:t>associated with intermediate harvest rates (0.01 &lt; LHR &lt; 0.10; equivalent to case 3), followed by intermediate ONI conditions (equivalent to case 7; Figure S5). These patterns were maintained, and further accentuated, when missing summer LKB values were imputed (Figure S7). Consistent with Watters et al. (2020), variation in LKB (&lt;1 Mt versus &gt;1 Mt) exhibited the weakest association with penguin performance.</w:t>
       </w:r>
     </w:p>
     <w:p>
@@ -2004,7 +2010,10 @@
       </w:r>
       <w:r>
         <w:lastRenderedPageBreak/>
-        <w:t>summer LKB were not imputed. Case 1 is ONI ≤ -0.5°C; LKB ≤ 1 Mt; and LHR ≤ 0.01 (the “best case”). Case 2 is ONI ≤ -0.5°C; LKB &gt; 1 Mt; and LHR ≤ 0.01. Case 3 is ONI ≤ -0.5°C; LKB ≤ 1 Mt; and 0.01 &lt; LHR &lt; 0.1. Case 4 is ONI ≤ -0.5°C; LKB &gt; 1 Mt; and 0.01 &lt; LHR &lt; 0.1. Case 5 is ONI ≤ -0.5°C; LKB ≤ 1 Mt; and LHR ≥ 0.1. Case 6 is ONI ≤ -0.5°C; LKB &gt; 1 Mt; and LHR ≥ 0.1. Cases 7-12 are the same as Cases 1-6 except -0.5°C &lt; ONI &lt; 0.5°C; Case 12 is the “worst case.” Cases 13-18 are the same as Cases 1-6 except ONI ≥ 0.5°C. Filled red circles represent summer observations from krill surveys. Blue circles represent winter observations. Boxes characterize interquartile ranges with medians indicated by bold horizontal lines and whiskers extending to 1.5 times these ranges.</w:t>
+        <w:t>summer LKB were not imputed. Case 1 is ONI ≤ -0.5°C; LKB ≤ 1 Mt; and LHR ≤ 0.01 (the “best case”). Case 2 is ONI ≤ -0.5°C; LKB &gt; 1 Mt; and LHR ≤ 0.01. Case 3 is ONI ≤ -0.5°C; LKB ≤ 1 Mt; and 0.01 &lt; LHR &lt; 0.1. Case 4 is ONI ≤ -0.5°C; LKB &gt; 1 Mt; and 0.01 &lt; LHR &lt; 0.1. Case 5 is ONI ≤ -0.5°C; LKB ≤ 1 Mt; and LHR ≥ 0.1. Case 6 is ONI ≤ -0.5°C; LKB &gt; 1 Mt; and LHR ≥ 0.1. Cases 7-12 are the same as Cases 1-6 except -0.5°C &lt; ONI &lt; 0.5°C; Case 12 is the “worst case.” Cases 13-18 are the same as Cases 1-6 except ONI</w:t>
+      </w:r>
+      <w:r>
+        <w:t xml:space="preserve"> ≥ 0.5°C. Filled red circles represent summer observations from krill surveys. Blue circles represent winter observations. Boxes characterize interquartile ranges with medians indicated by bold horizontal lines and whiskers extending to 1.5 times these ranges.</w:t>
       </w:r>
     </w:p>
     <w:p>
@@ -2063,7 +2072,10 @@
         <w:pStyle w:val="Textoindependiente"/>
       </w:pPr>
       <w:r>
-        <w:t>Figure S5. Posterior expectations of penguin performance from the sensitivity test in which: low coverage survey data was removed, and missing summer LKB were not imputed. The “best case” is ONI ≤ -0.5; LKB ≤ 1 Mt; and LHR ≤ 0.01. The “worst case” is -0.5 &lt; ONI &lt; 0.5; LKB &gt; 1 Mt, and LHR ≥ 0.1. All other cases are marginal deviations from the best case. The median, interquartile range, and range of the posterior expectations are provided for each boxplot. Reference lines respectively indicate the median expected performance in the best case (dashed line) and the long-term mean performance (solid line). As per Supplementary Fig. S8, Watters et al. (2020).</w:t>
+        <w:t>Figure S5. Posterior expectations of penguin performance from the sensitivity test in which: low coverage survey data was removed, and missing summer LKB were not imputed. The “best case” is ONI ≤ -0.5; LKB ≤ 1 Mt; and LHR ≤ 0.01. The “worst case” is -0.5 &lt; ONI &lt; 0.5; LKB &gt; 1 Mt, and LHR ≥ 0.1. All other cases are marginal deviations from the best case. The median, interquartile range, and range of the posterior expectations are provided for each boxplot. Reference lines respectively indicate the median exp</w:t>
+      </w:r>
+      <w:r>
+        <w:t>ected performance in the best case (dashed line) and the long-term mean performance (solid line). As per Supplementary Fig. S8, Watters et al. (2020).</w:t>
       </w:r>
     </w:p>
     <w:p>
@@ -2123,7 +2135,10 @@
         <w:pStyle w:val="Textoindependiente"/>
       </w:pPr>
       <w:r>
-        <w:t>Figure S6. Posterior predictive distributions (boxplots) and jittered observations (colored circles) of penguin performance, after removing low coverage survey data; missing summer LKB were imputed according to values in Table 1. Case 1 is ONI ≤ -0.5°C; LKB ≤ 1 Mt; and LHR ≤ 0.01 (the “best case”). Case 2 is ONI ≤ -0.5°C; LKB &gt; 1 Mt; and LHR ≤ 0.01. Case 3 is ONI ≤ -0.5°C; LKB ≤ 1 Mt; and 0.01 &lt; LHR &lt; 0.1. Case 4 is ONI ≤ -0.5°C; LKB &gt; 1 Mt; and 0.01 &lt; LHR &lt; 0.1. Case 5 is ONI ≤ -0.5°C; LKB ≤ 1 Mt; and LHR ≥ 0.1. Case 6 is ONI ≤ -0.5°C; LKB &gt; 1 Mt; and LHR ≥ 0.1. Cases 7-12 are the same as Cases 1-6 except -0.5°C &lt; ONI &lt; 0.5°C; Case 12 is the “worst case.” Cases 13-18 are the same as Cases 1-6 except ONI ≥ 0.5°C. Filled red circles represent summer observations from krill surveys. Blue circles represent winter observations. Boxes characterize interquartile ranges with medians indicated by bold horizontal lines and whiskers extending to 1.5 times these ranges.</w:t>
+        <w:t xml:space="preserve">Figure S6. Posterior predictive distributions (boxplots) and jittered observations (colored circles) of penguin performance, after removing low coverage survey data; missing summer LKB were imputed according to values in Table 1. Case 1 is ONI ≤ -0.5°C; LKB ≤ 1 Mt; and LHR ≤ 0.01 (the “best case”). Case 2 is ONI ≤ -0.5°C; LKB &gt; 1 Mt; and LHR ≤ 0.01. Case 3 is ONI ≤ -0.5°C; LKB ≤ 1 Mt; and 0.01 &lt; LHR &lt; 0.1. Case 4 is ONI ≤ -0.5°C; LKB &gt; 1 Mt; and 0.01 &lt; LHR &lt; 0.1. Case 5 is ONI ≤ -0.5°C; LKB ≤ 1 Mt; and LHR </w:t>
+      </w:r>
+      <w:r>
+        <w:t>≥ 0.1. Case 6 is ONI ≤ -0.5°C; LKB &gt; 1 Mt; and LHR ≥ 0.1. Cases 7-12 are the same as Cases 1-6 except -0.5°C &lt; ONI &lt; 0.5°C; Case 12 is the “worst case.” Cases 13-18 are the same as Cases 1-6 except ONI ≥ 0.5°C. Filled red circles represent summer observations from krill surveys. Blue circles represent winter observations. Boxes characterize interquartile ranges with medians indicated by bold horizontal lines and whiskers extending to 1.5 times these ranges.</w:t>
       </w:r>
     </w:p>
     <w:p>
@@ -2183,7 +2198,10 @@
         <w:pStyle w:val="Textoindependiente"/>
       </w:pPr>
       <w:r>
-        <w:t>Figure S7. Posterior expectations of penguin performance from the sensitivity test in which: low coverage survey data was removed; missing summer LKB were imputed according to values in Table 1. The “best case” is ONI ≤ -0.5; LKB ≤ 1 Mt; and LHR ≤ 0.01. The “worst case” is -0.5 &lt; ONI &lt; 0.5; LKB &gt; 1 Mt, and LHR ≥ 0.1. All other cases are marginal deviations from the best case. The median, interquartile range, and range of the posterior expectations are provided for each boxplot. Reference lines respectively indicate the median expected performance in the best case (dashed line) and the long-term mean performance (solid line). As per Supplementary Fig. S8, Watters et al. (2020).</w:t>
+        <w:t xml:space="preserve">Figure S7. Posterior expectations of penguin performance from the sensitivity test in which: low coverage survey data was removed; missing summer LKB were imputed according to values in Table 1. The “best case” is ONI ≤ -0.5; LKB ≤ 1 Mt; and LHR ≤ 0.01. The “worst case” is -0.5 &lt; ONI &lt; 0.5; LKB &gt; 1 Mt, and LHR ≥ 0.1. All other cases are marginal deviations from the best case. The median, interquartile range, and range of the posterior expectations are provided for each boxplot. Reference lines respectively </w:t>
+      </w:r>
+      <w:r>
+        <w:t>indicate the median expected performance in the best case (dashed line) and the long-term mean performance (solid line). As per Supplementary Fig. S8, Watters et al. (2020).</w:t>
       </w:r>
     </w:p>
     <w:p>
@@ -2201,7 +2219,10 @@
         <w:pStyle w:val="FirstParagraph"/>
       </w:pPr>
       <w:r>
-        <w:t>Estimates of krill consumption by major predator groups during the study period have been previously summarized by Hill et al. (2007). During summer, fish accounted for the largest proportion of krill consumption, with estimated removals of 1,425,193 in the Bransfield Strait (gSMSMU #1: APBSW + APBSE) and 845,772 in the Drake Passage (gSSMU #2: APDPW + APDPE). Combined summer consumption by penguins and whales was estimated at 444,674 in the Bransfield Strait and 328,774 in the Drake Passage. Total summer krill consumption therefore exceeded 1 Mt in both gSSMU 1 and gSSMU 2.</w:t>
+        <w:t>Estimates of krill consumption by major predator groups during the study period have been previously summarized by Hill et al. (2007). During summer, fish accounted for the largest proportion of krill consumption, with estimated removals of 1,425,193 in the Bransfield Strait (gSMSMU #1: APBSW + APBSE) and 845,772 in the Drake Passage (gSSMU #2: APDPW + APDPE). Combined summer consumption by penguins and whales was estimated at 444,674 in the Bransfield Strait and 328,774 in the Drake Passage. Total summer k</w:t>
+      </w:r>
+      <w:r>
+        <w:t>rill consumption therefore exceeded 1 Mt in both gSSMU 1 and gSSMU 2.</w:t>
       </w:r>
     </w:p>
     <w:p>

--- a/Watters_Rebutt_Suppl_Mat.docx
+++ b/Watters_Rebutt_Suppl_Mat.docx
@@ -15,7 +15,7 @@
         <w:pStyle w:val="Fecha"/>
       </w:pPr>
       <w:r>
-        <w:t>2026-01-12</w:t>
+        <w:t>2026-01-29</w:t>
       </w:r>
     </w:p>
     <w:p>
@@ -53,7 +53,7 @@
         </w:rPr>
         <w:lastRenderedPageBreak/>
         <w:drawing>
-          <wp:inline distT="0" distB="0" distL="0" distR="0" wp14:anchorId="36490B82" wp14:editId="36490B83">
+          <wp:inline distT="0" distB="0" distL="0" distR="0" wp14:anchorId="6D3B25F0" wp14:editId="6D3B25F1">
             <wp:extent cx="4267200" cy="2560320"/>
             <wp:effectExtent l="0" t="0" r="0" b="0"/>
             <wp:docPr id="21" name="Picture"/>
@@ -99,7 +99,7 @@
           <w:noProof/>
         </w:rPr>
         <w:drawing>
-          <wp:inline distT="0" distB="0" distL="0" distR="0" wp14:anchorId="36490B84" wp14:editId="36490B85">
+          <wp:inline distT="0" distB="0" distL="0" distR="0" wp14:anchorId="6D3B25F2" wp14:editId="6D3B25F3">
             <wp:extent cx="4267200" cy="2560320"/>
             <wp:effectExtent l="0" t="0" r="0" b="0"/>
             <wp:docPr id="24" name="Picture"/>
@@ -1082,7 +1082,7 @@
         </w:rPr>
         <w:lastRenderedPageBreak/>
         <w:drawing>
-          <wp:inline distT="0" distB="0" distL="0" distR="0" wp14:anchorId="36490B86" wp14:editId="36490B87">
+          <wp:inline distT="0" distB="0" distL="0" distR="0" wp14:anchorId="6D3B25F4" wp14:editId="6D3B25F5">
             <wp:extent cx="4267200" cy="2983706"/>
             <wp:effectExtent l="0" t="0" r="0" b="0"/>
             <wp:docPr id="28" name="Picture"/>
@@ -1141,7 +1141,7 @@
           <w:noProof/>
         </w:rPr>
         <w:drawing>
-          <wp:inline distT="0" distB="0" distL="0" distR="0" wp14:anchorId="36490B88" wp14:editId="36490B89">
+          <wp:inline distT="0" distB="0" distL="0" distR="0" wp14:anchorId="6D3B25F6" wp14:editId="6D3B25F7">
             <wp:extent cx="4267200" cy="2769576"/>
             <wp:effectExtent l="0" t="0" r="0" b="0"/>
             <wp:docPr id="31" name="Picture"/>
@@ -1215,16 +1215,7 @@
         <w:pStyle w:val="Textoindependiente"/>
       </w:pPr>
       <w:r>
-        <w:t>Posterior predictive distributions showed that only a subset of the possible ONI–LKB–LHR combinations were supported by empirical observations (Figure S4; Table S3). Most data were concentrated in summer cases with low harvest rates (LHR ≤0.01) across all ONI categories and both LKB classes, together with a limited number of winter cases characterized by intermediate or high harvest rates. Several combinations, including the nominal "worst case" scenario (−0.5 &lt; ONI &lt; 0.5; LKB &gt; 1 Mt; LHR ≥0.10)</w:t>
-      </w:r>
-      <w:r>
-        <w:t xml:space="preserve"> had </w:t>
-      </w:r>
-      <w:r>
-        <w:t>no</w:t>
-      </w:r>
-      <w:r>
-        <w:t xml:space="preserve"> empirical observations.</w:t>
+        <w:t>Posterior predictive distributions showed that only a subset of the possible ONI–LKB–LHR combinations were supported by empirical observations (Figure S4; Table S3). Most data were concentrated in summer cases with low harvest rates (LHR ≤0.01) across all ONI categories and both LKB classes, together with a limited number of winter cases characterized by intermediate or high harvest rates. Several combinations, including the nominal “worst case” scenario (−0.5 &lt; ONI &lt; 0.5; LKB &gt; 1 Mt; LHR ≥0.10), had no empirical observations.</w:t>
       </w:r>
     </w:p>
     <w:p>
@@ -1232,10 +1223,7 @@
         <w:pStyle w:val="Textoindependiente"/>
       </w:pPr>
       <w:r>
-        <w:t>Across supported cases, penguin performance varied most strongly among ONI categories. Comparisons between otherwise identical cases differing only in ONI (e.g., cases 1–2, 7–8, and 13–14) showed consistently higher performance under negative ONI conditions and lower performance under intermediate ONI conditions, based on summer-derived indices. Winter observations were sparse but included the lowest performance values observed, particularly for the combination −0.5 &lt; ONI &lt; 0.5, LKB &gt; 1 Mt, and 0.01 &lt; LHR &lt;</w:t>
-      </w:r>
-      <w:r>
-        <w:t xml:space="preserve"> 0.10 (case 10).</w:t>
+        <w:t>Across supported cases, penguin performance varied most strongly among ONI categories. Comparisons between otherwise identical cases differing only in ONI (e.g., cases 1–2, 7–8, and 13–14) showed consistently higher performance under negative ONI conditions and lower performance under intermediate ONI conditions, based on summer-derived indices. Winter observations were sparse but included the lowest performance values observed, particularly for the combination −0.5 &lt; ONI &lt; 0.5, LKB &gt; 1 Mt, and 0.01 &lt; LHR &lt; 0.10 (case 10).</w:t>
       </w:r>
     </w:p>
     <w:p>
@@ -1243,7 +1231,7 @@
         <w:pStyle w:val="Textoindependiente"/>
       </w:pPr>
       <w:r>
-        <w:t>Imputing missing summer LKB values resulted in only minor changes to posterior predictive distributions of penguin performance (Figure S6). The primary effect was increased support for reduced performance in case 9 (−0.5 &lt; ONI &lt; 0.5; LKB ≤ 1 Mt; 0.01 &lt; LHR &lt; 0.10). The nominal "worst case" scenario (case 12) remained unsupported by either observed or imputed data.</w:t>
+        <w:t>Imputing missing summer LKB values resulted in only minor changes to posterior predictive distributions of penguin performance (Figure S6). The primary effect was increased support for reduced performance in case 9 (−0.5 &lt; ONI &lt; 0.5; LKB ≤ 1 Mt; 0.01 &lt; LHR &lt; 0.10). The nominal “worst case” scenario (case 12) remained unsupported by either observed or imputed data.</w:t>
       </w:r>
     </w:p>
     <w:p>
@@ -1251,10 +1239,7 @@
         <w:pStyle w:val="Textoindependiente"/>
       </w:pPr>
       <w:r>
-        <w:t xml:space="preserve">Posterior expectations of penguin performance after filtering for survey coverage (Figure S5) were broadly similar to those reported by Watters et al. (2020, Supplementary Figure S8), but differed in three key respects. First, the nominal "worst case" scenario no longer produced the lowest expected performance and instead lay close to the long-term mean. Second, scenarios with high harvest rates (LHR ≥0.10) exhibited median performance comparable to the "best case." Third, the lowest median performance was </w:t>
-      </w:r>
-      <w:r>
-        <w:t>associated with intermediate harvest rates (0.01 &lt; LHR &lt; 0.10; equivalent to case 3), followed by intermediate ONI conditions (equivalent to case 7; Figure S5). These patterns were maintained, and further accentuated, when missing summer LKB values were imputed (Figure S7). Consistent with Watters et al. (2020), variation in LKB (&lt;1 Mt versus &gt;1 Mt) exhibited the weakest association with penguin performance.</w:t>
+        <w:t>Posterior expectations of penguin performance after filtering for survey coverage (Figure S5) were broadly similar to those reported by Watters et al. (2020, Supplementary Figure S8), but differed in three key respects. First, the nominal “worst case” scenario no longer produced the lowest expected performance and instead lay close to the long-term mean. Second, scenarios with high harvest rates (LHR ≥0.10) exhibited median performance comparable to the “best case.” Third, the lowest median performance was associated with intermediate harvest rates (0.01 &lt; LHR &lt; 0.10; equivalent to case 3), followed by intermediate ONI conditions (equivalent to case 7; Figure S5). These patterns were maintained, and further accentuated, when missing summer LKB values were imputed (Figure S7). Consistent with Watters et al. (2020), variation in LKB (&lt;1 Mt versus &gt;1 Mt) exhibited the weakest association with penguin performance.</w:t>
       </w:r>
     </w:p>
     <w:p>
@@ -1266,7 +1251,7 @@
       </w:r>
       <w:r>
         <w:lastRenderedPageBreak/>
-        <w:t>limited influence on expected performance, and the nominal "worst case" scenario remains close to the long-term mean (Figures S5 &amp; S7) and unsupported by empirical data (Figures S4 and S6).</w:t>
+        <w:t>limited influence on expected performance, and the nominal “worst case” scenario remains close to the long-term mean (Figures S5 &amp; S7) and unsupported by empirical data (Figures S4 and S6).</w:t>
       </w:r>
     </w:p>
     <w:p>
@@ -1897,58 +1882,6 @@
           </w:p>
         </w:tc>
       </w:tr>
-      <w:tr>
-        <w:tc>
-          <w:tcPr>
-            <w:tcW w:w="0" w:type="auto"/>
-          </w:tcPr>
-          <w:p>
-            <w:pPr>
-              <w:pStyle w:val="Compact"/>
-            </w:pPr>
-          </w:p>
-        </w:tc>
-        <w:tc>
-          <w:tcPr>
-            <w:tcW w:w="0" w:type="auto"/>
-          </w:tcPr>
-          <w:p>
-            <w:pPr>
-              <w:pStyle w:val="Compact"/>
-            </w:pPr>
-          </w:p>
-        </w:tc>
-        <w:tc>
-          <w:tcPr>
-            <w:tcW w:w="0" w:type="auto"/>
-          </w:tcPr>
-          <w:p>
-            <w:pPr>
-              <w:pStyle w:val="Compact"/>
-            </w:pPr>
-          </w:p>
-        </w:tc>
-        <w:tc>
-          <w:tcPr>
-            <w:tcW w:w="0" w:type="auto"/>
-          </w:tcPr>
-          <w:p>
-            <w:pPr>
-              <w:pStyle w:val="Compact"/>
-            </w:pPr>
-          </w:p>
-        </w:tc>
-        <w:tc>
-          <w:tcPr>
-            <w:tcW w:w="0" w:type="auto"/>
-          </w:tcPr>
-          <w:p>
-            <w:pPr>
-              <w:pStyle w:val="Compact"/>
-            </w:pPr>
-          </w:p>
-        </w:tc>
-      </w:tr>
     </w:tbl>
     <w:p>
       <w:pPr>
@@ -1959,7 +1892,7 @@
           <w:noProof/>
         </w:rPr>
         <w:drawing>
-          <wp:inline distT="0" distB="0" distL="0" distR="0" wp14:anchorId="36490B8A" wp14:editId="36490B8B">
+          <wp:inline distT="0" distB="0" distL="0" distR="0" wp14:anchorId="6D3B25F8" wp14:editId="6D3B25F9">
             <wp:extent cx="5334000" cy="4000499"/>
             <wp:effectExtent l="0" t="0" r="0" b="0"/>
             <wp:docPr id="35" name="Picture"/>
@@ -2006,14 +1939,11 @@
         <w:pStyle w:val="Textoindependiente"/>
       </w:pPr>
       <w:r>
-        <w:t xml:space="preserve">Figure S4. Posterior predictive distributions (boxplots) and jittered observations (colored circles) of penguin performance, after removing low coverage survey data; missing </w:t>
+        <w:t xml:space="preserve">Figure S4. Posterior predictive distributions (boxplots) and jittered observations (colored circles) of penguin performance, after removing low coverage survey data; missing summer LKB were not imputed. Case 1 is ONI ≤ -0.5°C; LKB ≤ 1 Mt; and LHR ≤ 0.01 (the </w:t>
       </w:r>
       <w:r>
         <w:lastRenderedPageBreak/>
-        <w:t>summer LKB were not imputed. Case 1 is ONI ≤ -0.5°C; LKB ≤ 1 Mt; and LHR ≤ 0.01 (the “best case”). Case 2 is ONI ≤ -0.5°C; LKB &gt; 1 Mt; and LHR ≤ 0.01. Case 3 is ONI ≤ -0.5°C; LKB ≤ 1 Mt; and 0.01 &lt; LHR &lt; 0.1. Case 4 is ONI ≤ -0.5°C; LKB &gt; 1 Mt; and 0.01 &lt; LHR &lt; 0.1. Case 5 is ONI ≤ -0.5°C; LKB ≤ 1 Mt; and LHR ≥ 0.1. Case 6 is ONI ≤ -0.5°C; LKB &gt; 1 Mt; and LHR ≥ 0.1. Cases 7-12 are the same as Cases 1-6 except -0.5°C &lt; ONI &lt; 0.5°C; Case 12 is the “worst case.” Cases 13-18 are the same as Cases 1-6 except ONI</w:t>
-      </w:r>
-      <w:r>
-        <w:t xml:space="preserve"> ≥ 0.5°C. Filled red circles represent summer observations from krill surveys. Blue circles represent winter observations. Boxes characterize interquartile ranges with medians indicated by bold horizontal lines and whiskers extending to 1.5 times these ranges.</w:t>
+        <w:t>“best case”). Case 2 is ONI ≤ -0.5°C; LKB &gt; 1 Mt; and LHR ≤ 0.01. Case 3 is ONI ≤ -0.5°C; LKB ≤ 1 Mt; and 0.01 &lt; LHR &lt; 0.1. Case 4 is ONI ≤ -0.5°C; LKB &gt; 1 Mt; and 0.01 &lt; LHR &lt; 0.1. Case 5 is ONI ≤ -0.5°C; LKB ≤ 1 Mt; and LHR ≥ 0.1. Case 6 is ONI ≤ -0.5°C; LKB &gt; 1 Mt; and LHR ≥ 0.1. Cases 7-12 are the same as Cases 1-6 except -0.5°C &lt; ONI &lt; 0.5°C; Case 12 is the “worst case.” Cases 13-18 are the same as Cases 1-6 except ONI ≥ 0.5°C. Filled red circles represent summer observations from krill surveys. Blue circles represent winter observations. Boxes characterize interquartile ranges with medians indicated by bold horizontal lines and whiskers extending to 1.5 times these ranges.</w:t>
       </w:r>
     </w:p>
     <w:p>
@@ -2025,7 +1955,7 @@
           <w:noProof/>
         </w:rPr>
         <w:drawing>
-          <wp:inline distT="0" distB="0" distL="0" distR="0" wp14:anchorId="36490B8C" wp14:editId="36490B8D">
+          <wp:inline distT="0" distB="0" distL="0" distR="0" wp14:anchorId="6D3B25FA" wp14:editId="6D3B25FB">
             <wp:extent cx="5334000" cy="4000499"/>
             <wp:effectExtent l="0" t="0" r="0" b="0"/>
             <wp:docPr id="38" name="Picture"/>
@@ -2072,10 +2002,7 @@
         <w:pStyle w:val="Textoindependiente"/>
       </w:pPr>
       <w:r>
-        <w:t>Figure S5. Posterior expectations of penguin performance from the sensitivity test in which: low coverage survey data was removed, and missing summer LKB were not imputed. The “best case” is ONI ≤ -0.5; LKB ≤ 1 Mt; and LHR ≤ 0.01. The “worst case” is -0.5 &lt; ONI &lt; 0.5; LKB &gt; 1 Mt, and LHR ≥ 0.1. All other cases are marginal deviations from the best case. The median, interquartile range, and range of the posterior expectations are provided for each boxplot. Reference lines respectively indicate the median exp</w:t>
-      </w:r>
-      <w:r>
-        <w:t>ected performance in the best case (dashed line) and the long-term mean performance (solid line). As per Supplementary Fig. S8, Watters et al. (2020).</w:t>
+        <w:t>Figure S5. Posterior expectations of penguin performance from the sensitivity test in which: low coverage survey data was removed, and missing summer LKB were not imputed. The “best case” is ONI ≤ -0.5; LKB ≤ 1 Mt; and LHR ≤ 0.01. The “worst case” is -0.5 &lt; ONI &lt; 0.5; LKB &gt; 1 Mt, and LHR ≥ 0.1. All other cases are marginal deviations from the best case. The median, interquartile range, and range of the posterior expectations are provided for each boxplot. Reference lines respectively indicate the median expected performance in the best case (dashed line) and the long-term mean performance (solid line). As per Supplementary Fig. S8, Watters et al. (2020).</w:t>
       </w:r>
     </w:p>
     <w:p>
@@ -2088,7 +2015,7 @@
         </w:rPr>
         <w:lastRenderedPageBreak/>
         <w:drawing>
-          <wp:inline distT="0" distB="0" distL="0" distR="0" wp14:anchorId="36490B8E" wp14:editId="36490B8F">
+          <wp:inline distT="0" distB="0" distL="0" distR="0" wp14:anchorId="6D3B25FC" wp14:editId="6D3B25FD">
             <wp:extent cx="5334000" cy="4000499"/>
             <wp:effectExtent l="0" t="0" r="0" b="0"/>
             <wp:docPr id="41" name="Picture"/>
@@ -2135,10 +2062,7 @@
         <w:pStyle w:val="Textoindependiente"/>
       </w:pPr>
       <w:r>
-        <w:t xml:space="preserve">Figure S6. Posterior predictive distributions (boxplots) and jittered observations (colored circles) of penguin performance, after removing low coverage survey data; missing summer LKB were imputed according to values in Table 1. Case 1 is ONI ≤ -0.5°C; LKB ≤ 1 Mt; and LHR ≤ 0.01 (the “best case”). Case 2 is ONI ≤ -0.5°C; LKB &gt; 1 Mt; and LHR ≤ 0.01. Case 3 is ONI ≤ -0.5°C; LKB ≤ 1 Mt; and 0.01 &lt; LHR &lt; 0.1. Case 4 is ONI ≤ -0.5°C; LKB &gt; 1 Mt; and 0.01 &lt; LHR &lt; 0.1. Case 5 is ONI ≤ -0.5°C; LKB ≤ 1 Mt; and LHR </w:t>
-      </w:r>
-      <w:r>
-        <w:t>≥ 0.1. Case 6 is ONI ≤ -0.5°C; LKB &gt; 1 Mt; and LHR ≥ 0.1. Cases 7-12 are the same as Cases 1-6 except -0.5°C &lt; ONI &lt; 0.5°C; Case 12 is the “worst case.” Cases 13-18 are the same as Cases 1-6 except ONI ≥ 0.5°C. Filled red circles represent summer observations from krill surveys. Blue circles represent winter observations. Boxes characterize interquartile ranges with medians indicated by bold horizontal lines and whiskers extending to 1.5 times these ranges.</w:t>
+        <w:t>Figure S6. Posterior predictive distributions (boxplots) and jittered observations (colored circles) of penguin performance, after removing low coverage survey data; missing summer LKB were imputed according to values in Table 1. Case 1 is ONI ≤ -0.5°C; LKB ≤ 1 Mt; and LHR ≤ 0.01 (the “best case”). Case 2 is ONI ≤ -0.5°C; LKB &gt; 1 Mt; and LHR ≤ 0.01. Case 3 is ONI ≤ -0.5°C; LKB ≤ 1 Mt; and 0.01 &lt; LHR &lt; 0.1. Case 4 is ONI ≤ -0.5°C; LKB &gt; 1 Mt; and 0.01 &lt; LHR &lt; 0.1. Case 5 is ONI ≤ -0.5°C; LKB ≤ 1 Mt; and LHR ≥ 0.1. Case 6 is ONI ≤ -0.5°C; LKB &gt; 1 Mt; and LHR ≥ 0.1. Cases 7-12 are the same as Cases 1-6 except -0.5°C &lt; ONI &lt; 0.5°C; Case 12 is the “worst case.” Cases 13-18 are the same as Cases 1-6 except ONI ≥ 0.5°C. Filled red circles represent summer observations from krill surveys. Blue circles represent winter observations. Boxes characterize interquartile ranges with medians indicated by bold horizontal lines and whiskers extending to 1.5 times these ranges.</w:t>
       </w:r>
     </w:p>
     <w:p>
@@ -2151,7 +2075,7 @@
         </w:rPr>
         <w:lastRenderedPageBreak/>
         <w:drawing>
-          <wp:inline distT="0" distB="0" distL="0" distR="0" wp14:anchorId="36490B90" wp14:editId="36490B91">
+          <wp:inline distT="0" distB="0" distL="0" distR="0" wp14:anchorId="6D3B25FE" wp14:editId="6D3B25FF">
             <wp:extent cx="5334000" cy="4000499"/>
             <wp:effectExtent l="0" t="0" r="0" b="0"/>
             <wp:docPr id="44" name="Picture"/>
@@ -2198,20 +2122,33 @@
         <w:pStyle w:val="Textoindependiente"/>
       </w:pPr>
       <w:r>
-        <w:t xml:space="preserve">Figure S7. Posterior expectations of penguin performance from the sensitivity test in which: low coverage survey data was removed; missing summer LKB were imputed according to values in Table 1. The “best case” is ONI ≤ -0.5; LKB ≤ 1 Mt; and LHR ≤ 0.01. The “worst case” is -0.5 &lt; ONI &lt; 0.5; LKB &gt; 1 Mt, and LHR ≥ 0.1. All other cases are marginal deviations from the best case. The median, interquartile range, and range of the posterior expectations are provided for each boxplot. Reference lines respectively </w:t>
+        <w:t>Figure S7. Posterior expectations of penguin performance from the sensitivity test in which: low coverage survey data was removed; missing summer LKB were imputed according to values in Table 1. The “best case” is ONI ≤ -0.5; LKB ≤ 1 Mt; and LHR ≤ 0.01. The “worst case” is -0.5 &lt; ONI &lt; 0.5; LKB &gt; 1 Mt, and LHR ≥ 0.1. All other cases are marginal deviations from the best case. The median, interquartile range, and range of the posterior expectations are provided for each boxplot. Reference lines respectively indicate the median expected performance in the best case (dashed line) and the long-term mean performance (solid line). As per Supplementary Fig. S8, Watters et al. (2020).</w:t>
       </w:r>
+    </w:p>
+    <w:p>
+      <w:pPr>
+        <w:rPr>
+          <w:rFonts w:asciiTheme="majorHAnsi" w:eastAsiaTheme="majorEastAsia" w:hAnsiTheme="majorHAnsi" w:cstheme="majorBidi"/>
+          <w:b/>
+          <w:bCs/>
+          <w:color w:val="4F81BD" w:themeColor="accent1"/>
+          <w:sz w:val="32"/>
+          <w:szCs w:val="32"/>
+        </w:rPr>
+      </w:pPr>
+      <w:bookmarkStart w:id="3" w:name="X19f95fdfba7755b8a0aa9c8458ecd24d9376a21"/>
+      <w:bookmarkEnd w:id="2"/>
       <w:r>
-        <w:t>indicate the median expected performance in the best case (dashed line) and the long-term mean performance (solid line). As per Supplementary Fig. S8, Watters et al. (2020).</w:t>
+        <w:br w:type="page"/>
       </w:r>
     </w:p>
     <w:p>
       <w:pPr>
         <w:pStyle w:val="Ttulo1"/>
       </w:pPr>
-      <w:bookmarkStart w:id="3" w:name="Xba250db6147939e267af2d9e82d86f77cf69c4e"/>
-      <w:bookmarkEnd w:id="2"/>
       <w:r>
-        <w:t>D. Krill consumption by main predator taxa</w:t>
+        <w:lastRenderedPageBreak/>
+        <w:t>D. Continuing spatial and temporal mismatches</w:t>
       </w:r>
     </w:p>
     <w:p>
@@ -2219,10 +2156,572 @@
         <w:pStyle w:val="FirstParagraph"/>
       </w:pPr>
       <w:r>
-        <w:t>Estimates of krill consumption by major predator groups during the study period have been previously summarized by Hill et al. (2007). During summer, fish accounted for the largest proportion of krill consumption, with estimated removals of 1,425,193 in the Bransfield Strait (gSMSMU #1: APBSW + APBSE) and 845,772 in the Drake Passage (gSSMU #2: APDPW + APDPE). Combined summer consumption by penguins and whales was estimated at 444,674 in the Bransfield Strait and 328,774 in the Drake Passage. Total summer k</w:t>
+        <w:t>Table S4. Size of SSMUs for Subarea 48.1. CCAMLR Small-Scale Management Units (SSMUs) were download from CCAMLR Public repository (</w:t>
       </w:r>
+      <w:hyperlink r:id="rId15">
+        <w:r>
+          <w:rPr>
+            <w:rStyle w:val="Hipervnculo"/>
+          </w:rPr>
+          <w:t>https://github.com/ccamlr/data</w:t>
+        </w:r>
+      </w:hyperlink>
       <w:r>
-        <w:t>rill consumption therefore exceeded 1 Mt in both gSSMU 1 and gSSMU 2.</w:t>
+        <w:t xml:space="preserve">). CCAMLR. 2022. Geographical data layer: CCAMLR Fishery Small-Scale Management Units. Version 0.9, URL: </w:t>
+      </w:r>
+      <w:hyperlink r:id="rId16">
+        <w:r>
+          <w:rPr>
+            <w:rStyle w:val="Hipervnculo"/>
+          </w:rPr>
+          <w:t>https://github.com/ccamlr/data/tree/main/geographical_data/ssmu/versions/v0.9</w:t>
+        </w:r>
+      </w:hyperlink>
+      <w:r>
+        <w:t>.</w:t>
+      </w:r>
+    </w:p>
+    <w:tbl>
+      <w:tblPr>
+        <w:tblStyle w:val="Table"/>
+        <w:tblW w:w="0" w:type="auto"/>
+        <w:tblLook w:val="0020" w:firstRow="1" w:lastRow="0" w:firstColumn="0" w:lastColumn="0" w:noHBand="0" w:noVBand="0"/>
+      </w:tblPr>
+      <w:tblGrid>
+        <w:gridCol w:w="1019"/>
+        <w:gridCol w:w="1329"/>
+        <w:gridCol w:w="924"/>
+        <w:gridCol w:w="1553"/>
+      </w:tblGrid>
+      <w:tr>
+        <w:trPr>
+          <w:cnfStyle w:val="100000000000" w:firstRow="1" w:lastRow="0" w:firstColumn="0" w:lastColumn="0" w:oddVBand="0" w:evenVBand="0" w:oddHBand="0" w:evenHBand="0" w:firstRowFirstColumn="0" w:firstRowLastColumn="0" w:lastRowFirstColumn="0" w:lastRowLastColumn="0"/>
+          <w:tblHeader/>
+        </w:trPr>
+        <w:tc>
+          <w:tcPr>
+            <w:tcW w:w="0" w:type="auto"/>
+          </w:tcPr>
+          <w:p>
+            <w:pPr>
+              <w:pStyle w:val="Compact"/>
+            </w:pPr>
+            <w:r>
+              <w:t>SSMU</w:t>
+            </w:r>
+          </w:p>
+        </w:tc>
+        <w:tc>
+          <w:tcPr>
+            <w:tcW w:w="0" w:type="auto"/>
+          </w:tcPr>
+          <w:p>
+            <w:pPr>
+              <w:pStyle w:val="Compact"/>
+              <w:jc w:val="right"/>
+            </w:pPr>
+            <w:r>
+              <w:t>Area..km2.</w:t>
+            </w:r>
+          </w:p>
+        </w:tc>
+        <w:tc>
+          <w:tcPr>
+            <w:tcW w:w="0" w:type="auto"/>
+          </w:tcPr>
+          <w:p>
+            <w:pPr>
+              <w:pStyle w:val="Compact"/>
+              <w:jc w:val="right"/>
+            </w:pPr>
+            <w:r>
+              <w:t>gSSMU</w:t>
+            </w:r>
+          </w:p>
+        </w:tc>
+        <w:tc>
+          <w:tcPr>
+            <w:tcW w:w="0" w:type="auto"/>
+          </w:tcPr>
+          <w:p>
+            <w:pPr>
+              <w:pStyle w:val="Compact"/>
+              <w:jc w:val="right"/>
+            </w:pPr>
+            <w:r>
+              <w:t>Area.fraction</w:t>
+            </w:r>
+          </w:p>
+        </w:tc>
+      </w:tr>
+      <w:tr>
+        <w:tc>
+          <w:tcPr>
+            <w:tcW w:w="0" w:type="auto"/>
+          </w:tcPr>
+          <w:p>
+            <w:pPr>
+              <w:pStyle w:val="Compact"/>
+            </w:pPr>
+            <w:r>
+              <w:t>APBSE</w:t>
+            </w:r>
+          </w:p>
+        </w:tc>
+        <w:tc>
+          <w:tcPr>
+            <w:tcW w:w="0" w:type="auto"/>
+          </w:tcPr>
+          <w:p>
+            <w:pPr>
+              <w:pStyle w:val="Compact"/>
+              <w:jc w:val="right"/>
+            </w:pPr>
+            <w:r>
+              <w:t>28814.69</w:t>
+            </w:r>
+          </w:p>
+        </w:tc>
+        <w:tc>
+          <w:tcPr>
+            <w:tcW w:w="0" w:type="auto"/>
+          </w:tcPr>
+          <w:p>
+            <w:pPr>
+              <w:pStyle w:val="Compact"/>
+              <w:jc w:val="right"/>
+            </w:pPr>
+            <w:r>
+              <w:t>1</w:t>
+            </w:r>
+          </w:p>
+        </w:tc>
+        <w:tc>
+          <w:tcPr>
+            <w:tcW w:w="0" w:type="auto"/>
+          </w:tcPr>
+          <w:p>
+            <w:pPr>
+              <w:pStyle w:val="Compact"/>
+              <w:jc w:val="right"/>
+            </w:pPr>
+            <w:r>
+              <w:t>0.5653320</w:t>
+            </w:r>
+          </w:p>
+        </w:tc>
+      </w:tr>
+      <w:tr>
+        <w:tc>
+          <w:tcPr>
+            <w:tcW w:w="0" w:type="auto"/>
+          </w:tcPr>
+          <w:p>
+            <w:pPr>
+              <w:pStyle w:val="Compact"/>
+            </w:pPr>
+            <w:r>
+              <w:t>APBSW</w:t>
+            </w:r>
+          </w:p>
+        </w:tc>
+        <w:tc>
+          <w:tcPr>
+            <w:tcW w:w="0" w:type="auto"/>
+          </w:tcPr>
+          <w:p>
+            <w:pPr>
+              <w:pStyle w:val="Compact"/>
+              <w:jc w:val="right"/>
+            </w:pPr>
+            <w:r>
+              <w:t>22154.82</w:t>
+            </w:r>
+          </w:p>
+        </w:tc>
+        <w:tc>
+          <w:tcPr>
+            <w:tcW w:w="0" w:type="auto"/>
+          </w:tcPr>
+          <w:p>
+            <w:pPr>
+              <w:pStyle w:val="Compact"/>
+              <w:jc w:val="right"/>
+            </w:pPr>
+            <w:r>
+              <w:t>1</w:t>
+            </w:r>
+          </w:p>
+        </w:tc>
+        <w:tc>
+          <w:tcPr>
+            <w:tcW w:w="0" w:type="auto"/>
+          </w:tcPr>
+          <w:p>
+            <w:pPr>
+              <w:pStyle w:val="Compact"/>
+              <w:jc w:val="right"/>
+            </w:pPr>
+            <w:r>
+              <w:t>0.4346680</w:t>
+            </w:r>
+          </w:p>
+        </w:tc>
+      </w:tr>
+      <w:tr>
+        <w:tc>
+          <w:tcPr>
+            <w:tcW w:w="0" w:type="auto"/>
+          </w:tcPr>
+          <w:p>
+            <w:pPr>
+              <w:pStyle w:val="Compact"/>
+            </w:pPr>
+            <w:r>
+              <w:t>APEI</w:t>
+            </w:r>
+          </w:p>
+        </w:tc>
+        <w:tc>
+          <w:tcPr>
+            <w:tcW w:w="0" w:type="auto"/>
+          </w:tcPr>
+          <w:p>
+            <w:pPr>
+              <w:pStyle w:val="Compact"/>
+              <w:jc w:val="right"/>
+            </w:pPr>
+            <w:r>
+              <w:t>36407.41</w:t>
+            </w:r>
+          </w:p>
+        </w:tc>
+        <w:tc>
+          <w:tcPr>
+            <w:tcW w:w="0" w:type="auto"/>
+          </w:tcPr>
+          <w:p>
+            <w:pPr>
+              <w:pStyle w:val="Compact"/>
+              <w:jc w:val="right"/>
+            </w:pPr>
+            <w:r>
+              <w:t>2</w:t>
+            </w:r>
+          </w:p>
+        </w:tc>
+        <w:tc>
+          <w:tcPr>
+            <w:tcW w:w="0" w:type="auto"/>
+          </w:tcPr>
+          <w:p>
+            <w:pPr>
+              <w:pStyle w:val="Compact"/>
+              <w:jc w:val="right"/>
+            </w:pPr>
+            <w:r>
+              <w:t>0.5282773</w:t>
+            </w:r>
+          </w:p>
+        </w:tc>
+      </w:tr>
+      <w:tr>
+        <w:tc>
+          <w:tcPr>
+            <w:tcW w:w="0" w:type="auto"/>
+          </w:tcPr>
+          <w:p>
+            <w:pPr>
+              <w:pStyle w:val="Compact"/>
+            </w:pPr>
+            <w:r>
+              <w:t>APDPE</w:t>
+            </w:r>
+          </w:p>
+        </w:tc>
+        <w:tc>
+          <w:tcPr>
+            <w:tcW w:w="0" w:type="auto"/>
+          </w:tcPr>
+          <w:p>
+            <w:pPr>
+              <w:pStyle w:val="Compact"/>
+              <w:jc w:val="right"/>
+            </w:pPr>
+            <w:r>
+              <w:t>16554.09</w:t>
+            </w:r>
+          </w:p>
+        </w:tc>
+        <w:tc>
+          <w:tcPr>
+            <w:tcW w:w="0" w:type="auto"/>
+          </w:tcPr>
+          <w:p>
+            <w:pPr>
+              <w:pStyle w:val="Compact"/>
+              <w:jc w:val="right"/>
+            </w:pPr>
+            <w:r>
+              <w:t>2</w:t>
+            </w:r>
+          </w:p>
+        </w:tc>
+        <w:tc>
+          <w:tcPr>
+            <w:tcW w:w="0" w:type="auto"/>
+          </w:tcPr>
+          <w:p>
+            <w:pPr>
+              <w:pStyle w:val="Compact"/>
+              <w:jc w:val="right"/>
+            </w:pPr>
+            <w:r>
+              <w:t>0.2402025</w:t>
+            </w:r>
+          </w:p>
+        </w:tc>
+      </w:tr>
+      <w:tr>
+        <w:tc>
+          <w:tcPr>
+            <w:tcW w:w="0" w:type="auto"/>
+          </w:tcPr>
+          <w:p>
+            <w:pPr>
+              <w:pStyle w:val="Compact"/>
+            </w:pPr>
+            <w:r>
+              <w:t>APDPW</w:t>
+            </w:r>
+          </w:p>
+        </w:tc>
+        <w:tc>
+          <w:tcPr>
+            <w:tcW w:w="0" w:type="auto"/>
+          </w:tcPr>
+          <w:p>
+            <w:pPr>
+              <w:pStyle w:val="Compact"/>
+              <w:jc w:val="right"/>
+            </w:pPr>
+            <w:r>
+              <w:t>15955.73</w:t>
+            </w:r>
+          </w:p>
+        </w:tc>
+        <w:tc>
+          <w:tcPr>
+            <w:tcW w:w="0" w:type="auto"/>
+          </w:tcPr>
+          <w:p>
+            <w:pPr>
+              <w:pStyle w:val="Compact"/>
+              <w:jc w:val="right"/>
+            </w:pPr>
+            <w:r>
+              <w:t>2</w:t>
+            </w:r>
+          </w:p>
+        </w:tc>
+        <w:tc>
+          <w:tcPr>
+            <w:tcW w:w="0" w:type="auto"/>
+          </w:tcPr>
+          <w:p>
+            <w:pPr>
+              <w:pStyle w:val="Compact"/>
+              <w:jc w:val="right"/>
+            </w:pPr>
+            <w:r>
+              <w:t>0.2315201</w:t>
+            </w:r>
+          </w:p>
+        </w:tc>
+      </w:tr>
+      <w:tr>
+        <w:tc>
+          <w:tcPr>
+            <w:tcW w:w="0" w:type="auto"/>
+          </w:tcPr>
+          <w:p>
+            <w:pPr>
+              <w:pStyle w:val="Compact"/>
+            </w:pPr>
+            <w:r>
+              <w:t>APPA</w:t>
+            </w:r>
+          </w:p>
+        </w:tc>
+        <w:tc>
+          <w:tcPr>
+            <w:tcW w:w="0" w:type="auto"/>
+          </w:tcPr>
+          <w:p>
+            <w:pPr>
+              <w:pStyle w:val="Compact"/>
+              <w:jc w:val="right"/>
+            </w:pPr>
+            <w:r>
+              <w:t>441639.72</w:t>
+            </w:r>
+          </w:p>
+        </w:tc>
+        <w:tc>
+          <w:tcPr>
+            <w:tcW w:w="0" w:type="auto"/>
+          </w:tcPr>
+          <w:p>
+            <w:pPr>
+              <w:pStyle w:val="Compact"/>
+              <w:jc w:val="right"/>
+            </w:pPr>
+            <w:r>
+              <w:t>3</w:t>
+            </w:r>
+          </w:p>
+        </w:tc>
+        <w:tc>
+          <w:tcPr>
+            <w:tcW w:w="0" w:type="auto"/>
+          </w:tcPr>
+          <w:p>
+            <w:pPr>
+              <w:pStyle w:val="Compact"/>
+              <w:jc w:val="right"/>
+            </w:pPr>
+            <w:r>
+              <w:t>1.0000000</w:t>
+            </w:r>
+          </w:p>
+        </w:tc>
+      </w:tr>
+      <w:tr>
+        <w:tc>
+          <w:tcPr>
+            <w:tcW w:w="0" w:type="auto"/>
+          </w:tcPr>
+          <w:p>
+            <w:pPr>
+              <w:pStyle w:val="Compact"/>
+            </w:pPr>
+            <w:r>
+              <w:t>APE</w:t>
+            </w:r>
+          </w:p>
+        </w:tc>
+        <w:tc>
+          <w:tcPr>
+            <w:tcW w:w="0" w:type="auto"/>
+          </w:tcPr>
+          <w:p>
+            <w:pPr>
+              <w:pStyle w:val="Compact"/>
+              <w:jc w:val="right"/>
+            </w:pPr>
+            <w:r>
+              <w:t>63331.00</w:t>
+            </w:r>
+          </w:p>
+        </w:tc>
+        <w:tc>
+          <w:tcPr>
+            <w:tcW w:w="0" w:type="auto"/>
+          </w:tcPr>
+          <w:p>
+            <w:pPr>
+              <w:pStyle w:val="Compact"/>
+              <w:jc w:val="right"/>
+            </w:pPr>
+            <w:r>
+              <w:t>4</w:t>
+            </w:r>
+          </w:p>
+        </w:tc>
+        <w:tc>
+          <w:tcPr>
+            <w:tcW w:w="0" w:type="auto"/>
+          </w:tcPr>
+          <w:p>
+            <w:pPr>
+              <w:pStyle w:val="Compact"/>
+              <w:jc w:val="right"/>
+            </w:pPr>
+            <w:r>
+              <w:t>0.6289206</w:t>
+            </w:r>
+          </w:p>
+        </w:tc>
+      </w:tr>
+      <w:tr>
+        <w:tc>
+          <w:tcPr>
+            <w:tcW w:w="0" w:type="auto"/>
+          </w:tcPr>
+          <w:p>
+            <w:pPr>
+              <w:pStyle w:val="Compact"/>
+            </w:pPr>
+            <w:r>
+              <w:t>APW</w:t>
+            </w:r>
+          </w:p>
+        </w:tc>
+        <w:tc>
+          <w:tcPr>
+            <w:tcW w:w="0" w:type="auto"/>
+          </w:tcPr>
+          <w:p>
+            <w:pPr>
+              <w:pStyle w:val="Compact"/>
+              <w:jc w:val="right"/>
+            </w:pPr>
+            <w:r>
+              <w:t>37366.93</w:t>
+            </w:r>
+          </w:p>
+        </w:tc>
+        <w:tc>
+          <w:tcPr>
+            <w:tcW w:w="0" w:type="auto"/>
+          </w:tcPr>
+          <w:p>
+            <w:pPr>
+              <w:pStyle w:val="Compact"/>
+              <w:jc w:val="right"/>
+            </w:pPr>
+            <w:r>
+              <w:t>4</w:t>
+            </w:r>
+          </w:p>
+        </w:tc>
+        <w:tc>
+          <w:tcPr>
+            <w:tcW w:w="0" w:type="auto"/>
+          </w:tcPr>
+          <w:p>
+            <w:pPr>
+              <w:pStyle w:val="Compact"/>
+              <w:jc w:val="right"/>
+            </w:pPr>
+            <w:r>
+              <w:t>0.3710794</w:t>
+            </w:r>
+          </w:p>
+        </w:tc>
+      </w:tr>
+    </w:tbl>
+    <w:p>
+      <w:pPr>
+        <w:pStyle w:val="Textoindependiente"/>
+      </w:pPr>
+      <w:r>
+        <w:t>Effect of Spatial and temporal mismatches in penguin performance.</w:t>
+      </w:r>
+    </w:p>
+    <w:p>
+      <w:r>
+        <w:br w:type="page"/>
       </w:r>
     </w:p>
     <w:p>
@@ -2230,11 +2729,240 @@
         <w:pStyle w:val="Textoindependiente"/>
       </w:pPr>
       <w:r>
-        <w:t xml:space="preserve">Watters et al. (2020) noted “krill biomass in the Antarctic Peninsula is generally sufficient to support penguin production.” Consistent with this, no evidence of acute adult penguin mortality or complete lack of bird attending nesting grounds has been documented in the </w:t>
+        <w:rPr>
+          <w:noProof/>
+        </w:rPr>
+        <w:lastRenderedPageBreak/>
+        <w:drawing>
+          <wp:inline distT="0" distB="0" distL="0" distR="0" wp14:anchorId="6D3B2600" wp14:editId="01143BB1">
+            <wp:extent cx="3465830" cy="1906176"/>
+            <wp:effectExtent l="0" t="0" r="0" b="0"/>
+            <wp:docPr id="50" name="Picture"/>
+            <wp:cNvGraphicFramePr/>
+            <a:graphic xmlns:a="http://schemas.openxmlformats.org/drawingml/2006/main">
+              <a:graphicData uri="http://schemas.openxmlformats.org/drawingml/2006/picture">
+                <pic:pic xmlns:pic="http://schemas.openxmlformats.org/drawingml/2006/picture">
+                  <pic:nvPicPr>
+                    <pic:cNvPr id="51" name="Picture" descr="./A_Results/Watters_model/Imputed/Watters_Posterior_predictive_dist_imputed.png"/>
+                    <pic:cNvPicPr>
+                      <a:picLocks noChangeAspect="1" noChangeArrowheads="1"/>
+                    </pic:cNvPicPr>
+                  </pic:nvPicPr>
+                  <pic:blipFill rotWithShape="1">
+                    <a:blip r:embed="rId17"/>
+                    <a:srcRect t="8960" b="17707"/>
+                    <a:stretch>
+                      <a:fillRect/>
+                    </a:stretch>
+                  </pic:blipFill>
+                  <pic:spPr bwMode="auto">
+                    <a:xfrm>
+                      <a:off x="0" y="0"/>
+                      <a:ext cx="3467100" cy="1906874"/>
+                    </a:xfrm>
+                    <a:prstGeom prst="rect">
+                      <a:avLst/>
+                    </a:prstGeom>
+                    <a:noFill/>
+                    <a:ln>
+                      <a:noFill/>
+                    </a:ln>
+                    <a:extLst>
+                      <a:ext uri="{53640926-AAD7-44D8-BBD7-CCE9431645EC}">
+                        <a14:shadowObscured xmlns:a14="http://schemas.microsoft.com/office/drawing/2010/main"/>
+                      </a:ext>
+                    </a:extLst>
+                  </pic:spPr>
+                </pic:pic>
+              </a:graphicData>
+            </a:graphic>
+          </wp:inline>
+        </w:drawing>
       </w:r>
       <w:r>
+        <w:rPr>
+          <w:noProof/>
+        </w:rPr>
+        <w:drawing>
+          <wp:inline distT="0" distB="0" distL="0" distR="0" wp14:anchorId="6D3B2602" wp14:editId="5CB97B68">
+            <wp:extent cx="3465830" cy="1449238"/>
+            <wp:effectExtent l="0" t="0" r="0" b="0"/>
+            <wp:docPr id="53" name="Picture"/>
+            <wp:cNvGraphicFramePr/>
+            <a:graphic xmlns:a="http://schemas.openxmlformats.org/drawingml/2006/main">
+              <a:graphicData uri="http://schemas.openxmlformats.org/drawingml/2006/picture">
+                <pic:pic xmlns:pic="http://schemas.openxmlformats.org/drawingml/2006/picture">
+                  <pic:nvPicPr>
+                    <pic:cNvPr id="54" name="Picture" descr="./A_Results/Model02_Andy/Posterior_predictive_dist_mod02_Andy.png"/>
+                    <pic:cNvPicPr>
+                      <a:picLocks noChangeAspect="1" noChangeArrowheads="1"/>
+                    </pic:cNvPicPr>
+                  </pic:nvPicPr>
+                  <pic:blipFill rotWithShape="1">
+                    <a:blip r:embed="rId18"/>
+                    <a:srcRect t="9773" b="29404"/>
+                    <a:stretch>
+                      <a:fillRect/>
+                    </a:stretch>
+                  </pic:blipFill>
+                  <pic:spPr bwMode="auto">
+                    <a:xfrm>
+                      <a:off x="0" y="0"/>
+                      <a:ext cx="3467100" cy="1449769"/>
+                    </a:xfrm>
+                    <a:prstGeom prst="rect">
+                      <a:avLst/>
+                    </a:prstGeom>
+                    <a:noFill/>
+                    <a:ln>
+                      <a:noFill/>
+                    </a:ln>
+                    <a:extLst>
+                      <a:ext uri="{53640926-AAD7-44D8-BBD7-CCE9431645EC}">
+                        <a14:shadowObscured xmlns:a14="http://schemas.microsoft.com/office/drawing/2010/main"/>
+                      </a:ext>
+                    </a:extLst>
+                  </pic:spPr>
+                </pic:pic>
+              </a:graphicData>
+            </a:graphic>
+          </wp:inline>
+        </w:drawing>
+      </w:r>
+      <w:r>
+        <w:rPr>
+          <w:noProof/>
+        </w:rPr>
+        <w:drawing>
+          <wp:inline distT="0" distB="0" distL="0" distR="0" wp14:anchorId="6D3B2604" wp14:editId="218B4B35">
+            <wp:extent cx="3465830" cy="1682151"/>
+            <wp:effectExtent l="0" t="0" r="0" b="0"/>
+            <wp:docPr id="56" name="Picture"/>
+            <wp:cNvGraphicFramePr/>
+            <a:graphic xmlns:a="http://schemas.openxmlformats.org/drawingml/2006/main">
+              <a:graphicData uri="http://schemas.openxmlformats.org/drawingml/2006/picture">
+                <pic:pic xmlns:pic="http://schemas.openxmlformats.org/drawingml/2006/picture">
+                  <pic:nvPicPr>
+                    <pic:cNvPr id="57" name="Picture" descr="./A_Results/Model02_Andy/Posterior_predictive_dist_mod02_Andy_MWinter.png"/>
+                    <pic:cNvPicPr>
+                      <a:picLocks noChangeAspect="1" noChangeArrowheads="1"/>
+                    </pic:cNvPicPr>
+                  </pic:nvPicPr>
+                  <pic:blipFill rotWithShape="1">
+                    <a:blip r:embed="rId19"/>
+                    <a:srcRect t="8959" b="26327"/>
+                    <a:stretch>
+                      <a:fillRect/>
+                    </a:stretch>
+                  </pic:blipFill>
+                  <pic:spPr bwMode="auto">
+                    <a:xfrm>
+                      <a:off x="0" y="0"/>
+                      <a:ext cx="3467100" cy="1682767"/>
+                    </a:xfrm>
+                    <a:prstGeom prst="rect">
+                      <a:avLst/>
+                    </a:prstGeom>
+                    <a:noFill/>
+                    <a:ln>
+                      <a:noFill/>
+                    </a:ln>
+                    <a:extLst>
+                      <a:ext uri="{53640926-AAD7-44D8-BBD7-CCE9431645EC}">
+                        <a14:shadowObscured xmlns:a14="http://schemas.microsoft.com/office/drawing/2010/main"/>
+                      </a:ext>
+                    </a:extLst>
+                  </pic:spPr>
+                </pic:pic>
+              </a:graphicData>
+            </a:graphic>
+          </wp:inline>
+        </w:drawing>
+      </w:r>
+      <w:r>
+        <w:rPr>
+          <w:noProof/>
+        </w:rPr>
+        <w:drawing>
+          <wp:inline distT="0" distB="0" distL="0" distR="0" wp14:anchorId="6D3B2606" wp14:editId="24FC6041">
+            <wp:extent cx="3466255" cy="2384030"/>
+            <wp:effectExtent l="0" t="0" r="0" b="0"/>
+            <wp:docPr id="59" name="Picture"/>
+            <wp:cNvGraphicFramePr/>
+            <a:graphic xmlns:a="http://schemas.openxmlformats.org/drawingml/2006/main">
+              <a:graphicData uri="http://schemas.openxmlformats.org/drawingml/2006/picture">
+                <pic:pic xmlns:pic="http://schemas.openxmlformats.org/drawingml/2006/picture">
+                  <pic:nvPicPr>
+                    <pic:cNvPr id="60" name="Picture" descr="./A_Results/Model02_SSMU/Posterior_predictive_dist_mod02_SSMU.png"/>
+                    <pic:cNvPicPr>
+                      <a:picLocks noChangeAspect="1" noChangeArrowheads="1"/>
+                    </pic:cNvPicPr>
+                  </pic:nvPicPr>
+                  <pic:blipFill rotWithShape="1">
+                    <a:blip r:embed="rId20"/>
+                    <a:srcRect t="8296"/>
+                    <a:stretch>
+                      <a:fillRect/>
+                    </a:stretch>
+                  </pic:blipFill>
+                  <pic:spPr bwMode="auto">
+                    <a:xfrm>
+                      <a:off x="0" y="0"/>
+                      <a:ext cx="3467100" cy="2384611"/>
+                    </a:xfrm>
+                    <a:prstGeom prst="rect">
+                      <a:avLst/>
+                    </a:prstGeom>
+                    <a:noFill/>
+                    <a:ln>
+                      <a:noFill/>
+                    </a:ln>
+                    <a:extLst>
+                      <a:ext uri="{53640926-AAD7-44D8-BBD7-CCE9431645EC}">
+                        <a14:shadowObscured xmlns:a14="http://schemas.microsoft.com/office/drawing/2010/main"/>
+                      </a:ext>
+                    </a:extLst>
+                  </pic:spPr>
+                </pic:pic>
+              </a:graphicData>
+            </a:graphic>
+          </wp:inline>
+        </w:drawing>
+      </w:r>
+    </w:p>
+    <w:p>
+      <w:pPr>
+        <w:pStyle w:val="Textoindependiente"/>
+      </w:pPr>
+      <w:r>
+        <w:t>Figure S8. Posterior predictive distributions (boxplots) and jittered observations (colored circles) of penguin 76 performance. A) Watters model. B) Andy spatial. C) Andy SApatial, MArch = winter. D) Spatial and temporal SSMUs.</w:t>
+      </w:r>
+    </w:p>
+    <w:p>
+      <w:pPr>
+        <w:pStyle w:val="Ttulo1"/>
+      </w:pPr>
+      <w:bookmarkStart w:id="4" w:name="X439ee4f604c236a304670473e60baf80fa8e5c3"/>
+      <w:bookmarkEnd w:id="3"/>
+      <w:r>
         <w:lastRenderedPageBreak/>
-        <w:t>region, unlike patterns reported for other penguin species during severe starvation events (Vianna et al. 2014, Crawford et al. 2025). In this context, summer survey estimates below 1 million tonnes for each gSSMU are inconsistent with observed predator dynamics and likely underestimate krill availability.</w:t>
+        <w:t>E. Krill consumption by main predator taxa</w:t>
+      </w:r>
+    </w:p>
+    <w:p>
+      <w:pPr>
+        <w:pStyle w:val="FirstParagraph"/>
+      </w:pPr>
+      <w:r>
+        <w:t>Estimates of krill consumption by major predator groups during the study period have been previously summarized by Hill et al. (2007). During summer, fish accounted for the largest proportion of krill consumption, with estimated removals of 1,425,193 in the Bransfield Strait (gSMSMU #1: APBSW + APBSE) and 845,772 in the Drake Passage (gSSMU #2: APDPW + APDPE). Combined summer consumption by penguins and whales was estimated at 444,674 in the Bransfield Strait and 328,774 in the Drake Passage. Total summer krill consumption therefore exceeded 1 Mt in both gSSMU 1 and gSSMU 2.</w:t>
+      </w:r>
+    </w:p>
+    <w:p>
+      <w:pPr>
+        <w:pStyle w:val="Textoindependiente"/>
+      </w:pPr>
+      <w:r>
+        <w:t>Watters et al. (2020) noted “krill biomass in the Antarctic Peninsula is generally sufficient to support penguin production.” Consistent with this, no evidence of acute adult penguin mortality or complete lack of bird attending nesting grounds has been documented in the region, unlike patterns reported for other penguin species during severe starvation events (Vianna et al. 2014, Crawford et al. 2025). In this context, summer survey estimates below 1 million tonnes for each gSSMU are inconsistent with observed predator dynamics and likely underestimate krill availability.</w:t>
       </w:r>
     </w:p>
     <w:p>
@@ -7049,9 +7777,10 @@
       <w:pPr>
         <w:pStyle w:val="Ttulo1"/>
       </w:pPr>
-      <w:bookmarkStart w:id="4" w:name="citations"/>
-      <w:bookmarkEnd w:id="3"/>
+      <w:bookmarkStart w:id="5" w:name="citations"/>
+      <w:bookmarkEnd w:id="4"/>
       <w:r>
+        <w:lastRenderedPageBreak/>
         <w:t>Citations</w:t>
       </w:r>
     </w:p>
@@ -7078,7 +7807,7 @@
       <w:r>
         <w:t xml:space="preserve">Watters, George M., Jefferson T. Hinke, and Christian S. Reiss. 2020. “Long-Term Observations from Antarctica Demonstrate That Mismatched Scales of Fisheries Management and Predator-Prey Interaction Lead to Erroneous Conclusions about Precaution.” Scientific Reports 10 (1). </w:t>
       </w:r>
-      <w:hyperlink r:id="rId15">
+      <w:hyperlink r:id="rId21">
         <w:r>
           <w:rPr>
             <w:rStyle w:val="Hipervnculo"/>
@@ -7089,7 +7818,7 @@
       <w:r>
         <w:t>.</w:t>
       </w:r>
-      <w:bookmarkEnd w:id="4"/>
+      <w:bookmarkEnd w:id="5"/>
     </w:p>
     <w:sectPr>
       <w:pgSz w:w="12240" w:h="15840"/>
@@ -7149,7 +7878,7 @@
   <w:abstractNum w:abstractNumId="0" w15:restartNumberingAfterBreak="0">
     <w:nsid w:val="0000A990"/>
     <w:multiLevelType w:val="multilevel"/>
-    <w:tmpl w:val="A7C01178"/>
+    <w:tmpl w:val="21F400EC"/>
     <w:lvl w:ilvl="0">
       <w:numFmt w:val="bullet"/>
       <w:lvlText w:val=" "/>
@@ -7223,7 +7952,7 @@
       </w:pPr>
     </w:lvl>
   </w:abstractNum>
-  <w:num w:numId="1" w16cid:durableId="1687754099">
+  <w:num w:numId="1" w16cid:durableId="377900203">
     <w:abstractNumId w:val="0"/>
   </w:num>
 </w:numbering>

--- a/Watters_Rebutt_Suppl_Mat.docx
+++ b/Watters_Rebutt_Suppl_Mat.docx
@@ -6,8 +6,13 @@
       <w:pPr>
         <w:pStyle w:val="Ttulo"/>
       </w:pPr>
-      <w:r>
-        <w:t>Supplemtary material: A Rebuttal to Watters et al. (2020): Misinterpretation of Predator-Prey Dynamics leading to erroneous Precautionary Management in Antarctic Krill Fisheries</w:t>
+      <w:proofErr w:type="spellStart"/>
+      <w:r>
+        <w:t>Supplemtary</w:t>
+      </w:r>
+      <w:proofErr w:type="spellEnd"/>
+      <w:r>
+        <w:t xml:space="preserve"> material: A Rebuttal to Watters et al. (2020): Misinterpretation of Predator-Prey Dynamics leading to erroneous Precautionary Management in Antarctic Krill Fisheries</w:t>
       </w:r>
     </w:p>
     <w:p>
@@ -32,7 +37,23 @@
         <w:pStyle w:val="FirstParagraph"/>
       </w:pPr>
       <w:r>
-        <w:t>Survey coverage, expressed as nautical miles surveyed within each gSSMU and survey leg, varied among years and between legs. In most years, two survey legs were conducted. Watters et al. (2020) proposed excluding surveys with transect coverage of 80 nm or less, but did not apply this criterion.</w:t>
+        <w:t xml:space="preserve">Survey coverage, expressed as nautical miles surveyed within each </w:t>
+      </w:r>
+      <w:proofErr w:type="spellStart"/>
+      <w:r>
+        <w:t>gSSMU</w:t>
+      </w:r>
+      <w:proofErr w:type="spellEnd"/>
+      <w:r>
+        <w:t xml:space="preserve"> and survey leg, varied among years and between legs. In most years, two survey legs were conducted. Watters et al. (2020) proposed excluding surveys with transect coverage of 80 nm or </w:t>
+      </w:r>
+      <w:proofErr w:type="gramStart"/>
+      <w:r>
+        <w:t>less, but</w:t>
+      </w:r>
+      <w:proofErr w:type="gramEnd"/>
+      <w:r>
+        <w:t xml:space="preserve"> did not apply this criterion.</w:t>
       </w:r>
     </w:p>
     <w:p>
@@ -40,7 +61,31 @@
         <w:pStyle w:val="Textoindependiente"/>
       </w:pPr>
       <w:r>
-        <w:t>Rather than applying a fixed threshold, we examined the frequency distribution of surveyed transect lengths for gSSMUs 1 and 2 separately and excluded surveys falling below the lower 10th percentile. This approach resulted in the exclusion of three survey legs in gSSMU 1 (≤10 nm; 1996, 1999, 2010, and 2012) and three survey legs in gSSMU 2 (≤200 nm; 2010, 2011 and 2012) (Figure S1).</w:t>
+        <w:t xml:space="preserve">Rather than applying a fixed threshold, we examined the frequency distribution of surveyed transect lengths for </w:t>
+      </w:r>
+      <w:proofErr w:type="spellStart"/>
+      <w:r>
+        <w:t>gSSMUs</w:t>
+      </w:r>
+      <w:proofErr w:type="spellEnd"/>
+      <w:r>
+        <w:t xml:space="preserve"> 1 and 2 separately and excluded surveys falling below the lower 10th percentile. This approach resulted in the exclusion of three survey legs in </w:t>
+      </w:r>
+      <w:proofErr w:type="spellStart"/>
+      <w:r>
+        <w:t>gSSMU</w:t>
+      </w:r>
+      <w:proofErr w:type="spellEnd"/>
+      <w:r>
+        <w:t xml:space="preserve"> 1 (≤10 nm; 1996, 1999, 2010, and 2012) and three survey legs in </w:t>
+      </w:r>
+      <w:proofErr w:type="spellStart"/>
+      <w:r>
+        <w:t>gSSMU</w:t>
+      </w:r>
+      <w:proofErr w:type="spellEnd"/>
+      <w:r>
+        <w:t xml:space="preserve"> 2 (≤200 nm; 2010, 2011 and 2012) (Figure S1).</w:t>
       </w:r>
     </w:p>
     <w:p>
@@ -146,7 +191,15 @@
         <w:pStyle w:val="Textoindependiente"/>
       </w:pPr>
       <w:r>
-        <w:t>Figure S1. Annual survey coverage (total transect length surveyed) by gSSMU, year and survey leg [top panel]. Frequency distribution of summed transect lengths across all surveys, with the 10th percentile marked by the dashed line [bottom panel].</w:t>
+        <w:t xml:space="preserve">Figure S1. Annual survey coverage (total transect length surveyed) by </w:t>
+      </w:r>
+      <w:proofErr w:type="spellStart"/>
+      <w:r>
+        <w:t>gSSMU</w:t>
+      </w:r>
+      <w:proofErr w:type="spellEnd"/>
+      <w:r>
+        <w:t>, year and survey leg [top panel]. Frequency distribution of summed transect lengths across all surveys, with the 10th percentile marked by the dashed line [bottom panel].</w:t>
       </w:r>
     </w:p>
     <w:p>
@@ -162,7 +215,11 @@
       <w:bookmarkEnd w:id="0"/>
       <w:r>
         <w:lastRenderedPageBreak/>
-        <w:t>B. Distribution of observed vs imputed summer ln</w:t>
+        <w:t xml:space="preserve">B. Distribution of observed vs imputed summer </w:t>
+      </w:r>
+      <w:proofErr w:type="spellStart"/>
+      <w:r>
+        <w:t>ln</w:t>
       </w:r>
       <w:r>
         <w:rPr>
@@ -171,6 +228,7 @@
         </w:rPr>
         <w:t>LKB</w:t>
       </w:r>
+      <w:proofErr w:type="spellEnd"/>
       <w:r>
         <w:t xml:space="preserve"> values</w:t>
       </w:r>
@@ -180,7 +238,11 @@
         <w:pStyle w:val="FirstParagraph"/>
       </w:pPr>
       <w:r>
-        <w:t>We evaluated the procedure used to impute LKB values in years without survey data. First, we assessed whether ln</w:t>
+        <w:t xml:space="preserve">We evaluated the procedure used to impute LKB values in years without survey data. First, we assessed whether </w:t>
+      </w:r>
+      <w:proofErr w:type="spellStart"/>
+      <w:r>
+        <w:t>ln</w:t>
       </w:r>
       <w:r>
         <w:rPr>
@@ -189,8 +251,13 @@
         </w:rPr>
         <w:t>LKB</w:t>
       </w:r>
-      <w:r>
-        <w:t xml:space="preserve"> from survey observations followed an appropriate parametric distribution. We then generated imputed ln</w:t>
+      <w:proofErr w:type="spellEnd"/>
+      <w:r>
+        <w:t xml:space="preserve"> from survey observations followed an appropriate parametric distribution. We then generated imputed </w:t>
+      </w:r>
+      <w:proofErr w:type="spellStart"/>
+      <w:r>
+        <w:t>ln</w:t>
       </w:r>
       <w:r>
         <w:rPr>
@@ -199,6 +266,7 @@
         </w:rPr>
         <w:t>LKB</w:t>
       </w:r>
+      <w:proofErr w:type="spellEnd"/>
       <w:r>
         <w:t xml:space="preserve"> values following equations (1) and (2) of Watters et al. (2020) and compared the resulting distributions with the empirical distribution of observed data.</w:t>
       </w:r>
@@ -208,7 +276,11 @@
         <w:pStyle w:val="Textoindependiente"/>
       </w:pPr>
       <w:r>
-        <w:t>We fitted a log-normal distribution to the survey-based LKB data and assessed normality of ln</w:t>
+        <w:t xml:space="preserve">We fitted a log-normal distribution to the survey-based LKB data and assessed normality of </w:t>
+      </w:r>
+      <w:proofErr w:type="spellStart"/>
+      <w:r>
+        <w:t>ln</w:t>
       </w:r>
       <w:r>
         <w:rPr>
@@ -217,8 +289,13 @@
         </w:rPr>
         <w:t>LKB</w:t>
       </w:r>
-      <w:r>
-        <w:t xml:space="preserve"> using the Shapiro–Wilk test. Using the same parameterization, we generated 100,000 imputed ln</w:t>
+      <w:proofErr w:type="spellEnd"/>
+      <w:r>
+        <w:t xml:space="preserve"> using the Shapiro–Wilk test. Using the same parameterization, we generated 100,000 imputed </w:t>
+      </w:r>
+      <w:proofErr w:type="spellStart"/>
+      <w:r>
+        <w:t>ln</w:t>
       </w:r>
       <w:r>
         <w:rPr>
@@ -227,8 +304,13 @@
         </w:rPr>
         <w:t>LKB</w:t>
       </w:r>
-      <w:r>
-        <w:t xml:space="preserve"> values from equations (1) and (2), applying lower and upper bounds of 10,000 t and 1 × 10⁹ t, respectively, as defined in Supplementary Material S1. Normality of the imputed ln</w:t>
+      <w:proofErr w:type="spellEnd"/>
+      <w:r>
+        <w:t xml:space="preserve"> values from equations (1) and (2), applying lower and upper bounds of 10,000 t and 1 × 10⁹ t, respectively, as defined in Supplementary Material S1. Normality of the imputed </w:t>
+      </w:r>
+      <w:proofErr w:type="spellStart"/>
+      <w:r>
+        <w:t>ln</w:t>
       </w:r>
       <w:r>
         <w:rPr>
@@ -237,6 +319,7 @@
         </w:rPr>
         <w:t>LKB</w:t>
       </w:r>
+      <w:proofErr w:type="spellEnd"/>
       <w:r>
         <w:t xml:space="preserve"> distribution was then re-evaluated using the Shapiro–Wilk test.</w:t>
       </w:r>
@@ -246,7 +329,39 @@
         <w:pStyle w:val="Textoindependiente"/>
       </w:pPr>
       <w:r>
-        <w:t>Observed survey-based LKB distributions for all gSSMU–SAM combinations were well described by a log-normal distribution (Supplementary Material, Table S1; Figure S2). In contrast, ln(LKB) values generated through the imputation procedure of Watters et al. (2020) were concentrated toward the upper bound of the imposed limits, with mean ln(LKB) values of 17.5–17.7 (approximately 44 Mt), and did not conform to a log-normal distribution (Supplementary Material, Table S2; Figure S3).</w:t>
+        <w:t xml:space="preserve">Observed survey-based LKB distributions for all </w:t>
+      </w:r>
+      <w:proofErr w:type="spellStart"/>
+      <w:r>
+        <w:t>gSSMU</w:t>
+      </w:r>
+      <w:proofErr w:type="spellEnd"/>
+      <w:r>
+        <w:t xml:space="preserve">–SAM combinations were well described by a log-normal distribution (Supplementary Material, Table S1; Figure S2). In contrast, </w:t>
+      </w:r>
+      <w:proofErr w:type="gramStart"/>
+      <w:r>
+        <w:t>ln(</w:t>
+      </w:r>
+      <w:proofErr w:type="gramEnd"/>
+      <w:r>
+        <w:t xml:space="preserve">LKB) values generated through the imputation procedure of Watters et al. (2020) were concentrated toward the upper bound of the imposed limits, with mean </w:t>
+      </w:r>
+      <w:proofErr w:type="gramStart"/>
+      <w:r>
+        <w:t>ln(</w:t>
+      </w:r>
+      <w:proofErr w:type="gramEnd"/>
+      <w:r>
+        <w:t>LKB) values of 17.5–17.7 (approximately 44 Mt</w:t>
+      </w:r>
+      <w:proofErr w:type="gramStart"/>
+      <w:r>
+        <w:t>), and</w:t>
+      </w:r>
+      <w:proofErr w:type="gramEnd"/>
+      <w:r>
+        <w:t xml:space="preserve"> did not conform to a log-normal distribution (Supplementary Material, Table S2; Figure S3).</w:t>
       </w:r>
     </w:p>
     <w:p>
@@ -254,7 +369,15 @@
         <w:pStyle w:val="Textoindependiente"/>
       </w:pPr>
       <w:r>
-        <w:t>Table S1. Shapiro–Wilk test results for normality of observed log-transformed LKB values, reported by gSSMU and SAM sign. Columns show sample size (n), p-value, and W-statistic.</w:t>
+        <w:t xml:space="preserve">Table S1. Shapiro–Wilk test results for normality of observed log-transformed LKB values, reported by </w:t>
+      </w:r>
+      <w:proofErr w:type="spellStart"/>
+      <w:r>
+        <w:t>gSSMU</w:t>
+      </w:r>
+      <w:proofErr w:type="spellEnd"/>
+      <w:r>
+        <w:t xml:space="preserve"> and SAM sign. Columns show sample size (n), p-value, and W-statistic.</w:t>
       </w:r>
     </w:p>
     <w:tbl>
@@ -283,22 +406,28 @@
             <w:pPr>
               <w:pStyle w:val="Compact"/>
             </w:pPr>
+            <w:proofErr w:type="spellStart"/>
             <w:r>
               <w:t>gSSMU</w:t>
             </w:r>
-          </w:p>
-        </w:tc>
-        <w:tc>
-          <w:tcPr>
-            <w:tcW w:w="0" w:type="auto"/>
-          </w:tcPr>
-          <w:p>
-            <w:pPr>
-              <w:pStyle w:val="Compact"/>
-            </w:pPr>
+            <w:proofErr w:type="spellEnd"/>
+          </w:p>
+        </w:tc>
+        <w:tc>
+          <w:tcPr>
+            <w:tcW w:w="0" w:type="auto"/>
+          </w:tcPr>
+          <w:p>
+            <w:pPr>
+              <w:pStyle w:val="Compact"/>
+            </w:pPr>
+            <w:proofErr w:type="spellStart"/>
+            <w:proofErr w:type="gramStart"/>
             <w:r>
               <w:t>sam.sign</w:t>
             </w:r>
+            <w:proofErr w:type="spellEnd"/>
+            <w:proofErr w:type="gramEnd"/>
           </w:p>
         </w:tc>
         <w:tc>
@@ -324,9 +453,11 @@
               <w:pStyle w:val="Compact"/>
               <w:jc w:val="right"/>
             </w:pPr>
+            <w:proofErr w:type="spellStart"/>
             <w:r>
               <w:t>p_value</w:t>
             </w:r>
+            <w:proofErr w:type="spellEnd"/>
           </w:p>
         </w:tc>
         <w:tc>
@@ -630,7 +761,31 @@
         <w:pStyle w:val="Textoindependiente"/>
       </w:pPr>
       <w:r>
-        <w:t>Table S2. Shapiro–Wilk test results for normality of imputed log-transformed LKB values. The table reports the total number of imputations generated (n_total), the subsample used for the test (n_used), and the corresponding W and p values for each gSSMU and SAM sign.</w:t>
+        <w:t>Table S2. Shapiro–Wilk test results for normality of imputed log-transformed LKB values. The table reports the total number of imputations generated (</w:t>
+      </w:r>
+      <w:proofErr w:type="spellStart"/>
+      <w:r>
+        <w:t>n_total</w:t>
+      </w:r>
+      <w:proofErr w:type="spellEnd"/>
+      <w:r>
+        <w:t>), the subsample used for the test (</w:t>
+      </w:r>
+      <w:proofErr w:type="spellStart"/>
+      <w:r>
+        <w:t>n_used</w:t>
+      </w:r>
+      <w:proofErr w:type="spellEnd"/>
+      <w:r>
+        <w:t xml:space="preserve">), and the corresponding W and p values for each </w:t>
+      </w:r>
+      <w:proofErr w:type="spellStart"/>
+      <w:r>
+        <w:t>gSSMU</w:t>
+      </w:r>
+      <w:proofErr w:type="spellEnd"/>
+      <w:r>
+        <w:t xml:space="preserve"> and SAM sign.</w:t>
       </w:r>
     </w:p>
     <w:tbl>
@@ -660,50 +815,60 @@
             <w:pPr>
               <w:pStyle w:val="Compact"/>
             </w:pPr>
+            <w:proofErr w:type="spellStart"/>
             <w:r>
               <w:t>gSSMU</w:t>
             </w:r>
-          </w:p>
-        </w:tc>
-        <w:tc>
-          <w:tcPr>
-            <w:tcW w:w="0" w:type="auto"/>
-          </w:tcPr>
-          <w:p>
-            <w:pPr>
-              <w:pStyle w:val="Compact"/>
-            </w:pPr>
+            <w:proofErr w:type="spellEnd"/>
+          </w:p>
+        </w:tc>
+        <w:tc>
+          <w:tcPr>
+            <w:tcW w:w="0" w:type="auto"/>
+          </w:tcPr>
+          <w:p>
+            <w:pPr>
+              <w:pStyle w:val="Compact"/>
+            </w:pPr>
+            <w:proofErr w:type="spellStart"/>
+            <w:proofErr w:type="gramStart"/>
             <w:r>
               <w:t>sam.sign</w:t>
             </w:r>
-          </w:p>
-        </w:tc>
-        <w:tc>
-          <w:tcPr>
-            <w:tcW w:w="0" w:type="auto"/>
-          </w:tcPr>
-          <w:p>
-            <w:pPr>
-              <w:pStyle w:val="Compact"/>
-              <w:jc w:val="right"/>
-            </w:pPr>
+            <w:proofErr w:type="spellEnd"/>
+            <w:proofErr w:type="gramEnd"/>
+          </w:p>
+        </w:tc>
+        <w:tc>
+          <w:tcPr>
+            <w:tcW w:w="0" w:type="auto"/>
+          </w:tcPr>
+          <w:p>
+            <w:pPr>
+              <w:pStyle w:val="Compact"/>
+              <w:jc w:val="right"/>
+            </w:pPr>
+            <w:proofErr w:type="spellStart"/>
             <w:r>
               <w:t>n_total</w:t>
             </w:r>
-          </w:p>
-        </w:tc>
-        <w:tc>
-          <w:tcPr>
-            <w:tcW w:w="0" w:type="auto"/>
-          </w:tcPr>
-          <w:p>
-            <w:pPr>
-              <w:pStyle w:val="Compact"/>
-              <w:jc w:val="right"/>
-            </w:pPr>
+            <w:proofErr w:type="spellEnd"/>
+          </w:p>
+        </w:tc>
+        <w:tc>
+          <w:tcPr>
+            <w:tcW w:w="0" w:type="auto"/>
+          </w:tcPr>
+          <w:p>
+            <w:pPr>
+              <w:pStyle w:val="Compact"/>
+              <w:jc w:val="right"/>
+            </w:pPr>
+            <w:proofErr w:type="spellStart"/>
             <w:r>
               <w:t>n_used</w:t>
             </w:r>
+            <w:proofErr w:type="spellEnd"/>
           </w:p>
         </w:tc>
         <w:tc>
@@ -729,9 +894,11 @@
               <w:pStyle w:val="Compact"/>
               <w:jc w:val="right"/>
             </w:pPr>
+            <w:proofErr w:type="spellStart"/>
             <w:r>
               <w:t>p_value</w:t>
             </w:r>
+            <w:proofErr w:type="spellEnd"/>
           </w:p>
         </w:tc>
       </w:tr>
@@ -1129,7 +1296,31 @@
         <w:pStyle w:val="Textoindependiente"/>
       </w:pPr>
       <w:r>
-        <w:t>Figure S2. Distribution of ln-transformed acoustic biomass (LnSurvey) shown as histograms stratified by gSSMU (1, 2) and SAM sign (Neg, Pos). The solid curve in each panel shows the log-normal density fitted to the observed survey values.</w:t>
+        <w:t>Figure S2. Distribution of ln-transformed acoustic biomass (</w:t>
+      </w:r>
+      <w:proofErr w:type="spellStart"/>
+      <w:r>
+        <w:t>LnSurvey</w:t>
+      </w:r>
+      <w:proofErr w:type="spellEnd"/>
+      <w:r>
+        <w:t xml:space="preserve">) shown as histograms stratified by </w:t>
+      </w:r>
+      <w:proofErr w:type="spellStart"/>
+      <w:r>
+        <w:t>gSSMU</w:t>
+      </w:r>
+      <w:proofErr w:type="spellEnd"/>
+      <w:r>
+        <w:t xml:space="preserve"> (1, 2) and SAM sign (Neg, Pos). The solid curve in each panel shows the </w:t>
+      </w:r>
+      <w:proofErr w:type="gramStart"/>
+      <w:r>
+        <w:t>log</w:t>
+      </w:r>
+      <w:proofErr w:type="gramEnd"/>
+      <w:r>
+        <w:t>-normal density fitted to the observed survey values.</w:t>
       </w:r>
     </w:p>
     <w:p>
@@ -1188,7 +1379,31 @@
         <w:pStyle w:val="Textoindependiente"/>
       </w:pPr>
       <w:r>
-        <w:t>Figure S3. Distribution of ln-transformed imputed biomass (LnSurvey) shown as histograms stratified by gSSMU (1, 2) and SAM sign (Neg, Pos). The solid curve in each panel shows the log-normal density fitted to the observed survey values.</w:t>
+        <w:t>Figure S3. Distribution of ln-transformed imputed biomass (</w:t>
+      </w:r>
+      <w:proofErr w:type="spellStart"/>
+      <w:r>
+        <w:t>LnSurvey</w:t>
+      </w:r>
+      <w:proofErr w:type="spellEnd"/>
+      <w:r>
+        <w:t xml:space="preserve">) shown as histograms stratified by </w:t>
+      </w:r>
+      <w:proofErr w:type="spellStart"/>
+      <w:r>
+        <w:t>gSSMU</w:t>
+      </w:r>
+      <w:proofErr w:type="spellEnd"/>
+      <w:r>
+        <w:t xml:space="preserve"> (1, 2) and SAM sign (Neg, Pos). The solid curve in each panel shows the </w:t>
+      </w:r>
+      <w:proofErr w:type="gramStart"/>
+      <w:r>
+        <w:t>log</w:t>
+      </w:r>
+      <w:proofErr w:type="gramEnd"/>
+      <w:r>
+        <w:t>-normal density fitted to the observed survey values.</w:t>
       </w:r>
     </w:p>
     <w:p>
@@ -1207,7 +1422,15 @@
         <w:pStyle w:val="FirstParagraph"/>
       </w:pPr>
       <w:r>
-        <w:t>Penguin performance and posterior predictive distributions were re-analysed after excluding surveys with low spatial coverage. In this initial sensitivity analysis, missing summer LKB values were not imputed (Figures S4–S5). These analyses are directly comparable to Supplementary Figures S7–S8 of Watters et al. (2020). We then repeated the analysis with missing summer LKB values imputed using the median summer LKB derived from surveyed years (Table 1; Figures S6–S7).</w:t>
+        <w:t>Penguin performance and posterior predictive distributions were re-</w:t>
+      </w:r>
+      <w:proofErr w:type="spellStart"/>
+      <w:r>
+        <w:t>analysed</w:t>
+      </w:r>
+      <w:proofErr w:type="spellEnd"/>
+      <w:r>
+        <w:t xml:space="preserve"> after excluding surveys with low spatial coverage. In this initial sensitivity analysis, missing summer LKB values were not imputed (Figures S4–S5). These analyses are directly comparable to Supplementary Figures S7–S8 of Watters et al. (2020). We then repeated the analysis with missing summer LKB values imputed using the median summer LKB derived from surveyed years (Table 1; Figures S6–S7).</w:t>
       </w:r>
     </w:p>
     <w:p>
@@ -1239,7 +1462,15 @@
         <w:pStyle w:val="Textoindependiente"/>
       </w:pPr>
       <w:r>
-        <w:t>Posterior expectations of penguin performance after filtering for survey coverage (Figure S5) were broadly similar to those reported by Watters et al. (2020, Supplementary Figure S8), but differed in three key respects. First, the nominal “worst case” scenario no longer produced the lowest expected performance and instead lay close to the long-term mean. Second, scenarios with high harvest rates (LHR ≥0.10) exhibited median performance comparable to the “best case.” Third, the lowest median performance was associated with intermediate harvest rates (0.01 &lt; LHR &lt; 0.10; equivalent to case 3), followed by intermediate ONI conditions (equivalent to case 7; Figure S5). These patterns were maintained, and further accentuated, when missing summer LKB values were imputed (Figure S7). Consistent with Watters et al. (2020), variation in LKB (&lt;1 Mt versus &gt;1 Mt) exhibited the weakest association with penguin performance.</w:t>
+        <w:t>Posterior expectations of penguin performance after filtering for survey coverage (Figure S5) were broadly similar to those reported by Watters et al. (2020, Supplementary Figure S8</w:t>
+      </w:r>
+      <w:proofErr w:type="gramStart"/>
+      <w:r>
+        <w:t>), but</w:t>
+      </w:r>
+      <w:proofErr w:type="gramEnd"/>
+      <w:r>
+        <w:t xml:space="preserve"> differed in three key respects. First, the nominal “worst case” scenario no longer produced the lowest expected performance and instead lay close to the long-term mean. Second, scenarios with high harvest rates (LHR ≥0.10) exhibited median performance comparable to the “best case.” Third, the lowest median performance was associated with intermediate harvest rates (0.01 &lt; LHR &lt; 0.10; equivalent to case 3), followed by intermediate ONI conditions (equivalent to case 7; Figure S5). These patterns were maintained, and further accentuated, when missing summer LKB values were imputed (Figure S7). Consistent with Watters et al. (2020), variation in LKB (&lt;1 Mt versus &gt;1 Mt) exhibited the weakest association with penguin performance.</w:t>
       </w:r>
     </w:p>
     <w:p>
@@ -1259,7 +1490,23 @@
         <w:pStyle w:val="Textoindependiente"/>
       </w:pPr>
       <w:r>
-        <w:t>Table S3. The posterior predictive distributions shows that only some of the potential combinations have actual data (Fig. S4). Specifically, most data comes from the following combinations:</w:t>
+        <w:t xml:space="preserve">Table S3. The posterior predictive distributions </w:t>
+      </w:r>
+      <w:proofErr w:type="gramStart"/>
+      <w:r>
+        <w:t>shows</w:t>
+      </w:r>
+      <w:proofErr w:type="gramEnd"/>
+      <w:r>
+        <w:t xml:space="preserve"> that only some of the potential combinations have actual data (Fig. S4). Specifically, most data </w:t>
+      </w:r>
+      <w:proofErr w:type="gramStart"/>
+      <w:r>
+        <w:t>comes</w:t>
+      </w:r>
+      <w:proofErr w:type="gramEnd"/>
+      <w:r>
+        <w:t xml:space="preserve"> from the following combinations:</w:t>
       </w:r>
     </w:p>
     <w:tbl>
@@ -1356,7 +1603,15 @@
               <w:pStyle w:val="Compact"/>
             </w:pPr>
             <w:r>
-              <w:t>Case 1 (‘best’)</w:t>
+              <w:t xml:space="preserve">Case </w:t>
+            </w:r>
+            <w:proofErr w:type="gramStart"/>
+            <w:r>
+              <w:t>1 (‘</w:t>
+            </w:r>
+            <w:proofErr w:type="gramEnd"/>
+            <w:r>
+              <w:t>best’)</w:t>
             </w:r>
           </w:p>
         </w:tc>
@@ -2220,37 +2475,46 @@
               <w:pStyle w:val="Compact"/>
               <w:jc w:val="right"/>
             </w:pPr>
-            <w:r>
-              <w:t>Area..km2.</w:t>
-            </w:r>
-          </w:p>
-        </w:tc>
-        <w:tc>
-          <w:tcPr>
-            <w:tcW w:w="0" w:type="auto"/>
-          </w:tcPr>
-          <w:p>
-            <w:pPr>
-              <w:pStyle w:val="Compact"/>
-              <w:jc w:val="right"/>
-            </w:pPr>
+            <w:proofErr w:type="gramStart"/>
+            <w:r>
+              <w:t>Area..</w:t>
+            </w:r>
+            <w:proofErr w:type="gramEnd"/>
+            <w:r>
+              <w:t>km2.</w:t>
+            </w:r>
+          </w:p>
+        </w:tc>
+        <w:tc>
+          <w:tcPr>
+            <w:tcW w:w="0" w:type="auto"/>
+          </w:tcPr>
+          <w:p>
+            <w:pPr>
+              <w:pStyle w:val="Compact"/>
+              <w:jc w:val="right"/>
+            </w:pPr>
+            <w:proofErr w:type="spellStart"/>
             <w:r>
               <w:t>gSSMU</w:t>
             </w:r>
-          </w:p>
-        </w:tc>
-        <w:tc>
-          <w:tcPr>
-            <w:tcW w:w="0" w:type="auto"/>
-          </w:tcPr>
-          <w:p>
-            <w:pPr>
-              <w:pStyle w:val="Compact"/>
-              <w:jc w:val="right"/>
-            </w:pPr>
+            <w:proofErr w:type="spellEnd"/>
+          </w:p>
+        </w:tc>
+        <w:tc>
+          <w:tcPr>
+            <w:tcW w:w="0" w:type="auto"/>
+          </w:tcPr>
+          <w:p>
+            <w:pPr>
+              <w:pStyle w:val="Compact"/>
+              <w:jc w:val="right"/>
+            </w:pPr>
+            <w:proofErr w:type="spellStart"/>
             <w:r>
               <w:t>Area.fraction</w:t>
             </w:r>
+            <w:proofErr w:type="spellEnd"/>
           </w:p>
         </w:tc>
       </w:tr>
@@ -2716,7 +2980,15 @@
         <w:pStyle w:val="Textoindependiente"/>
       </w:pPr>
       <w:r>
-        <w:t>Effect of Spatial and temporal mismatches in penguin performance.</w:t>
+        <w:t xml:space="preserve">Effect of Spatial and temporal mismatches </w:t>
+      </w:r>
+      <w:proofErr w:type="gramStart"/>
+      <w:r>
+        <w:t>in</w:t>
+      </w:r>
+      <w:proofErr w:type="gramEnd"/>
+      <w:r>
+        <w:t xml:space="preserve"> penguin performance.</w:t>
       </w:r>
     </w:p>
     <w:p>
@@ -2935,7 +3207,23 @@
         <w:pStyle w:val="Textoindependiente"/>
       </w:pPr>
       <w:r>
-        <w:t>Figure S8. Posterior predictive distributions (boxplots) and jittered observations (colored circles) of penguin 76 performance. A) Watters model. B) Andy spatial. C) Andy SApatial, MArch = winter. D) Spatial and temporal SSMUs.</w:t>
+        <w:t xml:space="preserve">Figure S8. Posterior predictive distributions (boxplots) and jittered observations (colored circles) of penguin 76 performance. A) Watters model. B) Andy spatial. C) Andy </w:t>
+      </w:r>
+      <w:proofErr w:type="spellStart"/>
+      <w:r>
+        <w:t>SApatial</w:t>
+      </w:r>
+      <w:proofErr w:type="spellEnd"/>
+      <w:r>
+        <w:t xml:space="preserve">, </w:t>
+      </w:r>
+      <w:proofErr w:type="spellStart"/>
+      <w:r>
+        <w:t>MArch</w:t>
+      </w:r>
+      <w:proofErr w:type="spellEnd"/>
+      <w:r>
+        <w:t xml:space="preserve"> = winter. D) Spatial and temporal SSMUs.</w:t>
       </w:r>
     </w:p>
     <w:p>
@@ -2954,7 +3242,47 @@
         <w:pStyle w:val="FirstParagraph"/>
       </w:pPr>
       <w:r>
-        <w:t>Estimates of krill consumption by major predator groups during the study period have been previously summarized by Hill et al. (2007). During summer, fish accounted for the largest proportion of krill consumption, with estimated removals of 1,425,193 in the Bransfield Strait (gSMSMU #1: APBSW + APBSE) and 845,772 in the Drake Passage (gSSMU #2: APDPW + APDPE). Combined summer consumption by penguins and whales was estimated at 444,674 in the Bransfield Strait and 328,774 in the Drake Passage. Total summer krill consumption therefore exceeded 1 Mt in both gSSMU 1 and gSSMU 2.</w:t>
+        <w:t>Estimates of krill consumption by major predator groups during the study period have been previously summarized by Hill et al. (2007). During summer, fish accounted for the largest proportion of krill consumption, with estimated removals of 1,425,193 in the Bransfield Strait (</w:t>
+      </w:r>
+      <w:proofErr w:type="spellStart"/>
+      <w:r>
+        <w:t>gSMSMU</w:t>
+      </w:r>
+      <w:proofErr w:type="spellEnd"/>
+      <w:r>
+        <w:t xml:space="preserve"> #1: APBSW + APBSE) and 845,772 in the Drake Passage (</w:t>
+      </w:r>
+      <w:proofErr w:type="spellStart"/>
+      <w:r>
+        <w:t>gSSMU</w:t>
+      </w:r>
+      <w:proofErr w:type="spellEnd"/>
+      <w:r>
+        <w:t xml:space="preserve"> #2: APDPW + APDPE). Combined summer consumption by penguins and whales was estimated at 444,674 in </w:t>
+      </w:r>
+      <w:proofErr w:type="gramStart"/>
+      <w:r>
+        <w:t>the Bransfield</w:t>
+      </w:r>
+      <w:proofErr w:type="gramEnd"/>
+      <w:r>
+        <w:t xml:space="preserve"> Strait and 328,774 in the Drake Passage. Total summer krill consumption therefore exceeded 1 Mt in both </w:t>
+      </w:r>
+      <w:proofErr w:type="spellStart"/>
+      <w:r>
+        <w:t>gSSMU</w:t>
+      </w:r>
+      <w:proofErr w:type="spellEnd"/>
+      <w:r>
+        <w:t xml:space="preserve"> 1 and </w:t>
+      </w:r>
+      <w:proofErr w:type="spellStart"/>
+      <w:r>
+        <w:t>gSSMU</w:t>
+      </w:r>
+      <w:proofErr w:type="spellEnd"/>
+      <w:r>
+        <w:t xml:space="preserve"> 2.</w:t>
       </w:r>
     </w:p>
     <w:p>
@@ -2962,7 +3290,15 @@
         <w:pStyle w:val="Textoindependiente"/>
       </w:pPr>
       <w:r>
-        <w:t>Watters et al. (2020) noted “krill biomass in the Antarctic Peninsula is generally sufficient to support penguin production.” Consistent with this, no evidence of acute adult penguin mortality or complete lack of bird attending nesting grounds has been documented in the region, unlike patterns reported for other penguin species during severe starvation events (Vianna et al. 2014, Crawford et al. 2025). In this context, summer survey estimates below 1 million tonnes for each gSSMU are inconsistent with observed predator dynamics and likely underestimate krill availability.</w:t>
+        <w:t xml:space="preserve">Watters et al. (2020) noted “krill biomass in the Antarctic Peninsula is generally sufficient to support penguin production.” Consistent with this, no evidence of acute adult penguin mortality or complete lack of bird attending nesting grounds has been documented in the region, unlike patterns reported for other penguin species during severe starvation events (Vianna et al. 2014, Crawford et al. 2025). In this context, summer survey estimates below 1 million tonnes for each </w:t>
+      </w:r>
+      <w:proofErr w:type="spellStart"/>
+      <w:r>
+        <w:t>gSSMU</w:t>
+      </w:r>
+      <w:proofErr w:type="spellEnd"/>
+      <w:r>
+        <w:t xml:space="preserve"> are inconsistent with observed predator dynamics and likely underestimate krill availability.</w:t>
       </w:r>
     </w:p>
     <w:p>
@@ -2970,7 +3306,55 @@
         <w:pStyle w:val="Textoindependiente"/>
       </w:pPr>
       <w:r>
-        <w:t>As Watters et al. (2020) indicates, “krill biomass in the AP is generally sufficient to support penguin production.” As no evidene of accute adult penguin mortality has been recorded for the region (as is the case for other penguin species during accute starvation; Crawford et al. 2025), summer survey estimates below 1 Million tonnes for each gSSMU should be considered as gross subestimations of krill availability.</w:t>
+        <w:t xml:space="preserve">As Watters et al. (2020) indicates, “krill biomass in the AP is generally sufficient to support penguin production.” As no </w:t>
+      </w:r>
+      <w:proofErr w:type="spellStart"/>
+      <w:r>
+        <w:t>evidene</w:t>
+      </w:r>
+      <w:proofErr w:type="spellEnd"/>
+      <w:r>
+        <w:t xml:space="preserve"> of </w:t>
+      </w:r>
+      <w:proofErr w:type="spellStart"/>
+      <w:r>
+        <w:t>accute</w:t>
+      </w:r>
+      <w:proofErr w:type="spellEnd"/>
+      <w:r>
+        <w:t xml:space="preserve"> adult penguin mortality has been recorded for the region (as is the case for other penguin species during </w:t>
+      </w:r>
+      <w:proofErr w:type="spellStart"/>
+      <w:r>
+        <w:t>accute</w:t>
+      </w:r>
+      <w:proofErr w:type="spellEnd"/>
+      <w:r>
+        <w:t xml:space="preserve"> starvation; Crawford et al. 2025), summer survey estimates below 1 </w:t>
+      </w:r>
+      <w:proofErr w:type="gramStart"/>
+      <w:r>
+        <w:t>Million</w:t>
+      </w:r>
+      <w:proofErr w:type="gramEnd"/>
+      <w:r>
+        <w:t xml:space="preserve"> tonnes for each </w:t>
+      </w:r>
+      <w:proofErr w:type="spellStart"/>
+      <w:r>
+        <w:t>gSSMU</w:t>
+      </w:r>
+      <w:proofErr w:type="spellEnd"/>
+      <w:r>
+        <w:t xml:space="preserve"> should be considered as gross </w:t>
+      </w:r>
+      <w:proofErr w:type="spellStart"/>
+      <w:r>
+        <w:t>subestimations</w:t>
+      </w:r>
+      <w:proofErr w:type="spellEnd"/>
+      <w:r>
+        <w:t xml:space="preserve"> of krill availability.</w:t>
       </w:r>
     </w:p>
     <w:p>
@@ -2978,7 +3362,31 @@
         <w:pStyle w:val="Textoindependiente"/>
       </w:pPr>
       <w:r>
-        <w:t>Winter consumption estimates were lower but more uncertain. Hill et al. (2007) estimated fish consumption of 255,990 in the Bransfield Strait and 147,440 in the Drake Passage. Penguin consumption during winter was estimated at 306,416 in the Bransfield Strait and 239,435 in the Drake Passage. Combined winter consumption by fish and penguins therefore exceeded 500,000 t and 350,000 for gSSMU #1 and #2. respectively.</w:t>
+        <w:t xml:space="preserve">Winter consumption estimates were lower but more uncertain. Hill et al. (2007) estimated fish consumption of 255,990 in </w:t>
+      </w:r>
+      <w:proofErr w:type="gramStart"/>
+      <w:r>
+        <w:t>the Bransfield</w:t>
+      </w:r>
+      <w:proofErr w:type="gramEnd"/>
+      <w:r>
+        <w:t xml:space="preserve"> Strait and 147,440 in </w:t>
+      </w:r>
+      <w:proofErr w:type="gramStart"/>
+      <w:r>
+        <w:t>the Drake</w:t>
+      </w:r>
+      <w:proofErr w:type="gramEnd"/>
+      <w:r>
+        <w:t xml:space="preserve"> Passage. Penguin consumption during winter was estimated at 306,416 in the Bransfield Strait and 239,435 in the Drake Passage. Combined winter consumption by fish and penguins therefore exceeded 500,000 t and 350,000 for </w:t>
+      </w:r>
+      <w:proofErr w:type="spellStart"/>
+      <w:r>
+        <w:t>gSSMU</w:t>
+      </w:r>
+      <w:proofErr w:type="spellEnd"/>
+      <w:r>
+        <w:t xml:space="preserve"> #1 and #2. respectively.</w:t>
       </w:r>
     </w:p>
     <w:p>
@@ -3097,6 +3505,7 @@
                 <w:szCs w:val="16"/>
               </w:rPr>
             </w:pPr>
+            <w:proofErr w:type="spellStart"/>
             <w:r>
               <w:rPr>
                 <w:rFonts w:ascii="Arial" w:eastAsia="Arial" w:hAnsi="Arial" w:cs="Arial"/>
@@ -3106,6 +3515,7 @@
               </w:rPr>
               <w:t>No_Fish</w:t>
             </w:r>
+            <w:proofErr w:type="spellEnd"/>
           </w:p>
         </w:tc>
         <w:tc>
@@ -3144,6 +3554,7 @@
                 <w:szCs w:val="16"/>
               </w:rPr>
             </w:pPr>
+            <w:proofErr w:type="spellStart"/>
             <w:r>
               <w:rPr>
                 <w:rFonts w:ascii="Arial" w:eastAsia="Arial" w:hAnsi="Arial" w:cs="Arial"/>
@@ -3153,6 +3564,7 @@
               </w:rPr>
               <w:t>No_Whales</w:t>
             </w:r>
+            <w:proofErr w:type="spellEnd"/>
           </w:p>
         </w:tc>
         <w:tc>
@@ -3191,6 +3603,7 @@
                 <w:szCs w:val="16"/>
               </w:rPr>
             </w:pPr>
+            <w:proofErr w:type="spellStart"/>
             <w:r>
               <w:rPr>
                 <w:rFonts w:ascii="Arial" w:eastAsia="Arial" w:hAnsi="Arial" w:cs="Arial"/>
@@ -3200,6 +3613,7 @@
               </w:rPr>
               <w:t>No_Penguins</w:t>
             </w:r>
+            <w:proofErr w:type="spellEnd"/>
           </w:p>
         </w:tc>
         <w:tc>
@@ -3238,6 +3652,7 @@
                 <w:szCs w:val="16"/>
               </w:rPr>
             </w:pPr>
+            <w:proofErr w:type="spellStart"/>
             <w:r>
               <w:rPr>
                 <w:rFonts w:ascii="Arial" w:eastAsia="Arial" w:hAnsi="Arial" w:cs="Arial"/>
@@ -3247,6 +3662,7 @@
               </w:rPr>
               <w:t>Fish_Qsummer_g</w:t>
             </w:r>
+            <w:proofErr w:type="spellEnd"/>
           </w:p>
         </w:tc>
         <w:tc>
@@ -3285,6 +3701,7 @@
                 <w:szCs w:val="16"/>
               </w:rPr>
             </w:pPr>
+            <w:proofErr w:type="spellStart"/>
             <w:r>
               <w:rPr>
                 <w:rFonts w:ascii="Arial" w:eastAsia="Arial" w:hAnsi="Arial" w:cs="Arial"/>
@@ -3294,6 +3711,7 @@
               </w:rPr>
               <w:t>Whale_Qsummer_g</w:t>
             </w:r>
+            <w:proofErr w:type="spellEnd"/>
           </w:p>
         </w:tc>
         <w:tc>
@@ -3332,6 +3750,7 @@
                 <w:szCs w:val="16"/>
               </w:rPr>
             </w:pPr>
+            <w:proofErr w:type="spellStart"/>
             <w:r>
               <w:rPr>
                 <w:rFonts w:ascii="Arial" w:eastAsia="Arial" w:hAnsi="Arial" w:cs="Arial"/>
@@ -3341,6 +3760,7 @@
               </w:rPr>
               <w:t>Penguin_Qsummer_g</w:t>
             </w:r>
+            <w:proofErr w:type="spellEnd"/>
           </w:p>
         </w:tc>
         <w:tc>
@@ -3379,6 +3799,7 @@
                 <w:szCs w:val="16"/>
               </w:rPr>
             </w:pPr>
+            <w:proofErr w:type="spellStart"/>
             <w:r>
               <w:rPr>
                 <w:rFonts w:ascii="Arial" w:eastAsia="Arial" w:hAnsi="Arial" w:cs="Arial"/>
@@ -3388,6 +3809,7 @@
               </w:rPr>
               <w:t>Fish_Krill_ton</w:t>
             </w:r>
+            <w:proofErr w:type="spellEnd"/>
           </w:p>
         </w:tc>
         <w:tc>
@@ -3426,6 +3848,7 @@
                 <w:szCs w:val="16"/>
               </w:rPr>
             </w:pPr>
+            <w:proofErr w:type="spellStart"/>
             <w:r>
               <w:rPr>
                 <w:rFonts w:ascii="Arial" w:eastAsia="Arial" w:hAnsi="Arial" w:cs="Arial"/>
@@ -3435,6 +3858,7 @@
               </w:rPr>
               <w:t>Whale_Krill_ton</w:t>
             </w:r>
+            <w:proofErr w:type="spellEnd"/>
           </w:p>
         </w:tc>
         <w:tc>
@@ -3473,6 +3897,7 @@
                 <w:szCs w:val="16"/>
               </w:rPr>
             </w:pPr>
+            <w:proofErr w:type="spellStart"/>
             <w:r>
               <w:rPr>
                 <w:rFonts w:ascii="Arial" w:eastAsia="Arial" w:hAnsi="Arial" w:cs="Arial"/>
@@ -3482,6 +3907,7 @@
               </w:rPr>
               <w:t>Penguin_Krill_ton</w:t>
             </w:r>
+            <w:proofErr w:type="spellEnd"/>
           </w:p>
         </w:tc>
       </w:tr>
@@ -5498,6 +5924,7 @@
                 <w:szCs w:val="16"/>
               </w:rPr>
             </w:pPr>
+            <w:proofErr w:type="spellStart"/>
             <w:r>
               <w:rPr>
                 <w:rFonts w:ascii="Arial" w:eastAsia="Arial" w:hAnsi="Arial" w:cs="Arial"/>
@@ -5507,6 +5934,7 @@
               </w:rPr>
               <w:t>No_Fish</w:t>
             </w:r>
+            <w:proofErr w:type="spellEnd"/>
           </w:p>
         </w:tc>
         <w:tc>
@@ -5545,6 +5973,7 @@
                 <w:szCs w:val="16"/>
               </w:rPr>
             </w:pPr>
+            <w:proofErr w:type="spellStart"/>
             <w:r>
               <w:rPr>
                 <w:rFonts w:ascii="Arial" w:eastAsia="Arial" w:hAnsi="Arial" w:cs="Arial"/>
@@ -5554,6 +5983,7 @@
               </w:rPr>
               <w:t>No_Whales</w:t>
             </w:r>
+            <w:proofErr w:type="spellEnd"/>
           </w:p>
         </w:tc>
         <w:tc>
@@ -5592,6 +6022,7 @@
                 <w:szCs w:val="16"/>
               </w:rPr>
             </w:pPr>
+            <w:proofErr w:type="spellStart"/>
             <w:r>
               <w:rPr>
                 <w:rFonts w:ascii="Arial" w:eastAsia="Arial" w:hAnsi="Arial" w:cs="Arial"/>
@@ -5601,6 +6032,7 @@
               </w:rPr>
               <w:t>No_Penguins</w:t>
             </w:r>
+            <w:proofErr w:type="spellEnd"/>
           </w:p>
         </w:tc>
         <w:tc>
@@ -5639,6 +6071,7 @@
                 <w:szCs w:val="16"/>
               </w:rPr>
             </w:pPr>
+            <w:proofErr w:type="spellStart"/>
             <w:r>
               <w:rPr>
                 <w:rFonts w:ascii="Arial" w:eastAsia="Arial" w:hAnsi="Arial" w:cs="Arial"/>
@@ -5648,6 +6081,7 @@
               </w:rPr>
               <w:t>Fish_Qwinter_g</w:t>
             </w:r>
+            <w:proofErr w:type="spellEnd"/>
           </w:p>
         </w:tc>
         <w:tc>
@@ -5685,6 +6119,7 @@
                 <w:szCs w:val="16"/>
               </w:rPr>
             </w:pPr>
+            <w:proofErr w:type="spellStart"/>
             <w:r>
               <w:rPr>
                 <w:rFonts w:ascii="Arial" w:eastAsia="Arial" w:hAnsi="Arial" w:cs="Arial"/>
@@ -5694,6 +6129,7 @@
               </w:rPr>
               <w:t>Whale_Qwinter_g</w:t>
             </w:r>
+            <w:proofErr w:type="spellEnd"/>
           </w:p>
         </w:tc>
         <w:tc>
@@ -5732,6 +6168,7 @@
                 <w:szCs w:val="16"/>
               </w:rPr>
             </w:pPr>
+            <w:proofErr w:type="spellStart"/>
             <w:r>
               <w:rPr>
                 <w:rFonts w:ascii="Arial" w:eastAsia="Arial" w:hAnsi="Arial" w:cs="Arial"/>
@@ -5741,6 +6178,7 @@
               </w:rPr>
               <w:t>Penguin_Qwinter_g</w:t>
             </w:r>
+            <w:proofErr w:type="spellEnd"/>
           </w:p>
         </w:tc>
         <w:tc>
@@ -5779,6 +6217,7 @@
                 <w:szCs w:val="16"/>
               </w:rPr>
             </w:pPr>
+            <w:proofErr w:type="spellStart"/>
             <w:r>
               <w:rPr>
                 <w:rFonts w:ascii="Arial" w:eastAsia="Arial" w:hAnsi="Arial" w:cs="Arial"/>
@@ -5788,6 +6227,7 @@
               </w:rPr>
               <w:t>Fish_Krill_ton</w:t>
             </w:r>
+            <w:proofErr w:type="spellEnd"/>
           </w:p>
         </w:tc>
         <w:tc>
@@ -5825,6 +6265,7 @@
                 <w:szCs w:val="16"/>
               </w:rPr>
             </w:pPr>
+            <w:proofErr w:type="spellStart"/>
             <w:r>
               <w:rPr>
                 <w:rFonts w:ascii="Arial" w:eastAsia="Arial" w:hAnsi="Arial" w:cs="Arial"/>
@@ -5834,6 +6275,7 @@
               </w:rPr>
               <w:t>Whale_Krill_ton</w:t>
             </w:r>
+            <w:proofErr w:type="spellEnd"/>
           </w:p>
         </w:tc>
         <w:tc>
@@ -5872,6 +6314,7 @@
                 <w:szCs w:val="16"/>
               </w:rPr>
             </w:pPr>
+            <w:proofErr w:type="spellStart"/>
             <w:r>
               <w:rPr>
                 <w:rFonts w:ascii="Arial" w:eastAsia="Arial" w:hAnsi="Arial" w:cs="Arial"/>
@@ -5881,6 +6324,7 @@
               </w:rPr>
               <w:t>Penguin_Krill_ton</w:t>
             </w:r>
+            <w:proofErr w:type="spellEnd"/>
           </w:p>
         </w:tc>
       </w:tr>
@@ -7797,7 +8241,31 @@
         <w:pStyle w:val="Textoindependiente"/>
       </w:pPr>
       <w:r>
-        <w:t>Vianna J.A. , M. Cortez, B. Ramos, N. Sallaberry-Pincheira, D. González-Acuña, G. P. M. Dantas, J. Morgante, A. Simeone, and G. Luna-Jorquera. 2014. Changes in abundance and distribution of Humboldt penguin Spheniscus humboldti. Marine Ornithology 42:153-159.</w:t>
+        <w:t xml:space="preserve">Vianna </w:t>
+      </w:r>
+      <w:proofErr w:type="gramStart"/>
+      <w:r>
+        <w:t>J.A. ,</w:t>
+      </w:r>
+      <w:proofErr w:type="gramEnd"/>
+      <w:r>
+        <w:t xml:space="preserve"> M. Cortez, B. Ramos, N. </w:t>
+      </w:r>
+      <w:proofErr w:type="spellStart"/>
+      <w:r>
+        <w:t>Sallaberry-Pincheira</w:t>
+      </w:r>
+      <w:proofErr w:type="spellEnd"/>
+      <w:r>
+        <w:t xml:space="preserve">, D. González-Acuña, G. P. M. Dantas, J. Morgante, A. Simeone, and G. Luna-Jorquera. 2014. Changes in abundance and distribution of Humboldt penguin Spheniscus </w:t>
+      </w:r>
+      <w:proofErr w:type="spellStart"/>
+      <w:r>
+        <w:t>humboldti</w:t>
+      </w:r>
+      <w:proofErr w:type="spellEnd"/>
+      <w:r>
+        <w:t>. Marine Ornithology 42:153-159.</w:t>
       </w:r>
     </w:p>
     <w:p>
@@ -7805,7 +8273,15 @@
         <w:pStyle w:val="Textoindependiente"/>
       </w:pPr>
       <w:r>
-        <w:t xml:space="preserve">Watters, George M., Jefferson T. Hinke, and Christian S. Reiss. 2020. “Long-Term Observations from Antarctica Demonstrate That Mismatched Scales of Fisheries Management and Predator-Prey Interaction Lead to Erroneous Conclusions about Precaution.” Scientific Reports 10 (1). </w:t>
+        <w:t xml:space="preserve">Watters, George M., Jefferson T. Hinke, and Christian S. Reiss. 2020. “Long-Term Observations from Antarctica Demonstrate That Mismatched Scales of Fisheries Management and Predator-Prey Interaction </w:t>
+      </w:r>
+      <w:proofErr w:type="gramStart"/>
+      <w:r>
+        <w:t>Lead</w:t>
+      </w:r>
+      <w:proofErr w:type="gramEnd"/>
+      <w:r>
+        <w:t xml:space="preserve"> to Erroneous Conclusions about Precaution.” Scientific Reports 10 (1). </w:t>
       </w:r>
       <w:hyperlink r:id="rId21">
         <w:r>

--- a/Watters_Rebutt_Suppl_Mat.docx
+++ b/Watters_Rebutt_Suppl_Mat.docx
@@ -6,13 +6,8 @@
       <w:pPr>
         <w:pStyle w:val="Ttulo"/>
       </w:pPr>
-      <w:proofErr w:type="spellStart"/>
       <w:r>
-        <w:t>Supplemtary</w:t>
-      </w:r>
-      <w:proofErr w:type="spellEnd"/>
-      <w:r>
-        <w:t xml:space="preserve"> material: A Rebuttal to Watters et al. (2020): Misinterpretation of Predator-Prey Dynamics leading to erroneous Precautionary Management in Antarctic Krill Fisheries</w:t>
+        <w:t>Supplementary material: A Rebuttal to Watters et al. (2020): Misinterpretation of Predator-Prey Dynamics leading to erroneous Precautionary Management in Antarctic Krill Fisheries</w:t>
       </w:r>
     </w:p>
     <w:p>
@@ -20,7 +15,7 @@
         <w:pStyle w:val="Fecha"/>
       </w:pPr>
       <w:r>
-        <w:t>2026-01-29</w:t>
+        <w:t>2026-03-17</w:t>
       </w:r>
     </w:p>
     <w:p>
@@ -37,23 +32,7 @@
         <w:pStyle w:val="FirstParagraph"/>
       </w:pPr>
       <w:r>
-        <w:t xml:space="preserve">Survey coverage, expressed as nautical miles surveyed within each </w:t>
-      </w:r>
-      <w:proofErr w:type="spellStart"/>
-      <w:r>
-        <w:t>gSSMU</w:t>
-      </w:r>
-      <w:proofErr w:type="spellEnd"/>
-      <w:r>
-        <w:t xml:space="preserve"> and survey leg, varied among years and between legs. In most years, two survey legs were conducted. Watters et al. (2020) proposed excluding surveys with transect coverage of 80 nm or </w:t>
-      </w:r>
-      <w:proofErr w:type="gramStart"/>
-      <w:r>
-        <w:t>less, but</w:t>
-      </w:r>
-      <w:proofErr w:type="gramEnd"/>
-      <w:r>
-        <w:t xml:space="preserve"> did not apply this criterion.</w:t>
+        <w:t>Survey coverage, expressed as nautical miles surveyed within each gSSMU and survey leg, varied among years and between legs. In most years, two survey legs were conducted. Watters et al. (2020) proposed excluding surveys with transect coverage of 80 nm or less, but did not apply this criterion.</w:t>
       </w:r>
     </w:p>
     <w:p>
@@ -61,31 +40,7 @@
         <w:pStyle w:val="Textoindependiente"/>
       </w:pPr>
       <w:r>
-        <w:t xml:space="preserve">Rather than applying a fixed threshold, we examined the frequency distribution of surveyed transect lengths for </w:t>
-      </w:r>
-      <w:proofErr w:type="spellStart"/>
-      <w:r>
-        <w:t>gSSMUs</w:t>
-      </w:r>
-      <w:proofErr w:type="spellEnd"/>
-      <w:r>
-        <w:t xml:space="preserve"> 1 and 2 separately and excluded surveys falling below the lower 10th percentile. This approach resulted in the exclusion of three survey legs in </w:t>
-      </w:r>
-      <w:proofErr w:type="spellStart"/>
-      <w:r>
-        <w:t>gSSMU</w:t>
-      </w:r>
-      <w:proofErr w:type="spellEnd"/>
-      <w:r>
-        <w:t xml:space="preserve"> 1 (≤10 nm; 1996, 1999, 2010, and 2012) and three survey legs in </w:t>
-      </w:r>
-      <w:proofErr w:type="spellStart"/>
-      <w:r>
-        <w:t>gSSMU</w:t>
-      </w:r>
-      <w:proofErr w:type="spellEnd"/>
-      <w:r>
-        <w:t xml:space="preserve"> 2 (≤200 nm; 2010, 2011 and 2012) (Figure S1).</w:t>
+        <w:t>Rather than applying a fixed threshold, we examined the frequency distribution of surveyed transect lengths for gSSMUs 1 and 2 separately and excluded surveys falling below the lower 10th percentile. This approach resulted in the exclusion of four survey legs in gSSMU 1 (≤10 nm; 1996, 1999, 2010, and 2012) and three survey legs in gSSMU 2 (≤200 nm; 2010, 2011 and 2012) (Figure S1).</w:t>
       </w:r>
     </w:p>
     <w:p>
@@ -98,7 +53,7 @@
         </w:rPr>
         <w:lastRenderedPageBreak/>
         <w:drawing>
-          <wp:inline distT="0" distB="0" distL="0" distR="0" wp14:anchorId="6D3B25F0" wp14:editId="6D3B25F1">
+          <wp:inline distT="0" distB="0" distL="0" distR="0" wp14:anchorId="1776D551" wp14:editId="1776D552">
             <wp:extent cx="4267200" cy="2560320"/>
             <wp:effectExtent l="0" t="0" r="0" b="0"/>
             <wp:docPr id="21" name="Picture"/>
@@ -144,7 +99,7 @@
           <w:noProof/>
         </w:rPr>
         <w:drawing>
-          <wp:inline distT="0" distB="0" distL="0" distR="0" wp14:anchorId="6D3B25F2" wp14:editId="6D3B25F3">
+          <wp:inline distT="0" distB="0" distL="0" distR="0" wp14:anchorId="1776D553" wp14:editId="1776D554">
             <wp:extent cx="4267200" cy="2560320"/>
             <wp:effectExtent l="0" t="0" r="0" b="0"/>
             <wp:docPr id="24" name="Picture"/>
@@ -191,15 +146,7 @@
         <w:pStyle w:val="Textoindependiente"/>
       </w:pPr>
       <w:r>
-        <w:t xml:space="preserve">Figure S1. Annual survey coverage (total transect length surveyed) by </w:t>
-      </w:r>
-      <w:proofErr w:type="spellStart"/>
-      <w:r>
-        <w:t>gSSMU</w:t>
-      </w:r>
-      <w:proofErr w:type="spellEnd"/>
-      <w:r>
-        <w:t>, year and survey leg [top panel]. Frequency distribution of summed transect lengths across all surveys, with the 10th percentile marked by the dashed line [bottom panel].</w:t>
+        <w:t>Figure S1. Annual survey coverage (total transect length surveyed) by gSSMU, year and survey leg [top panel]. Frequency distribution of summed transect lengths across all surveys, with the 10th percentile marked by the dashed line [bottom panel].</w:t>
       </w:r>
     </w:p>
     <w:p>
@@ -215,11 +162,7 @@
       <w:bookmarkEnd w:id="0"/>
       <w:r>
         <w:lastRenderedPageBreak/>
-        <w:t xml:space="preserve">B. Distribution of observed vs imputed summer </w:t>
-      </w:r>
-      <w:proofErr w:type="spellStart"/>
-      <w:r>
-        <w:t>ln</w:t>
+        <w:t>B. Distribution of observed vs imputed summer ln</w:t>
       </w:r>
       <w:r>
         <w:rPr>
@@ -228,7 +171,6 @@
         </w:rPr>
         <w:t>LKB</w:t>
       </w:r>
-      <w:proofErr w:type="spellEnd"/>
       <w:r>
         <w:t xml:space="preserve"> values</w:t>
       </w:r>
@@ -238,11 +180,7 @@
         <w:pStyle w:val="FirstParagraph"/>
       </w:pPr>
       <w:r>
-        <w:t xml:space="preserve">We evaluated the procedure used to impute LKB values in years without survey data. First, we assessed whether </w:t>
-      </w:r>
-      <w:proofErr w:type="spellStart"/>
-      <w:r>
-        <w:t>ln</w:t>
+        <w:t>We evaluated the procedure used to impute LKB values in years without survey data. First, we assessed whether ln</w:t>
       </w:r>
       <w:r>
         <w:rPr>
@@ -251,13 +189,8 @@
         </w:rPr>
         <w:t>LKB</w:t>
       </w:r>
-      <w:proofErr w:type="spellEnd"/>
       <w:r>
-        <w:t xml:space="preserve"> from survey observations followed an appropriate parametric distribution. We then generated imputed </w:t>
-      </w:r>
-      <w:proofErr w:type="spellStart"/>
-      <w:r>
-        <w:t>ln</w:t>
+        <w:t xml:space="preserve"> from survey observations followed an appropriate parametric distribution. We then generated imputed ln</w:t>
       </w:r>
       <w:r>
         <w:rPr>
@@ -266,7 +199,6 @@
         </w:rPr>
         <w:t>LKB</w:t>
       </w:r>
-      <w:proofErr w:type="spellEnd"/>
       <w:r>
         <w:t xml:space="preserve"> values following equations (1) and (2) of Watters et al. (2020) and compared the resulting distributions with the empirical distribution of observed data.</w:t>
       </w:r>
@@ -276,11 +208,7 @@
         <w:pStyle w:val="Textoindependiente"/>
       </w:pPr>
       <w:r>
-        <w:t xml:space="preserve">We fitted a log-normal distribution to the survey-based LKB data and assessed normality of </w:t>
-      </w:r>
-      <w:proofErr w:type="spellStart"/>
-      <w:r>
-        <w:t>ln</w:t>
+        <w:t>We fitted a log-normal distribution to the survey-based LKB data and assessed normality of ln</w:t>
       </w:r>
       <w:r>
         <w:rPr>
@@ -289,13 +217,8 @@
         </w:rPr>
         <w:t>LKB</w:t>
       </w:r>
-      <w:proofErr w:type="spellEnd"/>
       <w:r>
-        <w:t xml:space="preserve"> using the Shapiro–Wilk test. Using the same parameterization, we generated 100,000 imputed </w:t>
-      </w:r>
-      <w:proofErr w:type="spellStart"/>
-      <w:r>
-        <w:t>ln</w:t>
+        <w:t xml:space="preserve"> using the Shapiro–Wilk test. Using the same parameterization, we generated 100,000 imputed ln</w:t>
       </w:r>
       <w:r>
         <w:rPr>
@@ -304,13 +227,8 @@
         </w:rPr>
         <w:t>LKB</w:t>
       </w:r>
-      <w:proofErr w:type="spellEnd"/>
       <w:r>
-        <w:t xml:space="preserve"> values from equations (1) and (2), applying lower and upper bounds of 10,000 t and 1 × 10⁹ t, respectively, as defined in Supplementary Material S1. Normality of the imputed </w:t>
-      </w:r>
-      <w:proofErr w:type="spellStart"/>
-      <w:r>
-        <w:t>ln</w:t>
+        <w:t xml:space="preserve"> values from equations (1) and (2), applying lower and upper bounds of 10,000 t and 1 × 10⁹ t, respectively, as defined in Supplementary Material S1. Normality of the imputed ln</w:t>
       </w:r>
       <w:r>
         <w:rPr>
@@ -319,7 +237,6 @@
         </w:rPr>
         <w:t>LKB</w:t>
       </w:r>
-      <w:proofErr w:type="spellEnd"/>
       <w:r>
         <w:t xml:space="preserve"> distribution was then re-evaluated using the Shapiro–Wilk test.</w:t>
       </w:r>
@@ -329,39 +246,7 @@
         <w:pStyle w:val="Textoindependiente"/>
       </w:pPr>
       <w:r>
-        <w:t xml:space="preserve">Observed survey-based LKB distributions for all </w:t>
-      </w:r>
-      <w:proofErr w:type="spellStart"/>
-      <w:r>
-        <w:t>gSSMU</w:t>
-      </w:r>
-      <w:proofErr w:type="spellEnd"/>
-      <w:r>
-        <w:t xml:space="preserve">–SAM combinations were well described by a log-normal distribution (Supplementary Material, Table S1; Figure S2). In contrast, </w:t>
-      </w:r>
-      <w:proofErr w:type="gramStart"/>
-      <w:r>
-        <w:t>ln(</w:t>
-      </w:r>
-      <w:proofErr w:type="gramEnd"/>
-      <w:r>
-        <w:t xml:space="preserve">LKB) values generated through the imputation procedure of Watters et al. (2020) were concentrated toward the upper bound of the imposed limits, with mean </w:t>
-      </w:r>
-      <w:proofErr w:type="gramStart"/>
-      <w:r>
-        <w:t>ln(</w:t>
-      </w:r>
-      <w:proofErr w:type="gramEnd"/>
-      <w:r>
-        <w:t>LKB) values of 17.5–17.7 (approximately 44 Mt</w:t>
-      </w:r>
-      <w:proofErr w:type="gramStart"/>
-      <w:r>
-        <w:t>), and</w:t>
-      </w:r>
-      <w:proofErr w:type="gramEnd"/>
-      <w:r>
-        <w:t xml:space="preserve"> did not conform to a log-normal distribution (Supplementary Material, Table S2; Figure S3).</w:t>
+        <w:t>Observed survey-based LKB distributions for all gSSMU–SAM combinations were well described by a log-normal distribution (Supplementary Material, Table S1; Figure S2). In contrast, ln(LKB) values generated through the imputation procedure of Watters et al. (2020) were concentrated toward the upper bound of the imposed limits, with mean ln(LKB) values of 17.5–17.7 (approximately 44 Mt), and did not conform to a log-normal distribution (Supplementary Material, Table S2; Figure S3).</w:t>
       </w:r>
     </w:p>
     <w:p>
@@ -369,15 +254,7 @@
         <w:pStyle w:val="Textoindependiente"/>
       </w:pPr>
       <w:r>
-        <w:t xml:space="preserve">Table S1. Shapiro–Wilk test results for normality of observed log-transformed LKB values, reported by </w:t>
-      </w:r>
-      <w:proofErr w:type="spellStart"/>
-      <w:r>
-        <w:t>gSSMU</w:t>
-      </w:r>
-      <w:proofErr w:type="spellEnd"/>
-      <w:r>
-        <w:t xml:space="preserve"> and SAM sign. Columns show sample size (n), p-value, and W-statistic.</w:t>
+        <w:t>Table S1. Shapiro–Wilk test results for normality of observed log-transformed LKB values, reported by gSSMU and SAM sign. Columns show sample size (n), p-value, and W-statistic.</w:t>
       </w:r>
     </w:p>
     <w:tbl>
@@ -406,28 +283,22 @@
             <w:pPr>
               <w:pStyle w:val="Compact"/>
             </w:pPr>
-            <w:proofErr w:type="spellStart"/>
             <w:r>
               <w:t>gSSMU</w:t>
             </w:r>
-            <w:proofErr w:type="spellEnd"/>
-          </w:p>
-        </w:tc>
-        <w:tc>
-          <w:tcPr>
-            <w:tcW w:w="0" w:type="auto"/>
-          </w:tcPr>
-          <w:p>
-            <w:pPr>
-              <w:pStyle w:val="Compact"/>
-            </w:pPr>
-            <w:proofErr w:type="spellStart"/>
-            <w:proofErr w:type="gramStart"/>
+          </w:p>
+        </w:tc>
+        <w:tc>
+          <w:tcPr>
+            <w:tcW w:w="0" w:type="auto"/>
+          </w:tcPr>
+          <w:p>
+            <w:pPr>
+              <w:pStyle w:val="Compact"/>
+            </w:pPr>
             <w:r>
               <w:t>sam.sign</w:t>
             </w:r>
-            <w:proofErr w:type="spellEnd"/>
-            <w:proofErr w:type="gramEnd"/>
           </w:p>
         </w:tc>
         <w:tc>
@@ -453,11 +324,9 @@
               <w:pStyle w:val="Compact"/>
               <w:jc w:val="right"/>
             </w:pPr>
-            <w:proofErr w:type="spellStart"/>
             <w:r>
               <w:t>p_value</w:t>
             </w:r>
-            <w:proofErr w:type="spellEnd"/>
           </w:p>
         </w:tc>
         <w:tc>
@@ -761,31 +630,7 @@
         <w:pStyle w:val="Textoindependiente"/>
       </w:pPr>
       <w:r>
-        <w:t>Table S2. Shapiro–Wilk test results for normality of imputed log-transformed LKB values. The table reports the total number of imputations generated (</w:t>
-      </w:r>
-      <w:proofErr w:type="spellStart"/>
-      <w:r>
-        <w:t>n_total</w:t>
-      </w:r>
-      <w:proofErr w:type="spellEnd"/>
-      <w:r>
-        <w:t>), the subsample used for the test (</w:t>
-      </w:r>
-      <w:proofErr w:type="spellStart"/>
-      <w:r>
-        <w:t>n_used</w:t>
-      </w:r>
-      <w:proofErr w:type="spellEnd"/>
-      <w:r>
-        <w:t xml:space="preserve">), and the corresponding W and p values for each </w:t>
-      </w:r>
-      <w:proofErr w:type="spellStart"/>
-      <w:r>
-        <w:t>gSSMU</w:t>
-      </w:r>
-      <w:proofErr w:type="spellEnd"/>
-      <w:r>
-        <w:t xml:space="preserve"> and SAM sign.</w:t>
+        <w:t>Table S2. Shapiro–Wilk test results for normality of imputed log-transformed LKB values. The table reports the total number of imputations generated (n_total), the subsample used for the test (n_used), and the corresponding W and p values for each gSSMU and SAM sign.</w:t>
       </w:r>
     </w:p>
     <w:tbl>
@@ -815,60 +660,50 @@
             <w:pPr>
               <w:pStyle w:val="Compact"/>
             </w:pPr>
-            <w:proofErr w:type="spellStart"/>
             <w:r>
               <w:t>gSSMU</w:t>
             </w:r>
-            <w:proofErr w:type="spellEnd"/>
-          </w:p>
-        </w:tc>
-        <w:tc>
-          <w:tcPr>
-            <w:tcW w:w="0" w:type="auto"/>
-          </w:tcPr>
-          <w:p>
-            <w:pPr>
-              <w:pStyle w:val="Compact"/>
-            </w:pPr>
-            <w:proofErr w:type="spellStart"/>
-            <w:proofErr w:type="gramStart"/>
+          </w:p>
+        </w:tc>
+        <w:tc>
+          <w:tcPr>
+            <w:tcW w:w="0" w:type="auto"/>
+          </w:tcPr>
+          <w:p>
+            <w:pPr>
+              <w:pStyle w:val="Compact"/>
+            </w:pPr>
             <w:r>
               <w:t>sam.sign</w:t>
             </w:r>
-            <w:proofErr w:type="spellEnd"/>
-            <w:proofErr w:type="gramEnd"/>
-          </w:p>
-        </w:tc>
-        <w:tc>
-          <w:tcPr>
-            <w:tcW w:w="0" w:type="auto"/>
-          </w:tcPr>
-          <w:p>
-            <w:pPr>
-              <w:pStyle w:val="Compact"/>
-              <w:jc w:val="right"/>
-            </w:pPr>
-            <w:proofErr w:type="spellStart"/>
+          </w:p>
+        </w:tc>
+        <w:tc>
+          <w:tcPr>
+            <w:tcW w:w="0" w:type="auto"/>
+          </w:tcPr>
+          <w:p>
+            <w:pPr>
+              <w:pStyle w:val="Compact"/>
+              <w:jc w:val="right"/>
+            </w:pPr>
             <w:r>
               <w:t>n_total</w:t>
             </w:r>
-            <w:proofErr w:type="spellEnd"/>
-          </w:p>
-        </w:tc>
-        <w:tc>
-          <w:tcPr>
-            <w:tcW w:w="0" w:type="auto"/>
-          </w:tcPr>
-          <w:p>
-            <w:pPr>
-              <w:pStyle w:val="Compact"/>
-              <w:jc w:val="right"/>
-            </w:pPr>
-            <w:proofErr w:type="spellStart"/>
+          </w:p>
+        </w:tc>
+        <w:tc>
+          <w:tcPr>
+            <w:tcW w:w="0" w:type="auto"/>
+          </w:tcPr>
+          <w:p>
+            <w:pPr>
+              <w:pStyle w:val="Compact"/>
+              <w:jc w:val="right"/>
+            </w:pPr>
             <w:r>
               <w:t>n_used</w:t>
             </w:r>
-            <w:proofErr w:type="spellEnd"/>
           </w:p>
         </w:tc>
         <w:tc>
@@ -894,11 +729,9 @@
               <w:pStyle w:val="Compact"/>
               <w:jc w:val="right"/>
             </w:pPr>
-            <w:proofErr w:type="spellStart"/>
             <w:r>
               <w:t>p_value</w:t>
             </w:r>
-            <w:proofErr w:type="spellEnd"/>
           </w:p>
         </w:tc>
       </w:tr>
@@ -1249,7 +1082,7 @@
         </w:rPr>
         <w:lastRenderedPageBreak/>
         <w:drawing>
-          <wp:inline distT="0" distB="0" distL="0" distR="0" wp14:anchorId="6D3B25F4" wp14:editId="6D3B25F5">
+          <wp:inline distT="0" distB="0" distL="0" distR="0" wp14:anchorId="1776D555" wp14:editId="1776D556">
             <wp:extent cx="4267200" cy="2983706"/>
             <wp:effectExtent l="0" t="0" r="0" b="0"/>
             <wp:docPr id="28" name="Picture"/>
@@ -1296,31 +1129,7 @@
         <w:pStyle w:val="Textoindependiente"/>
       </w:pPr>
       <w:r>
-        <w:t>Figure S2. Distribution of ln-transformed acoustic biomass (</w:t>
-      </w:r>
-      <w:proofErr w:type="spellStart"/>
-      <w:r>
-        <w:t>LnSurvey</w:t>
-      </w:r>
-      <w:proofErr w:type="spellEnd"/>
-      <w:r>
-        <w:t xml:space="preserve">) shown as histograms stratified by </w:t>
-      </w:r>
-      <w:proofErr w:type="spellStart"/>
-      <w:r>
-        <w:t>gSSMU</w:t>
-      </w:r>
-      <w:proofErr w:type="spellEnd"/>
-      <w:r>
-        <w:t xml:space="preserve"> (1, 2) and SAM sign (Neg, Pos). The solid curve in each panel shows the </w:t>
-      </w:r>
-      <w:proofErr w:type="gramStart"/>
-      <w:r>
-        <w:t>log</w:t>
-      </w:r>
-      <w:proofErr w:type="gramEnd"/>
-      <w:r>
-        <w:t>-normal density fitted to the observed survey values.</w:t>
+        <w:t>Figure S2. Distribution of ln-transformed acoustic biomass (LnSurvey) shown as histograms stratified by gSSMU (1, 2) and SAM sign (Neg, Pos). The solid curve in each panel shows the log-normal density fitted to the observed survey values.</w:t>
       </w:r>
     </w:p>
     <w:p>
@@ -1332,7 +1141,7 @@
           <w:noProof/>
         </w:rPr>
         <w:drawing>
-          <wp:inline distT="0" distB="0" distL="0" distR="0" wp14:anchorId="6D3B25F6" wp14:editId="6D3B25F7">
+          <wp:inline distT="0" distB="0" distL="0" distR="0" wp14:anchorId="1776D557" wp14:editId="1776D558">
             <wp:extent cx="4267200" cy="2769576"/>
             <wp:effectExtent l="0" t="0" r="0" b="0"/>
             <wp:docPr id="31" name="Picture"/>
@@ -1379,31 +1188,7 @@
         <w:pStyle w:val="Textoindependiente"/>
       </w:pPr>
       <w:r>
-        <w:t>Figure S3. Distribution of ln-transformed imputed biomass (</w:t>
-      </w:r>
-      <w:proofErr w:type="spellStart"/>
-      <w:r>
-        <w:t>LnSurvey</w:t>
-      </w:r>
-      <w:proofErr w:type="spellEnd"/>
-      <w:r>
-        <w:t xml:space="preserve">) shown as histograms stratified by </w:t>
-      </w:r>
-      <w:proofErr w:type="spellStart"/>
-      <w:r>
-        <w:t>gSSMU</w:t>
-      </w:r>
-      <w:proofErr w:type="spellEnd"/>
-      <w:r>
-        <w:t xml:space="preserve"> (1, 2) and SAM sign (Neg, Pos). The solid curve in each panel shows the </w:t>
-      </w:r>
-      <w:proofErr w:type="gramStart"/>
-      <w:r>
-        <w:t>log</w:t>
-      </w:r>
-      <w:proofErr w:type="gramEnd"/>
-      <w:r>
-        <w:t>-normal density fitted to the observed survey values.</w:t>
+        <w:t>Figure S3. Distribution of ln-transformed imputed biomass (LnSurvey) shown as histograms stratified by gSSMU (1, 2) and SAM sign (Neg, Pos). The solid curve in each panel shows the log-normal density fitted to the observed survey values.</w:t>
       </w:r>
     </w:p>
     <w:p>
@@ -1422,15 +1207,7 @@
         <w:pStyle w:val="FirstParagraph"/>
       </w:pPr>
       <w:r>
-        <w:t>Penguin performance and posterior predictive distributions were re-</w:t>
-      </w:r>
-      <w:proofErr w:type="spellStart"/>
-      <w:r>
-        <w:t>analysed</w:t>
-      </w:r>
-      <w:proofErr w:type="spellEnd"/>
-      <w:r>
-        <w:t xml:space="preserve"> after excluding surveys with low spatial coverage. In this initial sensitivity analysis, missing summer LKB values were not imputed (Figures S4–S5). These analyses are directly comparable to Supplementary Figures S7–S8 of Watters et al. (2020). We then repeated the analysis with missing summer LKB values imputed using the median summer LKB derived from surveyed years (Table 1; Figures S6–S7).</w:t>
+        <w:t>Penguin performance and posterior predictive distributions were re-analysed after excluding surveys with low spatial coverage. In this initial sensitivity analysis, missing summer LKB values were not imputed (Figures S4–S5). These analyses are directly comparable to Supplementary Figures S7–S8 of Watters et al. (2020). We then repeated the analysis with missing summer LKB values imputed using the median summer LKB derived from surveyed years (Table 1; Figures S6–S7).</w:t>
       </w:r>
     </w:p>
     <w:p>
@@ -1462,15 +1239,7 @@
         <w:pStyle w:val="Textoindependiente"/>
       </w:pPr>
       <w:r>
-        <w:t>Posterior expectations of penguin performance after filtering for survey coverage (Figure S5) were broadly similar to those reported by Watters et al. (2020, Supplementary Figure S8</w:t>
-      </w:r>
-      <w:proofErr w:type="gramStart"/>
-      <w:r>
-        <w:t>), but</w:t>
-      </w:r>
-      <w:proofErr w:type="gramEnd"/>
-      <w:r>
-        <w:t xml:space="preserve"> differed in three key respects. First, the nominal “worst case” scenario no longer produced the lowest expected performance and instead lay close to the long-term mean. Second, scenarios with high harvest rates (LHR ≥0.10) exhibited median performance comparable to the “best case.” Third, the lowest median performance was associated with intermediate harvest rates (0.01 &lt; LHR &lt; 0.10; equivalent to case 3), followed by intermediate ONI conditions (equivalent to case 7; Figure S5). These patterns were maintained, and further accentuated, when missing summer LKB values were imputed (Figure S7). Consistent with Watters et al. (2020), variation in LKB (&lt;1 Mt versus &gt;1 Mt) exhibited the weakest association with penguin performance.</w:t>
+        <w:t>Posterior expectations of penguin performance after filtering for survey coverage (Figure S5) were broadly similar to those reported by Watters et al. (2020, Supplementary Figure S8), but differed in three key respects. First, the nominal “worst case” scenario no longer produced the lowest expected performance and instead lay close to the long-term mean. Second, scenarios with high harvest rates (LHR ≥0.10) exhibited median performance comparable to the “best case.” Third, the lowest median performance was associated with intermediate harvest rates (0.01 &lt; LHR &lt; 0.10; equivalent to case 3), followed by intermediate ONI conditions (equivalent to case 7; Figure S5). These patterns were maintained, and further accentuated, when missing summer LKB values were imputed (Figure S7). Consistent with Watters et al. (2020), variation in LKB (&lt;1 Mt versus &gt;1 Mt) exhibited the weakest association with penguin performance.</w:t>
       </w:r>
     </w:p>
     <w:p>
@@ -1490,23 +1259,7 @@
         <w:pStyle w:val="Textoindependiente"/>
       </w:pPr>
       <w:r>
-        <w:t xml:space="preserve">Table S3. The posterior predictive distributions </w:t>
-      </w:r>
-      <w:proofErr w:type="gramStart"/>
-      <w:r>
-        <w:t>shows</w:t>
-      </w:r>
-      <w:proofErr w:type="gramEnd"/>
-      <w:r>
-        <w:t xml:space="preserve"> that only some of the potential combinations have actual data (Fig. S4). Specifically, most data </w:t>
-      </w:r>
-      <w:proofErr w:type="gramStart"/>
-      <w:r>
-        <w:t>comes</w:t>
-      </w:r>
-      <w:proofErr w:type="gramEnd"/>
-      <w:r>
-        <w:t xml:space="preserve"> from the following combinations:</w:t>
+        <w:t>Table S3. The posterior predictive distributions shows that only some of the potential combinations have actual data (Fig. S4). Specifically, most data comes from the following combinations:</w:t>
       </w:r>
     </w:p>
     <w:tbl>
@@ -1603,15 +1356,7 @@
               <w:pStyle w:val="Compact"/>
             </w:pPr>
             <w:r>
-              <w:t xml:space="preserve">Case </w:t>
-            </w:r>
-            <w:proofErr w:type="gramStart"/>
-            <w:r>
-              <w:t>1 (‘</w:t>
-            </w:r>
-            <w:proofErr w:type="gramEnd"/>
-            <w:r>
-              <w:t>best’)</w:t>
+              <w:t>Case 1 (‘best’)</w:t>
             </w:r>
           </w:p>
         </w:tc>
@@ -2147,7 +1892,7 @@
           <w:noProof/>
         </w:rPr>
         <w:drawing>
-          <wp:inline distT="0" distB="0" distL="0" distR="0" wp14:anchorId="6D3B25F8" wp14:editId="6D3B25F9">
+          <wp:inline distT="0" distB="0" distL="0" distR="0" wp14:anchorId="1776D559" wp14:editId="1776D55A">
             <wp:extent cx="5334000" cy="4000499"/>
             <wp:effectExtent l="0" t="0" r="0" b="0"/>
             <wp:docPr id="35" name="Picture"/>
@@ -2210,7 +1955,7 @@
           <w:noProof/>
         </w:rPr>
         <w:drawing>
-          <wp:inline distT="0" distB="0" distL="0" distR="0" wp14:anchorId="6D3B25FA" wp14:editId="6D3B25FB">
+          <wp:inline distT="0" distB="0" distL="0" distR="0" wp14:anchorId="1776D55B" wp14:editId="1776D55C">
             <wp:extent cx="5334000" cy="4000499"/>
             <wp:effectExtent l="0" t="0" r="0" b="0"/>
             <wp:docPr id="38" name="Picture"/>
@@ -2270,7 +2015,7 @@
         </w:rPr>
         <w:lastRenderedPageBreak/>
         <w:drawing>
-          <wp:inline distT="0" distB="0" distL="0" distR="0" wp14:anchorId="6D3B25FC" wp14:editId="6D3B25FD">
+          <wp:inline distT="0" distB="0" distL="0" distR="0" wp14:anchorId="1776D55D" wp14:editId="1776D55E">
             <wp:extent cx="5334000" cy="4000499"/>
             <wp:effectExtent l="0" t="0" r="0" b="0"/>
             <wp:docPr id="41" name="Picture"/>
@@ -2330,7 +2075,7 @@
         </w:rPr>
         <w:lastRenderedPageBreak/>
         <w:drawing>
-          <wp:inline distT="0" distB="0" distL="0" distR="0" wp14:anchorId="6D3B25FE" wp14:editId="6D3B25FF">
+          <wp:inline distT="0" distB="0" distL="0" distR="0" wp14:anchorId="1776D55F" wp14:editId="1776D560">
             <wp:extent cx="5334000" cy="4000499"/>
             <wp:effectExtent l="0" t="0" r="0" b="0"/>
             <wp:docPr id="44" name="Picture"/>
@@ -2382,27 +2127,11 @@
     </w:p>
     <w:p>
       <w:pPr>
-        <w:rPr>
-          <w:rFonts w:asciiTheme="majorHAnsi" w:eastAsiaTheme="majorEastAsia" w:hAnsiTheme="majorHAnsi" w:cstheme="majorBidi"/>
-          <w:b/>
-          <w:bCs/>
-          <w:color w:val="4F81BD" w:themeColor="accent1"/>
-          <w:sz w:val="32"/>
-          <w:szCs w:val="32"/>
-        </w:rPr>
+        <w:pStyle w:val="Ttulo1"/>
       </w:pPr>
       <w:bookmarkStart w:id="3" w:name="X19f95fdfba7755b8a0aa9c8458ecd24d9376a21"/>
       <w:bookmarkEnd w:id="2"/>
       <w:r>
-        <w:br w:type="page"/>
-      </w:r>
-    </w:p>
-    <w:p>
-      <w:pPr>
-        <w:pStyle w:val="Ttulo1"/>
-      </w:pPr>
-      <w:r>
-        <w:lastRenderedPageBreak/>
         <w:t>D. Continuing spatial and temporal mismatches</w:t>
       </w:r>
     </w:p>
@@ -2475,46 +2204,37 @@
               <w:pStyle w:val="Compact"/>
               <w:jc w:val="right"/>
             </w:pPr>
-            <w:proofErr w:type="gramStart"/>
-            <w:r>
-              <w:t>Area..</w:t>
-            </w:r>
-            <w:proofErr w:type="gramEnd"/>
-            <w:r>
-              <w:t>km2.</w:t>
-            </w:r>
-          </w:p>
-        </w:tc>
-        <w:tc>
-          <w:tcPr>
-            <w:tcW w:w="0" w:type="auto"/>
-          </w:tcPr>
-          <w:p>
-            <w:pPr>
-              <w:pStyle w:val="Compact"/>
-              <w:jc w:val="right"/>
-            </w:pPr>
-            <w:proofErr w:type="spellStart"/>
+            <w:r>
+              <w:t>Area..km2.</w:t>
+            </w:r>
+          </w:p>
+        </w:tc>
+        <w:tc>
+          <w:tcPr>
+            <w:tcW w:w="0" w:type="auto"/>
+          </w:tcPr>
+          <w:p>
+            <w:pPr>
+              <w:pStyle w:val="Compact"/>
+              <w:jc w:val="right"/>
+            </w:pPr>
             <w:r>
               <w:t>gSSMU</w:t>
             </w:r>
-            <w:proofErr w:type="spellEnd"/>
-          </w:p>
-        </w:tc>
-        <w:tc>
-          <w:tcPr>
-            <w:tcW w:w="0" w:type="auto"/>
-          </w:tcPr>
-          <w:p>
-            <w:pPr>
-              <w:pStyle w:val="Compact"/>
-              <w:jc w:val="right"/>
-            </w:pPr>
-            <w:proofErr w:type="spellStart"/>
+          </w:p>
+        </w:tc>
+        <w:tc>
+          <w:tcPr>
+            <w:tcW w:w="0" w:type="auto"/>
+          </w:tcPr>
+          <w:p>
+            <w:pPr>
+              <w:pStyle w:val="Compact"/>
+              <w:jc w:val="right"/>
+            </w:pPr>
             <w:r>
               <w:t>Area.fraction</w:t>
             </w:r>
-            <w:proofErr w:type="spellEnd"/>
           </w:p>
         </w:tc>
       </w:tr>
@@ -2699,6 +2419,7 @@
               <w:pStyle w:val="Compact"/>
             </w:pPr>
             <w:r>
+              <w:lastRenderedPageBreak/>
               <w:t>APDPE</w:t>
             </w:r>
           </w:p>
@@ -2980,20 +2701,7 @@
         <w:pStyle w:val="Textoindependiente"/>
       </w:pPr>
       <w:r>
-        <w:t xml:space="preserve">Effect of Spatial and temporal mismatches </w:t>
-      </w:r>
-      <w:proofErr w:type="gramStart"/>
-      <w:r>
-        <w:t>in</w:t>
-      </w:r>
-      <w:proofErr w:type="gramEnd"/>
-      <w:r>
-        <w:t xml:space="preserve"> penguin performance.</w:t>
-      </w:r>
-    </w:p>
-    <w:p>
-      <w:r>
-        <w:br w:type="page"/>
+        <w:t>Effect of Spatial and temporal mismatches in penguin performance.</w:t>
       </w:r>
     </w:p>
     <w:p>
@@ -3004,10 +2712,9 @@
         <w:rPr>
           <w:noProof/>
         </w:rPr>
-        <w:lastRenderedPageBreak/>
         <w:drawing>
-          <wp:inline distT="0" distB="0" distL="0" distR="0" wp14:anchorId="6D3B2600" wp14:editId="01143BB1">
-            <wp:extent cx="3465830" cy="1906176"/>
+          <wp:inline distT="0" distB="0" distL="0" distR="0" wp14:anchorId="1776D561" wp14:editId="1776D562">
+            <wp:extent cx="3467100" cy="2600324"/>
             <wp:effectExtent l="0" t="0" r="0" b="0"/>
             <wp:docPr id="50" name="Picture"/>
             <wp:cNvGraphicFramePr/>
@@ -3020,9 +2727,8 @@
                       <a:picLocks noChangeAspect="1" noChangeArrowheads="1"/>
                     </pic:cNvPicPr>
                   </pic:nvPicPr>
-                  <pic:blipFill rotWithShape="1">
+                  <pic:blipFill>
                     <a:blip r:embed="rId17"/>
-                    <a:srcRect t="8960" b="17707"/>
                     <a:stretch>
                       <a:fillRect/>
                     </a:stretch>
@@ -3030,20 +2736,17 @@
                   <pic:spPr bwMode="auto">
                     <a:xfrm>
                       <a:off x="0" y="0"/>
-                      <a:ext cx="3467100" cy="1906874"/>
+                      <a:ext cx="3467100" cy="2600324"/>
                     </a:xfrm>
                     <a:prstGeom prst="rect">
                       <a:avLst/>
                     </a:prstGeom>
                     <a:noFill/>
-                    <a:ln>
+                    <a:ln w="9525">
                       <a:noFill/>
+                      <a:headEnd/>
+                      <a:tailEnd/>
                     </a:ln>
-                    <a:extLst>
-                      <a:ext uri="{53640926-AAD7-44D8-BBD7-CCE9431645EC}">
-                        <a14:shadowObscured xmlns:a14="http://schemas.microsoft.com/office/drawing/2010/main"/>
-                      </a:ext>
-                    </a:extLst>
                   </pic:spPr>
                 </pic:pic>
               </a:graphicData>
@@ -3056,8 +2759,8 @@
           <w:noProof/>
         </w:rPr>
         <w:drawing>
-          <wp:inline distT="0" distB="0" distL="0" distR="0" wp14:anchorId="6D3B2602" wp14:editId="5CB97B68">
-            <wp:extent cx="3465830" cy="1449238"/>
+          <wp:inline distT="0" distB="0" distL="0" distR="0" wp14:anchorId="1776D563" wp14:editId="1776D564">
+            <wp:extent cx="3467100" cy="2383631"/>
             <wp:effectExtent l="0" t="0" r="0" b="0"/>
             <wp:docPr id="53" name="Picture"/>
             <wp:cNvGraphicFramePr/>
@@ -3070,9 +2773,8 @@
                       <a:picLocks noChangeAspect="1" noChangeArrowheads="1"/>
                     </pic:cNvPicPr>
                   </pic:nvPicPr>
-                  <pic:blipFill rotWithShape="1">
+                  <pic:blipFill>
                     <a:blip r:embed="rId18"/>
-                    <a:srcRect t="9773" b="29404"/>
                     <a:stretch>
                       <a:fillRect/>
                     </a:stretch>
@@ -3080,20 +2782,64 @@
                   <pic:spPr bwMode="auto">
                     <a:xfrm>
                       <a:off x="0" y="0"/>
-                      <a:ext cx="3467100" cy="1449769"/>
+                      <a:ext cx="3467100" cy="2383631"/>
                     </a:xfrm>
                     <a:prstGeom prst="rect">
                       <a:avLst/>
                     </a:prstGeom>
                     <a:noFill/>
-                    <a:ln>
+                    <a:ln w="9525">
                       <a:noFill/>
+                      <a:headEnd/>
+                      <a:tailEnd/>
                     </a:ln>
-                    <a:extLst>
-                      <a:ext uri="{53640926-AAD7-44D8-BBD7-CCE9431645EC}">
-                        <a14:shadowObscured xmlns:a14="http://schemas.microsoft.com/office/drawing/2010/main"/>
-                      </a:ext>
-                    </a:extLst>
+                  </pic:spPr>
+                </pic:pic>
+              </a:graphicData>
+            </a:graphic>
+          </wp:inline>
+        </w:drawing>
+      </w:r>
+      <w:r>
+        <w:rPr>
+          <w:noProof/>
+        </w:rPr>
+        <w:lastRenderedPageBreak/>
+        <w:drawing>
+          <wp:inline distT="0" distB="0" distL="0" distR="0" wp14:anchorId="1776D565" wp14:editId="1776D566">
+            <wp:extent cx="3467100" cy="2600324"/>
+            <wp:effectExtent l="0" t="0" r="0" b="0"/>
+            <wp:docPr id="56" name="Picture"/>
+            <wp:cNvGraphicFramePr/>
+            <a:graphic xmlns:a="http://schemas.openxmlformats.org/drawingml/2006/main">
+              <a:graphicData uri="http://schemas.openxmlformats.org/drawingml/2006/picture">
+                <pic:pic xmlns:pic="http://schemas.openxmlformats.org/drawingml/2006/picture">
+                  <pic:nvPicPr>
+                    <pic:cNvPr id="57" name="Picture" descr="./A_Results/Model02_Andy/Posterior_predictive_dist_mod02_Andy_MWinter.png"/>
+                    <pic:cNvPicPr>
+                      <a:picLocks noChangeAspect="1" noChangeArrowheads="1"/>
+                    </pic:cNvPicPr>
+                  </pic:nvPicPr>
+                  <pic:blipFill>
+                    <a:blip r:embed="rId19"/>
+                    <a:stretch>
+                      <a:fillRect/>
+                    </a:stretch>
+                  </pic:blipFill>
+                  <pic:spPr bwMode="auto">
+                    <a:xfrm>
+                      <a:off x="0" y="0"/>
+                      <a:ext cx="3467100" cy="2600324"/>
+                    </a:xfrm>
+                    <a:prstGeom prst="rect">
+                      <a:avLst/>
+                    </a:prstGeom>
+                    <a:noFill/>
+                    <a:ln w="9525">
+                      <a:noFill/>
+                      <a:headEnd/>
+                      <a:tailEnd/>
+                    </a:ln>
                   </pic:spPr>
                 </pic:pic>
               </a:graphicData>
@@ -3106,58 +2852,8 @@
           <w:noProof/>
         </w:rPr>
         <w:drawing>
-          <wp:inline distT="0" distB="0" distL="0" distR="0" wp14:anchorId="6D3B2604" wp14:editId="218B4B35">
-            <wp:extent cx="3465830" cy="1682151"/>
-            <wp:effectExtent l="0" t="0" r="0" b="0"/>
-            <wp:docPr id="56" name="Picture"/>
-            <wp:cNvGraphicFramePr/>
-            <a:graphic xmlns:a="http://schemas.openxmlformats.org/drawingml/2006/main">
-              <a:graphicData uri="http://schemas.openxmlformats.org/drawingml/2006/picture">
-                <pic:pic xmlns:pic="http://schemas.openxmlformats.org/drawingml/2006/picture">
-                  <pic:nvPicPr>
-                    <pic:cNvPr id="57" name="Picture" descr="./A_Results/Model02_Andy/Posterior_predictive_dist_mod02_Andy_MWinter.png"/>
-                    <pic:cNvPicPr>
-                      <a:picLocks noChangeAspect="1" noChangeArrowheads="1"/>
-                    </pic:cNvPicPr>
-                  </pic:nvPicPr>
-                  <pic:blipFill rotWithShape="1">
-                    <a:blip r:embed="rId19"/>
-                    <a:srcRect t="8959" b="26327"/>
-                    <a:stretch>
-                      <a:fillRect/>
-                    </a:stretch>
-                  </pic:blipFill>
-                  <pic:spPr bwMode="auto">
-                    <a:xfrm>
-                      <a:off x="0" y="0"/>
-                      <a:ext cx="3467100" cy="1682767"/>
-                    </a:xfrm>
-                    <a:prstGeom prst="rect">
-                      <a:avLst/>
-                    </a:prstGeom>
-                    <a:noFill/>
-                    <a:ln>
-                      <a:noFill/>
-                    </a:ln>
-                    <a:extLst>
-                      <a:ext uri="{53640926-AAD7-44D8-BBD7-CCE9431645EC}">
-                        <a14:shadowObscured xmlns:a14="http://schemas.microsoft.com/office/drawing/2010/main"/>
-                      </a:ext>
-                    </a:extLst>
-                  </pic:spPr>
-                </pic:pic>
-              </a:graphicData>
-            </a:graphic>
-          </wp:inline>
-        </w:drawing>
-      </w:r>
-      <w:r>
-        <w:rPr>
-          <w:noProof/>
-        </w:rPr>
-        <w:drawing>
-          <wp:inline distT="0" distB="0" distL="0" distR="0" wp14:anchorId="6D3B2606" wp14:editId="24FC6041">
-            <wp:extent cx="3466255" cy="2384030"/>
+          <wp:inline distT="0" distB="0" distL="0" distR="0" wp14:anchorId="1776D567" wp14:editId="1776D568">
+            <wp:extent cx="3467100" cy="2600324"/>
             <wp:effectExtent l="0" t="0" r="0" b="0"/>
             <wp:docPr id="59" name="Picture"/>
             <wp:cNvGraphicFramePr/>
@@ -3170,9 +2866,8 @@
                       <a:picLocks noChangeAspect="1" noChangeArrowheads="1"/>
                     </pic:cNvPicPr>
                   </pic:nvPicPr>
-                  <pic:blipFill rotWithShape="1">
+                  <pic:blipFill>
                     <a:blip r:embed="rId20"/>
-                    <a:srcRect t="8296"/>
                     <a:stretch>
                       <a:fillRect/>
                     </a:stretch>
@@ -3180,20 +2875,17 @@
                   <pic:spPr bwMode="auto">
                     <a:xfrm>
                       <a:off x="0" y="0"/>
-                      <a:ext cx="3467100" cy="2384611"/>
+                      <a:ext cx="3467100" cy="2600324"/>
                     </a:xfrm>
                     <a:prstGeom prst="rect">
                       <a:avLst/>
                     </a:prstGeom>
                     <a:noFill/>
-                    <a:ln>
+                    <a:ln w="9525">
                       <a:noFill/>
+                      <a:headEnd/>
+                      <a:tailEnd/>
                     </a:ln>
-                    <a:extLst>
-                      <a:ext uri="{53640926-AAD7-44D8-BBD7-CCE9431645EC}">
-                        <a14:shadowObscured xmlns:a14="http://schemas.microsoft.com/office/drawing/2010/main"/>
-                      </a:ext>
-                    </a:extLst>
                   </pic:spPr>
                 </pic:pic>
               </a:graphicData>
@@ -3207,23 +2899,7 @@
         <w:pStyle w:val="Textoindependiente"/>
       </w:pPr>
       <w:r>
-        <w:t xml:space="preserve">Figure S8. Posterior predictive distributions (boxplots) and jittered observations (colored circles) of penguin 76 performance. A) Watters model. B) Andy spatial. C) Andy </w:t>
-      </w:r>
-      <w:proofErr w:type="spellStart"/>
-      <w:r>
-        <w:t>SApatial</w:t>
-      </w:r>
-      <w:proofErr w:type="spellEnd"/>
-      <w:r>
-        <w:t xml:space="preserve">, </w:t>
-      </w:r>
-      <w:proofErr w:type="spellStart"/>
-      <w:r>
-        <w:t>MArch</w:t>
-      </w:r>
-      <w:proofErr w:type="spellEnd"/>
-      <w:r>
-        <w:t xml:space="preserve"> = winter. D) Spatial and temporal SSMUs.</w:t>
+        <w:t>Figure S8. Posterior predictive distributions (boxplots) and jittered observations (colored circles) of penguin 76 performance. A) Watters model. B) Andy spatial. C) Andy SApatial, MArch = winter. D) Spatial and temporal SSMUs.</w:t>
       </w:r>
     </w:p>
     <w:p>
@@ -3233,7 +2909,6 @@
       <w:bookmarkStart w:id="4" w:name="X439ee4f604c236a304670473e60baf80fa8e5c3"/>
       <w:bookmarkEnd w:id="3"/>
       <w:r>
-        <w:lastRenderedPageBreak/>
         <w:t>E. Krill consumption by main predator taxa</w:t>
       </w:r>
     </w:p>
@@ -3242,47 +2917,7 @@
         <w:pStyle w:val="FirstParagraph"/>
       </w:pPr>
       <w:r>
-        <w:t>Estimates of krill consumption by major predator groups during the study period have been previously summarized by Hill et al. (2007). During summer, fish accounted for the largest proportion of krill consumption, with estimated removals of 1,425,193 in the Bransfield Strait (</w:t>
-      </w:r>
-      <w:proofErr w:type="spellStart"/>
-      <w:r>
-        <w:t>gSMSMU</w:t>
-      </w:r>
-      <w:proofErr w:type="spellEnd"/>
-      <w:r>
-        <w:t xml:space="preserve"> #1: APBSW + APBSE) and 845,772 in the Drake Passage (</w:t>
-      </w:r>
-      <w:proofErr w:type="spellStart"/>
-      <w:r>
-        <w:t>gSSMU</w:t>
-      </w:r>
-      <w:proofErr w:type="spellEnd"/>
-      <w:r>
-        <w:t xml:space="preserve"> #2: APDPW + APDPE). Combined summer consumption by penguins and whales was estimated at 444,674 in </w:t>
-      </w:r>
-      <w:proofErr w:type="gramStart"/>
-      <w:r>
-        <w:t>the Bransfield</w:t>
-      </w:r>
-      <w:proofErr w:type="gramEnd"/>
-      <w:r>
-        <w:t xml:space="preserve"> Strait and 328,774 in the Drake Passage. Total summer krill consumption therefore exceeded 1 Mt in both </w:t>
-      </w:r>
-      <w:proofErr w:type="spellStart"/>
-      <w:r>
-        <w:t>gSSMU</w:t>
-      </w:r>
-      <w:proofErr w:type="spellEnd"/>
-      <w:r>
-        <w:t xml:space="preserve"> 1 and </w:t>
-      </w:r>
-      <w:proofErr w:type="spellStart"/>
-      <w:r>
-        <w:t>gSSMU</w:t>
-      </w:r>
-      <w:proofErr w:type="spellEnd"/>
-      <w:r>
-        <w:t xml:space="preserve"> 2.</w:t>
+        <w:t>Estimates of krill consumption by major predator groups during the study period have been previously summarized by Hill et al. (2007). During summer, fish accounted for the largest proportion of krill consumption, with estimated removals of 1,425,193 in the Bransfield Strait (gSMSMU #1: APBSW + APBSE) and 845,772 in the Drake Passage (gSSMU #2: APDPW + APDPE). Combined summer consumption by penguins and whales was estimated at 444,674 in the Bransfield Strait and 328,774 in the Drake Passage. Total summer krill consumption therefore exceeded 1 Mt in both gSSMU 1 and gSSMU 2.</w:t>
       </w:r>
     </w:p>
     <w:p>
@@ -3290,15 +2925,8 @@
         <w:pStyle w:val="Textoindependiente"/>
       </w:pPr>
       <w:r>
-        <w:t xml:space="preserve">Watters et al. (2020) noted “krill biomass in the Antarctic Peninsula is generally sufficient to support penguin production.” Consistent with this, no evidence of acute adult penguin mortality or complete lack of bird attending nesting grounds has been documented in the region, unlike patterns reported for other penguin species during severe starvation events (Vianna et al. 2014, Crawford et al. 2025). In this context, summer survey estimates below 1 million tonnes for each </w:t>
-      </w:r>
-      <w:proofErr w:type="spellStart"/>
-      <w:r>
-        <w:t>gSSMU</w:t>
-      </w:r>
-      <w:proofErr w:type="spellEnd"/>
-      <w:r>
-        <w:t xml:space="preserve"> are inconsistent with observed predator dynamics and likely underestimate krill availability.</w:t>
+        <w:lastRenderedPageBreak/>
+        <w:t>Watters et al. (2020) noted “krill biomass in the Antarctic Peninsula is generally sufficient to support penguin production.” Consistent with this, no evidence of acute adult penguin mortality or complete lack of bird attending nesting grounds has been documented in the region, unlike patterns reported for other penguin species during severe starvation events (Vianna et al. 2014, Crawford et al. 2025). In this context, summer survey estimates below 1 million tonnes for each gSSMU are inconsistent with observed predator dynamics and likely underestimate krill availability.</w:t>
       </w:r>
     </w:p>
     <w:p>
@@ -3306,55 +2934,7 @@
         <w:pStyle w:val="Textoindependiente"/>
       </w:pPr>
       <w:r>
-        <w:t xml:space="preserve">As Watters et al. (2020) indicates, “krill biomass in the AP is generally sufficient to support penguin production.” As no </w:t>
-      </w:r>
-      <w:proofErr w:type="spellStart"/>
-      <w:r>
-        <w:t>evidene</w:t>
-      </w:r>
-      <w:proofErr w:type="spellEnd"/>
-      <w:r>
-        <w:t xml:space="preserve"> of </w:t>
-      </w:r>
-      <w:proofErr w:type="spellStart"/>
-      <w:r>
-        <w:t>accute</w:t>
-      </w:r>
-      <w:proofErr w:type="spellEnd"/>
-      <w:r>
-        <w:t xml:space="preserve"> adult penguin mortality has been recorded for the region (as is the case for other penguin species during </w:t>
-      </w:r>
-      <w:proofErr w:type="spellStart"/>
-      <w:r>
-        <w:t>accute</w:t>
-      </w:r>
-      <w:proofErr w:type="spellEnd"/>
-      <w:r>
-        <w:t xml:space="preserve"> starvation; Crawford et al. 2025), summer survey estimates below 1 </w:t>
-      </w:r>
-      <w:proofErr w:type="gramStart"/>
-      <w:r>
-        <w:t>Million</w:t>
-      </w:r>
-      <w:proofErr w:type="gramEnd"/>
-      <w:r>
-        <w:t xml:space="preserve"> tonnes for each </w:t>
-      </w:r>
-      <w:proofErr w:type="spellStart"/>
-      <w:r>
-        <w:t>gSSMU</w:t>
-      </w:r>
-      <w:proofErr w:type="spellEnd"/>
-      <w:r>
-        <w:t xml:space="preserve"> should be considered as gross </w:t>
-      </w:r>
-      <w:proofErr w:type="spellStart"/>
-      <w:r>
-        <w:t>subestimations</w:t>
-      </w:r>
-      <w:proofErr w:type="spellEnd"/>
-      <w:r>
-        <w:t xml:space="preserve"> of krill availability.</w:t>
+        <w:t>As Watters et al. (2020) indicates, “krill biomass in the AP is generally sufficient to support penguin production.” As no evidene of accute adult penguin mortality has been recorded for the region (as is the case for other penguin species during accute starvation; Crawford et al. 2025), summer survey estimates below 1 Million tonnes for each gSSMU should be considered as gross subestimations of krill availability.</w:t>
       </w:r>
     </w:p>
     <w:p>
@@ -3362,31 +2942,7 @@
         <w:pStyle w:val="Textoindependiente"/>
       </w:pPr>
       <w:r>
-        <w:t xml:space="preserve">Winter consumption estimates were lower but more uncertain. Hill et al. (2007) estimated fish consumption of 255,990 in </w:t>
-      </w:r>
-      <w:proofErr w:type="gramStart"/>
-      <w:r>
-        <w:t>the Bransfield</w:t>
-      </w:r>
-      <w:proofErr w:type="gramEnd"/>
-      <w:r>
-        <w:t xml:space="preserve"> Strait and 147,440 in </w:t>
-      </w:r>
-      <w:proofErr w:type="gramStart"/>
-      <w:r>
-        <w:t>the Drake</w:t>
-      </w:r>
-      <w:proofErr w:type="gramEnd"/>
-      <w:r>
-        <w:t xml:space="preserve"> Passage. Penguin consumption during winter was estimated at 306,416 in the Bransfield Strait and 239,435 in the Drake Passage. Combined winter consumption by fish and penguins therefore exceeded 500,000 t and 350,000 for </w:t>
-      </w:r>
-      <w:proofErr w:type="spellStart"/>
-      <w:r>
-        <w:t>gSSMU</w:t>
-      </w:r>
-      <w:proofErr w:type="spellEnd"/>
-      <w:r>
-        <w:t xml:space="preserve"> #1 and #2. respectively.</w:t>
+        <w:t>Winter consumption estimates were lower but more uncertain. Hill et al. (2007) estimated fish consumption of 255,990 in the Bransfield Strait and 147,440 in the Drake Passage. Penguin consumption during winter was estimated at 306,416 in the Bransfield Strait and 239,435 in the Drake Passage. Combined winter consumption by fish and penguins therefore exceeded 500,000 t and 350,000 for gSSMU #1 and #2. respectively.</w:t>
       </w:r>
     </w:p>
     <w:p>
@@ -3505,7 +3061,6 @@
                 <w:szCs w:val="16"/>
               </w:rPr>
             </w:pPr>
-            <w:proofErr w:type="spellStart"/>
             <w:r>
               <w:rPr>
                 <w:rFonts w:ascii="Arial" w:eastAsia="Arial" w:hAnsi="Arial" w:cs="Arial"/>
@@ -3515,7 +3070,6 @@
               </w:rPr>
               <w:t>No_Fish</w:t>
             </w:r>
-            <w:proofErr w:type="spellEnd"/>
           </w:p>
         </w:tc>
         <w:tc>
@@ -3554,7 +3108,6 @@
                 <w:szCs w:val="16"/>
               </w:rPr>
             </w:pPr>
-            <w:proofErr w:type="spellStart"/>
             <w:r>
               <w:rPr>
                 <w:rFonts w:ascii="Arial" w:eastAsia="Arial" w:hAnsi="Arial" w:cs="Arial"/>
@@ -3564,7 +3117,6 @@
               </w:rPr>
               <w:t>No_Whales</w:t>
             </w:r>
-            <w:proofErr w:type="spellEnd"/>
           </w:p>
         </w:tc>
         <w:tc>
@@ -3603,7 +3155,6 @@
                 <w:szCs w:val="16"/>
               </w:rPr>
             </w:pPr>
-            <w:proofErr w:type="spellStart"/>
             <w:r>
               <w:rPr>
                 <w:rFonts w:ascii="Arial" w:eastAsia="Arial" w:hAnsi="Arial" w:cs="Arial"/>
@@ -3613,7 +3164,6 @@
               </w:rPr>
               <w:t>No_Penguins</w:t>
             </w:r>
-            <w:proofErr w:type="spellEnd"/>
           </w:p>
         </w:tc>
         <w:tc>
@@ -3652,7 +3202,6 @@
                 <w:szCs w:val="16"/>
               </w:rPr>
             </w:pPr>
-            <w:proofErr w:type="spellStart"/>
             <w:r>
               <w:rPr>
                 <w:rFonts w:ascii="Arial" w:eastAsia="Arial" w:hAnsi="Arial" w:cs="Arial"/>
@@ -3662,7 +3211,6 @@
               </w:rPr>
               <w:t>Fish_Qsummer_g</w:t>
             </w:r>
-            <w:proofErr w:type="spellEnd"/>
           </w:p>
         </w:tc>
         <w:tc>
@@ -3701,7 +3249,6 @@
                 <w:szCs w:val="16"/>
               </w:rPr>
             </w:pPr>
-            <w:proofErr w:type="spellStart"/>
             <w:r>
               <w:rPr>
                 <w:rFonts w:ascii="Arial" w:eastAsia="Arial" w:hAnsi="Arial" w:cs="Arial"/>
@@ -3711,7 +3258,6 @@
               </w:rPr>
               <w:t>Whale_Qsummer_g</w:t>
             </w:r>
-            <w:proofErr w:type="spellEnd"/>
           </w:p>
         </w:tc>
         <w:tc>
@@ -3750,7 +3296,6 @@
                 <w:szCs w:val="16"/>
               </w:rPr>
             </w:pPr>
-            <w:proofErr w:type="spellStart"/>
             <w:r>
               <w:rPr>
                 <w:rFonts w:ascii="Arial" w:eastAsia="Arial" w:hAnsi="Arial" w:cs="Arial"/>
@@ -3760,7 +3305,6 @@
               </w:rPr>
               <w:t>Penguin_Qsummer_g</w:t>
             </w:r>
-            <w:proofErr w:type="spellEnd"/>
           </w:p>
         </w:tc>
         <w:tc>
@@ -3799,7 +3343,6 @@
                 <w:szCs w:val="16"/>
               </w:rPr>
             </w:pPr>
-            <w:proofErr w:type="spellStart"/>
             <w:r>
               <w:rPr>
                 <w:rFonts w:ascii="Arial" w:eastAsia="Arial" w:hAnsi="Arial" w:cs="Arial"/>
@@ -3809,7 +3352,6 @@
               </w:rPr>
               <w:t>Fish_Krill_ton</w:t>
             </w:r>
-            <w:proofErr w:type="spellEnd"/>
           </w:p>
         </w:tc>
         <w:tc>
@@ -3848,7 +3390,6 @@
                 <w:szCs w:val="16"/>
               </w:rPr>
             </w:pPr>
-            <w:proofErr w:type="spellStart"/>
             <w:r>
               <w:rPr>
                 <w:rFonts w:ascii="Arial" w:eastAsia="Arial" w:hAnsi="Arial" w:cs="Arial"/>
@@ -3858,7 +3399,6 @@
               </w:rPr>
               <w:t>Whale_Krill_ton</w:t>
             </w:r>
-            <w:proofErr w:type="spellEnd"/>
           </w:p>
         </w:tc>
         <w:tc>
@@ -3897,7 +3437,6 @@
                 <w:szCs w:val="16"/>
               </w:rPr>
             </w:pPr>
-            <w:proofErr w:type="spellStart"/>
             <w:r>
               <w:rPr>
                 <w:rFonts w:ascii="Arial" w:eastAsia="Arial" w:hAnsi="Arial" w:cs="Arial"/>
@@ -3907,7 +3446,6 @@
               </w:rPr>
               <w:t>Penguin_Krill_ton</w:t>
             </w:r>
-            <w:proofErr w:type="spellEnd"/>
           </w:p>
         </w:tc>
       </w:tr>
@@ -5924,7 +5462,6 @@
                 <w:szCs w:val="16"/>
               </w:rPr>
             </w:pPr>
-            <w:proofErr w:type="spellStart"/>
             <w:r>
               <w:rPr>
                 <w:rFonts w:ascii="Arial" w:eastAsia="Arial" w:hAnsi="Arial" w:cs="Arial"/>
@@ -5934,7 +5471,6 @@
               </w:rPr>
               <w:t>No_Fish</w:t>
             </w:r>
-            <w:proofErr w:type="spellEnd"/>
           </w:p>
         </w:tc>
         <w:tc>
@@ -5973,7 +5509,6 @@
                 <w:szCs w:val="16"/>
               </w:rPr>
             </w:pPr>
-            <w:proofErr w:type="spellStart"/>
             <w:r>
               <w:rPr>
                 <w:rFonts w:ascii="Arial" w:eastAsia="Arial" w:hAnsi="Arial" w:cs="Arial"/>
@@ -5983,7 +5518,6 @@
               </w:rPr>
               <w:t>No_Whales</w:t>
             </w:r>
-            <w:proofErr w:type="spellEnd"/>
           </w:p>
         </w:tc>
         <w:tc>
@@ -6022,7 +5556,6 @@
                 <w:szCs w:val="16"/>
               </w:rPr>
             </w:pPr>
-            <w:proofErr w:type="spellStart"/>
             <w:r>
               <w:rPr>
                 <w:rFonts w:ascii="Arial" w:eastAsia="Arial" w:hAnsi="Arial" w:cs="Arial"/>
@@ -6032,7 +5565,6 @@
               </w:rPr>
               <w:t>No_Penguins</w:t>
             </w:r>
-            <w:proofErr w:type="spellEnd"/>
           </w:p>
         </w:tc>
         <w:tc>
@@ -6071,7 +5603,6 @@
                 <w:szCs w:val="16"/>
               </w:rPr>
             </w:pPr>
-            <w:proofErr w:type="spellStart"/>
             <w:r>
               <w:rPr>
                 <w:rFonts w:ascii="Arial" w:eastAsia="Arial" w:hAnsi="Arial" w:cs="Arial"/>
@@ -6081,7 +5612,6 @@
               </w:rPr>
               <w:t>Fish_Qwinter_g</w:t>
             </w:r>
-            <w:proofErr w:type="spellEnd"/>
           </w:p>
         </w:tc>
         <w:tc>
@@ -6119,7 +5649,6 @@
                 <w:szCs w:val="16"/>
               </w:rPr>
             </w:pPr>
-            <w:proofErr w:type="spellStart"/>
             <w:r>
               <w:rPr>
                 <w:rFonts w:ascii="Arial" w:eastAsia="Arial" w:hAnsi="Arial" w:cs="Arial"/>
@@ -6129,7 +5658,6 @@
               </w:rPr>
               <w:t>Whale_Qwinter_g</w:t>
             </w:r>
-            <w:proofErr w:type="spellEnd"/>
           </w:p>
         </w:tc>
         <w:tc>
@@ -6168,7 +5696,6 @@
                 <w:szCs w:val="16"/>
               </w:rPr>
             </w:pPr>
-            <w:proofErr w:type="spellStart"/>
             <w:r>
               <w:rPr>
                 <w:rFonts w:ascii="Arial" w:eastAsia="Arial" w:hAnsi="Arial" w:cs="Arial"/>
@@ -6178,7 +5705,6 @@
               </w:rPr>
               <w:t>Penguin_Qwinter_g</w:t>
             </w:r>
-            <w:proofErr w:type="spellEnd"/>
           </w:p>
         </w:tc>
         <w:tc>
@@ -6217,7 +5743,6 @@
                 <w:szCs w:val="16"/>
               </w:rPr>
             </w:pPr>
-            <w:proofErr w:type="spellStart"/>
             <w:r>
               <w:rPr>
                 <w:rFonts w:ascii="Arial" w:eastAsia="Arial" w:hAnsi="Arial" w:cs="Arial"/>
@@ -6227,7 +5752,6 @@
               </w:rPr>
               <w:t>Fish_Krill_ton</w:t>
             </w:r>
-            <w:proofErr w:type="spellEnd"/>
           </w:p>
         </w:tc>
         <w:tc>
@@ -6265,7 +5789,6 @@
                 <w:szCs w:val="16"/>
               </w:rPr>
             </w:pPr>
-            <w:proofErr w:type="spellStart"/>
             <w:r>
               <w:rPr>
                 <w:rFonts w:ascii="Arial" w:eastAsia="Arial" w:hAnsi="Arial" w:cs="Arial"/>
@@ -6275,7 +5798,6 @@
               </w:rPr>
               <w:t>Whale_Krill_ton</w:t>
             </w:r>
-            <w:proofErr w:type="spellEnd"/>
           </w:p>
         </w:tc>
         <w:tc>
@@ -6314,7 +5836,6 @@
                 <w:szCs w:val="16"/>
               </w:rPr>
             </w:pPr>
-            <w:proofErr w:type="spellStart"/>
             <w:r>
               <w:rPr>
                 <w:rFonts w:ascii="Arial" w:eastAsia="Arial" w:hAnsi="Arial" w:cs="Arial"/>
@@ -6324,7 +5845,6 @@
               </w:rPr>
               <w:t>Penguin_Krill_ton</w:t>
             </w:r>
-            <w:proofErr w:type="spellEnd"/>
           </w:p>
         </w:tc>
       </w:tr>
@@ -8224,7 +7744,6 @@
       <w:bookmarkStart w:id="5" w:name="citations"/>
       <w:bookmarkEnd w:id="4"/>
       <w:r>
-        <w:lastRenderedPageBreak/>
         <w:t>Citations</w:t>
       </w:r>
     </w:p>
@@ -8241,31 +7760,7 @@
         <w:pStyle w:val="Textoindependiente"/>
       </w:pPr>
       <w:r>
-        <w:t xml:space="preserve">Vianna </w:t>
-      </w:r>
-      <w:proofErr w:type="gramStart"/>
-      <w:r>
-        <w:t>J.A. ,</w:t>
-      </w:r>
-      <w:proofErr w:type="gramEnd"/>
-      <w:r>
-        <w:t xml:space="preserve"> M. Cortez, B. Ramos, N. </w:t>
-      </w:r>
-      <w:proofErr w:type="spellStart"/>
-      <w:r>
-        <w:t>Sallaberry-Pincheira</w:t>
-      </w:r>
-      <w:proofErr w:type="spellEnd"/>
-      <w:r>
-        <w:t xml:space="preserve">, D. González-Acuña, G. P. M. Dantas, J. Morgante, A. Simeone, and G. Luna-Jorquera. 2014. Changes in abundance and distribution of Humboldt penguin Spheniscus </w:t>
-      </w:r>
-      <w:proofErr w:type="spellStart"/>
-      <w:r>
-        <w:t>humboldti</w:t>
-      </w:r>
-      <w:proofErr w:type="spellEnd"/>
-      <w:r>
-        <w:t>. Marine Ornithology 42:153-159.</w:t>
+        <w:t>Vianna J.A. , M. Cortez, B. Ramos, N. Sallaberry-Pincheira, D. González-Acuña, G. P. M. Dantas, J. Morgante, A. Simeone, and G. Luna-Jorquera. 2014. Changes in abundance and distribution of Humboldt penguin Spheniscus humboldti. Marine Ornithology 42:153-159.</w:t>
       </w:r>
     </w:p>
     <w:p>
@@ -8273,15 +7768,8 @@
         <w:pStyle w:val="Textoindependiente"/>
       </w:pPr>
       <w:r>
-        <w:t xml:space="preserve">Watters, George M., Jefferson T. Hinke, and Christian S. Reiss. 2020. “Long-Term Observations from Antarctica Demonstrate That Mismatched Scales of Fisheries Management and Predator-Prey Interaction </w:t>
-      </w:r>
-      <w:proofErr w:type="gramStart"/>
-      <w:r>
-        <w:t>Lead</w:t>
-      </w:r>
-      <w:proofErr w:type="gramEnd"/>
-      <w:r>
-        <w:t xml:space="preserve"> to Erroneous Conclusions about Precaution.” Scientific Reports 10 (1). </w:t>
+        <w:lastRenderedPageBreak/>
+        <w:t xml:space="preserve">Watters, George M., Jefferson T. Hinke, and Christian S. Reiss. 2020. “Long-Term Observations from Antarctica Demonstrate That Mismatched Scales of Fisheries Management and Predator-Prey Interaction Lead to Erroneous Conclusions about Precaution.” Scientific Reports 10 (1). </w:t>
       </w:r>
       <w:hyperlink r:id="rId21">
         <w:r>
@@ -8354,7 +7842,7 @@
   <w:abstractNum w:abstractNumId="0" w15:restartNumberingAfterBreak="0">
     <w:nsid w:val="0000A990"/>
     <w:multiLevelType w:val="multilevel"/>
-    <w:tmpl w:val="21F400EC"/>
+    <w:tmpl w:val="970088A8"/>
     <w:lvl w:ilvl="0">
       <w:numFmt w:val="bullet"/>
       <w:lvlText w:val=" "/>
@@ -8428,7 +7916,7 @@
       </w:pPr>
     </w:lvl>
   </w:abstractNum>
-  <w:num w:numId="1" w16cid:durableId="377900203">
+  <w:num w:numId="1" w16cid:durableId="642270551">
     <w:abstractNumId w:val="0"/>
   </w:num>
 </w:numbering>

--- a/Watters_Rebutt_Suppl_Mat.docx
+++ b/Watters_Rebutt_Suppl_Mat.docx
@@ -15,7 +15,7 @@
         <w:pStyle w:val="Fecha"/>
       </w:pPr>
       <w:r>
-        <w:t>2026-03-17</w:t>
+        <w:t>2026-03-19</w:t>
       </w:r>
     </w:p>
     <w:p>
@@ -53,7 +53,7 @@
         </w:rPr>
         <w:lastRenderedPageBreak/>
         <w:drawing>
-          <wp:inline distT="0" distB="0" distL="0" distR="0" wp14:anchorId="1776D551" wp14:editId="1776D552">
+          <wp:inline distT="0" distB="0" distL="0" distR="0" wp14:anchorId="35198597" wp14:editId="35198598">
             <wp:extent cx="4267200" cy="2560320"/>
             <wp:effectExtent l="0" t="0" r="0" b="0"/>
             <wp:docPr id="21" name="Picture"/>
@@ -99,7 +99,7 @@
           <w:noProof/>
         </w:rPr>
         <w:drawing>
-          <wp:inline distT="0" distB="0" distL="0" distR="0" wp14:anchorId="1776D553" wp14:editId="1776D554">
+          <wp:inline distT="0" distB="0" distL="0" distR="0" wp14:anchorId="35198599" wp14:editId="3519859A">
             <wp:extent cx="4267200" cy="2560320"/>
             <wp:effectExtent l="0" t="0" r="0" b="0"/>
             <wp:docPr id="24" name="Picture"/>
@@ -251,7 +251,7 @@
     </w:p>
     <w:p>
       <w:pPr>
-        <w:pStyle w:val="Textoindependiente"/>
+        <w:pStyle w:val="TableCaption"/>
       </w:pPr>
       <w:r>
         <w:t>Table S1. Shapiro–Wilk test results for normality of observed log-transformed LKB values, reported by gSSMU and SAM sign. Columns show sample size (n), p-value, and W-statistic.</w:t>
@@ -262,12 +262,13 @@
         <w:tblStyle w:val="Table"/>
         <w:tblW w:w="0" w:type="auto"/>
         <w:tblLook w:val="0020" w:firstRow="1" w:lastRow="0" w:firstColumn="0" w:lastColumn="0" w:noHBand="0" w:noVBand="0"/>
+        <w:tblCaption w:val="Table S1. Shapiro–Wilk test results for normality of observed log-transformed LKB values, reported by gSSMU and SAM sign. Columns show sample size (n), p-value, and W-statistic."/>
       </w:tblPr>
       <w:tblGrid>
         <w:gridCol w:w="924"/>
-        <w:gridCol w:w="1108"/>
+        <w:gridCol w:w="1156"/>
         <w:gridCol w:w="482"/>
-        <w:gridCol w:w="992"/>
+        <w:gridCol w:w="797"/>
         <w:gridCol w:w="797"/>
       </w:tblGrid>
       <w:tr>
@@ -295,20 +296,21 @@
           <w:p>
             <w:pPr>
               <w:pStyle w:val="Compact"/>
-            </w:pPr>
-            <w:r>
-              <w:t>sam.sign</w:t>
-            </w:r>
-          </w:p>
-        </w:tc>
-        <w:tc>
-          <w:tcPr>
-            <w:tcW w:w="0" w:type="auto"/>
-          </w:tcPr>
-          <w:p>
-            <w:pPr>
-              <w:pStyle w:val="Compact"/>
-              <w:jc w:val="right"/>
+              <w:jc w:val="center"/>
+            </w:pPr>
+            <w:r>
+              <w:t>SAM sign</w:t>
+            </w:r>
+          </w:p>
+        </w:tc>
+        <w:tc>
+          <w:tcPr>
+            <w:tcW w:w="0" w:type="auto"/>
+          </w:tcPr>
+          <w:p>
+            <w:pPr>
+              <w:pStyle w:val="Compact"/>
+              <w:jc w:val="center"/>
             </w:pPr>
             <w:r>
               <w:t>n</w:t>
@@ -322,21 +324,21 @@
           <w:p>
             <w:pPr>
               <w:pStyle w:val="Compact"/>
-              <w:jc w:val="right"/>
-            </w:pPr>
-            <w:r>
-              <w:t>p_value</w:t>
-            </w:r>
-          </w:p>
-        </w:tc>
-        <w:tc>
-          <w:tcPr>
-            <w:tcW w:w="0" w:type="auto"/>
-          </w:tcPr>
-          <w:p>
-            <w:pPr>
-              <w:pStyle w:val="Compact"/>
-              <w:jc w:val="right"/>
+              <w:jc w:val="center"/>
+            </w:pPr>
+            <w:r>
+              <w:t>p</w:t>
+            </w:r>
+          </w:p>
+        </w:tc>
+        <w:tc>
+          <w:tcPr>
+            <w:tcW w:w="0" w:type="auto"/>
+          </w:tcPr>
+          <w:p>
+            <w:pPr>
+              <w:pStyle w:val="Compact"/>
+              <w:jc w:val="center"/>
             </w:pPr>
             <w:r>
               <w:t>W</w:t>
@@ -365,6 +367,7 @@
           <w:p>
             <w:pPr>
               <w:pStyle w:val="Compact"/>
+              <w:jc w:val="center"/>
             </w:pPr>
             <w:r>
               <w:t>Neg</w:t>
@@ -378,7 +381,7 @@
           <w:p>
             <w:pPr>
               <w:pStyle w:val="Compact"/>
-              <w:jc w:val="right"/>
+              <w:jc w:val="center"/>
             </w:pPr>
             <w:r>
               <w:t>6</w:t>
@@ -392,7 +395,7 @@
           <w:p>
             <w:pPr>
               <w:pStyle w:val="Compact"/>
-              <w:jc w:val="right"/>
+              <w:jc w:val="center"/>
             </w:pPr>
             <w:r>
               <w:t>0.307</w:t>
@@ -406,7 +409,7 @@
           <w:p>
             <w:pPr>
               <w:pStyle w:val="Compact"/>
-              <w:jc w:val="right"/>
+              <w:jc w:val="center"/>
             </w:pPr>
             <w:r>
               <w:t>0.888</w:t>
@@ -435,6 +438,7 @@
           <w:p>
             <w:pPr>
               <w:pStyle w:val="Compact"/>
+              <w:jc w:val="center"/>
             </w:pPr>
             <w:r>
               <w:t>Pos</w:t>
@@ -448,7 +452,7 @@
           <w:p>
             <w:pPr>
               <w:pStyle w:val="Compact"/>
-              <w:jc w:val="right"/>
+              <w:jc w:val="center"/>
             </w:pPr>
             <w:r>
               <w:t>10</w:t>
@@ -462,7 +466,7 @@
           <w:p>
             <w:pPr>
               <w:pStyle w:val="Compact"/>
-              <w:jc w:val="right"/>
+              <w:jc w:val="center"/>
             </w:pPr>
             <w:r>
               <w:t>0.827</w:t>
@@ -476,7 +480,7 @@
           <w:p>
             <w:pPr>
               <w:pStyle w:val="Compact"/>
-              <w:jc w:val="right"/>
+              <w:jc w:val="center"/>
             </w:pPr>
             <w:r>
               <w:t>0.964</w:t>
@@ -505,6 +509,7 @@
           <w:p>
             <w:pPr>
               <w:pStyle w:val="Compact"/>
+              <w:jc w:val="center"/>
             </w:pPr>
             <w:r>
               <w:t>Neg</w:t>
@@ -518,7 +523,7 @@
           <w:p>
             <w:pPr>
               <w:pStyle w:val="Compact"/>
-              <w:jc w:val="right"/>
+              <w:jc w:val="center"/>
             </w:pPr>
             <w:r>
               <w:t>6</w:t>
@@ -532,7 +537,7 @@
           <w:p>
             <w:pPr>
               <w:pStyle w:val="Compact"/>
-              <w:jc w:val="right"/>
+              <w:jc w:val="center"/>
             </w:pPr>
             <w:r>
               <w:t>0.635</w:t>
@@ -546,7 +551,7 @@
           <w:p>
             <w:pPr>
               <w:pStyle w:val="Compact"/>
-              <w:jc w:val="right"/>
+              <w:jc w:val="center"/>
             </w:pPr>
             <w:r>
               <w:t>0.937</w:t>
@@ -575,6 +580,7 @@
           <w:p>
             <w:pPr>
               <w:pStyle w:val="Compact"/>
+              <w:jc w:val="center"/>
             </w:pPr>
             <w:r>
               <w:t>Pos</w:t>
@@ -588,7 +594,7 @@
           <w:p>
             <w:pPr>
               <w:pStyle w:val="Compact"/>
-              <w:jc w:val="right"/>
+              <w:jc w:val="center"/>
             </w:pPr>
             <w:r>
               <w:t>10</w:t>
@@ -602,7 +608,7 @@
           <w:p>
             <w:pPr>
               <w:pStyle w:val="Compact"/>
-              <w:jc w:val="right"/>
+              <w:jc w:val="center"/>
             </w:pPr>
             <w:r>
               <w:t>0.052</w:t>
@@ -616,7 +622,7 @@
           <w:p>
             <w:pPr>
               <w:pStyle w:val="Compact"/>
-              <w:jc w:val="right"/>
+              <w:jc w:val="center"/>
             </w:pPr>
             <w:r>
               <w:t>0.846</w:t>
@@ -625,12 +631,13 @@
         </w:tc>
       </w:tr>
     </w:tbl>
+    <w:p/>
     <w:p>
       <w:pPr>
-        <w:pStyle w:val="Textoindependiente"/>
+        <w:pStyle w:val="TableCaption"/>
       </w:pPr>
       <w:r>
-        <w:t>Table S2. Shapiro–Wilk test results for normality of imputed log-transformed LKB values. The table reports the total number of imputations generated (n_total), the subsample used for the test (n_used), and the corresponding W and p values for each gSSMU and SAM sign.</w:t>
+        <w:t>Table S2. Shapiro–Wilk test results for normality of imputed log-transformed LKB values. The table reports the total number of imputations generated (N total), the subsample used for the test (n sampled), and the corresponding W and p values for each gSSMU and SAM sign.</w:t>
       </w:r>
     </w:p>
     <w:tbl>
@@ -638,14 +645,15 @@
         <w:tblStyle w:val="Table"/>
         <w:tblW w:w="0" w:type="auto"/>
         <w:tblLook w:val="0020" w:firstRow="1" w:lastRow="0" w:firstColumn="0" w:lastColumn="0" w:noHBand="0" w:noVBand="0"/>
+        <w:tblCaption w:val="Table S2. Shapiro–Wilk test results for normality of imputed log-transformed LKB values. The table reports the total number of imputations generated (N total), the subsample used for the test (n sampled), and the corresponding W and p values for each gSSMU and SAM sign."/>
       </w:tblPr>
       <w:tblGrid>
         <w:gridCol w:w="924"/>
-        <w:gridCol w:w="1108"/>
-        <w:gridCol w:w="912"/>
-        <w:gridCol w:w="925"/>
+        <w:gridCol w:w="1156"/>
+        <w:gridCol w:w="905"/>
+        <w:gridCol w:w="1272"/>
         <w:gridCol w:w="797"/>
-        <w:gridCol w:w="992"/>
+        <w:gridCol w:w="350"/>
       </w:tblGrid>
       <w:tr>
         <w:trPr>
@@ -672,48 +680,49 @@
           <w:p>
             <w:pPr>
               <w:pStyle w:val="Compact"/>
-            </w:pPr>
-            <w:r>
-              <w:t>sam.sign</w:t>
-            </w:r>
-          </w:p>
-        </w:tc>
-        <w:tc>
-          <w:tcPr>
-            <w:tcW w:w="0" w:type="auto"/>
-          </w:tcPr>
-          <w:p>
-            <w:pPr>
-              <w:pStyle w:val="Compact"/>
-              <w:jc w:val="right"/>
-            </w:pPr>
-            <w:r>
-              <w:t>n_total</w:t>
-            </w:r>
-          </w:p>
-        </w:tc>
-        <w:tc>
-          <w:tcPr>
-            <w:tcW w:w="0" w:type="auto"/>
-          </w:tcPr>
-          <w:p>
-            <w:pPr>
-              <w:pStyle w:val="Compact"/>
-              <w:jc w:val="right"/>
-            </w:pPr>
-            <w:r>
-              <w:t>n_used</w:t>
-            </w:r>
-          </w:p>
-        </w:tc>
-        <w:tc>
-          <w:tcPr>
-            <w:tcW w:w="0" w:type="auto"/>
-          </w:tcPr>
-          <w:p>
-            <w:pPr>
-              <w:pStyle w:val="Compact"/>
-              <w:jc w:val="right"/>
+              <w:jc w:val="center"/>
+            </w:pPr>
+            <w:r>
+              <w:t>SAM sign</w:t>
+            </w:r>
+          </w:p>
+        </w:tc>
+        <w:tc>
+          <w:tcPr>
+            <w:tcW w:w="0" w:type="auto"/>
+          </w:tcPr>
+          <w:p>
+            <w:pPr>
+              <w:pStyle w:val="Compact"/>
+              <w:jc w:val="center"/>
+            </w:pPr>
+            <w:r>
+              <w:t>N total</w:t>
+            </w:r>
+          </w:p>
+        </w:tc>
+        <w:tc>
+          <w:tcPr>
+            <w:tcW w:w="0" w:type="auto"/>
+          </w:tcPr>
+          <w:p>
+            <w:pPr>
+              <w:pStyle w:val="Compact"/>
+              <w:jc w:val="center"/>
+            </w:pPr>
+            <w:r>
+              <w:t>n sampled</w:t>
+            </w:r>
+          </w:p>
+        </w:tc>
+        <w:tc>
+          <w:tcPr>
+            <w:tcW w:w="0" w:type="auto"/>
+          </w:tcPr>
+          <w:p>
+            <w:pPr>
+              <w:pStyle w:val="Compact"/>
+              <w:jc w:val="center"/>
             </w:pPr>
             <w:r>
               <w:t>W</w:t>
@@ -727,10 +736,10 @@
           <w:p>
             <w:pPr>
               <w:pStyle w:val="Compact"/>
-              <w:jc w:val="right"/>
-            </w:pPr>
-            <w:r>
-              <w:t>p_value</w:t>
+              <w:jc w:val="center"/>
+            </w:pPr>
+            <w:r>
+              <w:t>p</w:t>
             </w:r>
           </w:p>
         </w:tc>
@@ -756,6 +765,7 @@
           <w:p>
             <w:pPr>
               <w:pStyle w:val="Compact"/>
+              <w:jc w:val="center"/>
             </w:pPr>
             <w:r>
               <w:t>Neg</w:t>
@@ -769,7 +779,7 @@
           <w:p>
             <w:pPr>
               <w:pStyle w:val="Compact"/>
-              <w:jc w:val="right"/>
+              <w:jc w:val="center"/>
             </w:pPr>
             <w:r>
               <w:t>1e+05</w:t>
@@ -783,7 +793,7 @@
           <w:p>
             <w:pPr>
               <w:pStyle w:val="Compact"/>
-              <w:jc w:val="right"/>
+              <w:jc w:val="center"/>
             </w:pPr>
             <w:r>
               <w:t>5000</w:t>
@@ -797,7 +807,7 @@
           <w:p>
             <w:pPr>
               <w:pStyle w:val="Compact"/>
-              <w:jc w:val="right"/>
+              <w:jc w:val="center"/>
             </w:pPr>
             <w:r>
               <w:t>0.366</w:t>
@@ -811,7 +821,7 @@
           <w:p>
             <w:pPr>
               <w:pStyle w:val="Compact"/>
-              <w:jc w:val="right"/>
+              <w:jc w:val="center"/>
             </w:pPr>
             <w:r>
               <w:t>0</w:t>
@@ -840,6 +850,7 @@
           <w:p>
             <w:pPr>
               <w:pStyle w:val="Compact"/>
+              <w:jc w:val="center"/>
             </w:pPr>
             <w:r>
               <w:t>Pos</w:t>
@@ -853,7 +864,7 @@
           <w:p>
             <w:pPr>
               <w:pStyle w:val="Compact"/>
-              <w:jc w:val="right"/>
+              <w:jc w:val="center"/>
             </w:pPr>
             <w:r>
               <w:t>1e+05</w:t>
@@ -867,7 +878,7 @@
           <w:p>
             <w:pPr>
               <w:pStyle w:val="Compact"/>
-              <w:jc w:val="right"/>
+              <w:jc w:val="center"/>
             </w:pPr>
             <w:r>
               <w:t>5000</w:t>
@@ -881,7 +892,7 @@
           <w:p>
             <w:pPr>
               <w:pStyle w:val="Compact"/>
-              <w:jc w:val="right"/>
+              <w:jc w:val="center"/>
             </w:pPr>
             <w:r>
               <w:t>0.367</w:t>
@@ -895,7 +906,7 @@
           <w:p>
             <w:pPr>
               <w:pStyle w:val="Compact"/>
-              <w:jc w:val="right"/>
+              <w:jc w:val="center"/>
             </w:pPr>
             <w:r>
               <w:t>0</w:t>
@@ -924,6 +935,7 @@
           <w:p>
             <w:pPr>
               <w:pStyle w:val="Compact"/>
+              <w:jc w:val="center"/>
             </w:pPr>
             <w:r>
               <w:t>Neg</w:t>
@@ -937,7 +949,7 @@
           <w:p>
             <w:pPr>
               <w:pStyle w:val="Compact"/>
-              <w:jc w:val="right"/>
+              <w:jc w:val="center"/>
             </w:pPr>
             <w:r>
               <w:t>1e+05</w:t>
@@ -951,7 +963,7 @@
           <w:p>
             <w:pPr>
               <w:pStyle w:val="Compact"/>
-              <w:jc w:val="right"/>
+              <w:jc w:val="center"/>
             </w:pPr>
             <w:r>
               <w:t>5000</w:t>
@@ -965,7 +977,7 @@
           <w:p>
             <w:pPr>
               <w:pStyle w:val="Compact"/>
-              <w:jc w:val="right"/>
+              <w:jc w:val="center"/>
             </w:pPr>
             <w:r>
               <w:t>0.366</w:t>
@@ -979,7 +991,7 @@
           <w:p>
             <w:pPr>
               <w:pStyle w:val="Compact"/>
-              <w:jc w:val="right"/>
+              <w:jc w:val="center"/>
             </w:pPr>
             <w:r>
               <w:t>0</w:t>
@@ -1008,6 +1020,7 @@
           <w:p>
             <w:pPr>
               <w:pStyle w:val="Compact"/>
+              <w:jc w:val="center"/>
             </w:pPr>
             <w:r>
               <w:t>Pos</w:t>
@@ -1021,7 +1034,7 @@
           <w:p>
             <w:pPr>
               <w:pStyle w:val="Compact"/>
-              <w:jc w:val="right"/>
+              <w:jc w:val="center"/>
             </w:pPr>
             <w:r>
               <w:t>1e+05</w:t>
@@ -1035,7 +1048,7 @@
           <w:p>
             <w:pPr>
               <w:pStyle w:val="Compact"/>
-              <w:jc w:val="right"/>
+              <w:jc w:val="center"/>
             </w:pPr>
             <w:r>
               <w:t>5000</w:t>
@@ -1049,7 +1062,7 @@
           <w:p>
             <w:pPr>
               <w:pStyle w:val="Compact"/>
-              <w:jc w:val="right"/>
+              <w:jc w:val="center"/>
             </w:pPr>
             <w:r>
               <w:t>0.338</w:t>
@@ -1063,7 +1076,7 @@
           <w:p>
             <w:pPr>
               <w:pStyle w:val="Compact"/>
-              <w:jc w:val="right"/>
+              <w:jc w:val="center"/>
             </w:pPr>
             <w:r>
               <w:t>0</w:t>
@@ -1082,7 +1095,7 @@
         </w:rPr>
         <w:lastRenderedPageBreak/>
         <w:drawing>
-          <wp:inline distT="0" distB="0" distL="0" distR="0" wp14:anchorId="1776D555" wp14:editId="1776D556">
+          <wp:inline distT="0" distB="0" distL="0" distR="0" wp14:anchorId="3519859B" wp14:editId="3519859C">
             <wp:extent cx="4267200" cy="2983706"/>
             <wp:effectExtent l="0" t="0" r="0" b="0"/>
             <wp:docPr id="28" name="Picture"/>
@@ -1141,7 +1154,7 @@
           <w:noProof/>
         </w:rPr>
         <w:drawing>
-          <wp:inline distT="0" distB="0" distL="0" distR="0" wp14:anchorId="1776D557" wp14:editId="1776D558">
+          <wp:inline distT="0" distB="0" distL="0" distR="0" wp14:anchorId="3519859D" wp14:editId="3519859E">
             <wp:extent cx="4267200" cy="2769576"/>
             <wp:effectExtent l="0" t="0" r="0" b="0"/>
             <wp:docPr id="31" name="Picture"/>
@@ -1892,7 +1905,7 @@
           <w:noProof/>
         </w:rPr>
         <w:drawing>
-          <wp:inline distT="0" distB="0" distL="0" distR="0" wp14:anchorId="1776D559" wp14:editId="1776D55A">
+          <wp:inline distT="0" distB="0" distL="0" distR="0" wp14:anchorId="3519859F" wp14:editId="351985A0">
             <wp:extent cx="5334000" cy="4000499"/>
             <wp:effectExtent l="0" t="0" r="0" b="0"/>
             <wp:docPr id="35" name="Picture"/>
@@ -1955,7 +1968,7 @@
           <w:noProof/>
         </w:rPr>
         <w:drawing>
-          <wp:inline distT="0" distB="0" distL="0" distR="0" wp14:anchorId="1776D55B" wp14:editId="1776D55C">
+          <wp:inline distT="0" distB="0" distL="0" distR="0" wp14:anchorId="351985A1" wp14:editId="351985A2">
             <wp:extent cx="5334000" cy="4000499"/>
             <wp:effectExtent l="0" t="0" r="0" b="0"/>
             <wp:docPr id="38" name="Picture"/>
@@ -2015,7 +2028,7 @@
         </w:rPr>
         <w:lastRenderedPageBreak/>
         <w:drawing>
-          <wp:inline distT="0" distB="0" distL="0" distR="0" wp14:anchorId="1776D55D" wp14:editId="1776D55E">
+          <wp:inline distT="0" distB="0" distL="0" distR="0" wp14:anchorId="351985A3" wp14:editId="351985A4">
             <wp:extent cx="5334000" cy="4000499"/>
             <wp:effectExtent l="0" t="0" r="0" b="0"/>
             <wp:docPr id="41" name="Picture"/>
@@ -2075,7 +2088,7 @@
         </w:rPr>
         <w:lastRenderedPageBreak/>
         <w:drawing>
-          <wp:inline distT="0" distB="0" distL="0" distR="0" wp14:anchorId="1776D55F" wp14:editId="1776D560">
+          <wp:inline distT="0" distB="0" distL="0" distR="0" wp14:anchorId="351985A5" wp14:editId="351985A6">
             <wp:extent cx="5334000" cy="4000499"/>
             <wp:effectExtent l="0" t="0" r="0" b="0"/>
             <wp:docPr id="44" name="Picture"/>
@@ -2126,21 +2139,27 @@
       </w:r>
     </w:p>
     <w:p>
+      <w:r>
+        <w:br w:type="page"/>
+      </w:r>
+    </w:p>
+    <w:p>
       <w:pPr>
         <w:pStyle w:val="Ttulo1"/>
       </w:pPr>
       <w:bookmarkStart w:id="3" w:name="X19f95fdfba7755b8a0aa9c8458ecd24d9376a21"/>
       <w:bookmarkEnd w:id="2"/>
       <w:r>
+        <w:lastRenderedPageBreak/>
         <w:t>D. Continuing spatial and temporal mismatches</w:t>
       </w:r>
     </w:p>
     <w:p>
       <w:pPr>
-        <w:pStyle w:val="FirstParagraph"/>
+        <w:pStyle w:val="TableCaption"/>
       </w:pPr>
       <w:r>
-        <w:t>Table S4. Size of SSMUs for Subarea 48.1. CCAMLR Small-Scale Management Units (SSMUs) were download from CCAMLR Public repository (</w:t>
+        <w:t>Table S4. Size of SSMUs for Subarea 48.1 and its relative size to the gSSMU where they are located. CCAMLR Small-Scale Management Units (SSMUs) were download from CCAMLR Public repository (</w:t>
       </w:r>
       <w:hyperlink r:id="rId15">
         <w:r>
@@ -2170,12 +2189,13 @@
         <w:tblStyle w:val="Table"/>
         <w:tblW w:w="0" w:type="auto"/>
         <w:tblLook w:val="0020" w:firstRow="1" w:lastRow="0" w:firstColumn="0" w:lastColumn="0" w:noHBand="0" w:noVBand="0"/>
+        <w:tblCaption w:val="Table S4. Size of SSMUs for Subarea 48.1 and its relative size to the gSSMU where they are located. CCAMLR Small-Scale Management Units (SSMUs) were download from CCAMLR Public repository (https://github.com/ccamlr/data). CCAMLR. 2022. Geographical data layer: CCAMLR Fishery Small-Scale Management Units. Version 0.9, URL: https://github.com/ccamlr/data/tree/main/geographical_data/ssmu/versions/v0.9."/>
       </w:tblPr>
       <w:tblGrid>
         <w:gridCol w:w="1019"/>
-        <w:gridCol w:w="1329"/>
+        <w:gridCol w:w="1394"/>
         <w:gridCol w:w="924"/>
-        <w:gridCol w:w="1553"/>
+        <w:gridCol w:w="1557"/>
       </w:tblGrid>
       <w:tr>
         <w:trPr>
@@ -2202,21 +2222,21 @@
           <w:p>
             <w:pPr>
               <w:pStyle w:val="Compact"/>
-              <w:jc w:val="right"/>
-            </w:pPr>
-            <w:r>
-              <w:t>Area..km2.</w:t>
-            </w:r>
-          </w:p>
-        </w:tc>
-        <w:tc>
-          <w:tcPr>
-            <w:tcW w:w="0" w:type="auto"/>
-          </w:tcPr>
-          <w:p>
-            <w:pPr>
-              <w:pStyle w:val="Compact"/>
-              <w:jc w:val="right"/>
+              <w:jc w:val="center"/>
+            </w:pPr>
+            <w:r>
+              <w:t>Area (km2)</w:t>
+            </w:r>
+          </w:p>
+        </w:tc>
+        <w:tc>
+          <w:tcPr>
+            <w:tcW w:w="0" w:type="auto"/>
+          </w:tcPr>
+          <w:p>
+            <w:pPr>
+              <w:pStyle w:val="Compact"/>
+              <w:jc w:val="center"/>
             </w:pPr>
             <w:r>
               <w:t>gSSMU</w:t>
@@ -2230,10 +2250,10 @@
           <w:p>
             <w:pPr>
               <w:pStyle w:val="Compact"/>
-              <w:jc w:val="right"/>
-            </w:pPr>
-            <w:r>
-              <w:t>Area.fraction</w:t>
+              <w:jc w:val="center"/>
+            </w:pPr>
+            <w:r>
+              <w:t>Area fraction</w:t>
             </w:r>
           </w:p>
         </w:tc>
@@ -2259,7 +2279,7 @@
           <w:p>
             <w:pPr>
               <w:pStyle w:val="Compact"/>
-              <w:jc w:val="right"/>
+              <w:jc w:val="center"/>
             </w:pPr>
             <w:r>
               <w:t>28814.69</w:t>
@@ -2273,7 +2293,7 @@
           <w:p>
             <w:pPr>
               <w:pStyle w:val="Compact"/>
-              <w:jc w:val="right"/>
+              <w:jc w:val="center"/>
             </w:pPr>
             <w:r>
               <w:t>1</w:t>
@@ -2287,10 +2307,10 @@
           <w:p>
             <w:pPr>
               <w:pStyle w:val="Compact"/>
-              <w:jc w:val="right"/>
-            </w:pPr>
-            <w:r>
-              <w:t>0.5653320</w:t>
+              <w:jc w:val="center"/>
+            </w:pPr>
+            <w:r>
+              <w:t>0.565</w:t>
             </w:r>
           </w:p>
         </w:tc>
@@ -2316,21 +2336,21 @@
           <w:p>
             <w:pPr>
               <w:pStyle w:val="Compact"/>
-              <w:jc w:val="right"/>
-            </w:pPr>
-            <w:r>
-              <w:t>22154.82</w:t>
-            </w:r>
-          </w:p>
-        </w:tc>
-        <w:tc>
-          <w:tcPr>
-            <w:tcW w:w="0" w:type="auto"/>
-          </w:tcPr>
-          <w:p>
-            <w:pPr>
-              <w:pStyle w:val="Compact"/>
-              <w:jc w:val="right"/>
+              <w:jc w:val="center"/>
+            </w:pPr>
+            <w:r>
+              <w:t>22154.81</w:t>
+            </w:r>
+          </w:p>
+        </w:tc>
+        <w:tc>
+          <w:tcPr>
+            <w:tcW w:w="0" w:type="auto"/>
+          </w:tcPr>
+          <w:p>
+            <w:pPr>
+              <w:pStyle w:val="Compact"/>
+              <w:jc w:val="center"/>
             </w:pPr>
             <w:r>
               <w:t>1</w:t>
@@ -2344,10 +2364,10 @@
           <w:p>
             <w:pPr>
               <w:pStyle w:val="Compact"/>
-              <w:jc w:val="right"/>
-            </w:pPr>
-            <w:r>
-              <w:t>0.4346680</w:t>
+              <w:jc w:val="center"/>
+            </w:pPr>
+            <w:r>
+              <w:t>0.435</w:t>
             </w:r>
           </w:p>
         </w:tc>
@@ -2373,7 +2393,7 @@
           <w:p>
             <w:pPr>
               <w:pStyle w:val="Compact"/>
-              <w:jc w:val="right"/>
+              <w:jc w:val="center"/>
             </w:pPr>
             <w:r>
               <w:t>36407.41</w:t>
@@ -2387,7 +2407,7 @@
           <w:p>
             <w:pPr>
               <w:pStyle w:val="Compact"/>
-              <w:jc w:val="right"/>
+              <w:jc w:val="center"/>
             </w:pPr>
             <w:r>
               <w:t>2</w:t>
@@ -2401,10 +2421,10 @@
           <w:p>
             <w:pPr>
               <w:pStyle w:val="Compact"/>
-              <w:jc w:val="right"/>
-            </w:pPr>
-            <w:r>
-              <w:t>0.5282773</w:t>
+              <w:jc w:val="center"/>
+            </w:pPr>
+            <w:r>
+              <w:t>0.528</w:t>
             </w:r>
           </w:p>
         </w:tc>
@@ -2419,7 +2439,6 @@
               <w:pStyle w:val="Compact"/>
             </w:pPr>
             <w:r>
-              <w:lastRenderedPageBreak/>
               <w:t>APDPE</w:t>
             </w:r>
           </w:p>
@@ -2431,7 +2450,7 @@
           <w:p>
             <w:pPr>
               <w:pStyle w:val="Compact"/>
-              <w:jc w:val="right"/>
+              <w:jc w:val="center"/>
             </w:pPr>
             <w:r>
               <w:t>16554.09</w:t>
@@ -2445,7 +2464,7 @@
           <w:p>
             <w:pPr>
               <w:pStyle w:val="Compact"/>
-              <w:jc w:val="right"/>
+              <w:jc w:val="center"/>
             </w:pPr>
             <w:r>
               <w:t>2</w:t>
@@ -2459,10 +2478,10 @@
           <w:p>
             <w:pPr>
               <w:pStyle w:val="Compact"/>
-              <w:jc w:val="right"/>
-            </w:pPr>
-            <w:r>
-              <w:t>0.2402025</w:t>
+              <w:jc w:val="center"/>
+            </w:pPr>
+            <w:r>
+              <w:t>0.240</w:t>
             </w:r>
           </w:p>
         </w:tc>
@@ -2488,7 +2507,7 @@
           <w:p>
             <w:pPr>
               <w:pStyle w:val="Compact"/>
-              <w:jc w:val="right"/>
+              <w:jc w:val="center"/>
             </w:pPr>
             <w:r>
               <w:t>15955.73</w:t>
@@ -2502,7 +2521,7 @@
           <w:p>
             <w:pPr>
               <w:pStyle w:val="Compact"/>
-              <w:jc w:val="right"/>
+              <w:jc w:val="center"/>
             </w:pPr>
             <w:r>
               <w:t>2</w:t>
@@ -2516,10 +2535,10 @@
           <w:p>
             <w:pPr>
               <w:pStyle w:val="Compact"/>
-              <w:jc w:val="right"/>
-            </w:pPr>
-            <w:r>
-              <w:t>0.2315201</w:t>
+              <w:jc w:val="center"/>
+            </w:pPr>
+            <w:r>
+              <w:t>0.232</w:t>
             </w:r>
           </w:p>
         </w:tc>
@@ -2545,7 +2564,7 @@
           <w:p>
             <w:pPr>
               <w:pStyle w:val="Compact"/>
-              <w:jc w:val="right"/>
+              <w:jc w:val="center"/>
             </w:pPr>
             <w:r>
               <w:t>441639.72</w:t>
@@ -2559,7 +2578,7 @@
           <w:p>
             <w:pPr>
               <w:pStyle w:val="Compact"/>
-              <w:jc w:val="right"/>
+              <w:jc w:val="center"/>
             </w:pPr>
             <w:r>
               <w:t>3</w:t>
@@ -2573,10 +2592,10 @@
           <w:p>
             <w:pPr>
               <w:pStyle w:val="Compact"/>
-              <w:jc w:val="right"/>
-            </w:pPr>
-            <w:r>
-              <w:t>1.0000000</w:t>
+              <w:jc w:val="center"/>
+            </w:pPr>
+            <w:r>
+              <w:t>1.000</w:t>
             </w:r>
           </w:p>
         </w:tc>
@@ -2602,7 +2621,7 @@
           <w:p>
             <w:pPr>
               <w:pStyle w:val="Compact"/>
-              <w:jc w:val="right"/>
+              <w:jc w:val="center"/>
             </w:pPr>
             <w:r>
               <w:t>63331.00</w:t>
@@ -2616,7 +2635,7 @@
           <w:p>
             <w:pPr>
               <w:pStyle w:val="Compact"/>
-              <w:jc w:val="right"/>
+              <w:jc w:val="center"/>
             </w:pPr>
             <w:r>
               <w:t>4</w:t>
@@ -2630,10 +2649,10 @@
           <w:p>
             <w:pPr>
               <w:pStyle w:val="Compact"/>
-              <w:jc w:val="right"/>
-            </w:pPr>
-            <w:r>
-              <w:t>0.6289206</w:t>
+              <w:jc w:val="center"/>
+            </w:pPr>
+            <w:r>
+              <w:t>0.629</w:t>
             </w:r>
           </w:p>
         </w:tc>
@@ -2659,7 +2678,7 @@
           <w:p>
             <w:pPr>
               <w:pStyle w:val="Compact"/>
-              <w:jc w:val="right"/>
+              <w:jc w:val="center"/>
             </w:pPr>
             <w:r>
               <w:t>37366.93</w:t>
@@ -2673,7 +2692,7 @@
           <w:p>
             <w:pPr>
               <w:pStyle w:val="Compact"/>
-              <w:jc w:val="right"/>
+              <w:jc w:val="center"/>
             </w:pPr>
             <w:r>
               <w:t>4</w:t>
@@ -2687,10 +2706,10 @@
           <w:p>
             <w:pPr>
               <w:pStyle w:val="Compact"/>
-              <w:jc w:val="right"/>
-            </w:pPr>
-            <w:r>
-              <w:t>0.3710794</w:t>
+              <w:jc w:val="center"/>
+            </w:pPr>
+            <w:r>
+              <w:t>0.371</w:t>
             </w:r>
           </w:p>
         </w:tc>
@@ -2712,8 +2731,9 @@
         <w:rPr>
           <w:noProof/>
         </w:rPr>
+        <w:lastRenderedPageBreak/>
         <w:drawing>
-          <wp:inline distT="0" distB="0" distL="0" distR="0" wp14:anchorId="1776D561" wp14:editId="1776D562">
+          <wp:inline distT="0" distB="0" distL="0" distR="0" wp14:anchorId="351985A7" wp14:editId="351985A8">
             <wp:extent cx="3467100" cy="2600324"/>
             <wp:effectExtent l="0" t="0" r="0" b="0"/>
             <wp:docPr id="50" name="Picture"/>
@@ -2759,7 +2779,7 @@
           <w:noProof/>
         </w:rPr>
         <w:drawing>
-          <wp:inline distT="0" distB="0" distL="0" distR="0" wp14:anchorId="1776D563" wp14:editId="1776D564">
+          <wp:inline distT="0" distB="0" distL="0" distR="0" wp14:anchorId="351985A9" wp14:editId="351985AA">
             <wp:extent cx="3467100" cy="2383631"/>
             <wp:effectExtent l="0" t="0" r="0" b="0"/>
             <wp:docPr id="53" name="Picture"/>
@@ -2806,7 +2826,7 @@
         </w:rPr>
         <w:lastRenderedPageBreak/>
         <w:drawing>
-          <wp:inline distT="0" distB="0" distL="0" distR="0" wp14:anchorId="1776D565" wp14:editId="1776D566">
+          <wp:inline distT="0" distB="0" distL="0" distR="0" wp14:anchorId="351985AB" wp14:editId="351985AC">
             <wp:extent cx="3467100" cy="2600324"/>
             <wp:effectExtent l="0" t="0" r="0" b="0"/>
             <wp:docPr id="56" name="Picture"/>
@@ -2852,7 +2872,7 @@
           <w:noProof/>
         </w:rPr>
         <w:drawing>
-          <wp:inline distT="0" distB="0" distL="0" distR="0" wp14:anchorId="1776D567" wp14:editId="1776D568">
+          <wp:inline distT="0" distB="0" distL="0" distR="0" wp14:anchorId="351985AD" wp14:editId="351985AE">
             <wp:extent cx="3467100" cy="2600324"/>
             <wp:effectExtent l="0" t="0" r="0" b="0"/>
             <wp:docPr id="59" name="Picture"/>
@@ -2903,12 +2923,18 @@
       </w:r>
     </w:p>
     <w:p>
+      <w:r>
+        <w:br w:type="page"/>
+      </w:r>
+    </w:p>
+    <w:p>
       <w:pPr>
         <w:pStyle w:val="Ttulo1"/>
       </w:pPr>
       <w:bookmarkStart w:id="4" w:name="X439ee4f604c236a304670473e60baf80fa8e5c3"/>
       <w:bookmarkEnd w:id="3"/>
       <w:r>
+        <w:lastRenderedPageBreak/>
         <w:t>E. Krill consumption by main predator taxa</w:t>
       </w:r>
     </w:p>
@@ -2917,7 +2943,7 @@
         <w:pStyle w:val="FirstParagraph"/>
       </w:pPr>
       <w:r>
-        <w:t>Estimates of krill consumption by major predator groups during the study period have been previously summarized by Hill et al. (2007). During summer, fish accounted for the largest proportion of krill consumption, with estimated removals of 1,425,193 in the Bransfield Strait (gSMSMU #1: APBSW + APBSE) and 845,772 in the Drake Passage (gSSMU #2: APDPW + APDPE). Combined summer consumption by penguins and whales was estimated at 444,674 in the Bransfield Strait and 328,774 in the Drake Passage. Total summer krill consumption therefore exceeded 1 Mt in both gSSMU 1 and gSSMU 2.</w:t>
+        <w:t>Estimates of krill consumption by major predator groups during the study period have been previously summarized by Hill et al. (2007). During summer, fish accounted for the largest proportion of krill consumption, with estimated removals of 0 in the Bransfield Strait (gSMSMU #1: APBSW + APBSE) and 0 in the Drake Passage (gSSMU #2: APDPW + APDPE). Combined summer consumption by penguins and whales was estimated at 0 in the Bransfield Strait and 0 in the Drake Passage. Total summer krill consumption therefore exceeded 1 Mt in both gSSMU 1 and gSSMU 2.</w:t>
       </w:r>
     </w:p>
     <w:p>
@@ -2925,7 +2951,6 @@
         <w:pStyle w:val="Textoindependiente"/>
       </w:pPr>
       <w:r>
-        <w:lastRenderedPageBreak/>
         <w:t>Watters et al. (2020) noted “krill biomass in the Antarctic Peninsula is generally sufficient to support penguin production.” Consistent with this, no evidence of acute adult penguin mortality or complete lack of bird attending nesting grounds has been documented in the region, unlike patterns reported for other penguin species during severe starvation events (Vianna et al. 2014, Crawford et al. 2025). In this context, summer survey estimates below 1 million tonnes for each gSSMU are inconsistent with observed predator dynamics and likely underestimate krill availability.</w:t>
       </w:r>
     </w:p>
@@ -2942,15 +2967,4720 @@
         <w:pStyle w:val="Textoindependiente"/>
       </w:pPr>
       <w:r>
-        <w:t>Winter consumption estimates were lower but more uncertain. Hill et al. (2007) estimated fish consumption of 255,990 in the Bransfield Strait and 147,440 in the Drake Passage. Penguin consumption during winter was estimated at 306,416 in the Bransfield Strait and 239,435 in the Drake Passage. Combined winter consumption by fish and penguins therefore exceeded 500,000 t and 350,000 for gSSMU #1 and #2. respectively.</w:t>
+        <w:t>Winter consumption estimates were lower but more uncertain. Hill et al. (2007) estimated fish consumption of 1,425,193 in the Bransfield Strait and 845,772 in the Drake Passage. Penguin consumption during winter was estimated at 306,416 in the Bransfield Strait and 239,435 in the Drake Passage. Combined winter consumption by fish and penguins therefore exceeded 500,000 t and 350,000 for gSSMU #1 and #2. respectively.</w:t>
       </w:r>
     </w:p>
     <w:p>
       <w:pPr>
-        <w:pStyle w:val="Textoindependiente"/>
+        <w:pStyle w:val="TableCaption"/>
+        <w:pBdr>
+          <w:top w:val="none" w:sz="0" w:space="0" w:color="000000"/>
+          <w:left w:val="none" w:sz="0" w:space="0" w:color="000000"/>
+          <w:bottom w:val="none" w:sz="0" w:space="0" w:color="000000"/>
+          <w:right w:val="none" w:sz="0" w:space="0" w:color="000000"/>
+        </w:pBdr>
+        <w:spacing w:before="60" w:after="60"/>
+        <w:ind w:left="60" w:right="60"/>
+        <w:jc w:val="center"/>
       </w:pPr>
       <w:r>
-        <w:t>Table S3. Estimated krill consumption by major predator taxa during the austral summer. Values from Hill et al. (2007), Table 15.</w:t>
+        <w:t>Table S5. Estimated whale abundance for gSSMU #1 and #2 during the study period.</w:t>
+      </w:r>
+    </w:p>
+    <w:tbl>
+      <w:tblPr>
+        <w:tblStyle w:val="Table"/>
+        <w:tblW w:w="0" w:type="auto"/>
+        <w:jc w:val="center"/>
+        <w:tblLayout w:type="fixed"/>
+        <w:tblLook w:val="0420" w:firstRow="1" w:lastRow="0" w:firstColumn="0" w:lastColumn="0" w:noHBand="0" w:noVBand="1"/>
+      </w:tblPr>
+      <w:tblGrid>
+        <w:gridCol w:w="1425"/>
+        <w:gridCol w:w="3093"/>
+        <w:gridCol w:w="598"/>
+        <w:gridCol w:w="1007"/>
+        <w:gridCol w:w="2733"/>
+        <w:gridCol w:w="1941"/>
+      </w:tblGrid>
+      <w:tr>
+        <w:trPr>
+          <w:cnfStyle w:val="100000000000" w:firstRow="1" w:lastRow="0" w:firstColumn="0" w:lastColumn="0" w:oddVBand="0" w:evenVBand="0" w:oddHBand="0" w:evenHBand="0" w:firstRowFirstColumn="0" w:firstRowLastColumn="0" w:lastRowFirstColumn="0" w:lastRowLastColumn="0"/>
+          <w:tblHeader/>
+          <w:jc w:val="center"/>
+        </w:trPr>
+        <w:tc>
+          <w:tcPr>
+            <w:tcW w:w="1425" w:type="dxa"/>
+            <w:tcBorders>
+              <w:top w:val="single" w:sz="12" w:space="0" w:color="666666"/>
+              <w:left w:val="none" w:sz="0" w:space="0" w:color="000000"/>
+              <w:bottom w:val="single" w:sz="12" w:space="0" w:color="666666"/>
+              <w:right w:val="none" w:sz="0" w:space="0" w:color="000000"/>
+            </w:tcBorders>
+            <w:shd w:val="clear" w:color="auto" w:fill="FFFFFF"/>
+            <w:tcMar>
+              <w:top w:w="0" w:type="dxa"/>
+              <w:left w:w="0" w:type="dxa"/>
+              <w:bottom w:w="0" w:type="dxa"/>
+              <w:right w:w="0" w:type="dxa"/>
+            </w:tcMar>
+            <w:vAlign w:val="center"/>
+          </w:tcPr>
+          <w:p>
+            <w:pPr>
+              <w:pBdr>
+                <w:top w:val="none" w:sz="0" w:space="0" w:color="000000"/>
+                <w:left w:val="none" w:sz="0" w:space="0" w:color="000000"/>
+                <w:bottom w:val="none" w:sz="0" w:space="0" w:color="000000"/>
+                <w:right w:val="none" w:sz="0" w:space="0" w:color="000000"/>
+              </w:pBdr>
+              <w:spacing w:before="20" w:after="20"/>
+              <w:ind w:left="20" w:right="20"/>
+              <w:rPr>
+                <w:rFonts w:ascii="Arial" w:eastAsia="Arial" w:hAnsi="Arial" w:cs="Arial"/>
+                <w:color w:val="000000"/>
+                <w:sz w:val="16"/>
+                <w:szCs w:val="16"/>
+              </w:rPr>
+            </w:pPr>
+            <w:r>
+              <w:rPr>
+                <w:rFonts w:ascii="Arial" w:eastAsia="Arial" w:hAnsi="Arial" w:cs="Arial"/>
+                <w:color w:val="000000"/>
+                <w:sz w:val="16"/>
+                <w:szCs w:val="16"/>
+              </w:rPr>
+              <w:t>Species</w:t>
+            </w:r>
+          </w:p>
+        </w:tc>
+        <w:tc>
+          <w:tcPr>
+            <w:tcW w:w="3093" w:type="dxa"/>
+            <w:tcBorders>
+              <w:top w:val="single" w:sz="12" w:space="0" w:color="666666"/>
+              <w:left w:val="none" w:sz="0" w:space="0" w:color="000000"/>
+              <w:bottom w:val="single" w:sz="12" w:space="0" w:color="666666"/>
+              <w:right w:val="none" w:sz="0" w:space="0" w:color="000000"/>
+            </w:tcBorders>
+            <w:shd w:val="clear" w:color="auto" w:fill="FFFFFF"/>
+            <w:tcMar>
+              <w:top w:w="0" w:type="dxa"/>
+              <w:left w:w="0" w:type="dxa"/>
+              <w:bottom w:w="0" w:type="dxa"/>
+              <w:right w:w="0" w:type="dxa"/>
+            </w:tcMar>
+            <w:vAlign w:val="center"/>
+          </w:tcPr>
+          <w:p>
+            <w:pPr>
+              <w:pBdr>
+                <w:top w:val="none" w:sz="0" w:space="0" w:color="000000"/>
+                <w:left w:val="none" w:sz="0" w:space="0" w:color="000000"/>
+                <w:bottom w:val="none" w:sz="0" w:space="0" w:color="000000"/>
+                <w:right w:val="none" w:sz="0" w:space="0" w:color="000000"/>
+              </w:pBdr>
+              <w:spacing w:before="20" w:after="20"/>
+              <w:ind w:left="20" w:right="20"/>
+              <w:rPr>
+                <w:rFonts w:ascii="Arial" w:eastAsia="Arial" w:hAnsi="Arial" w:cs="Arial"/>
+                <w:color w:val="000000"/>
+                <w:sz w:val="16"/>
+                <w:szCs w:val="16"/>
+              </w:rPr>
+            </w:pPr>
+            <w:r>
+              <w:rPr>
+                <w:rFonts w:ascii="Arial" w:eastAsia="Arial" w:hAnsi="Arial" w:cs="Arial"/>
+                <w:color w:val="000000"/>
+                <w:sz w:val="16"/>
+                <w:szCs w:val="16"/>
+              </w:rPr>
+              <w:t>Geographic.location</w:t>
+            </w:r>
+          </w:p>
+        </w:tc>
+        <w:tc>
+          <w:tcPr>
+            <w:tcW w:w="598" w:type="dxa"/>
+            <w:tcBorders>
+              <w:top w:val="single" w:sz="12" w:space="0" w:color="666666"/>
+              <w:left w:val="none" w:sz="0" w:space="0" w:color="000000"/>
+              <w:bottom w:val="single" w:sz="12" w:space="0" w:color="666666"/>
+              <w:right w:val="none" w:sz="0" w:space="0" w:color="000000"/>
+            </w:tcBorders>
+            <w:shd w:val="clear" w:color="auto" w:fill="FFFFFF"/>
+            <w:tcMar>
+              <w:top w:w="0" w:type="dxa"/>
+              <w:left w:w="0" w:type="dxa"/>
+              <w:bottom w:w="0" w:type="dxa"/>
+              <w:right w:w="0" w:type="dxa"/>
+            </w:tcMar>
+            <w:vAlign w:val="center"/>
+          </w:tcPr>
+          <w:p>
+            <w:pPr>
+              <w:pBdr>
+                <w:top w:val="none" w:sz="0" w:space="0" w:color="000000"/>
+                <w:left w:val="none" w:sz="0" w:space="0" w:color="000000"/>
+                <w:bottom w:val="none" w:sz="0" w:space="0" w:color="000000"/>
+                <w:right w:val="none" w:sz="0" w:space="0" w:color="000000"/>
+              </w:pBdr>
+              <w:spacing w:before="20" w:after="20"/>
+              <w:ind w:left="20" w:right="20"/>
+              <w:jc w:val="right"/>
+              <w:rPr>
+                <w:rFonts w:ascii="Arial" w:eastAsia="Arial" w:hAnsi="Arial" w:cs="Arial"/>
+                <w:color w:val="000000"/>
+                <w:sz w:val="16"/>
+                <w:szCs w:val="16"/>
+              </w:rPr>
+            </w:pPr>
+            <w:r>
+              <w:rPr>
+                <w:rFonts w:ascii="Arial" w:eastAsia="Arial" w:hAnsi="Arial" w:cs="Arial"/>
+                <w:color w:val="000000"/>
+                <w:sz w:val="16"/>
+                <w:szCs w:val="16"/>
+              </w:rPr>
+              <w:t>Year</w:t>
+            </w:r>
+          </w:p>
+        </w:tc>
+        <w:tc>
+          <w:tcPr>
+            <w:tcW w:w="1007" w:type="dxa"/>
+            <w:tcBorders>
+              <w:top w:val="single" w:sz="12" w:space="0" w:color="666666"/>
+              <w:left w:val="none" w:sz="0" w:space="0" w:color="000000"/>
+              <w:bottom w:val="single" w:sz="12" w:space="0" w:color="666666"/>
+              <w:right w:val="none" w:sz="0" w:space="0" w:color="000000"/>
+            </w:tcBorders>
+            <w:shd w:val="clear" w:color="auto" w:fill="FFFFFF"/>
+            <w:tcMar>
+              <w:top w:w="0" w:type="dxa"/>
+              <w:left w:w="0" w:type="dxa"/>
+              <w:bottom w:w="0" w:type="dxa"/>
+              <w:right w:w="0" w:type="dxa"/>
+            </w:tcMar>
+            <w:vAlign w:val="center"/>
+          </w:tcPr>
+          <w:p>
+            <w:pPr>
+              <w:pBdr>
+                <w:top w:val="none" w:sz="0" w:space="0" w:color="000000"/>
+                <w:left w:val="none" w:sz="0" w:space="0" w:color="000000"/>
+                <w:bottom w:val="none" w:sz="0" w:space="0" w:color="000000"/>
+                <w:right w:val="none" w:sz="0" w:space="0" w:color="000000"/>
+              </w:pBdr>
+              <w:spacing w:before="20" w:after="20"/>
+              <w:ind w:left="20" w:right="20"/>
+              <w:rPr>
+                <w:rFonts w:ascii="Arial" w:eastAsia="Arial" w:hAnsi="Arial" w:cs="Arial"/>
+                <w:color w:val="000000"/>
+                <w:sz w:val="16"/>
+                <w:szCs w:val="16"/>
+              </w:rPr>
+            </w:pPr>
+            <w:r>
+              <w:rPr>
+                <w:rFonts w:ascii="Arial" w:eastAsia="Arial" w:hAnsi="Arial" w:cs="Arial"/>
+                <w:color w:val="000000"/>
+                <w:sz w:val="16"/>
+                <w:szCs w:val="16"/>
+              </w:rPr>
+              <w:t>Abundance</w:t>
+            </w:r>
+          </w:p>
+        </w:tc>
+        <w:tc>
+          <w:tcPr>
+            <w:tcW w:w="2733" w:type="dxa"/>
+            <w:tcBorders>
+              <w:top w:val="single" w:sz="12" w:space="0" w:color="666666"/>
+              <w:left w:val="none" w:sz="0" w:space="0" w:color="000000"/>
+              <w:bottom w:val="single" w:sz="12" w:space="0" w:color="666666"/>
+              <w:right w:val="none" w:sz="0" w:space="0" w:color="000000"/>
+            </w:tcBorders>
+            <w:shd w:val="clear" w:color="auto" w:fill="FFFFFF"/>
+            <w:tcMar>
+              <w:top w:w="0" w:type="dxa"/>
+              <w:left w:w="0" w:type="dxa"/>
+              <w:bottom w:w="0" w:type="dxa"/>
+              <w:right w:w="0" w:type="dxa"/>
+            </w:tcMar>
+            <w:vAlign w:val="center"/>
+          </w:tcPr>
+          <w:p>
+            <w:pPr>
+              <w:pBdr>
+                <w:top w:val="none" w:sz="0" w:space="0" w:color="000000"/>
+                <w:left w:val="none" w:sz="0" w:space="0" w:color="000000"/>
+                <w:bottom w:val="none" w:sz="0" w:space="0" w:color="000000"/>
+                <w:right w:val="none" w:sz="0" w:space="0" w:color="000000"/>
+              </w:pBdr>
+              <w:spacing w:before="20" w:after="20"/>
+              <w:ind w:left="20" w:right="20"/>
+              <w:rPr>
+                <w:rFonts w:ascii="Arial" w:eastAsia="Arial" w:hAnsi="Arial" w:cs="Arial"/>
+                <w:color w:val="000000"/>
+                <w:sz w:val="16"/>
+                <w:szCs w:val="16"/>
+              </w:rPr>
+            </w:pPr>
+            <w:r>
+              <w:rPr>
+                <w:rFonts w:ascii="Arial" w:eastAsia="Arial" w:hAnsi="Arial" w:cs="Arial"/>
+                <w:color w:val="000000"/>
+                <w:sz w:val="16"/>
+                <w:szCs w:val="16"/>
+              </w:rPr>
+              <w:t>Range</w:t>
+            </w:r>
+          </w:p>
+        </w:tc>
+        <w:tc>
+          <w:tcPr>
+            <w:tcW w:w="1941" w:type="dxa"/>
+            <w:tcBorders>
+              <w:top w:val="single" w:sz="12" w:space="0" w:color="666666"/>
+              <w:left w:val="none" w:sz="0" w:space="0" w:color="000000"/>
+              <w:bottom w:val="single" w:sz="12" w:space="0" w:color="666666"/>
+              <w:right w:val="none" w:sz="0" w:space="0" w:color="000000"/>
+            </w:tcBorders>
+            <w:shd w:val="clear" w:color="auto" w:fill="FFFFFF"/>
+            <w:tcMar>
+              <w:top w:w="0" w:type="dxa"/>
+              <w:left w:w="0" w:type="dxa"/>
+              <w:bottom w:w="0" w:type="dxa"/>
+              <w:right w:w="0" w:type="dxa"/>
+            </w:tcMar>
+            <w:vAlign w:val="center"/>
+          </w:tcPr>
+          <w:p>
+            <w:pPr>
+              <w:pBdr>
+                <w:top w:val="none" w:sz="0" w:space="0" w:color="000000"/>
+                <w:left w:val="none" w:sz="0" w:space="0" w:color="000000"/>
+                <w:bottom w:val="none" w:sz="0" w:space="0" w:color="000000"/>
+                <w:right w:val="none" w:sz="0" w:space="0" w:color="000000"/>
+              </w:pBdr>
+              <w:spacing w:before="20" w:after="20"/>
+              <w:ind w:left="20" w:right="20"/>
+              <w:rPr>
+                <w:rFonts w:ascii="Arial" w:eastAsia="Arial" w:hAnsi="Arial" w:cs="Arial"/>
+                <w:color w:val="000000"/>
+                <w:sz w:val="16"/>
+                <w:szCs w:val="16"/>
+              </w:rPr>
+            </w:pPr>
+            <w:r>
+              <w:rPr>
+                <w:rFonts w:ascii="Arial" w:eastAsia="Arial" w:hAnsi="Arial" w:cs="Arial"/>
+                <w:color w:val="000000"/>
+                <w:sz w:val="16"/>
+                <w:szCs w:val="16"/>
+              </w:rPr>
+              <w:t>Source</w:t>
+            </w:r>
+          </w:p>
+        </w:tc>
+      </w:tr>
+      <w:tr>
+        <w:trPr>
+          <w:jc w:val="center"/>
+        </w:trPr>
+        <w:tc>
+          <w:tcPr>
+            <w:tcW w:w="1425" w:type="dxa"/>
+            <w:tcBorders>
+              <w:top w:val="single" w:sz="12" w:space="0" w:color="666666"/>
+              <w:left w:val="none" w:sz="0" w:space="0" w:color="000000"/>
+              <w:bottom w:val="none" w:sz="0" w:space="0" w:color="000000"/>
+              <w:right w:val="none" w:sz="0" w:space="0" w:color="000000"/>
+            </w:tcBorders>
+            <w:shd w:val="clear" w:color="auto" w:fill="FFFFFF"/>
+            <w:tcMar>
+              <w:top w:w="0" w:type="dxa"/>
+              <w:left w:w="0" w:type="dxa"/>
+              <w:bottom w:w="0" w:type="dxa"/>
+              <w:right w:w="0" w:type="dxa"/>
+            </w:tcMar>
+            <w:vAlign w:val="center"/>
+          </w:tcPr>
+          <w:p>
+            <w:pPr>
+              <w:pBdr>
+                <w:top w:val="none" w:sz="0" w:space="0" w:color="000000"/>
+                <w:left w:val="none" w:sz="0" w:space="0" w:color="000000"/>
+                <w:bottom w:val="none" w:sz="0" w:space="0" w:color="000000"/>
+                <w:right w:val="none" w:sz="0" w:space="0" w:color="000000"/>
+              </w:pBdr>
+              <w:spacing w:before="20" w:after="20"/>
+              <w:ind w:left="20" w:right="20"/>
+              <w:rPr>
+                <w:rFonts w:ascii="Arial" w:eastAsia="Arial" w:hAnsi="Arial" w:cs="Arial"/>
+                <w:color w:val="000000"/>
+                <w:sz w:val="16"/>
+                <w:szCs w:val="16"/>
+              </w:rPr>
+            </w:pPr>
+            <w:r>
+              <w:rPr>
+                <w:rFonts w:ascii="Arial" w:eastAsia="Arial" w:hAnsi="Arial" w:cs="Arial"/>
+                <w:color w:val="000000"/>
+                <w:sz w:val="16"/>
+                <w:szCs w:val="16"/>
+              </w:rPr>
+              <w:t>Humpback whale</w:t>
+            </w:r>
+          </w:p>
+        </w:tc>
+        <w:tc>
+          <w:tcPr>
+            <w:tcW w:w="3093" w:type="dxa"/>
+            <w:tcBorders>
+              <w:top w:val="single" w:sz="12" w:space="0" w:color="666666"/>
+              <w:left w:val="none" w:sz="0" w:space="0" w:color="000000"/>
+              <w:bottom w:val="none" w:sz="0" w:space="0" w:color="000000"/>
+              <w:right w:val="none" w:sz="0" w:space="0" w:color="000000"/>
+            </w:tcBorders>
+            <w:shd w:val="clear" w:color="auto" w:fill="FFFFFF"/>
+            <w:tcMar>
+              <w:top w:w="0" w:type="dxa"/>
+              <w:left w:w="0" w:type="dxa"/>
+              <w:bottom w:w="0" w:type="dxa"/>
+              <w:right w:w="0" w:type="dxa"/>
+            </w:tcMar>
+            <w:vAlign w:val="center"/>
+          </w:tcPr>
+          <w:p>
+            <w:pPr>
+              <w:pBdr>
+                <w:top w:val="none" w:sz="0" w:space="0" w:color="000000"/>
+                <w:left w:val="none" w:sz="0" w:space="0" w:color="000000"/>
+                <w:bottom w:val="none" w:sz="0" w:space="0" w:color="000000"/>
+                <w:right w:val="none" w:sz="0" w:space="0" w:color="000000"/>
+              </w:pBdr>
+              <w:spacing w:before="20" w:after="20"/>
+              <w:ind w:left="20" w:right="20"/>
+              <w:rPr>
+                <w:rFonts w:ascii="Arial" w:eastAsia="Arial" w:hAnsi="Arial" w:cs="Arial"/>
+                <w:color w:val="000000"/>
+                <w:sz w:val="16"/>
+                <w:szCs w:val="16"/>
+              </w:rPr>
+            </w:pPr>
+            <w:r>
+              <w:rPr>
+                <w:rFonts w:ascii="Arial" w:eastAsia="Arial" w:hAnsi="Arial" w:cs="Arial"/>
+                <w:color w:val="000000"/>
+                <w:sz w:val="16"/>
+                <w:szCs w:val="16"/>
+              </w:rPr>
+              <w:t>South of 60°S, 110°W–50°W</w:t>
+            </w:r>
+          </w:p>
+        </w:tc>
+        <w:tc>
+          <w:tcPr>
+            <w:tcW w:w="598" w:type="dxa"/>
+            <w:tcBorders>
+              <w:top w:val="single" w:sz="12" w:space="0" w:color="666666"/>
+              <w:left w:val="none" w:sz="0" w:space="0" w:color="000000"/>
+              <w:bottom w:val="none" w:sz="0" w:space="0" w:color="000000"/>
+              <w:right w:val="none" w:sz="0" w:space="0" w:color="000000"/>
+            </w:tcBorders>
+            <w:shd w:val="clear" w:color="auto" w:fill="FFFFFF"/>
+            <w:tcMar>
+              <w:top w:w="0" w:type="dxa"/>
+              <w:left w:w="0" w:type="dxa"/>
+              <w:bottom w:w="0" w:type="dxa"/>
+              <w:right w:w="0" w:type="dxa"/>
+            </w:tcMar>
+            <w:vAlign w:val="center"/>
+          </w:tcPr>
+          <w:p>
+            <w:pPr>
+              <w:pBdr>
+                <w:top w:val="none" w:sz="0" w:space="0" w:color="000000"/>
+                <w:left w:val="none" w:sz="0" w:space="0" w:color="000000"/>
+                <w:bottom w:val="none" w:sz="0" w:space="0" w:color="000000"/>
+                <w:right w:val="none" w:sz="0" w:space="0" w:color="000000"/>
+              </w:pBdr>
+              <w:spacing w:before="20" w:after="20"/>
+              <w:ind w:left="20" w:right="20"/>
+              <w:jc w:val="right"/>
+              <w:rPr>
+                <w:rFonts w:ascii="Arial" w:eastAsia="Arial" w:hAnsi="Arial" w:cs="Arial"/>
+                <w:color w:val="000000"/>
+                <w:sz w:val="16"/>
+                <w:szCs w:val="16"/>
+              </w:rPr>
+            </w:pPr>
+            <w:r>
+              <w:rPr>
+                <w:rFonts w:ascii="Arial" w:eastAsia="Arial" w:hAnsi="Arial" w:cs="Arial"/>
+                <w:color w:val="000000"/>
+                <w:sz w:val="16"/>
+                <w:szCs w:val="16"/>
+              </w:rPr>
+              <w:t>1,983</w:t>
+            </w:r>
+          </w:p>
+        </w:tc>
+        <w:tc>
+          <w:tcPr>
+            <w:tcW w:w="1007" w:type="dxa"/>
+            <w:tcBorders>
+              <w:top w:val="single" w:sz="12" w:space="0" w:color="666666"/>
+              <w:left w:val="none" w:sz="0" w:space="0" w:color="000000"/>
+              <w:bottom w:val="none" w:sz="0" w:space="0" w:color="000000"/>
+              <w:right w:val="none" w:sz="0" w:space="0" w:color="000000"/>
+            </w:tcBorders>
+            <w:shd w:val="clear" w:color="auto" w:fill="FFFFFF"/>
+            <w:tcMar>
+              <w:top w:w="0" w:type="dxa"/>
+              <w:left w:w="0" w:type="dxa"/>
+              <w:bottom w:w="0" w:type="dxa"/>
+              <w:right w:w="0" w:type="dxa"/>
+            </w:tcMar>
+            <w:vAlign w:val="center"/>
+          </w:tcPr>
+          <w:p>
+            <w:pPr>
+              <w:pBdr>
+                <w:top w:val="none" w:sz="0" w:space="0" w:color="000000"/>
+                <w:left w:val="none" w:sz="0" w:space="0" w:color="000000"/>
+                <w:bottom w:val="none" w:sz="0" w:space="0" w:color="000000"/>
+                <w:right w:val="none" w:sz="0" w:space="0" w:color="000000"/>
+              </w:pBdr>
+              <w:spacing w:before="20" w:after="20"/>
+              <w:ind w:left="20" w:right="20"/>
+              <w:rPr>
+                <w:rFonts w:ascii="Arial" w:eastAsia="Arial" w:hAnsi="Arial" w:cs="Arial"/>
+                <w:color w:val="000000"/>
+                <w:sz w:val="16"/>
+                <w:szCs w:val="16"/>
+              </w:rPr>
+            </w:pPr>
+            <w:r>
+              <w:rPr>
+                <w:rFonts w:ascii="Arial" w:eastAsia="Arial" w:hAnsi="Arial" w:cs="Arial"/>
+                <w:color w:val="000000"/>
+                <w:sz w:val="16"/>
+                <w:szCs w:val="16"/>
+              </w:rPr>
+              <w:t>683</w:t>
+            </w:r>
+          </w:p>
+        </w:tc>
+        <w:tc>
+          <w:tcPr>
+            <w:tcW w:w="2733" w:type="dxa"/>
+            <w:tcBorders>
+              <w:top w:val="single" w:sz="12" w:space="0" w:color="666666"/>
+              <w:left w:val="none" w:sz="0" w:space="0" w:color="000000"/>
+              <w:bottom w:val="none" w:sz="0" w:space="0" w:color="000000"/>
+              <w:right w:val="none" w:sz="0" w:space="0" w:color="000000"/>
+            </w:tcBorders>
+            <w:shd w:val="clear" w:color="auto" w:fill="FFFFFF"/>
+            <w:tcMar>
+              <w:top w:w="0" w:type="dxa"/>
+              <w:left w:w="0" w:type="dxa"/>
+              <w:bottom w:w="0" w:type="dxa"/>
+              <w:right w:w="0" w:type="dxa"/>
+            </w:tcMar>
+            <w:vAlign w:val="center"/>
+          </w:tcPr>
+          <w:p>
+            <w:pPr>
+              <w:pBdr>
+                <w:top w:val="none" w:sz="0" w:space="0" w:color="000000"/>
+                <w:left w:val="none" w:sz="0" w:space="0" w:color="000000"/>
+                <w:bottom w:val="none" w:sz="0" w:space="0" w:color="000000"/>
+                <w:right w:val="none" w:sz="0" w:space="0" w:color="000000"/>
+              </w:pBdr>
+              <w:spacing w:before="20" w:after="20"/>
+              <w:ind w:left="20" w:right="20"/>
+              <w:rPr>
+                <w:rFonts w:ascii="Arial" w:eastAsia="Arial" w:hAnsi="Arial" w:cs="Arial"/>
+                <w:color w:val="000000"/>
+                <w:sz w:val="16"/>
+                <w:szCs w:val="16"/>
+              </w:rPr>
+            </w:pPr>
+            <w:r>
+              <w:rPr>
+                <w:rFonts w:ascii="Arial" w:eastAsia="Arial" w:hAnsi="Arial" w:cs="Arial"/>
+                <w:color w:val="000000"/>
+                <w:sz w:val="16"/>
+                <w:szCs w:val="16"/>
+              </w:rPr>
+              <w:t>CV = 0.63</w:t>
+            </w:r>
+          </w:p>
+        </w:tc>
+        <w:tc>
+          <w:tcPr>
+            <w:tcW w:w="1941" w:type="dxa"/>
+            <w:tcBorders>
+              <w:top w:val="single" w:sz="12" w:space="0" w:color="666666"/>
+              <w:left w:val="none" w:sz="0" w:space="0" w:color="000000"/>
+              <w:bottom w:val="none" w:sz="0" w:space="0" w:color="000000"/>
+              <w:right w:val="none" w:sz="0" w:space="0" w:color="000000"/>
+            </w:tcBorders>
+            <w:shd w:val="clear" w:color="auto" w:fill="FFFFFF"/>
+            <w:tcMar>
+              <w:top w:w="0" w:type="dxa"/>
+              <w:left w:w="0" w:type="dxa"/>
+              <w:bottom w:w="0" w:type="dxa"/>
+              <w:right w:w="0" w:type="dxa"/>
+            </w:tcMar>
+            <w:vAlign w:val="center"/>
+          </w:tcPr>
+          <w:p>
+            <w:pPr>
+              <w:pBdr>
+                <w:top w:val="none" w:sz="0" w:space="0" w:color="000000"/>
+                <w:left w:val="none" w:sz="0" w:space="0" w:color="000000"/>
+                <w:bottom w:val="none" w:sz="0" w:space="0" w:color="000000"/>
+                <w:right w:val="none" w:sz="0" w:space="0" w:color="000000"/>
+              </w:pBdr>
+              <w:spacing w:before="20" w:after="20"/>
+              <w:ind w:left="20" w:right="20"/>
+              <w:rPr>
+                <w:rFonts w:ascii="Arial" w:eastAsia="Arial" w:hAnsi="Arial" w:cs="Arial"/>
+                <w:color w:val="000000"/>
+                <w:sz w:val="16"/>
+                <w:szCs w:val="16"/>
+              </w:rPr>
+            </w:pPr>
+            <w:r>
+              <w:rPr>
+                <w:rFonts w:ascii="Arial" w:eastAsia="Arial" w:hAnsi="Arial" w:cs="Arial"/>
+                <w:color w:val="000000"/>
+                <w:sz w:val="16"/>
+                <w:szCs w:val="16"/>
+              </w:rPr>
+              <w:t>Seiboth et al. 2023</w:t>
+            </w:r>
+          </w:p>
+        </w:tc>
+      </w:tr>
+      <w:tr>
+        <w:trPr>
+          <w:jc w:val="center"/>
+        </w:trPr>
+        <w:tc>
+          <w:tcPr>
+            <w:tcW w:w="1425" w:type="dxa"/>
+            <w:tcBorders>
+              <w:top w:val="none" w:sz="0" w:space="0" w:color="000000"/>
+              <w:left w:val="none" w:sz="0" w:space="0" w:color="000000"/>
+              <w:bottom w:val="none" w:sz="0" w:space="0" w:color="000000"/>
+              <w:right w:val="none" w:sz="0" w:space="0" w:color="000000"/>
+            </w:tcBorders>
+            <w:shd w:val="clear" w:color="auto" w:fill="FFFFFF"/>
+            <w:tcMar>
+              <w:top w:w="0" w:type="dxa"/>
+              <w:left w:w="0" w:type="dxa"/>
+              <w:bottom w:w="0" w:type="dxa"/>
+              <w:right w:w="0" w:type="dxa"/>
+            </w:tcMar>
+            <w:vAlign w:val="center"/>
+          </w:tcPr>
+          <w:p>
+            <w:pPr>
+              <w:pBdr>
+                <w:top w:val="none" w:sz="0" w:space="0" w:color="000000"/>
+                <w:left w:val="none" w:sz="0" w:space="0" w:color="000000"/>
+                <w:bottom w:val="none" w:sz="0" w:space="0" w:color="000000"/>
+                <w:right w:val="none" w:sz="0" w:space="0" w:color="000000"/>
+              </w:pBdr>
+              <w:spacing w:before="20" w:after="20"/>
+              <w:ind w:left="20" w:right="20"/>
+              <w:rPr>
+                <w:rFonts w:ascii="Arial" w:eastAsia="Arial" w:hAnsi="Arial" w:cs="Arial"/>
+                <w:color w:val="000000"/>
+                <w:sz w:val="16"/>
+                <w:szCs w:val="16"/>
+              </w:rPr>
+            </w:pPr>
+          </w:p>
+        </w:tc>
+        <w:tc>
+          <w:tcPr>
+            <w:tcW w:w="3093" w:type="dxa"/>
+            <w:tcBorders>
+              <w:top w:val="none" w:sz="0" w:space="0" w:color="000000"/>
+              <w:left w:val="none" w:sz="0" w:space="0" w:color="000000"/>
+              <w:bottom w:val="none" w:sz="0" w:space="0" w:color="000000"/>
+              <w:right w:val="none" w:sz="0" w:space="0" w:color="000000"/>
+            </w:tcBorders>
+            <w:shd w:val="clear" w:color="auto" w:fill="FFFFFF"/>
+            <w:tcMar>
+              <w:top w:w="0" w:type="dxa"/>
+              <w:left w:w="0" w:type="dxa"/>
+              <w:bottom w:w="0" w:type="dxa"/>
+              <w:right w:w="0" w:type="dxa"/>
+            </w:tcMar>
+            <w:vAlign w:val="center"/>
+          </w:tcPr>
+          <w:p>
+            <w:pPr>
+              <w:pBdr>
+                <w:top w:val="none" w:sz="0" w:space="0" w:color="000000"/>
+                <w:left w:val="none" w:sz="0" w:space="0" w:color="000000"/>
+                <w:bottom w:val="none" w:sz="0" w:space="0" w:color="000000"/>
+                <w:right w:val="none" w:sz="0" w:space="0" w:color="000000"/>
+              </w:pBdr>
+              <w:spacing w:before="20" w:after="20"/>
+              <w:ind w:left="20" w:right="20"/>
+              <w:rPr>
+                <w:rFonts w:ascii="Arial" w:eastAsia="Arial" w:hAnsi="Arial" w:cs="Arial"/>
+                <w:color w:val="000000"/>
+                <w:sz w:val="16"/>
+                <w:szCs w:val="16"/>
+              </w:rPr>
+            </w:pPr>
+            <w:r>
+              <w:rPr>
+                <w:rFonts w:ascii="Arial" w:eastAsia="Arial" w:hAnsi="Arial" w:cs="Arial"/>
+                <w:color w:val="000000"/>
+                <w:sz w:val="16"/>
+                <w:szCs w:val="16"/>
+              </w:rPr>
+              <w:t>South of 60°S, 110°W–50°W</w:t>
+            </w:r>
+          </w:p>
+        </w:tc>
+        <w:tc>
+          <w:tcPr>
+            <w:tcW w:w="598" w:type="dxa"/>
+            <w:tcBorders>
+              <w:top w:val="none" w:sz="0" w:space="0" w:color="000000"/>
+              <w:left w:val="none" w:sz="0" w:space="0" w:color="000000"/>
+              <w:bottom w:val="none" w:sz="0" w:space="0" w:color="000000"/>
+              <w:right w:val="none" w:sz="0" w:space="0" w:color="000000"/>
+            </w:tcBorders>
+            <w:shd w:val="clear" w:color="auto" w:fill="FFFFFF"/>
+            <w:tcMar>
+              <w:top w:w="0" w:type="dxa"/>
+              <w:left w:w="0" w:type="dxa"/>
+              <w:bottom w:w="0" w:type="dxa"/>
+              <w:right w:w="0" w:type="dxa"/>
+            </w:tcMar>
+            <w:vAlign w:val="center"/>
+          </w:tcPr>
+          <w:p>
+            <w:pPr>
+              <w:pBdr>
+                <w:top w:val="none" w:sz="0" w:space="0" w:color="000000"/>
+                <w:left w:val="none" w:sz="0" w:space="0" w:color="000000"/>
+                <w:bottom w:val="none" w:sz="0" w:space="0" w:color="000000"/>
+                <w:right w:val="none" w:sz="0" w:space="0" w:color="000000"/>
+              </w:pBdr>
+              <w:spacing w:before="20" w:after="20"/>
+              <w:ind w:left="20" w:right="20"/>
+              <w:jc w:val="right"/>
+              <w:rPr>
+                <w:rFonts w:ascii="Arial" w:eastAsia="Arial" w:hAnsi="Arial" w:cs="Arial"/>
+                <w:color w:val="000000"/>
+                <w:sz w:val="16"/>
+                <w:szCs w:val="16"/>
+              </w:rPr>
+            </w:pPr>
+            <w:r>
+              <w:rPr>
+                <w:rFonts w:ascii="Arial" w:eastAsia="Arial" w:hAnsi="Arial" w:cs="Arial"/>
+                <w:color w:val="000000"/>
+                <w:sz w:val="16"/>
+                <w:szCs w:val="16"/>
+              </w:rPr>
+              <w:t>1,990</w:t>
+            </w:r>
+          </w:p>
+        </w:tc>
+        <w:tc>
+          <w:tcPr>
+            <w:tcW w:w="1007" w:type="dxa"/>
+            <w:tcBorders>
+              <w:top w:val="none" w:sz="0" w:space="0" w:color="000000"/>
+              <w:left w:val="none" w:sz="0" w:space="0" w:color="000000"/>
+              <w:bottom w:val="none" w:sz="0" w:space="0" w:color="000000"/>
+              <w:right w:val="none" w:sz="0" w:space="0" w:color="000000"/>
+            </w:tcBorders>
+            <w:shd w:val="clear" w:color="auto" w:fill="FFFFFF"/>
+            <w:tcMar>
+              <w:top w:w="0" w:type="dxa"/>
+              <w:left w:w="0" w:type="dxa"/>
+              <w:bottom w:w="0" w:type="dxa"/>
+              <w:right w:w="0" w:type="dxa"/>
+            </w:tcMar>
+            <w:vAlign w:val="center"/>
+          </w:tcPr>
+          <w:p>
+            <w:pPr>
+              <w:pBdr>
+                <w:top w:val="none" w:sz="0" w:space="0" w:color="000000"/>
+                <w:left w:val="none" w:sz="0" w:space="0" w:color="000000"/>
+                <w:bottom w:val="none" w:sz="0" w:space="0" w:color="000000"/>
+                <w:right w:val="none" w:sz="0" w:space="0" w:color="000000"/>
+              </w:pBdr>
+              <w:spacing w:before="20" w:after="20"/>
+              <w:ind w:left="20" w:right="20"/>
+              <w:rPr>
+                <w:rFonts w:ascii="Arial" w:eastAsia="Arial" w:hAnsi="Arial" w:cs="Arial"/>
+                <w:color w:val="000000"/>
+                <w:sz w:val="16"/>
+                <w:szCs w:val="16"/>
+              </w:rPr>
+            </w:pPr>
+            <w:r>
+              <w:rPr>
+                <w:rFonts w:ascii="Arial" w:eastAsia="Arial" w:hAnsi="Arial" w:cs="Arial"/>
+                <w:color w:val="000000"/>
+                <w:sz w:val="16"/>
+                <w:szCs w:val="16"/>
+              </w:rPr>
+              <w:t>1,505</w:t>
+            </w:r>
+          </w:p>
+        </w:tc>
+        <w:tc>
+          <w:tcPr>
+            <w:tcW w:w="2733" w:type="dxa"/>
+            <w:tcBorders>
+              <w:top w:val="none" w:sz="0" w:space="0" w:color="000000"/>
+              <w:left w:val="none" w:sz="0" w:space="0" w:color="000000"/>
+              <w:bottom w:val="none" w:sz="0" w:space="0" w:color="000000"/>
+              <w:right w:val="none" w:sz="0" w:space="0" w:color="000000"/>
+            </w:tcBorders>
+            <w:shd w:val="clear" w:color="auto" w:fill="FFFFFF"/>
+            <w:tcMar>
+              <w:top w:w="0" w:type="dxa"/>
+              <w:left w:w="0" w:type="dxa"/>
+              <w:bottom w:w="0" w:type="dxa"/>
+              <w:right w:w="0" w:type="dxa"/>
+            </w:tcMar>
+            <w:vAlign w:val="center"/>
+          </w:tcPr>
+          <w:p>
+            <w:pPr>
+              <w:pBdr>
+                <w:top w:val="none" w:sz="0" w:space="0" w:color="000000"/>
+                <w:left w:val="none" w:sz="0" w:space="0" w:color="000000"/>
+                <w:bottom w:val="none" w:sz="0" w:space="0" w:color="000000"/>
+                <w:right w:val="none" w:sz="0" w:space="0" w:color="000000"/>
+              </w:pBdr>
+              <w:spacing w:before="20" w:after="20"/>
+              <w:ind w:left="20" w:right="20"/>
+              <w:rPr>
+                <w:rFonts w:ascii="Arial" w:eastAsia="Arial" w:hAnsi="Arial" w:cs="Arial"/>
+                <w:color w:val="000000"/>
+                <w:sz w:val="16"/>
+                <w:szCs w:val="16"/>
+              </w:rPr>
+            </w:pPr>
+            <w:r>
+              <w:rPr>
+                <w:rFonts w:ascii="Arial" w:eastAsia="Arial" w:hAnsi="Arial" w:cs="Arial"/>
+                <w:color w:val="000000"/>
+                <w:sz w:val="16"/>
+                <w:szCs w:val="16"/>
+              </w:rPr>
+              <w:t>CV = 0.34</w:t>
+            </w:r>
+          </w:p>
+        </w:tc>
+        <w:tc>
+          <w:tcPr>
+            <w:tcW w:w="1941" w:type="dxa"/>
+            <w:tcBorders>
+              <w:top w:val="none" w:sz="0" w:space="0" w:color="000000"/>
+              <w:left w:val="none" w:sz="0" w:space="0" w:color="000000"/>
+              <w:bottom w:val="none" w:sz="0" w:space="0" w:color="000000"/>
+              <w:right w:val="none" w:sz="0" w:space="0" w:color="000000"/>
+            </w:tcBorders>
+            <w:shd w:val="clear" w:color="auto" w:fill="FFFFFF"/>
+            <w:tcMar>
+              <w:top w:w="0" w:type="dxa"/>
+              <w:left w:w="0" w:type="dxa"/>
+              <w:bottom w:w="0" w:type="dxa"/>
+              <w:right w:w="0" w:type="dxa"/>
+            </w:tcMar>
+            <w:vAlign w:val="center"/>
+          </w:tcPr>
+          <w:p>
+            <w:pPr>
+              <w:pBdr>
+                <w:top w:val="none" w:sz="0" w:space="0" w:color="000000"/>
+                <w:left w:val="none" w:sz="0" w:space="0" w:color="000000"/>
+                <w:bottom w:val="none" w:sz="0" w:space="0" w:color="000000"/>
+                <w:right w:val="none" w:sz="0" w:space="0" w:color="000000"/>
+              </w:pBdr>
+              <w:spacing w:before="20" w:after="20"/>
+              <w:ind w:left="20" w:right="20"/>
+              <w:rPr>
+                <w:rFonts w:ascii="Arial" w:eastAsia="Arial" w:hAnsi="Arial" w:cs="Arial"/>
+                <w:color w:val="000000"/>
+                <w:sz w:val="16"/>
+                <w:szCs w:val="16"/>
+              </w:rPr>
+            </w:pPr>
+            <w:r>
+              <w:rPr>
+                <w:rFonts w:ascii="Arial" w:eastAsia="Arial" w:hAnsi="Arial" w:cs="Arial"/>
+                <w:color w:val="000000"/>
+                <w:sz w:val="16"/>
+                <w:szCs w:val="16"/>
+              </w:rPr>
+              <w:t>Seiboth et al. 2023</w:t>
+            </w:r>
+          </w:p>
+        </w:tc>
+      </w:tr>
+      <w:tr>
+        <w:trPr>
+          <w:jc w:val="center"/>
+        </w:trPr>
+        <w:tc>
+          <w:tcPr>
+            <w:tcW w:w="1425" w:type="dxa"/>
+            <w:tcBorders>
+              <w:top w:val="none" w:sz="0" w:space="0" w:color="000000"/>
+              <w:left w:val="none" w:sz="0" w:space="0" w:color="000000"/>
+              <w:bottom w:val="none" w:sz="0" w:space="0" w:color="000000"/>
+              <w:right w:val="none" w:sz="0" w:space="0" w:color="000000"/>
+            </w:tcBorders>
+            <w:shd w:val="clear" w:color="auto" w:fill="FFFFFF"/>
+            <w:tcMar>
+              <w:top w:w="0" w:type="dxa"/>
+              <w:left w:w="0" w:type="dxa"/>
+              <w:bottom w:w="0" w:type="dxa"/>
+              <w:right w:w="0" w:type="dxa"/>
+            </w:tcMar>
+            <w:vAlign w:val="center"/>
+          </w:tcPr>
+          <w:p>
+            <w:pPr>
+              <w:pBdr>
+                <w:top w:val="none" w:sz="0" w:space="0" w:color="000000"/>
+                <w:left w:val="none" w:sz="0" w:space="0" w:color="000000"/>
+                <w:bottom w:val="none" w:sz="0" w:space="0" w:color="000000"/>
+                <w:right w:val="none" w:sz="0" w:space="0" w:color="000000"/>
+              </w:pBdr>
+              <w:spacing w:before="20" w:after="20"/>
+              <w:ind w:left="20" w:right="20"/>
+              <w:rPr>
+                <w:rFonts w:ascii="Arial" w:eastAsia="Arial" w:hAnsi="Arial" w:cs="Arial"/>
+                <w:color w:val="000000"/>
+                <w:sz w:val="16"/>
+                <w:szCs w:val="16"/>
+              </w:rPr>
+            </w:pPr>
+          </w:p>
+        </w:tc>
+        <w:tc>
+          <w:tcPr>
+            <w:tcW w:w="3093" w:type="dxa"/>
+            <w:tcBorders>
+              <w:top w:val="none" w:sz="0" w:space="0" w:color="000000"/>
+              <w:left w:val="none" w:sz="0" w:space="0" w:color="000000"/>
+              <w:bottom w:val="none" w:sz="0" w:space="0" w:color="000000"/>
+              <w:right w:val="none" w:sz="0" w:space="0" w:color="000000"/>
+            </w:tcBorders>
+            <w:shd w:val="clear" w:color="auto" w:fill="FFFFFF"/>
+            <w:tcMar>
+              <w:top w:w="0" w:type="dxa"/>
+              <w:left w:w="0" w:type="dxa"/>
+              <w:bottom w:w="0" w:type="dxa"/>
+              <w:right w:w="0" w:type="dxa"/>
+            </w:tcMar>
+            <w:vAlign w:val="center"/>
+          </w:tcPr>
+          <w:p>
+            <w:pPr>
+              <w:pBdr>
+                <w:top w:val="none" w:sz="0" w:space="0" w:color="000000"/>
+                <w:left w:val="none" w:sz="0" w:space="0" w:color="000000"/>
+                <w:bottom w:val="none" w:sz="0" w:space="0" w:color="000000"/>
+                <w:right w:val="none" w:sz="0" w:space="0" w:color="000000"/>
+              </w:pBdr>
+              <w:spacing w:before="20" w:after="20"/>
+              <w:ind w:left="20" w:right="20"/>
+              <w:rPr>
+                <w:rFonts w:ascii="Arial" w:eastAsia="Arial" w:hAnsi="Arial" w:cs="Arial"/>
+                <w:color w:val="000000"/>
+                <w:sz w:val="16"/>
+                <w:szCs w:val="16"/>
+              </w:rPr>
+            </w:pPr>
+            <w:r>
+              <w:rPr>
+                <w:rFonts w:ascii="Arial" w:eastAsia="Arial" w:hAnsi="Arial" w:cs="Arial"/>
+                <w:color w:val="000000"/>
+                <w:sz w:val="16"/>
+                <w:szCs w:val="16"/>
+              </w:rPr>
+              <w:t>Antarctic Peninsula</w:t>
+            </w:r>
+          </w:p>
+        </w:tc>
+        <w:tc>
+          <w:tcPr>
+            <w:tcW w:w="598" w:type="dxa"/>
+            <w:tcBorders>
+              <w:top w:val="none" w:sz="0" w:space="0" w:color="000000"/>
+              <w:left w:val="none" w:sz="0" w:space="0" w:color="000000"/>
+              <w:bottom w:val="none" w:sz="0" w:space="0" w:color="000000"/>
+              <w:right w:val="none" w:sz="0" w:space="0" w:color="000000"/>
+            </w:tcBorders>
+            <w:shd w:val="clear" w:color="auto" w:fill="FFFFFF"/>
+            <w:tcMar>
+              <w:top w:w="0" w:type="dxa"/>
+              <w:left w:w="0" w:type="dxa"/>
+              <w:bottom w:w="0" w:type="dxa"/>
+              <w:right w:w="0" w:type="dxa"/>
+            </w:tcMar>
+            <w:vAlign w:val="center"/>
+          </w:tcPr>
+          <w:p>
+            <w:pPr>
+              <w:pBdr>
+                <w:top w:val="none" w:sz="0" w:space="0" w:color="000000"/>
+                <w:left w:val="none" w:sz="0" w:space="0" w:color="000000"/>
+                <w:bottom w:val="none" w:sz="0" w:space="0" w:color="000000"/>
+                <w:right w:val="none" w:sz="0" w:space="0" w:color="000000"/>
+              </w:pBdr>
+              <w:spacing w:before="20" w:after="20"/>
+              <w:ind w:left="20" w:right="20"/>
+              <w:jc w:val="right"/>
+              <w:rPr>
+                <w:rFonts w:ascii="Arial" w:eastAsia="Arial" w:hAnsi="Arial" w:cs="Arial"/>
+                <w:color w:val="000000"/>
+                <w:sz w:val="16"/>
+                <w:szCs w:val="16"/>
+              </w:rPr>
+            </w:pPr>
+            <w:r>
+              <w:rPr>
+                <w:rFonts w:ascii="Arial" w:eastAsia="Arial" w:hAnsi="Arial" w:cs="Arial"/>
+                <w:color w:val="000000"/>
+                <w:sz w:val="16"/>
+                <w:szCs w:val="16"/>
+              </w:rPr>
+              <w:t>1,997</w:t>
+            </w:r>
+          </w:p>
+        </w:tc>
+        <w:tc>
+          <w:tcPr>
+            <w:tcW w:w="1007" w:type="dxa"/>
+            <w:tcBorders>
+              <w:top w:val="none" w:sz="0" w:space="0" w:color="000000"/>
+              <w:left w:val="none" w:sz="0" w:space="0" w:color="000000"/>
+              <w:bottom w:val="none" w:sz="0" w:space="0" w:color="000000"/>
+              <w:right w:val="none" w:sz="0" w:space="0" w:color="000000"/>
+            </w:tcBorders>
+            <w:shd w:val="clear" w:color="auto" w:fill="FFFFFF"/>
+            <w:tcMar>
+              <w:top w:w="0" w:type="dxa"/>
+              <w:left w:w="0" w:type="dxa"/>
+              <w:bottom w:w="0" w:type="dxa"/>
+              <w:right w:w="0" w:type="dxa"/>
+            </w:tcMar>
+            <w:vAlign w:val="center"/>
+          </w:tcPr>
+          <w:p>
+            <w:pPr>
+              <w:pBdr>
+                <w:top w:val="none" w:sz="0" w:space="0" w:color="000000"/>
+                <w:left w:val="none" w:sz="0" w:space="0" w:color="000000"/>
+                <w:bottom w:val="none" w:sz="0" w:space="0" w:color="000000"/>
+                <w:right w:val="none" w:sz="0" w:space="0" w:color="000000"/>
+              </w:pBdr>
+              <w:spacing w:before="20" w:after="20"/>
+              <w:ind w:left="20" w:right="20"/>
+              <w:rPr>
+                <w:rFonts w:ascii="Arial" w:eastAsia="Arial" w:hAnsi="Arial" w:cs="Arial"/>
+                <w:color w:val="000000"/>
+                <w:sz w:val="16"/>
+                <w:szCs w:val="16"/>
+              </w:rPr>
+            </w:pPr>
+            <w:r>
+              <w:rPr>
+                <w:rFonts w:ascii="Arial" w:eastAsia="Arial" w:hAnsi="Arial" w:cs="Arial"/>
+                <w:color w:val="000000"/>
+                <w:sz w:val="16"/>
+                <w:szCs w:val="16"/>
+              </w:rPr>
+              <w:t>3,851</w:t>
+            </w:r>
+          </w:p>
+        </w:tc>
+        <w:tc>
+          <w:tcPr>
+            <w:tcW w:w="2733" w:type="dxa"/>
+            <w:tcBorders>
+              <w:top w:val="none" w:sz="0" w:space="0" w:color="000000"/>
+              <w:left w:val="none" w:sz="0" w:space="0" w:color="000000"/>
+              <w:bottom w:val="none" w:sz="0" w:space="0" w:color="000000"/>
+              <w:right w:val="none" w:sz="0" w:space="0" w:color="000000"/>
+            </w:tcBorders>
+            <w:shd w:val="clear" w:color="auto" w:fill="FFFFFF"/>
+            <w:tcMar>
+              <w:top w:w="0" w:type="dxa"/>
+              <w:left w:w="0" w:type="dxa"/>
+              <w:bottom w:w="0" w:type="dxa"/>
+              <w:right w:w="0" w:type="dxa"/>
+            </w:tcMar>
+            <w:vAlign w:val="center"/>
+          </w:tcPr>
+          <w:p>
+            <w:pPr>
+              <w:pBdr>
+                <w:top w:val="none" w:sz="0" w:space="0" w:color="000000"/>
+                <w:left w:val="none" w:sz="0" w:space="0" w:color="000000"/>
+                <w:bottom w:val="none" w:sz="0" w:space="0" w:color="000000"/>
+                <w:right w:val="none" w:sz="0" w:space="0" w:color="000000"/>
+              </w:pBdr>
+              <w:spacing w:before="20" w:after="20"/>
+              <w:ind w:left="20" w:right="20"/>
+              <w:rPr>
+                <w:rFonts w:ascii="Arial" w:eastAsia="Arial" w:hAnsi="Arial" w:cs="Arial"/>
+                <w:color w:val="000000"/>
+                <w:sz w:val="16"/>
+                <w:szCs w:val="16"/>
+              </w:rPr>
+            </w:pPr>
+            <w:r>
+              <w:rPr>
+                <w:rFonts w:ascii="Arial" w:eastAsia="Arial" w:hAnsi="Arial" w:cs="Arial"/>
+                <w:color w:val="000000"/>
+                <w:sz w:val="16"/>
+                <w:szCs w:val="16"/>
+              </w:rPr>
+              <w:t>CV = 0.05; 3666-4036</w:t>
+            </w:r>
+          </w:p>
+        </w:tc>
+        <w:tc>
+          <w:tcPr>
+            <w:tcW w:w="1941" w:type="dxa"/>
+            <w:tcBorders>
+              <w:top w:val="none" w:sz="0" w:space="0" w:color="000000"/>
+              <w:left w:val="none" w:sz="0" w:space="0" w:color="000000"/>
+              <w:bottom w:val="none" w:sz="0" w:space="0" w:color="000000"/>
+              <w:right w:val="none" w:sz="0" w:space="0" w:color="000000"/>
+            </w:tcBorders>
+            <w:shd w:val="clear" w:color="auto" w:fill="FFFFFF"/>
+            <w:tcMar>
+              <w:top w:w="0" w:type="dxa"/>
+              <w:left w:w="0" w:type="dxa"/>
+              <w:bottom w:w="0" w:type="dxa"/>
+              <w:right w:w="0" w:type="dxa"/>
+            </w:tcMar>
+            <w:vAlign w:val="center"/>
+          </w:tcPr>
+          <w:p>
+            <w:pPr>
+              <w:pBdr>
+                <w:top w:val="none" w:sz="0" w:space="0" w:color="000000"/>
+                <w:left w:val="none" w:sz="0" w:space="0" w:color="000000"/>
+                <w:bottom w:val="none" w:sz="0" w:space="0" w:color="000000"/>
+                <w:right w:val="none" w:sz="0" w:space="0" w:color="000000"/>
+              </w:pBdr>
+              <w:spacing w:before="20" w:after="20"/>
+              <w:ind w:left="20" w:right="20"/>
+              <w:rPr>
+                <w:rFonts w:ascii="Arial" w:eastAsia="Arial" w:hAnsi="Arial" w:cs="Arial"/>
+                <w:color w:val="000000"/>
+                <w:sz w:val="16"/>
+                <w:szCs w:val="16"/>
+              </w:rPr>
+            </w:pPr>
+            <w:r>
+              <w:rPr>
+                <w:rFonts w:ascii="Arial" w:eastAsia="Arial" w:hAnsi="Arial" w:cs="Arial"/>
+                <w:color w:val="000000"/>
+                <w:sz w:val="16"/>
+                <w:szCs w:val="16"/>
+              </w:rPr>
+              <w:t>Seiboth et al. 2023</w:t>
+            </w:r>
+          </w:p>
+        </w:tc>
+      </w:tr>
+      <w:tr>
+        <w:trPr>
+          <w:jc w:val="center"/>
+        </w:trPr>
+        <w:tc>
+          <w:tcPr>
+            <w:tcW w:w="1425" w:type="dxa"/>
+            <w:tcBorders>
+              <w:top w:val="none" w:sz="0" w:space="0" w:color="000000"/>
+              <w:left w:val="none" w:sz="0" w:space="0" w:color="000000"/>
+              <w:bottom w:val="none" w:sz="0" w:space="0" w:color="000000"/>
+              <w:right w:val="none" w:sz="0" w:space="0" w:color="000000"/>
+            </w:tcBorders>
+            <w:shd w:val="clear" w:color="auto" w:fill="FFFFFF"/>
+            <w:tcMar>
+              <w:top w:w="0" w:type="dxa"/>
+              <w:left w:w="0" w:type="dxa"/>
+              <w:bottom w:w="0" w:type="dxa"/>
+              <w:right w:w="0" w:type="dxa"/>
+            </w:tcMar>
+            <w:vAlign w:val="center"/>
+          </w:tcPr>
+          <w:p>
+            <w:pPr>
+              <w:pBdr>
+                <w:top w:val="none" w:sz="0" w:space="0" w:color="000000"/>
+                <w:left w:val="none" w:sz="0" w:space="0" w:color="000000"/>
+                <w:bottom w:val="none" w:sz="0" w:space="0" w:color="000000"/>
+                <w:right w:val="none" w:sz="0" w:space="0" w:color="000000"/>
+              </w:pBdr>
+              <w:spacing w:before="20" w:after="20"/>
+              <w:ind w:left="20" w:right="20"/>
+              <w:rPr>
+                <w:rFonts w:ascii="Arial" w:eastAsia="Arial" w:hAnsi="Arial" w:cs="Arial"/>
+                <w:color w:val="000000"/>
+                <w:sz w:val="16"/>
+                <w:szCs w:val="16"/>
+              </w:rPr>
+            </w:pPr>
+          </w:p>
+        </w:tc>
+        <w:tc>
+          <w:tcPr>
+            <w:tcW w:w="3093" w:type="dxa"/>
+            <w:tcBorders>
+              <w:top w:val="none" w:sz="0" w:space="0" w:color="000000"/>
+              <w:left w:val="none" w:sz="0" w:space="0" w:color="000000"/>
+              <w:bottom w:val="none" w:sz="0" w:space="0" w:color="000000"/>
+              <w:right w:val="none" w:sz="0" w:space="0" w:color="000000"/>
+            </w:tcBorders>
+            <w:shd w:val="clear" w:color="auto" w:fill="FFFFFF"/>
+            <w:tcMar>
+              <w:top w:w="0" w:type="dxa"/>
+              <w:left w:w="0" w:type="dxa"/>
+              <w:bottom w:w="0" w:type="dxa"/>
+              <w:right w:w="0" w:type="dxa"/>
+            </w:tcMar>
+            <w:vAlign w:val="center"/>
+          </w:tcPr>
+          <w:p>
+            <w:pPr>
+              <w:pBdr>
+                <w:top w:val="none" w:sz="0" w:space="0" w:color="000000"/>
+                <w:left w:val="none" w:sz="0" w:space="0" w:color="000000"/>
+                <w:bottom w:val="none" w:sz="0" w:space="0" w:color="000000"/>
+                <w:right w:val="none" w:sz="0" w:space="0" w:color="000000"/>
+              </w:pBdr>
+              <w:spacing w:before="20" w:after="20"/>
+              <w:ind w:left="20" w:right="20"/>
+              <w:rPr>
+                <w:rFonts w:ascii="Arial" w:eastAsia="Arial" w:hAnsi="Arial" w:cs="Arial"/>
+                <w:color w:val="000000"/>
+                <w:sz w:val="16"/>
+                <w:szCs w:val="16"/>
+              </w:rPr>
+            </w:pPr>
+            <w:r>
+              <w:rPr>
+                <w:rFonts w:ascii="Arial" w:eastAsia="Arial" w:hAnsi="Arial" w:cs="Arial"/>
+                <w:color w:val="000000"/>
+                <w:sz w:val="16"/>
+                <w:szCs w:val="16"/>
+              </w:rPr>
+              <w:t>South of 60°S, 110°W–50°W</w:t>
+            </w:r>
+          </w:p>
+        </w:tc>
+        <w:tc>
+          <w:tcPr>
+            <w:tcW w:w="598" w:type="dxa"/>
+            <w:tcBorders>
+              <w:top w:val="none" w:sz="0" w:space="0" w:color="000000"/>
+              <w:left w:val="none" w:sz="0" w:space="0" w:color="000000"/>
+              <w:bottom w:val="none" w:sz="0" w:space="0" w:color="000000"/>
+              <w:right w:val="none" w:sz="0" w:space="0" w:color="000000"/>
+            </w:tcBorders>
+            <w:shd w:val="clear" w:color="auto" w:fill="FFFFFF"/>
+            <w:tcMar>
+              <w:top w:w="0" w:type="dxa"/>
+              <w:left w:w="0" w:type="dxa"/>
+              <w:bottom w:w="0" w:type="dxa"/>
+              <w:right w:w="0" w:type="dxa"/>
+            </w:tcMar>
+            <w:vAlign w:val="center"/>
+          </w:tcPr>
+          <w:p>
+            <w:pPr>
+              <w:pBdr>
+                <w:top w:val="none" w:sz="0" w:space="0" w:color="000000"/>
+                <w:left w:val="none" w:sz="0" w:space="0" w:color="000000"/>
+                <w:bottom w:val="none" w:sz="0" w:space="0" w:color="000000"/>
+                <w:right w:val="none" w:sz="0" w:space="0" w:color="000000"/>
+              </w:pBdr>
+              <w:spacing w:before="20" w:after="20"/>
+              <w:ind w:left="20" w:right="20"/>
+              <w:jc w:val="right"/>
+              <w:rPr>
+                <w:rFonts w:ascii="Arial" w:eastAsia="Arial" w:hAnsi="Arial" w:cs="Arial"/>
+                <w:color w:val="000000"/>
+                <w:sz w:val="16"/>
+                <w:szCs w:val="16"/>
+              </w:rPr>
+            </w:pPr>
+            <w:r>
+              <w:rPr>
+                <w:rFonts w:ascii="Arial" w:eastAsia="Arial" w:hAnsi="Arial" w:cs="Arial"/>
+                <w:color w:val="000000"/>
+                <w:sz w:val="16"/>
+                <w:szCs w:val="16"/>
+              </w:rPr>
+              <w:t>1,997</w:t>
+            </w:r>
+          </w:p>
+        </w:tc>
+        <w:tc>
+          <w:tcPr>
+            <w:tcW w:w="1007" w:type="dxa"/>
+            <w:tcBorders>
+              <w:top w:val="none" w:sz="0" w:space="0" w:color="000000"/>
+              <w:left w:val="none" w:sz="0" w:space="0" w:color="000000"/>
+              <w:bottom w:val="none" w:sz="0" w:space="0" w:color="000000"/>
+              <w:right w:val="none" w:sz="0" w:space="0" w:color="000000"/>
+            </w:tcBorders>
+            <w:shd w:val="clear" w:color="auto" w:fill="FFFFFF"/>
+            <w:tcMar>
+              <w:top w:w="0" w:type="dxa"/>
+              <w:left w:w="0" w:type="dxa"/>
+              <w:bottom w:w="0" w:type="dxa"/>
+              <w:right w:w="0" w:type="dxa"/>
+            </w:tcMar>
+            <w:vAlign w:val="center"/>
+          </w:tcPr>
+          <w:p>
+            <w:pPr>
+              <w:pBdr>
+                <w:top w:val="none" w:sz="0" w:space="0" w:color="000000"/>
+                <w:left w:val="none" w:sz="0" w:space="0" w:color="000000"/>
+                <w:bottom w:val="none" w:sz="0" w:space="0" w:color="000000"/>
+                <w:right w:val="none" w:sz="0" w:space="0" w:color="000000"/>
+              </w:pBdr>
+              <w:spacing w:before="20" w:after="20"/>
+              <w:ind w:left="20" w:right="20"/>
+              <w:rPr>
+                <w:rFonts w:ascii="Arial" w:eastAsia="Arial" w:hAnsi="Arial" w:cs="Arial"/>
+                <w:color w:val="000000"/>
+                <w:sz w:val="16"/>
+                <w:szCs w:val="16"/>
+              </w:rPr>
+            </w:pPr>
+            <w:r>
+              <w:rPr>
+                <w:rFonts w:ascii="Arial" w:eastAsia="Arial" w:hAnsi="Arial" w:cs="Arial"/>
+                <w:color w:val="000000"/>
+                <w:sz w:val="16"/>
+                <w:szCs w:val="16"/>
+              </w:rPr>
+              <w:t>3,337</w:t>
+            </w:r>
+          </w:p>
+        </w:tc>
+        <w:tc>
+          <w:tcPr>
+            <w:tcW w:w="2733" w:type="dxa"/>
+            <w:tcBorders>
+              <w:top w:val="none" w:sz="0" w:space="0" w:color="000000"/>
+              <w:left w:val="none" w:sz="0" w:space="0" w:color="000000"/>
+              <w:bottom w:val="none" w:sz="0" w:space="0" w:color="000000"/>
+              <w:right w:val="none" w:sz="0" w:space="0" w:color="000000"/>
+            </w:tcBorders>
+            <w:shd w:val="clear" w:color="auto" w:fill="FFFFFF"/>
+            <w:tcMar>
+              <w:top w:w="0" w:type="dxa"/>
+              <w:left w:w="0" w:type="dxa"/>
+              <w:bottom w:w="0" w:type="dxa"/>
+              <w:right w:w="0" w:type="dxa"/>
+            </w:tcMar>
+            <w:vAlign w:val="center"/>
+          </w:tcPr>
+          <w:p>
+            <w:pPr>
+              <w:pBdr>
+                <w:top w:val="none" w:sz="0" w:space="0" w:color="000000"/>
+                <w:left w:val="none" w:sz="0" w:space="0" w:color="000000"/>
+                <w:bottom w:val="none" w:sz="0" w:space="0" w:color="000000"/>
+                <w:right w:val="none" w:sz="0" w:space="0" w:color="000000"/>
+              </w:pBdr>
+              <w:spacing w:before="20" w:after="20"/>
+              <w:ind w:left="20" w:right="20"/>
+              <w:rPr>
+                <w:rFonts w:ascii="Arial" w:eastAsia="Arial" w:hAnsi="Arial" w:cs="Arial"/>
+                <w:color w:val="000000"/>
+                <w:sz w:val="16"/>
+                <w:szCs w:val="16"/>
+              </w:rPr>
+            </w:pPr>
+            <w:r>
+              <w:rPr>
+                <w:rFonts w:ascii="Arial" w:eastAsia="Arial" w:hAnsi="Arial" w:cs="Arial"/>
+                <w:color w:val="000000"/>
+                <w:sz w:val="16"/>
+                <w:szCs w:val="16"/>
+              </w:rPr>
+              <w:t>CV = 0.21</w:t>
+            </w:r>
+          </w:p>
+        </w:tc>
+        <w:tc>
+          <w:tcPr>
+            <w:tcW w:w="1941" w:type="dxa"/>
+            <w:tcBorders>
+              <w:top w:val="none" w:sz="0" w:space="0" w:color="000000"/>
+              <w:left w:val="none" w:sz="0" w:space="0" w:color="000000"/>
+              <w:bottom w:val="none" w:sz="0" w:space="0" w:color="000000"/>
+              <w:right w:val="none" w:sz="0" w:space="0" w:color="000000"/>
+            </w:tcBorders>
+            <w:shd w:val="clear" w:color="auto" w:fill="FFFFFF"/>
+            <w:tcMar>
+              <w:top w:w="0" w:type="dxa"/>
+              <w:left w:w="0" w:type="dxa"/>
+              <w:bottom w:w="0" w:type="dxa"/>
+              <w:right w:w="0" w:type="dxa"/>
+            </w:tcMar>
+            <w:vAlign w:val="center"/>
+          </w:tcPr>
+          <w:p>
+            <w:pPr>
+              <w:pBdr>
+                <w:top w:val="none" w:sz="0" w:space="0" w:color="000000"/>
+                <w:left w:val="none" w:sz="0" w:space="0" w:color="000000"/>
+                <w:bottom w:val="none" w:sz="0" w:space="0" w:color="000000"/>
+                <w:right w:val="none" w:sz="0" w:space="0" w:color="000000"/>
+              </w:pBdr>
+              <w:spacing w:before="20" w:after="20"/>
+              <w:ind w:left="20" w:right="20"/>
+              <w:rPr>
+                <w:rFonts w:ascii="Arial" w:eastAsia="Arial" w:hAnsi="Arial" w:cs="Arial"/>
+                <w:color w:val="000000"/>
+                <w:sz w:val="16"/>
+                <w:szCs w:val="16"/>
+              </w:rPr>
+            </w:pPr>
+            <w:r>
+              <w:rPr>
+                <w:rFonts w:ascii="Arial" w:eastAsia="Arial" w:hAnsi="Arial" w:cs="Arial"/>
+                <w:color w:val="000000"/>
+                <w:sz w:val="16"/>
+                <w:szCs w:val="16"/>
+              </w:rPr>
+              <w:t>Seiboth et al. 2023</w:t>
+            </w:r>
+          </w:p>
+        </w:tc>
+      </w:tr>
+      <w:tr>
+        <w:trPr>
+          <w:jc w:val="center"/>
+        </w:trPr>
+        <w:tc>
+          <w:tcPr>
+            <w:tcW w:w="1425" w:type="dxa"/>
+            <w:tcBorders>
+              <w:top w:val="none" w:sz="0" w:space="0" w:color="000000"/>
+              <w:left w:val="none" w:sz="0" w:space="0" w:color="000000"/>
+              <w:bottom w:val="none" w:sz="0" w:space="0" w:color="000000"/>
+              <w:right w:val="none" w:sz="0" w:space="0" w:color="000000"/>
+            </w:tcBorders>
+            <w:shd w:val="clear" w:color="auto" w:fill="FFFFFF"/>
+            <w:tcMar>
+              <w:top w:w="0" w:type="dxa"/>
+              <w:left w:w="0" w:type="dxa"/>
+              <w:bottom w:w="0" w:type="dxa"/>
+              <w:right w:w="0" w:type="dxa"/>
+            </w:tcMar>
+            <w:vAlign w:val="center"/>
+          </w:tcPr>
+          <w:p>
+            <w:pPr>
+              <w:pBdr>
+                <w:top w:val="none" w:sz="0" w:space="0" w:color="000000"/>
+                <w:left w:val="none" w:sz="0" w:space="0" w:color="000000"/>
+                <w:bottom w:val="none" w:sz="0" w:space="0" w:color="000000"/>
+                <w:right w:val="none" w:sz="0" w:space="0" w:color="000000"/>
+              </w:pBdr>
+              <w:spacing w:before="20" w:after="20"/>
+              <w:ind w:left="20" w:right="20"/>
+              <w:rPr>
+                <w:rFonts w:ascii="Arial" w:eastAsia="Arial" w:hAnsi="Arial" w:cs="Arial"/>
+                <w:color w:val="000000"/>
+                <w:sz w:val="16"/>
+                <w:szCs w:val="16"/>
+              </w:rPr>
+            </w:pPr>
+          </w:p>
+        </w:tc>
+        <w:tc>
+          <w:tcPr>
+            <w:tcW w:w="3093" w:type="dxa"/>
+            <w:tcBorders>
+              <w:top w:val="none" w:sz="0" w:space="0" w:color="000000"/>
+              <w:left w:val="none" w:sz="0" w:space="0" w:color="000000"/>
+              <w:bottom w:val="none" w:sz="0" w:space="0" w:color="000000"/>
+              <w:right w:val="none" w:sz="0" w:space="0" w:color="000000"/>
+            </w:tcBorders>
+            <w:shd w:val="clear" w:color="auto" w:fill="FFFFFF"/>
+            <w:tcMar>
+              <w:top w:w="0" w:type="dxa"/>
+              <w:left w:w="0" w:type="dxa"/>
+              <w:bottom w:w="0" w:type="dxa"/>
+              <w:right w:w="0" w:type="dxa"/>
+            </w:tcMar>
+            <w:vAlign w:val="center"/>
+          </w:tcPr>
+          <w:p>
+            <w:pPr>
+              <w:pBdr>
+                <w:top w:val="none" w:sz="0" w:space="0" w:color="000000"/>
+                <w:left w:val="none" w:sz="0" w:space="0" w:color="000000"/>
+                <w:bottom w:val="none" w:sz="0" w:space="0" w:color="000000"/>
+                <w:right w:val="none" w:sz="0" w:space="0" w:color="000000"/>
+              </w:pBdr>
+              <w:spacing w:before="20" w:after="20"/>
+              <w:ind w:left="20" w:right="20"/>
+              <w:rPr>
+                <w:rFonts w:ascii="Arial" w:eastAsia="Arial" w:hAnsi="Arial" w:cs="Arial"/>
+                <w:color w:val="000000"/>
+                <w:sz w:val="16"/>
+                <w:szCs w:val="16"/>
+              </w:rPr>
+            </w:pPr>
+            <w:r>
+              <w:rPr>
+                <w:rFonts w:ascii="Arial" w:eastAsia="Arial" w:hAnsi="Arial" w:cs="Arial"/>
+                <w:color w:val="000000"/>
+                <w:sz w:val="16"/>
+                <w:szCs w:val="16"/>
+              </w:rPr>
+              <w:t>CCAMLR Subarea 48.1</w:t>
+            </w:r>
+          </w:p>
+        </w:tc>
+        <w:tc>
+          <w:tcPr>
+            <w:tcW w:w="598" w:type="dxa"/>
+            <w:tcBorders>
+              <w:top w:val="none" w:sz="0" w:space="0" w:color="000000"/>
+              <w:left w:val="none" w:sz="0" w:space="0" w:color="000000"/>
+              <w:bottom w:val="none" w:sz="0" w:space="0" w:color="000000"/>
+              <w:right w:val="none" w:sz="0" w:space="0" w:color="000000"/>
+            </w:tcBorders>
+            <w:shd w:val="clear" w:color="auto" w:fill="FFFFFF"/>
+            <w:tcMar>
+              <w:top w:w="0" w:type="dxa"/>
+              <w:left w:w="0" w:type="dxa"/>
+              <w:bottom w:w="0" w:type="dxa"/>
+              <w:right w:w="0" w:type="dxa"/>
+            </w:tcMar>
+            <w:vAlign w:val="center"/>
+          </w:tcPr>
+          <w:p>
+            <w:pPr>
+              <w:pBdr>
+                <w:top w:val="none" w:sz="0" w:space="0" w:color="000000"/>
+                <w:left w:val="none" w:sz="0" w:space="0" w:color="000000"/>
+                <w:bottom w:val="none" w:sz="0" w:space="0" w:color="000000"/>
+                <w:right w:val="none" w:sz="0" w:space="0" w:color="000000"/>
+              </w:pBdr>
+              <w:spacing w:before="20" w:after="20"/>
+              <w:ind w:left="20" w:right="20"/>
+              <w:jc w:val="right"/>
+              <w:rPr>
+                <w:rFonts w:ascii="Arial" w:eastAsia="Arial" w:hAnsi="Arial" w:cs="Arial"/>
+                <w:color w:val="000000"/>
+                <w:sz w:val="16"/>
+                <w:szCs w:val="16"/>
+              </w:rPr>
+            </w:pPr>
+            <w:r>
+              <w:rPr>
+                <w:rFonts w:ascii="Arial" w:eastAsia="Arial" w:hAnsi="Arial" w:cs="Arial"/>
+                <w:color w:val="000000"/>
+                <w:sz w:val="16"/>
+                <w:szCs w:val="16"/>
+              </w:rPr>
+              <w:t>2,000</w:t>
+            </w:r>
+          </w:p>
+        </w:tc>
+        <w:tc>
+          <w:tcPr>
+            <w:tcW w:w="1007" w:type="dxa"/>
+            <w:tcBorders>
+              <w:top w:val="none" w:sz="0" w:space="0" w:color="000000"/>
+              <w:left w:val="none" w:sz="0" w:space="0" w:color="000000"/>
+              <w:bottom w:val="none" w:sz="0" w:space="0" w:color="000000"/>
+              <w:right w:val="none" w:sz="0" w:space="0" w:color="000000"/>
+            </w:tcBorders>
+            <w:shd w:val="clear" w:color="auto" w:fill="FFFFFF"/>
+            <w:tcMar>
+              <w:top w:w="0" w:type="dxa"/>
+              <w:left w:w="0" w:type="dxa"/>
+              <w:bottom w:w="0" w:type="dxa"/>
+              <w:right w:w="0" w:type="dxa"/>
+            </w:tcMar>
+            <w:vAlign w:val="center"/>
+          </w:tcPr>
+          <w:p>
+            <w:pPr>
+              <w:pBdr>
+                <w:top w:val="none" w:sz="0" w:space="0" w:color="000000"/>
+                <w:left w:val="none" w:sz="0" w:space="0" w:color="000000"/>
+                <w:bottom w:val="none" w:sz="0" w:space="0" w:color="000000"/>
+                <w:right w:val="none" w:sz="0" w:space="0" w:color="000000"/>
+              </w:pBdr>
+              <w:spacing w:before="20" w:after="20"/>
+              <w:ind w:left="20" w:right="20"/>
+              <w:rPr>
+                <w:rFonts w:ascii="Arial" w:eastAsia="Arial" w:hAnsi="Arial" w:cs="Arial"/>
+                <w:color w:val="000000"/>
+                <w:sz w:val="16"/>
+                <w:szCs w:val="16"/>
+              </w:rPr>
+            </w:pPr>
+            <w:r>
+              <w:rPr>
+                <w:rFonts w:ascii="Arial" w:eastAsia="Arial" w:hAnsi="Arial" w:cs="Arial"/>
+                <w:color w:val="000000"/>
+                <w:sz w:val="16"/>
+                <w:szCs w:val="16"/>
+              </w:rPr>
+              <w:t>6,991</w:t>
+            </w:r>
+          </w:p>
+        </w:tc>
+        <w:tc>
+          <w:tcPr>
+            <w:tcW w:w="2733" w:type="dxa"/>
+            <w:tcBorders>
+              <w:top w:val="none" w:sz="0" w:space="0" w:color="000000"/>
+              <w:left w:val="none" w:sz="0" w:space="0" w:color="000000"/>
+              <w:bottom w:val="none" w:sz="0" w:space="0" w:color="000000"/>
+              <w:right w:val="none" w:sz="0" w:space="0" w:color="000000"/>
+            </w:tcBorders>
+            <w:shd w:val="clear" w:color="auto" w:fill="FFFFFF"/>
+            <w:tcMar>
+              <w:top w:w="0" w:type="dxa"/>
+              <w:left w:w="0" w:type="dxa"/>
+              <w:bottom w:w="0" w:type="dxa"/>
+              <w:right w:w="0" w:type="dxa"/>
+            </w:tcMar>
+            <w:vAlign w:val="center"/>
+          </w:tcPr>
+          <w:p>
+            <w:pPr>
+              <w:pBdr>
+                <w:top w:val="none" w:sz="0" w:space="0" w:color="000000"/>
+                <w:left w:val="none" w:sz="0" w:space="0" w:color="000000"/>
+                <w:bottom w:val="none" w:sz="0" w:space="0" w:color="000000"/>
+                <w:right w:val="none" w:sz="0" w:space="0" w:color="000000"/>
+              </w:pBdr>
+              <w:spacing w:before="20" w:after="20"/>
+              <w:ind w:left="20" w:right="20"/>
+              <w:rPr>
+                <w:rFonts w:ascii="Arial" w:eastAsia="Arial" w:hAnsi="Arial" w:cs="Arial"/>
+                <w:color w:val="000000"/>
+                <w:sz w:val="16"/>
+                <w:szCs w:val="16"/>
+              </w:rPr>
+            </w:pPr>
+            <w:r>
+              <w:rPr>
+                <w:rFonts w:ascii="Arial" w:eastAsia="Arial" w:hAnsi="Arial" w:cs="Arial"/>
+                <w:color w:val="000000"/>
+                <w:sz w:val="16"/>
+                <w:szCs w:val="16"/>
+              </w:rPr>
+              <w:t>CV = 32.41%</w:t>
+            </w:r>
+          </w:p>
+        </w:tc>
+        <w:tc>
+          <w:tcPr>
+            <w:tcW w:w="1941" w:type="dxa"/>
+            <w:tcBorders>
+              <w:top w:val="none" w:sz="0" w:space="0" w:color="000000"/>
+              <w:left w:val="none" w:sz="0" w:space="0" w:color="000000"/>
+              <w:bottom w:val="none" w:sz="0" w:space="0" w:color="000000"/>
+              <w:right w:val="none" w:sz="0" w:space="0" w:color="000000"/>
+            </w:tcBorders>
+            <w:shd w:val="clear" w:color="auto" w:fill="FFFFFF"/>
+            <w:tcMar>
+              <w:top w:w="0" w:type="dxa"/>
+              <w:left w:w="0" w:type="dxa"/>
+              <w:bottom w:w="0" w:type="dxa"/>
+              <w:right w:w="0" w:type="dxa"/>
+            </w:tcMar>
+            <w:vAlign w:val="center"/>
+          </w:tcPr>
+          <w:p>
+            <w:pPr>
+              <w:pBdr>
+                <w:top w:val="none" w:sz="0" w:space="0" w:color="000000"/>
+                <w:left w:val="none" w:sz="0" w:space="0" w:color="000000"/>
+                <w:bottom w:val="none" w:sz="0" w:space="0" w:color="000000"/>
+                <w:right w:val="none" w:sz="0" w:space="0" w:color="000000"/>
+              </w:pBdr>
+              <w:spacing w:before="20" w:after="20"/>
+              <w:ind w:left="20" w:right="20"/>
+              <w:rPr>
+                <w:rFonts w:ascii="Arial" w:eastAsia="Arial" w:hAnsi="Arial" w:cs="Arial"/>
+                <w:color w:val="000000"/>
+                <w:sz w:val="16"/>
+                <w:szCs w:val="16"/>
+              </w:rPr>
+            </w:pPr>
+            <w:r>
+              <w:rPr>
+                <w:rFonts w:ascii="Arial" w:eastAsia="Arial" w:hAnsi="Arial" w:cs="Arial"/>
+                <w:color w:val="000000"/>
+                <w:sz w:val="16"/>
+                <w:szCs w:val="16"/>
+              </w:rPr>
+              <w:t>Seiboth et al. 2023</w:t>
+            </w:r>
+          </w:p>
+        </w:tc>
+      </w:tr>
+      <w:tr>
+        <w:trPr>
+          <w:jc w:val="center"/>
+        </w:trPr>
+        <w:tc>
+          <w:tcPr>
+            <w:tcW w:w="1425" w:type="dxa"/>
+            <w:tcBorders>
+              <w:top w:val="none" w:sz="0" w:space="0" w:color="000000"/>
+              <w:left w:val="none" w:sz="0" w:space="0" w:color="000000"/>
+              <w:bottom w:val="none" w:sz="0" w:space="0" w:color="000000"/>
+              <w:right w:val="none" w:sz="0" w:space="0" w:color="000000"/>
+            </w:tcBorders>
+            <w:shd w:val="clear" w:color="auto" w:fill="FFFFFF"/>
+            <w:tcMar>
+              <w:top w:w="0" w:type="dxa"/>
+              <w:left w:w="0" w:type="dxa"/>
+              <w:bottom w:w="0" w:type="dxa"/>
+              <w:right w:w="0" w:type="dxa"/>
+            </w:tcMar>
+            <w:vAlign w:val="center"/>
+          </w:tcPr>
+          <w:p>
+            <w:pPr>
+              <w:pBdr>
+                <w:top w:val="none" w:sz="0" w:space="0" w:color="000000"/>
+                <w:left w:val="none" w:sz="0" w:space="0" w:color="000000"/>
+                <w:bottom w:val="none" w:sz="0" w:space="0" w:color="000000"/>
+                <w:right w:val="none" w:sz="0" w:space="0" w:color="000000"/>
+              </w:pBdr>
+              <w:spacing w:before="20" w:after="20"/>
+              <w:ind w:left="20" w:right="20"/>
+              <w:rPr>
+                <w:rFonts w:ascii="Arial" w:eastAsia="Arial" w:hAnsi="Arial" w:cs="Arial"/>
+                <w:color w:val="000000"/>
+                <w:sz w:val="16"/>
+                <w:szCs w:val="16"/>
+              </w:rPr>
+            </w:pPr>
+          </w:p>
+        </w:tc>
+        <w:tc>
+          <w:tcPr>
+            <w:tcW w:w="3093" w:type="dxa"/>
+            <w:tcBorders>
+              <w:top w:val="none" w:sz="0" w:space="0" w:color="000000"/>
+              <w:left w:val="none" w:sz="0" w:space="0" w:color="000000"/>
+              <w:bottom w:val="none" w:sz="0" w:space="0" w:color="000000"/>
+              <w:right w:val="none" w:sz="0" w:space="0" w:color="000000"/>
+            </w:tcBorders>
+            <w:shd w:val="clear" w:color="auto" w:fill="FFFFFF"/>
+            <w:tcMar>
+              <w:top w:w="0" w:type="dxa"/>
+              <w:left w:w="0" w:type="dxa"/>
+              <w:bottom w:w="0" w:type="dxa"/>
+              <w:right w:w="0" w:type="dxa"/>
+            </w:tcMar>
+            <w:vAlign w:val="center"/>
+          </w:tcPr>
+          <w:p>
+            <w:pPr>
+              <w:pBdr>
+                <w:top w:val="none" w:sz="0" w:space="0" w:color="000000"/>
+                <w:left w:val="none" w:sz="0" w:space="0" w:color="000000"/>
+                <w:bottom w:val="none" w:sz="0" w:space="0" w:color="000000"/>
+                <w:right w:val="none" w:sz="0" w:space="0" w:color="000000"/>
+              </w:pBdr>
+              <w:spacing w:before="20" w:after="20"/>
+              <w:ind w:left="20" w:right="20"/>
+              <w:rPr>
+                <w:rFonts w:ascii="Arial" w:eastAsia="Arial" w:hAnsi="Arial" w:cs="Arial"/>
+                <w:color w:val="000000"/>
+                <w:sz w:val="16"/>
+                <w:szCs w:val="16"/>
+              </w:rPr>
+            </w:pPr>
+            <w:r>
+              <w:rPr>
+                <w:rFonts w:ascii="Arial" w:eastAsia="Arial" w:hAnsi="Arial" w:cs="Arial"/>
+                <w:color w:val="000000"/>
+                <w:sz w:val="16"/>
+                <w:szCs w:val="16"/>
+              </w:rPr>
+              <w:t>Bransfield Strait</w:t>
+            </w:r>
+          </w:p>
+        </w:tc>
+        <w:tc>
+          <w:tcPr>
+            <w:tcW w:w="598" w:type="dxa"/>
+            <w:tcBorders>
+              <w:top w:val="none" w:sz="0" w:space="0" w:color="000000"/>
+              <w:left w:val="none" w:sz="0" w:space="0" w:color="000000"/>
+              <w:bottom w:val="none" w:sz="0" w:space="0" w:color="000000"/>
+              <w:right w:val="none" w:sz="0" w:space="0" w:color="000000"/>
+            </w:tcBorders>
+            <w:shd w:val="clear" w:color="auto" w:fill="FFFFFF"/>
+            <w:tcMar>
+              <w:top w:w="0" w:type="dxa"/>
+              <w:left w:w="0" w:type="dxa"/>
+              <w:bottom w:w="0" w:type="dxa"/>
+              <w:right w:w="0" w:type="dxa"/>
+            </w:tcMar>
+            <w:vAlign w:val="center"/>
+          </w:tcPr>
+          <w:p>
+            <w:pPr>
+              <w:pBdr>
+                <w:top w:val="none" w:sz="0" w:space="0" w:color="000000"/>
+                <w:left w:val="none" w:sz="0" w:space="0" w:color="000000"/>
+                <w:bottom w:val="none" w:sz="0" w:space="0" w:color="000000"/>
+                <w:right w:val="none" w:sz="0" w:space="0" w:color="000000"/>
+              </w:pBdr>
+              <w:spacing w:before="20" w:after="20"/>
+              <w:ind w:left="20" w:right="20"/>
+              <w:jc w:val="right"/>
+              <w:rPr>
+                <w:rFonts w:ascii="Arial" w:eastAsia="Arial" w:hAnsi="Arial" w:cs="Arial"/>
+                <w:color w:val="000000"/>
+                <w:sz w:val="16"/>
+                <w:szCs w:val="16"/>
+              </w:rPr>
+            </w:pPr>
+            <w:r>
+              <w:rPr>
+                <w:rFonts w:ascii="Arial" w:eastAsia="Arial" w:hAnsi="Arial" w:cs="Arial"/>
+                <w:color w:val="000000"/>
+                <w:sz w:val="16"/>
+                <w:szCs w:val="16"/>
+              </w:rPr>
+              <w:t>2,006</w:t>
+            </w:r>
+          </w:p>
+        </w:tc>
+        <w:tc>
+          <w:tcPr>
+            <w:tcW w:w="1007" w:type="dxa"/>
+            <w:tcBorders>
+              <w:top w:val="none" w:sz="0" w:space="0" w:color="000000"/>
+              <w:left w:val="none" w:sz="0" w:space="0" w:color="000000"/>
+              <w:bottom w:val="none" w:sz="0" w:space="0" w:color="000000"/>
+              <w:right w:val="none" w:sz="0" w:space="0" w:color="000000"/>
+            </w:tcBorders>
+            <w:shd w:val="clear" w:color="auto" w:fill="FFFFFF"/>
+            <w:tcMar>
+              <w:top w:w="0" w:type="dxa"/>
+              <w:left w:w="0" w:type="dxa"/>
+              <w:bottom w:w="0" w:type="dxa"/>
+              <w:right w:w="0" w:type="dxa"/>
+            </w:tcMar>
+            <w:vAlign w:val="center"/>
+          </w:tcPr>
+          <w:p>
+            <w:pPr>
+              <w:pBdr>
+                <w:top w:val="none" w:sz="0" w:space="0" w:color="000000"/>
+                <w:left w:val="none" w:sz="0" w:space="0" w:color="000000"/>
+                <w:bottom w:val="none" w:sz="0" w:space="0" w:color="000000"/>
+                <w:right w:val="none" w:sz="0" w:space="0" w:color="000000"/>
+              </w:pBdr>
+              <w:spacing w:before="20" w:after="20"/>
+              <w:ind w:left="20" w:right="20"/>
+              <w:rPr>
+                <w:rFonts w:ascii="Arial" w:eastAsia="Arial" w:hAnsi="Arial" w:cs="Arial"/>
+                <w:color w:val="000000"/>
+                <w:sz w:val="16"/>
+                <w:szCs w:val="16"/>
+              </w:rPr>
+            </w:pPr>
+            <w:r>
+              <w:rPr>
+                <w:rFonts w:ascii="Arial" w:eastAsia="Arial" w:hAnsi="Arial" w:cs="Arial"/>
+                <w:color w:val="000000"/>
+                <w:sz w:val="16"/>
+                <w:szCs w:val="16"/>
+              </w:rPr>
+              <w:t>865</w:t>
+            </w:r>
+          </w:p>
+        </w:tc>
+        <w:tc>
+          <w:tcPr>
+            <w:tcW w:w="2733" w:type="dxa"/>
+            <w:tcBorders>
+              <w:top w:val="none" w:sz="0" w:space="0" w:color="000000"/>
+              <w:left w:val="none" w:sz="0" w:space="0" w:color="000000"/>
+              <w:bottom w:val="none" w:sz="0" w:space="0" w:color="000000"/>
+              <w:right w:val="none" w:sz="0" w:space="0" w:color="000000"/>
+            </w:tcBorders>
+            <w:shd w:val="clear" w:color="auto" w:fill="FFFFFF"/>
+            <w:tcMar>
+              <w:top w:w="0" w:type="dxa"/>
+              <w:left w:w="0" w:type="dxa"/>
+              <w:bottom w:w="0" w:type="dxa"/>
+              <w:right w:w="0" w:type="dxa"/>
+            </w:tcMar>
+            <w:vAlign w:val="center"/>
+          </w:tcPr>
+          <w:p>
+            <w:pPr>
+              <w:pBdr>
+                <w:top w:val="none" w:sz="0" w:space="0" w:color="000000"/>
+                <w:left w:val="none" w:sz="0" w:space="0" w:color="000000"/>
+                <w:bottom w:val="none" w:sz="0" w:space="0" w:color="000000"/>
+                <w:right w:val="none" w:sz="0" w:space="0" w:color="000000"/>
+              </w:pBdr>
+              <w:spacing w:before="20" w:after="20"/>
+              <w:ind w:left="20" w:right="20"/>
+              <w:rPr>
+                <w:rFonts w:ascii="Arial" w:eastAsia="Arial" w:hAnsi="Arial" w:cs="Arial"/>
+                <w:color w:val="000000"/>
+                <w:sz w:val="16"/>
+                <w:szCs w:val="16"/>
+              </w:rPr>
+            </w:pPr>
+            <w:r>
+              <w:rPr>
+                <w:rFonts w:ascii="Arial" w:eastAsia="Arial" w:hAnsi="Arial" w:cs="Arial"/>
+                <w:color w:val="000000"/>
+                <w:sz w:val="16"/>
+                <w:szCs w:val="16"/>
+              </w:rPr>
+              <w:t>CV = 14.13%; 95% CI = 656–1,141</w:t>
+            </w:r>
+          </w:p>
+        </w:tc>
+        <w:tc>
+          <w:tcPr>
+            <w:tcW w:w="1941" w:type="dxa"/>
+            <w:tcBorders>
+              <w:top w:val="none" w:sz="0" w:space="0" w:color="000000"/>
+              <w:left w:val="none" w:sz="0" w:space="0" w:color="000000"/>
+              <w:bottom w:val="none" w:sz="0" w:space="0" w:color="000000"/>
+              <w:right w:val="none" w:sz="0" w:space="0" w:color="000000"/>
+            </w:tcBorders>
+            <w:shd w:val="clear" w:color="auto" w:fill="FFFFFF"/>
+            <w:tcMar>
+              <w:top w:w="0" w:type="dxa"/>
+              <w:left w:w="0" w:type="dxa"/>
+              <w:bottom w:w="0" w:type="dxa"/>
+              <w:right w:w="0" w:type="dxa"/>
+            </w:tcMar>
+            <w:vAlign w:val="center"/>
+          </w:tcPr>
+          <w:p>
+            <w:pPr>
+              <w:pBdr>
+                <w:top w:val="none" w:sz="0" w:space="0" w:color="000000"/>
+                <w:left w:val="none" w:sz="0" w:space="0" w:color="000000"/>
+                <w:bottom w:val="none" w:sz="0" w:space="0" w:color="000000"/>
+                <w:right w:val="none" w:sz="0" w:space="0" w:color="000000"/>
+              </w:pBdr>
+              <w:spacing w:before="20" w:after="20"/>
+              <w:ind w:left="20" w:right="20"/>
+              <w:rPr>
+                <w:rFonts w:ascii="Arial" w:eastAsia="Arial" w:hAnsi="Arial" w:cs="Arial"/>
+                <w:color w:val="000000"/>
+                <w:sz w:val="16"/>
+                <w:szCs w:val="16"/>
+              </w:rPr>
+            </w:pPr>
+            <w:r>
+              <w:rPr>
+                <w:rFonts w:ascii="Arial" w:eastAsia="Arial" w:hAnsi="Arial" w:cs="Arial"/>
+                <w:color w:val="000000"/>
+                <w:sz w:val="16"/>
+                <w:szCs w:val="16"/>
+              </w:rPr>
+              <w:t>Seiboth et al. 2023</w:t>
+            </w:r>
+          </w:p>
+        </w:tc>
+      </w:tr>
+      <w:tr>
+        <w:trPr>
+          <w:jc w:val="center"/>
+        </w:trPr>
+        <w:tc>
+          <w:tcPr>
+            <w:tcW w:w="1425" w:type="dxa"/>
+            <w:tcBorders>
+              <w:top w:val="none" w:sz="0" w:space="0" w:color="000000"/>
+              <w:left w:val="none" w:sz="0" w:space="0" w:color="000000"/>
+              <w:bottom w:val="none" w:sz="0" w:space="0" w:color="000000"/>
+              <w:right w:val="none" w:sz="0" w:space="0" w:color="000000"/>
+            </w:tcBorders>
+            <w:shd w:val="clear" w:color="auto" w:fill="FFFFFF"/>
+            <w:tcMar>
+              <w:top w:w="0" w:type="dxa"/>
+              <w:left w:w="0" w:type="dxa"/>
+              <w:bottom w:w="0" w:type="dxa"/>
+              <w:right w:w="0" w:type="dxa"/>
+            </w:tcMar>
+            <w:vAlign w:val="center"/>
+          </w:tcPr>
+          <w:p>
+            <w:pPr>
+              <w:pBdr>
+                <w:top w:val="none" w:sz="0" w:space="0" w:color="000000"/>
+                <w:left w:val="none" w:sz="0" w:space="0" w:color="000000"/>
+                <w:bottom w:val="none" w:sz="0" w:space="0" w:color="000000"/>
+                <w:right w:val="none" w:sz="0" w:space="0" w:color="000000"/>
+              </w:pBdr>
+              <w:spacing w:before="20" w:after="20"/>
+              <w:ind w:left="20" w:right="20"/>
+              <w:rPr>
+                <w:rFonts w:ascii="Arial" w:eastAsia="Arial" w:hAnsi="Arial" w:cs="Arial"/>
+                <w:color w:val="000000"/>
+                <w:sz w:val="16"/>
+                <w:szCs w:val="16"/>
+              </w:rPr>
+            </w:pPr>
+          </w:p>
+        </w:tc>
+        <w:tc>
+          <w:tcPr>
+            <w:tcW w:w="3093" w:type="dxa"/>
+            <w:tcBorders>
+              <w:top w:val="none" w:sz="0" w:space="0" w:color="000000"/>
+              <w:left w:val="none" w:sz="0" w:space="0" w:color="000000"/>
+              <w:bottom w:val="none" w:sz="0" w:space="0" w:color="000000"/>
+              <w:right w:val="none" w:sz="0" w:space="0" w:color="000000"/>
+            </w:tcBorders>
+            <w:shd w:val="clear" w:color="auto" w:fill="FFFFFF"/>
+            <w:tcMar>
+              <w:top w:w="0" w:type="dxa"/>
+              <w:left w:w="0" w:type="dxa"/>
+              <w:bottom w:w="0" w:type="dxa"/>
+              <w:right w:w="0" w:type="dxa"/>
+            </w:tcMar>
+            <w:vAlign w:val="center"/>
+          </w:tcPr>
+          <w:p>
+            <w:pPr>
+              <w:pBdr>
+                <w:top w:val="none" w:sz="0" w:space="0" w:color="000000"/>
+                <w:left w:val="none" w:sz="0" w:space="0" w:color="000000"/>
+                <w:bottom w:val="none" w:sz="0" w:space="0" w:color="000000"/>
+                <w:right w:val="none" w:sz="0" w:space="0" w:color="000000"/>
+              </w:pBdr>
+              <w:spacing w:before="20" w:after="20"/>
+              <w:ind w:left="20" w:right="20"/>
+              <w:rPr>
+                <w:rFonts w:ascii="Arial" w:eastAsia="Arial" w:hAnsi="Arial" w:cs="Arial"/>
+                <w:color w:val="000000"/>
+                <w:sz w:val="16"/>
+                <w:szCs w:val="16"/>
+              </w:rPr>
+            </w:pPr>
+            <w:r>
+              <w:rPr>
+                <w:rFonts w:ascii="Arial" w:eastAsia="Arial" w:hAnsi="Arial" w:cs="Arial"/>
+                <w:color w:val="000000"/>
+                <w:sz w:val="16"/>
+                <w:szCs w:val="16"/>
+              </w:rPr>
+              <w:t>Bransfield and Gerlache Straits</w:t>
+            </w:r>
+          </w:p>
+        </w:tc>
+        <w:tc>
+          <w:tcPr>
+            <w:tcW w:w="598" w:type="dxa"/>
+            <w:tcBorders>
+              <w:top w:val="none" w:sz="0" w:space="0" w:color="000000"/>
+              <w:left w:val="none" w:sz="0" w:space="0" w:color="000000"/>
+              <w:bottom w:val="none" w:sz="0" w:space="0" w:color="000000"/>
+              <w:right w:val="none" w:sz="0" w:space="0" w:color="000000"/>
+            </w:tcBorders>
+            <w:shd w:val="clear" w:color="auto" w:fill="FFFFFF"/>
+            <w:tcMar>
+              <w:top w:w="0" w:type="dxa"/>
+              <w:left w:w="0" w:type="dxa"/>
+              <w:bottom w:w="0" w:type="dxa"/>
+              <w:right w:w="0" w:type="dxa"/>
+            </w:tcMar>
+            <w:vAlign w:val="center"/>
+          </w:tcPr>
+          <w:p>
+            <w:pPr>
+              <w:pBdr>
+                <w:top w:val="none" w:sz="0" w:space="0" w:color="000000"/>
+                <w:left w:val="none" w:sz="0" w:space="0" w:color="000000"/>
+                <w:bottom w:val="none" w:sz="0" w:space="0" w:color="000000"/>
+                <w:right w:val="none" w:sz="0" w:space="0" w:color="000000"/>
+              </w:pBdr>
+              <w:spacing w:before="20" w:after="20"/>
+              <w:ind w:left="20" w:right="20"/>
+              <w:jc w:val="right"/>
+              <w:rPr>
+                <w:rFonts w:ascii="Arial" w:eastAsia="Arial" w:hAnsi="Arial" w:cs="Arial"/>
+                <w:color w:val="000000"/>
+                <w:sz w:val="16"/>
+                <w:szCs w:val="16"/>
+              </w:rPr>
+            </w:pPr>
+            <w:r>
+              <w:rPr>
+                <w:rFonts w:ascii="Arial" w:eastAsia="Arial" w:hAnsi="Arial" w:cs="Arial"/>
+                <w:color w:val="000000"/>
+                <w:sz w:val="16"/>
+                <w:szCs w:val="16"/>
+              </w:rPr>
+              <w:t>2,006</w:t>
+            </w:r>
+          </w:p>
+        </w:tc>
+        <w:tc>
+          <w:tcPr>
+            <w:tcW w:w="1007" w:type="dxa"/>
+            <w:tcBorders>
+              <w:top w:val="none" w:sz="0" w:space="0" w:color="000000"/>
+              <w:left w:val="none" w:sz="0" w:space="0" w:color="000000"/>
+              <w:bottom w:val="none" w:sz="0" w:space="0" w:color="000000"/>
+              <w:right w:val="none" w:sz="0" w:space="0" w:color="000000"/>
+            </w:tcBorders>
+            <w:shd w:val="clear" w:color="auto" w:fill="FFFFFF"/>
+            <w:tcMar>
+              <w:top w:w="0" w:type="dxa"/>
+              <w:left w:w="0" w:type="dxa"/>
+              <w:bottom w:w="0" w:type="dxa"/>
+              <w:right w:w="0" w:type="dxa"/>
+            </w:tcMar>
+            <w:vAlign w:val="center"/>
+          </w:tcPr>
+          <w:p>
+            <w:pPr>
+              <w:pBdr>
+                <w:top w:val="none" w:sz="0" w:space="0" w:color="000000"/>
+                <w:left w:val="none" w:sz="0" w:space="0" w:color="000000"/>
+                <w:bottom w:val="none" w:sz="0" w:space="0" w:color="000000"/>
+                <w:right w:val="none" w:sz="0" w:space="0" w:color="000000"/>
+              </w:pBdr>
+              <w:spacing w:before="20" w:after="20"/>
+              <w:ind w:left="20" w:right="20"/>
+              <w:rPr>
+                <w:rFonts w:ascii="Arial" w:eastAsia="Arial" w:hAnsi="Arial" w:cs="Arial"/>
+                <w:color w:val="000000"/>
+                <w:sz w:val="16"/>
+                <w:szCs w:val="16"/>
+              </w:rPr>
+            </w:pPr>
+            <w:r>
+              <w:rPr>
+                <w:rFonts w:ascii="Arial" w:eastAsia="Arial" w:hAnsi="Arial" w:cs="Arial"/>
+                <w:color w:val="000000"/>
+                <w:sz w:val="16"/>
+                <w:szCs w:val="16"/>
+              </w:rPr>
+              <w:t>865</w:t>
+            </w:r>
+          </w:p>
+        </w:tc>
+        <w:tc>
+          <w:tcPr>
+            <w:tcW w:w="2733" w:type="dxa"/>
+            <w:tcBorders>
+              <w:top w:val="none" w:sz="0" w:space="0" w:color="000000"/>
+              <w:left w:val="none" w:sz="0" w:space="0" w:color="000000"/>
+              <w:bottom w:val="none" w:sz="0" w:space="0" w:color="000000"/>
+              <w:right w:val="none" w:sz="0" w:space="0" w:color="000000"/>
+            </w:tcBorders>
+            <w:shd w:val="clear" w:color="auto" w:fill="FFFFFF"/>
+            <w:tcMar>
+              <w:top w:w="0" w:type="dxa"/>
+              <w:left w:w="0" w:type="dxa"/>
+              <w:bottom w:w="0" w:type="dxa"/>
+              <w:right w:w="0" w:type="dxa"/>
+            </w:tcMar>
+            <w:vAlign w:val="center"/>
+          </w:tcPr>
+          <w:p>
+            <w:pPr>
+              <w:pBdr>
+                <w:top w:val="none" w:sz="0" w:space="0" w:color="000000"/>
+                <w:left w:val="none" w:sz="0" w:space="0" w:color="000000"/>
+                <w:bottom w:val="none" w:sz="0" w:space="0" w:color="000000"/>
+                <w:right w:val="none" w:sz="0" w:space="0" w:color="000000"/>
+              </w:pBdr>
+              <w:spacing w:before="20" w:after="20"/>
+              <w:ind w:left="20" w:right="20"/>
+              <w:rPr>
+                <w:rFonts w:ascii="Arial" w:eastAsia="Arial" w:hAnsi="Arial" w:cs="Arial"/>
+                <w:color w:val="000000"/>
+                <w:sz w:val="16"/>
+                <w:szCs w:val="16"/>
+              </w:rPr>
+            </w:pPr>
+            <w:r>
+              <w:rPr>
+                <w:rFonts w:ascii="Arial" w:eastAsia="Arial" w:hAnsi="Arial" w:cs="Arial"/>
+                <w:color w:val="000000"/>
+                <w:sz w:val="16"/>
+                <w:szCs w:val="16"/>
+              </w:rPr>
+              <w:t>CV = 14.13%; 95% CI = 656–1,141</w:t>
+            </w:r>
+          </w:p>
+        </w:tc>
+        <w:tc>
+          <w:tcPr>
+            <w:tcW w:w="1941" w:type="dxa"/>
+            <w:tcBorders>
+              <w:top w:val="none" w:sz="0" w:space="0" w:color="000000"/>
+              <w:left w:val="none" w:sz="0" w:space="0" w:color="000000"/>
+              <w:bottom w:val="none" w:sz="0" w:space="0" w:color="000000"/>
+              <w:right w:val="none" w:sz="0" w:space="0" w:color="000000"/>
+            </w:tcBorders>
+            <w:shd w:val="clear" w:color="auto" w:fill="FFFFFF"/>
+            <w:tcMar>
+              <w:top w:w="0" w:type="dxa"/>
+              <w:left w:w="0" w:type="dxa"/>
+              <w:bottom w:w="0" w:type="dxa"/>
+              <w:right w:w="0" w:type="dxa"/>
+            </w:tcMar>
+            <w:vAlign w:val="center"/>
+          </w:tcPr>
+          <w:p>
+            <w:pPr>
+              <w:pBdr>
+                <w:top w:val="none" w:sz="0" w:space="0" w:color="000000"/>
+                <w:left w:val="none" w:sz="0" w:space="0" w:color="000000"/>
+                <w:bottom w:val="none" w:sz="0" w:space="0" w:color="000000"/>
+                <w:right w:val="none" w:sz="0" w:space="0" w:color="000000"/>
+              </w:pBdr>
+              <w:spacing w:before="20" w:after="20"/>
+              <w:ind w:left="20" w:right="20"/>
+              <w:rPr>
+                <w:rFonts w:ascii="Arial" w:eastAsia="Arial" w:hAnsi="Arial" w:cs="Arial"/>
+                <w:color w:val="000000"/>
+                <w:sz w:val="16"/>
+                <w:szCs w:val="16"/>
+              </w:rPr>
+            </w:pPr>
+            <w:r>
+              <w:rPr>
+                <w:rFonts w:ascii="Arial" w:eastAsia="Arial" w:hAnsi="Arial" w:cs="Arial"/>
+                <w:color w:val="000000"/>
+                <w:sz w:val="16"/>
+                <w:szCs w:val="16"/>
+              </w:rPr>
+              <w:t>Seiboth et al. 2023</w:t>
+            </w:r>
+          </w:p>
+        </w:tc>
+      </w:tr>
+      <w:tr>
+        <w:trPr>
+          <w:jc w:val="center"/>
+        </w:trPr>
+        <w:tc>
+          <w:tcPr>
+            <w:tcW w:w="1425" w:type="dxa"/>
+            <w:tcBorders>
+              <w:top w:val="none" w:sz="0" w:space="0" w:color="000000"/>
+              <w:left w:val="none" w:sz="0" w:space="0" w:color="000000"/>
+              <w:bottom w:val="none" w:sz="0" w:space="0" w:color="000000"/>
+              <w:right w:val="none" w:sz="0" w:space="0" w:color="000000"/>
+            </w:tcBorders>
+            <w:shd w:val="clear" w:color="auto" w:fill="FFFFFF"/>
+            <w:tcMar>
+              <w:top w:w="0" w:type="dxa"/>
+              <w:left w:w="0" w:type="dxa"/>
+              <w:bottom w:w="0" w:type="dxa"/>
+              <w:right w:w="0" w:type="dxa"/>
+            </w:tcMar>
+            <w:vAlign w:val="center"/>
+          </w:tcPr>
+          <w:p>
+            <w:pPr>
+              <w:pBdr>
+                <w:top w:val="none" w:sz="0" w:space="0" w:color="000000"/>
+                <w:left w:val="none" w:sz="0" w:space="0" w:color="000000"/>
+                <w:bottom w:val="none" w:sz="0" w:space="0" w:color="000000"/>
+                <w:right w:val="none" w:sz="0" w:space="0" w:color="000000"/>
+              </w:pBdr>
+              <w:spacing w:before="20" w:after="20"/>
+              <w:ind w:left="20" w:right="20"/>
+              <w:rPr>
+                <w:rFonts w:ascii="Arial" w:eastAsia="Arial" w:hAnsi="Arial" w:cs="Arial"/>
+                <w:color w:val="000000"/>
+                <w:sz w:val="16"/>
+                <w:szCs w:val="16"/>
+              </w:rPr>
+            </w:pPr>
+          </w:p>
+        </w:tc>
+        <w:tc>
+          <w:tcPr>
+            <w:tcW w:w="3093" w:type="dxa"/>
+            <w:tcBorders>
+              <w:top w:val="none" w:sz="0" w:space="0" w:color="000000"/>
+              <w:left w:val="none" w:sz="0" w:space="0" w:color="000000"/>
+              <w:bottom w:val="none" w:sz="0" w:space="0" w:color="000000"/>
+              <w:right w:val="none" w:sz="0" w:space="0" w:color="000000"/>
+            </w:tcBorders>
+            <w:shd w:val="clear" w:color="auto" w:fill="FFFFFF"/>
+            <w:tcMar>
+              <w:top w:w="0" w:type="dxa"/>
+              <w:left w:w="0" w:type="dxa"/>
+              <w:bottom w:w="0" w:type="dxa"/>
+              <w:right w:w="0" w:type="dxa"/>
+            </w:tcMar>
+            <w:vAlign w:val="center"/>
+          </w:tcPr>
+          <w:p>
+            <w:pPr>
+              <w:pBdr>
+                <w:top w:val="none" w:sz="0" w:space="0" w:color="000000"/>
+                <w:left w:val="none" w:sz="0" w:space="0" w:color="000000"/>
+                <w:bottom w:val="none" w:sz="0" w:space="0" w:color="000000"/>
+                <w:right w:val="none" w:sz="0" w:space="0" w:color="000000"/>
+              </w:pBdr>
+              <w:spacing w:before="20" w:after="20"/>
+              <w:ind w:left="20" w:right="20"/>
+              <w:rPr>
+                <w:rFonts w:ascii="Arial" w:eastAsia="Arial" w:hAnsi="Arial" w:cs="Arial"/>
+                <w:color w:val="000000"/>
+                <w:sz w:val="16"/>
+                <w:szCs w:val="16"/>
+              </w:rPr>
+            </w:pPr>
+            <w:r>
+              <w:rPr>
+                <w:rFonts w:ascii="Arial" w:eastAsia="Arial" w:hAnsi="Arial" w:cs="Arial"/>
+                <w:color w:val="000000"/>
+                <w:sz w:val="16"/>
+                <w:szCs w:val="16"/>
+              </w:rPr>
+              <w:t>Drake Passage + Bransfield Strait</w:t>
+            </w:r>
+          </w:p>
+        </w:tc>
+        <w:tc>
+          <w:tcPr>
+            <w:tcW w:w="598" w:type="dxa"/>
+            <w:tcBorders>
+              <w:top w:val="none" w:sz="0" w:space="0" w:color="000000"/>
+              <w:left w:val="none" w:sz="0" w:space="0" w:color="000000"/>
+              <w:bottom w:val="none" w:sz="0" w:space="0" w:color="000000"/>
+              <w:right w:val="none" w:sz="0" w:space="0" w:color="000000"/>
+            </w:tcBorders>
+            <w:shd w:val="clear" w:color="auto" w:fill="FFFFFF"/>
+            <w:tcMar>
+              <w:top w:w="0" w:type="dxa"/>
+              <w:left w:w="0" w:type="dxa"/>
+              <w:bottom w:w="0" w:type="dxa"/>
+              <w:right w:w="0" w:type="dxa"/>
+            </w:tcMar>
+            <w:vAlign w:val="center"/>
+          </w:tcPr>
+          <w:p>
+            <w:pPr>
+              <w:pBdr>
+                <w:top w:val="none" w:sz="0" w:space="0" w:color="000000"/>
+                <w:left w:val="none" w:sz="0" w:space="0" w:color="000000"/>
+                <w:bottom w:val="none" w:sz="0" w:space="0" w:color="000000"/>
+                <w:right w:val="none" w:sz="0" w:space="0" w:color="000000"/>
+              </w:pBdr>
+              <w:spacing w:before="20" w:after="20"/>
+              <w:ind w:left="20" w:right="20"/>
+              <w:jc w:val="right"/>
+              <w:rPr>
+                <w:rFonts w:ascii="Arial" w:eastAsia="Arial" w:hAnsi="Arial" w:cs="Arial"/>
+                <w:color w:val="000000"/>
+                <w:sz w:val="16"/>
+                <w:szCs w:val="16"/>
+              </w:rPr>
+            </w:pPr>
+            <w:r>
+              <w:rPr>
+                <w:rFonts w:ascii="Arial" w:eastAsia="Arial" w:hAnsi="Arial" w:cs="Arial"/>
+                <w:color w:val="000000"/>
+                <w:sz w:val="16"/>
+                <w:szCs w:val="16"/>
+              </w:rPr>
+              <w:t>2,013</w:t>
+            </w:r>
+          </w:p>
+        </w:tc>
+        <w:tc>
+          <w:tcPr>
+            <w:tcW w:w="1007" w:type="dxa"/>
+            <w:tcBorders>
+              <w:top w:val="none" w:sz="0" w:space="0" w:color="000000"/>
+              <w:left w:val="none" w:sz="0" w:space="0" w:color="000000"/>
+              <w:bottom w:val="none" w:sz="0" w:space="0" w:color="000000"/>
+              <w:right w:val="none" w:sz="0" w:space="0" w:color="000000"/>
+            </w:tcBorders>
+            <w:shd w:val="clear" w:color="auto" w:fill="FFFFFF"/>
+            <w:tcMar>
+              <w:top w:w="0" w:type="dxa"/>
+              <w:left w:w="0" w:type="dxa"/>
+              <w:bottom w:w="0" w:type="dxa"/>
+              <w:right w:w="0" w:type="dxa"/>
+            </w:tcMar>
+            <w:vAlign w:val="center"/>
+          </w:tcPr>
+          <w:p>
+            <w:pPr>
+              <w:pBdr>
+                <w:top w:val="none" w:sz="0" w:space="0" w:color="000000"/>
+                <w:left w:val="none" w:sz="0" w:space="0" w:color="000000"/>
+                <w:bottom w:val="none" w:sz="0" w:space="0" w:color="000000"/>
+                <w:right w:val="none" w:sz="0" w:space="0" w:color="000000"/>
+              </w:pBdr>
+              <w:spacing w:before="20" w:after="20"/>
+              <w:ind w:left="20" w:right="20"/>
+              <w:rPr>
+                <w:rFonts w:ascii="Arial" w:eastAsia="Arial" w:hAnsi="Arial" w:cs="Arial"/>
+                <w:color w:val="000000"/>
+                <w:sz w:val="16"/>
+                <w:szCs w:val="16"/>
+              </w:rPr>
+            </w:pPr>
+            <w:r>
+              <w:rPr>
+                <w:rFonts w:ascii="Arial" w:eastAsia="Arial" w:hAnsi="Arial" w:cs="Arial"/>
+                <w:color w:val="000000"/>
+                <w:sz w:val="16"/>
+                <w:szCs w:val="16"/>
+              </w:rPr>
+              <w:t>3,958</w:t>
+            </w:r>
+          </w:p>
+        </w:tc>
+        <w:tc>
+          <w:tcPr>
+            <w:tcW w:w="2733" w:type="dxa"/>
+            <w:tcBorders>
+              <w:top w:val="none" w:sz="0" w:space="0" w:color="000000"/>
+              <w:left w:val="none" w:sz="0" w:space="0" w:color="000000"/>
+              <w:bottom w:val="none" w:sz="0" w:space="0" w:color="000000"/>
+              <w:right w:val="none" w:sz="0" w:space="0" w:color="000000"/>
+            </w:tcBorders>
+            <w:shd w:val="clear" w:color="auto" w:fill="FFFFFF"/>
+            <w:tcMar>
+              <w:top w:w="0" w:type="dxa"/>
+              <w:left w:w="0" w:type="dxa"/>
+              <w:bottom w:w="0" w:type="dxa"/>
+              <w:right w:w="0" w:type="dxa"/>
+            </w:tcMar>
+            <w:vAlign w:val="center"/>
+          </w:tcPr>
+          <w:p>
+            <w:pPr>
+              <w:pBdr>
+                <w:top w:val="none" w:sz="0" w:space="0" w:color="000000"/>
+                <w:left w:val="none" w:sz="0" w:space="0" w:color="000000"/>
+                <w:bottom w:val="none" w:sz="0" w:space="0" w:color="000000"/>
+                <w:right w:val="none" w:sz="0" w:space="0" w:color="000000"/>
+              </w:pBdr>
+              <w:spacing w:before="20" w:after="20"/>
+              <w:ind w:left="20" w:right="20"/>
+              <w:rPr>
+                <w:rFonts w:ascii="Arial" w:eastAsia="Arial" w:hAnsi="Arial" w:cs="Arial"/>
+                <w:color w:val="000000"/>
+                <w:sz w:val="16"/>
+                <w:szCs w:val="16"/>
+              </w:rPr>
+            </w:pPr>
+            <w:r>
+              <w:rPr>
+                <w:rFonts w:ascii="Arial" w:eastAsia="Arial" w:hAnsi="Arial" w:cs="Arial"/>
+                <w:color w:val="000000"/>
+                <w:sz w:val="16"/>
+                <w:szCs w:val="16"/>
+              </w:rPr>
+              <w:t xml:space="preserve">95% CI = 1,207-6,710 </w:t>
+            </w:r>
+          </w:p>
+        </w:tc>
+        <w:tc>
+          <w:tcPr>
+            <w:tcW w:w="1941" w:type="dxa"/>
+            <w:tcBorders>
+              <w:top w:val="none" w:sz="0" w:space="0" w:color="000000"/>
+              <w:left w:val="none" w:sz="0" w:space="0" w:color="000000"/>
+              <w:bottom w:val="none" w:sz="0" w:space="0" w:color="000000"/>
+              <w:right w:val="none" w:sz="0" w:space="0" w:color="000000"/>
+            </w:tcBorders>
+            <w:shd w:val="clear" w:color="auto" w:fill="FFFFFF"/>
+            <w:tcMar>
+              <w:top w:w="0" w:type="dxa"/>
+              <w:left w:w="0" w:type="dxa"/>
+              <w:bottom w:w="0" w:type="dxa"/>
+              <w:right w:w="0" w:type="dxa"/>
+            </w:tcMar>
+            <w:vAlign w:val="center"/>
+          </w:tcPr>
+          <w:p>
+            <w:pPr>
+              <w:pBdr>
+                <w:top w:val="none" w:sz="0" w:space="0" w:color="000000"/>
+                <w:left w:val="none" w:sz="0" w:space="0" w:color="000000"/>
+                <w:bottom w:val="none" w:sz="0" w:space="0" w:color="000000"/>
+                <w:right w:val="none" w:sz="0" w:space="0" w:color="000000"/>
+              </w:pBdr>
+              <w:spacing w:before="20" w:after="20"/>
+              <w:ind w:left="20" w:right="20"/>
+              <w:rPr>
+                <w:rFonts w:ascii="Arial" w:eastAsia="Arial" w:hAnsi="Arial" w:cs="Arial"/>
+                <w:color w:val="000000"/>
+                <w:sz w:val="16"/>
+                <w:szCs w:val="16"/>
+              </w:rPr>
+            </w:pPr>
+            <w:r>
+              <w:rPr>
+                <w:rFonts w:ascii="Arial" w:eastAsia="Arial" w:hAnsi="Arial" w:cs="Arial"/>
+                <w:color w:val="000000"/>
+                <w:sz w:val="16"/>
+                <w:szCs w:val="16"/>
+              </w:rPr>
+              <w:t>Herr et al. 2016</w:t>
+            </w:r>
+          </w:p>
+        </w:tc>
+      </w:tr>
+      <w:tr>
+        <w:trPr>
+          <w:jc w:val="center"/>
+        </w:trPr>
+        <w:tc>
+          <w:tcPr>
+            <w:tcW w:w="1425" w:type="dxa"/>
+            <w:tcBorders>
+              <w:top w:val="none" w:sz="0" w:space="0" w:color="000000"/>
+              <w:left w:val="none" w:sz="0" w:space="0" w:color="000000"/>
+              <w:bottom w:val="none" w:sz="0" w:space="0" w:color="000000"/>
+              <w:right w:val="none" w:sz="0" w:space="0" w:color="000000"/>
+            </w:tcBorders>
+            <w:shd w:val="clear" w:color="auto" w:fill="FFFFFF"/>
+            <w:tcMar>
+              <w:top w:w="0" w:type="dxa"/>
+              <w:left w:w="0" w:type="dxa"/>
+              <w:bottom w:w="0" w:type="dxa"/>
+              <w:right w:w="0" w:type="dxa"/>
+            </w:tcMar>
+            <w:vAlign w:val="center"/>
+          </w:tcPr>
+          <w:p>
+            <w:pPr>
+              <w:pBdr>
+                <w:top w:val="none" w:sz="0" w:space="0" w:color="000000"/>
+                <w:left w:val="none" w:sz="0" w:space="0" w:color="000000"/>
+                <w:bottom w:val="none" w:sz="0" w:space="0" w:color="000000"/>
+                <w:right w:val="none" w:sz="0" w:space="0" w:color="000000"/>
+              </w:pBdr>
+              <w:spacing w:before="20" w:after="20"/>
+              <w:ind w:left="20" w:right="20"/>
+              <w:rPr>
+                <w:rFonts w:ascii="Arial" w:eastAsia="Arial" w:hAnsi="Arial" w:cs="Arial"/>
+                <w:color w:val="000000"/>
+                <w:sz w:val="16"/>
+                <w:szCs w:val="16"/>
+              </w:rPr>
+            </w:pPr>
+          </w:p>
+        </w:tc>
+        <w:tc>
+          <w:tcPr>
+            <w:tcW w:w="3093" w:type="dxa"/>
+            <w:tcBorders>
+              <w:top w:val="none" w:sz="0" w:space="0" w:color="000000"/>
+              <w:left w:val="none" w:sz="0" w:space="0" w:color="000000"/>
+              <w:bottom w:val="none" w:sz="0" w:space="0" w:color="000000"/>
+              <w:right w:val="none" w:sz="0" w:space="0" w:color="000000"/>
+            </w:tcBorders>
+            <w:shd w:val="clear" w:color="auto" w:fill="FFFFFF"/>
+            <w:tcMar>
+              <w:top w:w="0" w:type="dxa"/>
+              <w:left w:w="0" w:type="dxa"/>
+              <w:bottom w:w="0" w:type="dxa"/>
+              <w:right w:w="0" w:type="dxa"/>
+            </w:tcMar>
+            <w:vAlign w:val="center"/>
+          </w:tcPr>
+          <w:p>
+            <w:pPr>
+              <w:pBdr>
+                <w:top w:val="none" w:sz="0" w:space="0" w:color="000000"/>
+                <w:left w:val="none" w:sz="0" w:space="0" w:color="000000"/>
+                <w:bottom w:val="none" w:sz="0" w:space="0" w:color="000000"/>
+                <w:right w:val="none" w:sz="0" w:space="0" w:color="000000"/>
+              </w:pBdr>
+              <w:spacing w:before="20" w:after="20"/>
+              <w:ind w:left="20" w:right="20"/>
+              <w:rPr>
+                <w:rFonts w:ascii="Arial" w:eastAsia="Arial" w:hAnsi="Arial" w:cs="Arial"/>
+                <w:color w:val="000000"/>
+                <w:sz w:val="16"/>
+                <w:szCs w:val="16"/>
+              </w:rPr>
+            </w:pPr>
+            <w:r>
+              <w:rPr>
+                <w:rFonts w:ascii="Arial" w:eastAsia="Arial" w:hAnsi="Arial" w:cs="Arial"/>
+                <w:color w:val="000000"/>
+                <w:sz w:val="16"/>
+                <w:szCs w:val="16"/>
+              </w:rPr>
+              <w:t>Whole G stock</w:t>
+            </w:r>
+          </w:p>
+        </w:tc>
+        <w:tc>
+          <w:tcPr>
+            <w:tcW w:w="598" w:type="dxa"/>
+            <w:tcBorders>
+              <w:top w:val="none" w:sz="0" w:space="0" w:color="000000"/>
+              <w:left w:val="none" w:sz="0" w:space="0" w:color="000000"/>
+              <w:bottom w:val="none" w:sz="0" w:space="0" w:color="000000"/>
+              <w:right w:val="none" w:sz="0" w:space="0" w:color="000000"/>
+            </w:tcBorders>
+            <w:shd w:val="clear" w:color="auto" w:fill="FFFFFF"/>
+            <w:tcMar>
+              <w:top w:w="0" w:type="dxa"/>
+              <w:left w:w="0" w:type="dxa"/>
+              <w:bottom w:w="0" w:type="dxa"/>
+              <w:right w:w="0" w:type="dxa"/>
+            </w:tcMar>
+            <w:vAlign w:val="center"/>
+          </w:tcPr>
+          <w:p>
+            <w:pPr>
+              <w:pBdr>
+                <w:top w:val="none" w:sz="0" w:space="0" w:color="000000"/>
+                <w:left w:val="none" w:sz="0" w:space="0" w:color="000000"/>
+                <w:bottom w:val="none" w:sz="0" w:space="0" w:color="000000"/>
+                <w:right w:val="none" w:sz="0" w:space="0" w:color="000000"/>
+              </w:pBdr>
+              <w:spacing w:before="20" w:after="20"/>
+              <w:ind w:left="20" w:right="20"/>
+              <w:jc w:val="right"/>
+              <w:rPr>
+                <w:rFonts w:ascii="Arial" w:eastAsia="Arial" w:hAnsi="Arial" w:cs="Arial"/>
+                <w:color w:val="000000"/>
+                <w:sz w:val="16"/>
+                <w:szCs w:val="16"/>
+              </w:rPr>
+            </w:pPr>
+            <w:r>
+              <w:rPr>
+                <w:rFonts w:ascii="Arial" w:eastAsia="Arial" w:hAnsi="Arial" w:cs="Arial"/>
+                <w:color w:val="000000"/>
+                <w:sz w:val="16"/>
+                <w:szCs w:val="16"/>
+              </w:rPr>
+              <w:t>2,015</w:t>
+            </w:r>
+          </w:p>
+        </w:tc>
+        <w:tc>
+          <w:tcPr>
+            <w:tcW w:w="1007" w:type="dxa"/>
+            <w:tcBorders>
+              <w:top w:val="none" w:sz="0" w:space="0" w:color="000000"/>
+              <w:left w:val="none" w:sz="0" w:space="0" w:color="000000"/>
+              <w:bottom w:val="none" w:sz="0" w:space="0" w:color="000000"/>
+              <w:right w:val="none" w:sz="0" w:space="0" w:color="000000"/>
+            </w:tcBorders>
+            <w:shd w:val="clear" w:color="auto" w:fill="FFFFFF"/>
+            <w:tcMar>
+              <w:top w:w="0" w:type="dxa"/>
+              <w:left w:w="0" w:type="dxa"/>
+              <w:bottom w:w="0" w:type="dxa"/>
+              <w:right w:w="0" w:type="dxa"/>
+            </w:tcMar>
+            <w:vAlign w:val="center"/>
+          </w:tcPr>
+          <w:p>
+            <w:pPr>
+              <w:pBdr>
+                <w:top w:val="none" w:sz="0" w:space="0" w:color="000000"/>
+                <w:left w:val="none" w:sz="0" w:space="0" w:color="000000"/>
+                <w:bottom w:val="none" w:sz="0" w:space="0" w:color="000000"/>
+                <w:right w:val="none" w:sz="0" w:space="0" w:color="000000"/>
+              </w:pBdr>
+              <w:spacing w:before="20" w:after="20"/>
+              <w:ind w:left="20" w:right="20"/>
+              <w:rPr>
+                <w:rFonts w:ascii="Arial" w:eastAsia="Arial" w:hAnsi="Arial" w:cs="Arial"/>
+                <w:color w:val="000000"/>
+                <w:sz w:val="16"/>
+                <w:szCs w:val="16"/>
+              </w:rPr>
+            </w:pPr>
+            <w:r>
+              <w:rPr>
+                <w:rFonts w:ascii="Arial" w:eastAsia="Arial" w:hAnsi="Arial" w:cs="Arial"/>
+                <w:color w:val="000000"/>
+                <w:sz w:val="16"/>
+                <w:szCs w:val="16"/>
+              </w:rPr>
+              <w:t>9,687</w:t>
+            </w:r>
+          </w:p>
+        </w:tc>
+        <w:tc>
+          <w:tcPr>
+            <w:tcW w:w="2733" w:type="dxa"/>
+            <w:tcBorders>
+              <w:top w:val="none" w:sz="0" w:space="0" w:color="000000"/>
+              <w:left w:val="none" w:sz="0" w:space="0" w:color="000000"/>
+              <w:bottom w:val="none" w:sz="0" w:space="0" w:color="000000"/>
+              <w:right w:val="none" w:sz="0" w:space="0" w:color="000000"/>
+            </w:tcBorders>
+            <w:shd w:val="clear" w:color="auto" w:fill="FFFFFF"/>
+            <w:tcMar>
+              <w:top w:w="0" w:type="dxa"/>
+              <w:left w:w="0" w:type="dxa"/>
+              <w:bottom w:w="0" w:type="dxa"/>
+              <w:right w:w="0" w:type="dxa"/>
+            </w:tcMar>
+            <w:vAlign w:val="center"/>
+          </w:tcPr>
+          <w:p>
+            <w:pPr>
+              <w:pBdr>
+                <w:top w:val="none" w:sz="0" w:space="0" w:color="000000"/>
+                <w:left w:val="none" w:sz="0" w:space="0" w:color="000000"/>
+                <w:bottom w:val="none" w:sz="0" w:space="0" w:color="000000"/>
+                <w:right w:val="none" w:sz="0" w:space="0" w:color="000000"/>
+              </w:pBdr>
+              <w:spacing w:before="20" w:after="20"/>
+              <w:ind w:left="20" w:right="20"/>
+              <w:rPr>
+                <w:rFonts w:ascii="Arial" w:eastAsia="Arial" w:hAnsi="Arial" w:cs="Arial"/>
+                <w:color w:val="000000"/>
+                <w:sz w:val="16"/>
+                <w:szCs w:val="16"/>
+              </w:rPr>
+            </w:pPr>
+            <w:r>
+              <w:rPr>
+                <w:rFonts w:ascii="Arial" w:eastAsia="Arial" w:hAnsi="Arial" w:cs="Arial"/>
+                <w:color w:val="000000"/>
+                <w:sz w:val="16"/>
+                <w:szCs w:val="16"/>
+              </w:rPr>
+              <w:t>8520-10202</w:t>
+            </w:r>
+          </w:p>
+        </w:tc>
+        <w:tc>
+          <w:tcPr>
+            <w:tcW w:w="1941" w:type="dxa"/>
+            <w:tcBorders>
+              <w:top w:val="none" w:sz="0" w:space="0" w:color="000000"/>
+              <w:left w:val="none" w:sz="0" w:space="0" w:color="000000"/>
+              <w:bottom w:val="none" w:sz="0" w:space="0" w:color="000000"/>
+              <w:right w:val="none" w:sz="0" w:space="0" w:color="000000"/>
+            </w:tcBorders>
+            <w:shd w:val="clear" w:color="auto" w:fill="FFFFFF"/>
+            <w:tcMar>
+              <w:top w:w="0" w:type="dxa"/>
+              <w:left w:w="0" w:type="dxa"/>
+              <w:bottom w:w="0" w:type="dxa"/>
+              <w:right w:w="0" w:type="dxa"/>
+            </w:tcMar>
+            <w:vAlign w:val="center"/>
+          </w:tcPr>
+          <w:p>
+            <w:pPr>
+              <w:pBdr>
+                <w:top w:val="none" w:sz="0" w:space="0" w:color="000000"/>
+                <w:left w:val="none" w:sz="0" w:space="0" w:color="000000"/>
+                <w:bottom w:val="none" w:sz="0" w:space="0" w:color="000000"/>
+                <w:right w:val="none" w:sz="0" w:space="0" w:color="000000"/>
+              </w:pBdr>
+              <w:spacing w:before="20" w:after="20"/>
+              <w:ind w:left="20" w:right="20"/>
+              <w:rPr>
+                <w:rFonts w:ascii="Arial" w:eastAsia="Arial" w:hAnsi="Arial" w:cs="Arial"/>
+                <w:color w:val="000000"/>
+                <w:sz w:val="16"/>
+                <w:szCs w:val="16"/>
+              </w:rPr>
+            </w:pPr>
+            <w:r>
+              <w:rPr>
+                <w:rFonts w:ascii="Arial" w:eastAsia="Arial" w:hAnsi="Arial" w:cs="Arial"/>
+                <w:color w:val="000000"/>
+                <w:sz w:val="16"/>
+                <w:szCs w:val="16"/>
+              </w:rPr>
+              <w:t>Seiboth et al. 2023</w:t>
+            </w:r>
+          </w:p>
+        </w:tc>
+      </w:tr>
+      <w:tr>
+        <w:trPr>
+          <w:jc w:val="center"/>
+        </w:trPr>
+        <w:tc>
+          <w:tcPr>
+            <w:tcW w:w="1425" w:type="dxa"/>
+            <w:tcBorders>
+              <w:top w:val="none" w:sz="0" w:space="0" w:color="000000"/>
+              <w:left w:val="none" w:sz="0" w:space="0" w:color="000000"/>
+              <w:bottom w:val="none" w:sz="0" w:space="0" w:color="000000"/>
+              <w:right w:val="none" w:sz="0" w:space="0" w:color="000000"/>
+            </w:tcBorders>
+            <w:shd w:val="clear" w:color="auto" w:fill="FFFFFF"/>
+            <w:tcMar>
+              <w:top w:w="0" w:type="dxa"/>
+              <w:left w:w="0" w:type="dxa"/>
+              <w:bottom w:w="0" w:type="dxa"/>
+              <w:right w:w="0" w:type="dxa"/>
+            </w:tcMar>
+            <w:vAlign w:val="center"/>
+          </w:tcPr>
+          <w:p>
+            <w:pPr>
+              <w:pBdr>
+                <w:top w:val="none" w:sz="0" w:space="0" w:color="000000"/>
+                <w:left w:val="none" w:sz="0" w:space="0" w:color="000000"/>
+                <w:bottom w:val="none" w:sz="0" w:space="0" w:color="000000"/>
+                <w:right w:val="none" w:sz="0" w:space="0" w:color="000000"/>
+              </w:pBdr>
+              <w:spacing w:before="20" w:after="20"/>
+              <w:ind w:left="20" w:right="20"/>
+              <w:rPr>
+                <w:rFonts w:ascii="Arial" w:eastAsia="Arial" w:hAnsi="Arial" w:cs="Arial"/>
+                <w:color w:val="000000"/>
+                <w:sz w:val="16"/>
+                <w:szCs w:val="16"/>
+              </w:rPr>
+            </w:pPr>
+          </w:p>
+        </w:tc>
+        <w:tc>
+          <w:tcPr>
+            <w:tcW w:w="3093" w:type="dxa"/>
+            <w:tcBorders>
+              <w:top w:val="none" w:sz="0" w:space="0" w:color="000000"/>
+              <w:left w:val="none" w:sz="0" w:space="0" w:color="000000"/>
+              <w:bottom w:val="none" w:sz="0" w:space="0" w:color="000000"/>
+              <w:right w:val="none" w:sz="0" w:space="0" w:color="000000"/>
+            </w:tcBorders>
+            <w:shd w:val="clear" w:color="auto" w:fill="FFFFFF"/>
+            <w:tcMar>
+              <w:top w:w="0" w:type="dxa"/>
+              <w:left w:w="0" w:type="dxa"/>
+              <w:bottom w:w="0" w:type="dxa"/>
+              <w:right w:w="0" w:type="dxa"/>
+            </w:tcMar>
+            <w:vAlign w:val="center"/>
+          </w:tcPr>
+          <w:p>
+            <w:pPr>
+              <w:pBdr>
+                <w:top w:val="none" w:sz="0" w:space="0" w:color="000000"/>
+                <w:left w:val="none" w:sz="0" w:space="0" w:color="000000"/>
+                <w:bottom w:val="none" w:sz="0" w:space="0" w:color="000000"/>
+                <w:right w:val="none" w:sz="0" w:space="0" w:color="000000"/>
+              </w:pBdr>
+              <w:spacing w:before="20" w:after="20"/>
+              <w:ind w:left="20" w:right="20"/>
+              <w:rPr>
+                <w:rFonts w:ascii="Arial" w:eastAsia="Arial" w:hAnsi="Arial" w:cs="Arial"/>
+                <w:color w:val="000000"/>
+                <w:sz w:val="16"/>
+                <w:szCs w:val="16"/>
+              </w:rPr>
+            </w:pPr>
+            <w:r>
+              <w:rPr>
+                <w:rFonts w:ascii="Arial" w:eastAsia="Arial" w:hAnsi="Arial" w:cs="Arial"/>
+                <w:color w:val="000000"/>
+                <w:sz w:val="16"/>
+                <w:szCs w:val="16"/>
+              </w:rPr>
+              <w:t>Whole G stock</w:t>
+            </w:r>
+          </w:p>
+        </w:tc>
+        <w:tc>
+          <w:tcPr>
+            <w:tcW w:w="598" w:type="dxa"/>
+            <w:tcBorders>
+              <w:top w:val="none" w:sz="0" w:space="0" w:color="000000"/>
+              <w:left w:val="none" w:sz="0" w:space="0" w:color="000000"/>
+              <w:bottom w:val="none" w:sz="0" w:space="0" w:color="000000"/>
+              <w:right w:val="none" w:sz="0" w:space="0" w:color="000000"/>
+            </w:tcBorders>
+            <w:shd w:val="clear" w:color="auto" w:fill="FFFFFF"/>
+            <w:tcMar>
+              <w:top w:w="0" w:type="dxa"/>
+              <w:left w:w="0" w:type="dxa"/>
+              <w:bottom w:w="0" w:type="dxa"/>
+              <w:right w:w="0" w:type="dxa"/>
+            </w:tcMar>
+            <w:vAlign w:val="center"/>
+          </w:tcPr>
+          <w:p>
+            <w:pPr>
+              <w:pBdr>
+                <w:top w:val="none" w:sz="0" w:space="0" w:color="000000"/>
+                <w:left w:val="none" w:sz="0" w:space="0" w:color="000000"/>
+                <w:bottom w:val="none" w:sz="0" w:space="0" w:color="000000"/>
+                <w:right w:val="none" w:sz="0" w:space="0" w:color="000000"/>
+              </w:pBdr>
+              <w:spacing w:before="20" w:after="20"/>
+              <w:ind w:left="20" w:right="20"/>
+              <w:jc w:val="right"/>
+              <w:rPr>
+                <w:rFonts w:ascii="Arial" w:eastAsia="Arial" w:hAnsi="Arial" w:cs="Arial"/>
+                <w:color w:val="000000"/>
+                <w:sz w:val="16"/>
+                <w:szCs w:val="16"/>
+              </w:rPr>
+            </w:pPr>
+            <w:r>
+              <w:rPr>
+                <w:rFonts w:ascii="Arial" w:eastAsia="Arial" w:hAnsi="Arial" w:cs="Arial"/>
+                <w:color w:val="000000"/>
+                <w:sz w:val="16"/>
+                <w:szCs w:val="16"/>
+              </w:rPr>
+              <w:t>2,018</w:t>
+            </w:r>
+          </w:p>
+        </w:tc>
+        <w:tc>
+          <w:tcPr>
+            <w:tcW w:w="1007" w:type="dxa"/>
+            <w:tcBorders>
+              <w:top w:val="none" w:sz="0" w:space="0" w:color="000000"/>
+              <w:left w:val="none" w:sz="0" w:space="0" w:color="000000"/>
+              <w:bottom w:val="none" w:sz="0" w:space="0" w:color="000000"/>
+              <w:right w:val="none" w:sz="0" w:space="0" w:color="000000"/>
+            </w:tcBorders>
+            <w:shd w:val="clear" w:color="auto" w:fill="FFFFFF"/>
+            <w:tcMar>
+              <w:top w:w="0" w:type="dxa"/>
+              <w:left w:w="0" w:type="dxa"/>
+              <w:bottom w:w="0" w:type="dxa"/>
+              <w:right w:w="0" w:type="dxa"/>
+            </w:tcMar>
+            <w:vAlign w:val="center"/>
+          </w:tcPr>
+          <w:p>
+            <w:pPr>
+              <w:pBdr>
+                <w:top w:val="none" w:sz="0" w:space="0" w:color="000000"/>
+                <w:left w:val="none" w:sz="0" w:space="0" w:color="000000"/>
+                <w:bottom w:val="none" w:sz="0" w:space="0" w:color="000000"/>
+                <w:right w:val="none" w:sz="0" w:space="0" w:color="000000"/>
+              </w:pBdr>
+              <w:spacing w:before="20" w:after="20"/>
+              <w:ind w:left="20" w:right="20"/>
+              <w:rPr>
+                <w:rFonts w:ascii="Arial" w:eastAsia="Arial" w:hAnsi="Arial" w:cs="Arial"/>
+                <w:color w:val="000000"/>
+                <w:sz w:val="16"/>
+                <w:szCs w:val="16"/>
+              </w:rPr>
+            </w:pPr>
+            <w:r>
+              <w:rPr>
+                <w:rFonts w:ascii="Arial" w:eastAsia="Arial" w:hAnsi="Arial" w:cs="Arial"/>
+                <w:color w:val="000000"/>
+                <w:sz w:val="16"/>
+                <w:szCs w:val="16"/>
+              </w:rPr>
+              <w:t>11,784</w:t>
+            </w:r>
+          </w:p>
+        </w:tc>
+        <w:tc>
+          <w:tcPr>
+            <w:tcW w:w="2733" w:type="dxa"/>
+            <w:tcBorders>
+              <w:top w:val="none" w:sz="0" w:space="0" w:color="000000"/>
+              <w:left w:val="none" w:sz="0" w:space="0" w:color="000000"/>
+              <w:bottom w:val="none" w:sz="0" w:space="0" w:color="000000"/>
+              <w:right w:val="none" w:sz="0" w:space="0" w:color="000000"/>
+            </w:tcBorders>
+            <w:shd w:val="clear" w:color="auto" w:fill="FFFFFF"/>
+            <w:tcMar>
+              <w:top w:w="0" w:type="dxa"/>
+              <w:left w:w="0" w:type="dxa"/>
+              <w:bottom w:w="0" w:type="dxa"/>
+              <w:right w:w="0" w:type="dxa"/>
+            </w:tcMar>
+            <w:vAlign w:val="center"/>
+          </w:tcPr>
+          <w:p>
+            <w:pPr>
+              <w:pBdr>
+                <w:top w:val="none" w:sz="0" w:space="0" w:color="000000"/>
+                <w:left w:val="none" w:sz="0" w:space="0" w:color="000000"/>
+                <w:bottom w:val="none" w:sz="0" w:space="0" w:color="000000"/>
+                <w:right w:val="none" w:sz="0" w:space="0" w:color="000000"/>
+              </w:pBdr>
+              <w:spacing w:before="20" w:after="20"/>
+              <w:ind w:left="20" w:right="20"/>
+              <w:rPr>
+                <w:rFonts w:ascii="Arial" w:eastAsia="Arial" w:hAnsi="Arial" w:cs="Arial"/>
+                <w:color w:val="000000"/>
+                <w:sz w:val="16"/>
+                <w:szCs w:val="16"/>
+              </w:rPr>
+            </w:pPr>
+            <w:r>
+              <w:rPr>
+                <w:rFonts w:ascii="Arial" w:eastAsia="Arial" w:hAnsi="Arial" w:cs="Arial"/>
+                <w:color w:val="000000"/>
+                <w:sz w:val="16"/>
+                <w:szCs w:val="16"/>
+              </w:rPr>
+              <w:t>SE=266</w:t>
+            </w:r>
+          </w:p>
+        </w:tc>
+        <w:tc>
+          <w:tcPr>
+            <w:tcW w:w="1941" w:type="dxa"/>
+            <w:tcBorders>
+              <w:top w:val="none" w:sz="0" w:space="0" w:color="000000"/>
+              <w:left w:val="none" w:sz="0" w:space="0" w:color="000000"/>
+              <w:bottom w:val="none" w:sz="0" w:space="0" w:color="000000"/>
+              <w:right w:val="none" w:sz="0" w:space="0" w:color="000000"/>
+            </w:tcBorders>
+            <w:shd w:val="clear" w:color="auto" w:fill="FFFFFF"/>
+            <w:tcMar>
+              <w:top w:w="0" w:type="dxa"/>
+              <w:left w:w="0" w:type="dxa"/>
+              <w:bottom w:w="0" w:type="dxa"/>
+              <w:right w:w="0" w:type="dxa"/>
+            </w:tcMar>
+            <w:vAlign w:val="center"/>
+          </w:tcPr>
+          <w:p>
+            <w:pPr>
+              <w:pBdr>
+                <w:top w:val="none" w:sz="0" w:space="0" w:color="000000"/>
+                <w:left w:val="none" w:sz="0" w:space="0" w:color="000000"/>
+                <w:bottom w:val="none" w:sz="0" w:space="0" w:color="000000"/>
+                <w:right w:val="none" w:sz="0" w:space="0" w:color="000000"/>
+              </w:pBdr>
+              <w:spacing w:before="20" w:after="20"/>
+              <w:ind w:left="20" w:right="20"/>
+              <w:rPr>
+                <w:rFonts w:ascii="Arial" w:eastAsia="Arial" w:hAnsi="Arial" w:cs="Arial"/>
+                <w:color w:val="000000"/>
+                <w:sz w:val="16"/>
+                <w:szCs w:val="16"/>
+              </w:rPr>
+            </w:pPr>
+            <w:r>
+              <w:rPr>
+                <w:rFonts w:ascii="Arial" w:eastAsia="Arial" w:hAnsi="Arial" w:cs="Arial"/>
+                <w:color w:val="000000"/>
+                <w:sz w:val="16"/>
+                <w:szCs w:val="16"/>
+              </w:rPr>
+              <w:t>Seiboth et al. 2023</w:t>
+            </w:r>
+          </w:p>
+        </w:tc>
+      </w:tr>
+      <w:tr>
+        <w:trPr>
+          <w:jc w:val="center"/>
+        </w:trPr>
+        <w:tc>
+          <w:tcPr>
+            <w:tcW w:w="1425" w:type="dxa"/>
+            <w:tcBorders>
+              <w:top w:val="none" w:sz="0" w:space="0" w:color="000000"/>
+              <w:left w:val="none" w:sz="0" w:space="0" w:color="000000"/>
+              <w:bottom w:val="none" w:sz="0" w:space="0" w:color="000000"/>
+              <w:right w:val="none" w:sz="0" w:space="0" w:color="000000"/>
+            </w:tcBorders>
+            <w:shd w:val="clear" w:color="auto" w:fill="FFFFFF"/>
+            <w:tcMar>
+              <w:top w:w="0" w:type="dxa"/>
+              <w:left w:w="0" w:type="dxa"/>
+              <w:bottom w:w="0" w:type="dxa"/>
+              <w:right w:w="0" w:type="dxa"/>
+            </w:tcMar>
+            <w:vAlign w:val="center"/>
+          </w:tcPr>
+          <w:p>
+            <w:pPr>
+              <w:pBdr>
+                <w:top w:val="none" w:sz="0" w:space="0" w:color="000000"/>
+                <w:left w:val="none" w:sz="0" w:space="0" w:color="000000"/>
+                <w:bottom w:val="none" w:sz="0" w:space="0" w:color="000000"/>
+                <w:right w:val="none" w:sz="0" w:space="0" w:color="000000"/>
+              </w:pBdr>
+              <w:spacing w:before="20" w:after="20"/>
+              <w:ind w:left="20" w:right="20"/>
+              <w:rPr>
+                <w:rFonts w:ascii="Arial" w:eastAsia="Arial" w:hAnsi="Arial" w:cs="Arial"/>
+                <w:color w:val="000000"/>
+                <w:sz w:val="16"/>
+                <w:szCs w:val="16"/>
+              </w:rPr>
+            </w:pPr>
+          </w:p>
+        </w:tc>
+        <w:tc>
+          <w:tcPr>
+            <w:tcW w:w="3093" w:type="dxa"/>
+            <w:tcBorders>
+              <w:top w:val="none" w:sz="0" w:space="0" w:color="000000"/>
+              <w:left w:val="none" w:sz="0" w:space="0" w:color="000000"/>
+              <w:bottom w:val="none" w:sz="0" w:space="0" w:color="000000"/>
+              <w:right w:val="none" w:sz="0" w:space="0" w:color="000000"/>
+            </w:tcBorders>
+            <w:shd w:val="clear" w:color="auto" w:fill="FFFFFF"/>
+            <w:tcMar>
+              <w:top w:w="0" w:type="dxa"/>
+              <w:left w:w="0" w:type="dxa"/>
+              <w:bottom w:w="0" w:type="dxa"/>
+              <w:right w:w="0" w:type="dxa"/>
+            </w:tcMar>
+            <w:vAlign w:val="center"/>
+          </w:tcPr>
+          <w:p>
+            <w:pPr>
+              <w:pBdr>
+                <w:top w:val="none" w:sz="0" w:space="0" w:color="000000"/>
+                <w:left w:val="none" w:sz="0" w:space="0" w:color="000000"/>
+                <w:bottom w:val="none" w:sz="0" w:space="0" w:color="000000"/>
+                <w:right w:val="none" w:sz="0" w:space="0" w:color="000000"/>
+              </w:pBdr>
+              <w:spacing w:before="20" w:after="20"/>
+              <w:ind w:left="20" w:right="20"/>
+              <w:rPr>
+                <w:rFonts w:ascii="Arial" w:eastAsia="Arial" w:hAnsi="Arial" w:cs="Arial"/>
+                <w:color w:val="000000"/>
+                <w:sz w:val="16"/>
+                <w:szCs w:val="16"/>
+              </w:rPr>
+            </w:pPr>
+            <w:r>
+              <w:rPr>
+                <w:rFonts w:ascii="Arial" w:eastAsia="Arial" w:hAnsi="Arial" w:cs="Arial"/>
+                <w:color w:val="000000"/>
+                <w:sz w:val="16"/>
+                <w:szCs w:val="16"/>
+              </w:rPr>
+              <w:t>Western Antarctic Peninsula</w:t>
+            </w:r>
+          </w:p>
+        </w:tc>
+        <w:tc>
+          <w:tcPr>
+            <w:tcW w:w="598" w:type="dxa"/>
+            <w:tcBorders>
+              <w:top w:val="none" w:sz="0" w:space="0" w:color="000000"/>
+              <w:left w:val="none" w:sz="0" w:space="0" w:color="000000"/>
+              <w:bottom w:val="none" w:sz="0" w:space="0" w:color="000000"/>
+              <w:right w:val="none" w:sz="0" w:space="0" w:color="000000"/>
+            </w:tcBorders>
+            <w:shd w:val="clear" w:color="auto" w:fill="FFFFFF"/>
+            <w:tcMar>
+              <w:top w:w="0" w:type="dxa"/>
+              <w:left w:w="0" w:type="dxa"/>
+              <w:bottom w:w="0" w:type="dxa"/>
+              <w:right w:w="0" w:type="dxa"/>
+            </w:tcMar>
+            <w:vAlign w:val="center"/>
+          </w:tcPr>
+          <w:p>
+            <w:pPr>
+              <w:pBdr>
+                <w:top w:val="none" w:sz="0" w:space="0" w:color="000000"/>
+                <w:left w:val="none" w:sz="0" w:space="0" w:color="000000"/>
+                <w:bottom w:val="none" w:sz="0" w:space="0" w:color="000000"/>
+                <w:right w:val="none" w:sz="0" w:space="0" w:color="000000"/>
+              </w:pBdr>
+              <w:spacing w:before="20" w:after="20"/>
+              <w:ind w:left="20" w:right="20"/>
+              <w:jc w:val="right"/>
+              <w:rPr>
+                <w:rFonts w:ascii="Arial" w:eastAsia="Arial" w:hAnsi="Arial" w:cs="Arial"/>
+                <w:color w:val="000000"/>
+                <w:sz w:val="16"/>
+                <w:szCs w:val="16"/>
+              </w:rPr>
+            </w:pPr>
+            <w:r>
+              <w:rPr>
+                <w:rFonts w:ascii="Arial" w:eastAsia="Arial" w:hAnsi="Arial" w:cs="Arial"/>
+                <w:color w:val="000000"/>
+                <w:sz w:val="16"/>
+                <w:szCs w:val="16"/>
+              </w:rPr>
+              <w:t>2,020</w:t>
+            </w:r>
+          </w:p>
+        </w:tc>
+        <w:tc>
+          <w:tcPr>
+            <w:tcW w:w="1007" w:type="dxa"/>
+            <w:tcBorders>
+              <w:top w:val="none" w:sz="0" w:space="0" w:color="000000"/>
+              <w:left w:val="none" w:sz="0" w:space="0" w:color="000000"/>
+              <w:bottom w:val="none" w:sz="0" w:space="0" w:color="000000"/>
+              <w:right w:val="none" w:sz="0" w:space="0" w:color="000000"/>
+            </w:tcBorders>
+            <w:shd w:val="clear" w:color="auto" w:fill="FFFFFF"/>
+            <w:tcMar>
+              <w:top w:w="0" w:type="dxa"/>
+              <w:left w:w="0" w:type="dxa"/>
+              <w:bottom w:w="0" w:type="dxa"/>
+              <w:right w:w="0" w:type="dxa"/>
+            </w:tcMar>
+            <w:vAlign w:val="center"/>
+          </w:tcPr>
+          <w:p>
+            <w:pPr>
+              <w:pBdr>
+                <w:top w:val="none" w:sz="0" w:space="0" w:color="000000"/>
+                <w:left w:val="none" w:sz="0" w:space="0" w:color="000000"/>
+                <w:bottom w:val="none" w:sz="0" w:space="0" w:color="000000"/>
+                <w:right w:val="none" w:sz="0" w:space="0" w:color="000000"/>
+              </w:pBdr>
+              <w:spacing w:before="20" w:after="20"/>
+              <w:ind w:left="20" w:right="20"/>
+              <w:rPr>
+                <w:rFonts w:ascii="Arial" w:eastAsia="Arial" w:hAnsi="Arial" w:cs="Arial"/>
+                <w:color w:val="000000"/>
+                <w:sz w:val="16"/>
+                <w:szCs w:val="16"/>
+              </w:rPr>
+            </w:pPr>
+            <w:r>
+              <w:rPr>
+                <w:rFonts w:ascii="Arial" w:eastAsia="Arial" w:hAnsi="Arial" w:cs="Arial"/>
+                <w:color w:val="000000"/>
+                <w:sz w:val="16"/>
+                <w:szCs w:val="16"/>
+              </w:rPr>
+              <w:t>12,724</w:t>
+            </w:r>
+          </w:p>
+        </w:tc>
+        <w:tc>
+          <w:tcPr>
+            <w:tcW w:w="2733" w:type="dxa"/>
+            <w:tcBorders>
+              <w:top w:val="none" w:sz="0" w:space="0" w:color="000000"/>
+              <w:left w:val="none" w:sz="0" w:space="0" w:color="000000"/>
+              <w:bottom w:val="none" w:sz="0" w:space="0" w:color="000000"/>
+              <w:right w:val="none" w:sz="0" w:space="0" w:color="000000"/>
+            </w:tcBorders>
+            <w:shd w:val="clear" w:color="auto" w:fill="FFFFFF"/>
+            <w:tcMar>
+              <w:top w:w="0" w:type="dxa"/>
+              <w:left w:w="0" w:type="dxa"/>
+              <w:bottom w:w="0" w:type="dxa"/>
+              <w:right w:w="0" w:type="dxa"/>
+            </w:tcMar>
+            <w:vAlign w:val="center"/>
+          </w:tcPr>
+          <w:p>
+            <w:pPr>
+              <w:pBdr>
+                <w:top w:val="none" w:sz="0" w:space="0" w:color="000000"/>
+                <w:left w:val="none" w:sz="0" w:space="0" w:color="000000"/>
+                <w:bottom w:val="none" w:sz="0" w:space="0" w:color="000000"/>
+                <w:right w:val="none" w:sz="0" w:space="0" w:color="000000"/>
+              </w:pBdr>
+              <w:spacing w:before="20" w:after="20"/>
+              <w:ind w:left="20" w:right="20"/>
+              <w:rPr>
+                <w:rFonts w:ascii="Arial" w:eastAsia="Arial" w:hAnsi="Arial" w:cs="Arial"/>
+                <w:color w:val="000000"/>
+                <w:sz w:val="16"/>
+                <w:szCs w:val="16"/>
+              </w:rPr>
+            </w:pPr>
+            <w:r>
+              <w:rPr>
+                <w:rFonts w:ascii="Arial" w:eastAsia="Arial" w:hAnsi="Arial" w:cs="Arial"/>
+                <w:color w:val="000000"/>
+                <w:sz w:val="16"/>
+                <w:szCs w:val="16"/>
+              </w:rPr>
+              <w:t>CV= 0.06; 95% CI = 10,944–14,791</w:t>
+            </w:r>
+          </w:p>
+        </w:tc>
+        <w:tc>
+          <w:tcPr>
+            <w:tcW w:w="1941" w:type="dxa"/>
+            <w:tcBorders>
+              <w:top w:val="none" w:sz="0" w:space="0" w:color="000000"/>
+              <w:left w:val="none" w:sz="0" w:space="0" w:color="000000"/>
+              <w:bottom w:val="none" w:sz="0" w:space="0" w:color="000000"/>
+              <w:right w:val="none" w:sz="0" w:space="0" w:color="000000"/>
+            </w:tcBorders>
+            <w:shd w:val="clear" w:color="auto" w:fill="FFFFFF"/>
+            <w:tcMar>
+              <w:top w:w="0" w:type="dxa"/>
+              <w:left w:w="0" w:type="dxa"/>
+              <w:bottom w:w="0" w:type="dxa"/>
+              <w:right w:w="0" w:type="dxa"/>
+            </w:tcMar>
+            <w:vAlign w:val="center"/>
+          </w:tcPr>
+          <w:p>
+            <w:pPr>
+              <w:pBdr>
+                <w:top w:val="none" w:sz="0" w:space="0" w:color="000000"/>
+                <w:left w:val="none" w:sz="0" w:space="0" w:color="000000"/>
+                <w:bottom w:val="none" w:sz="0" w:space="0" w:color="000000"/>
+                <w:right w:val="none" w:sz="0" w:space="0" w:color="000000"/>
+              </w:pBdr>
+              <w:spacing w:before="20" w:after="20"/>
+              <w:ind w:left="20" w:right="20"/>
+              <w:rPr>
+                <w:rFonts w:ascii="Arial" w:eastAsia="Arial" w:hAnsi="Arial" w:cs="Arial"/>
+                <w:color w:val="000000"/>
+                <w:sz w:val="16"/>
+                <w:szCs w:val="16"/>
+              </w:rPr>
+            </w:pPr>
+            <w:r>
+              <w:rPr>
+                <w:rFonts w:ascii="Arial" w:eastAsia="Arial" w:hAnsi="Arial" w:cs="Arial"/>
+                <w:color w:val="000000"/>
+                <w:sz w:val="16"/>
+                <w:szCs w:val="16"/>
+              </w:rPr>
+              <w:t>Seiboth et al. 2023</w:t>
+            </w:r>
+          </w:p>
+        </w:tc>
+      </w:tr>
+      <w:tr>
+        <w:trPr>
+          <w:jc w:val="center"/>
+        </w:trPr>
+        <w:tc>
+          <w:tcPr>
+            <w:tcW w:w="1425" w:type="dxa"/>
+            <w:tcBorders>
+              <w:top w:val="none" w:sz="0" w:space="0" w:color="000000"/>
+              <w:left w:val="none" w:sz="0" w:space="0" w:color="000000"/>
+              <w:bottom w:val="none" w:sz="0" w:space="0" w:color="000000"/>
+              <w:right w:val="none" w:sz="0" w:space="0" w:color="000000"/>
+            </w:tcBorders>
+            <w:shd w:val="clear" w:color="auto" w:fill="FFFFFF"/>
+            <w:tcMar>
+              <w:top w:w="0" w:type="dxa"/>
+              <w:left w:w="0" w:type="dxa"/>
+              <w:bottom w:w="0" w:type="dxa"/>
+              <w:right w:w="0" w:type="dxa"/>
+            </w:tcMar>
+            <w:vAlign w:val="center"/>
+          </w:tcPr>
+          <w:p>
+            <w:pPr>
+              <w:pBdr>
+                <w:top w:val="none" w:sz="0" w:space="0" w:color="000000"/>
+                <w:left w:val="none" w:sz="0" w:space="0" w:color="000000"/>
+                <w:bottom w:val="none" w:sz="0" w:space="0" w:color="000000"/>
+                <w:right w:val="none" w:sz="0" w:space="0" w:color="000000"/>
+              </w:pBdr>
+              <w:spacing w:before="20" w:after="20"/>
+              <w:ind w:left="20" w:right="20"/>
+              <w:rPr>
+                <w:rFonts w:ascii="Arial" w:eastAsia="Arial" w:hAnsi="Arial" w:cs="Arial"/>
+                <w:color w:val="000000"/>
+                <w:sz w:val="16"/>
+                <w:szCs w:val="16"/>
+              </w:rPr>
+            </w:pPr>
+          </w:p>
+        </w:tc>
+        <w:tc>
+          <w:tcPr>
+            <w:tcW w:w="3093" w:type="dxa"/>
+            <w:tcBorders>
+              <w:top w:val="none" w:sz="0" w:space="0" w:color="000000"/>
+              <w:left w:val="none" w:sz="0" w:space="0" w:color="000000"/>
+              <w:bottom w:val="none" w:sz="0" w:space="0" w:color="000000"/>
+              <w:right w:val="none" w:sz="0" w:space="0" w:color="000000"/>
+            </w:tcBorders>
+            <w:shd w:val="clear" w:color="auto" w:fill="FFFFFF"/>
+            <w:tcMar>
+              <w:top w:w="0" w:type="dxa"/>
+              <w:left w:w="0" w:type="dxa"/>
+              <w:bottom w:w="0" w:type="dxa"/>
+              <w:right w:w="0" w:type="dxa"/>
+            </w:tcMar>
+            <w:vAlign w:val="center"/>
+          </w:tcPr>
+          <w:p>
+            <w:pPr>
+              <w:pBdr>
+                <w:top w:val="none" w:sz="0" w:space="0" w:color="000000"/>
+                <w:left w:val="none" w:sz="0" w:space="0" w:color="000000"/>
+                <w:bottom w:val="none" w:sz="0" w:space="0" w:color="000000"/>
+                <w:right w:val="none" w:sz="0" w:space="0" w:color="000000"/>
+              </w:pBdr>
+              <w:spacing w:before="20" w:after="20"/>
+              <w:ind w:left="20" w:right="20"/>
+              <w:rPr>
+                <w:rFonts w:ascii="Arial" w:eastAsia="Arial" w:hAnsi="Arial" w:cs="Arial"/>
+                <w:color w:val="000000"/>
+                <w:sz w:val="16"/>
+                <w:szCs w:val="16"/>
+              </w:rPr>
+            </w:pPr>
+            <w:r>
+              <w:rPr>
+                <w:rFonts w:ascii="Arial" w:eastAsia="Arial" w:hAnsi="Arial" w:cs="Arial"/>
+                <w:color w:val="000000"/>
+                <w:sz w:val="16"/>
+                <w:szCs w:val="16"/>
+              </w:rPr>
+              <w:t>Western Antarctic Peninsula</w:t>
+            </w:r>
+          </w:p>
+        </w:tc>
+        <w:tc>
+          <w:tcPr>
+            <w:tcW w:w="598" w:type="dxa"/>
+            <w:tcBorders>
+              <w:top w:val="none" w:sz="0" w:space="0" w:color="000000"/>
+              <w:left w:val="none" w:sz="0" w:space="0" w:color="000000"/>
+              <w:bottom w:val="none" w:sz="0" w:space="0" w:color="000000"/>
+              <w:right w:val="none" w:sz="0" w:space="0" w:color="000000"/>
+            </w:tcBorders>
+            <w:shd w:val="clear" w:color="auto" w:fill="FFFFFF"/>
+            <w:tcMar>
+              <w:top w:w="0" w:type="dxa"/>
+              <w:left w:w="0" w:type="dxa"/>
+              <w:bottom w:w="0" w:type="dxa"/>
+              <w:right w:w="0" w:type="dxa"/>
+            </w:tcMar>
+            <w:vAlign w:val="center"/>
+          </w:tcPr>
+          <w:p>
+            <w:pPr>
+              <w:pBdr>
+                <w:top w:val="none" w:sz="0" w:space="0" w:color="000000"/>
+                <w:left w:val="none" w:sz="0" w:space="0" w:color="000000"/>
+                <w:bottom w:val="none" w:sz="0" w:space="0" w:color="000000"/>
+                <w:right w:val="none" w:sz="0" w:space="0" w:color="000000"/>
+              </w:pBdr>
+              <w:spacing w:before="20" w:after="20"/>
+              <w:ind w:left="20" w:right="20"/>
+              <w:jc w:val="right"/>
+              <w:rPr>
+                <w:rFonts w:ascii="Arial" w:eastAsia="Arial" w:hAnsi="Arial" w:cs="Arial"/>
+                <w:color w:val="000000"/>
+                <w:sz w:val="16"/>
+                <w:szCs w:val="16"/>
+              </w:rPr>
+            </w:pPr>
+            <w:r>
+              <w:rPr>
+                <w:rFonts w:ascii="Arial" w:eastAsia="Arial" w:hAnsi="Arial" w:cs="Arial"/>
+                <w:color w:val="000000"/>
+                <w:sz w:val="16"/>
+                <w:szCs w:val="16"/>
+              </w:rPr>
+              <w:t>2,020</w:t>
+            </w:r>
+          </w:p>
+        </w:tc>
+        <w:tc>
+          <w:tcPr>
+            <w:tcW w:w="1007" w:type="dxa"/>
+            <w:tcBorders>
+              <w:top w:val="none" w:sz="0" w:space="0" w:color="000000"/>
+              <w:left w:val="none" w:sz="0" w:space="0" w:color="000000"/>
+              <w:bottom w:val="none" w:sz="0" w:space="0" w:color="000000"/>
+              <w:right w:val="none" w:sz="0" w:space="0" w:color="000000"/>
+            </w:tcBorders>
+            <w:shd w:val="clear" w:color="auto" w:fill="FFFFFF"/>
+            <w:tcMar>
+              <w:top w:w="0" w:type="dxa"/>
+              <w:left w:w="0" w:type="dxa"/>
+              <w:bottom w:w="0" w:type="dxa"/>
+              <w:right w:w="0" w:type="dxa"/>
+            </w:tcMar>
+            <w:vAlign w:val="center"/>
+          </w:tcPr>
+          <w:p>
+            <w:pPr>
+              <w:pBdr>
+                <w:top w:val="none" w:sz="0" w:space="0" w:color="000000"/>
+                <w:left w:val="none" w:sz="0" w:space="0" w:color="000000"/>
+                <w:bottom w:val="none" w:sz="0" w:space="0" w:color="000000"/>
+                <w:right w:val="none" w:sz="0" w:space="0" w:color="000000"/>
+              </w:pBdr>
+              <w:spacing w:before="20" w:after="20"/>
+              <w:ind w:left="20" w:right="20"/>
+              <w:rPr>
+                <w:rFonts w:ascii="Arial" w:eastAsia="Arial" w:hAnsi="Arial" w:cs="Arial"/>
+                <w:color w:val="000000"/>
+                <w:sz w:val="16"/>
+                <w:szCs w:val="16"/>
+              </w:rPr>
+            </w:pPr>
+            <w:r>
+              <w:rPr>
+                <w:rFonts w:ascii="Arial" w:eastAsia="Arial" w:hAnsi="Arial" w:cs="Arial"/>
+                <w:color w:val="000000"/>
+                <w:sz w:val="16"/>
+                <w:szCs w:val="16"/>
+              </w:rPr>
+              <w:t>19,107</w:t>
+            </w:r>
+          </w:p>
+        </w:tc>
+        <w:tc>
+          <w:tcPr>
+            <w:tcW w:w="2733" w:type="dxa"/>
+            <w:tcBorders>
+              <w:top w:val="none" w:sz="0" w:space="0" w:color="000000"/>
+              <w:left w:val="none" w:sz="0" w:space="0" w:color="000000"/>
+              <w:bottom w:val="none" w:sz="0" w:space="0" w:color="000000"/>
+              <w:right w:val="none" w:sz="0" w:space="0" w:color="000000"/>
+            </w:tcBorders>
+            <w:shd w:val="clear" w:color="auto" w:fill="FFFFFF"/>
+            <w:tcMar>
+              <w:top w:w="0" w:type="dxa"/>
+              <w:left w:w="0" w:type="dxa"/>
+              <w:bottom w:w="0" w:type="dxa"/>
+              <w:right w:w="0" w:type="dxa"/>
+            </w:tcMar>
+            <w:vAlign w:val="center"/>
+          </w:tcPr>
+          <w:p>
+            <w:pPr>
+              <w:pBdr>
+                <w:top w:val="none" w:sz="0" w:space="0" w:color="000000"/>
+                <w:left w:val="none" w:sz="0" w:space="0" w:color="000000"/>
+                <w:bottom w:val="none" w:sz="0" w:space="0" w:color="000000"/>
+                <w:right w:val="none" w:sz="0" w:space="0" w:color="000000"/>
+              </w:pBdr>
+              <w:spacing w:before="20" w:after="20"/>
+              <w:ind w:left="20" w:right="20"/>
+              <w:rPr>
+                <w:rFonts w:ascii="Arial" w:eastAsia="Arial" w:hAnsi="Arial" w:cs="Arial"/>
+                <w:color w:val="000000"/>
+                <w:sz w:val="16"/>
+                <w:szCs w:val="16"/>
+              </w:rPr>
+            </w:pPr>
+          </w:p>
+        </w:tc>
+        <w:tc>
+          <w:tcPr>
+            <w:tcW w:w="1941" w:type="dxa"/>
+            <w:tcBorders>
+              <w:top w:val="none" w:sz="0" w:space="0" w:color="000000"/>
+              <w:left w:val="none" w:sz="0" w:space="0" w:color="000000"/>
+              <w:bottom w:val="none" w:sz="0" w:space="0" w:color="000000"/>
+              <w:right w:val="none" w:sz="0" w:space="0" w:color="000000"/>
+            </w:tcBorders>
+            <w:shd w:val="clear" w:color="auto" w:fill="FFFFFF"/>
+            <w:tcMar>
+              <w:top w:w="0" w:type="dxa"/>
+              <w:left w:w="0" w:type="dxa"/>
+              <w:bottom w:w="0" w:type="dxa"/>
+              <w:right w:w="0" w:type="dxa"/>
+            </w:tcMar>
+            <w:vAlign w:val="center"/>
+          </w:tcPr>
+          <w:p>
+            <w:pPr>
+              <w:pBdr>
+                <w:top w:val="none" w:sz="0" w:space="0" w:color="000000"/>
+                <w:left w:val="none" w:sz="0" w:space="0" w:color="000000"/>
+                <w:bottom w:val="none" w:sz="0" w:space="0" w:color="000000"/>
+                <w:right w:val="none" w:sz="0" w:space="0" w:color="000000"/>
+              </w:pBdr>
+              <w:spacing w:before="20" w:after="20"/>
+              <w:ind w:left="20" w:right="20"/>
+              <w:rPr>
+                <w:rFonts w:ascii="Arial" w:eastAsia="Arial" w:hAnsi="Arial" w:cs="Arial"/>
+                <w:color w:val="000000"/>
+                <w:sz w:val="16"/>
+                <w:szCs w:val="16"/>
+              </w:rPr>
+            </w:pPr>
+            <w:r>
+              <w:rPr>
+                <w:rFonts w:ascii="Arial" w:eastAsia="Arial" w:hAnsi="Arial" w:cs="Arial"/>
+                <w:color w:val="000000"/>
+                <w:sz w:val="16"/>
+                <w:szCs w:val="16"/>
+              </w:rPr>
+              <w:t>Johannessen et al. 2020</w:t>
+            </w:r>
+          </w:p>
+        </w:tc>
+      </w:tr>
+      <w:tr>
+        <w:trPr>
+          <w:jc w:val="center"/>
+        </w:trPr>
+        <w:tc>
+          <w:tcPr>
+            <w:tcW w:w="1425" w:type="dxa"/>
+            <w:tcBorders>
+              <w:top w:val="none" w:sz="0" w:space="0" w:color="000000"/>
+              <w:left w:val="none" w:sz="0" w:space="0" w:color="000000"/>
+              <w:bottom w:val="none" w:sz="0" w:space="0" w:color="000000"/>
+              <w:right w:val="none" w:sz="0" w:space="0" w:color="000000"/>
+            </w:tcBorders>
+            <w:shd w:val="clear" w:color="auto" w:fill="FFFFFF"/>
+            <w:tcMar>
+              <w:top w:w="0" w:type="dxa"/>
+              <w:left w:w="0" w:type="dxa"/>
+              <w:bottom w:w="0" w:type="dxa"/>
+              <w:right w:w="0" w:type="dxa"/>
+            </w:tcMar>
+            <w:vAlign w:val="center"/>
+          </w:tcPr>
+          <w:p>
+            <w:pPr>
+              <w:pBdr>
+                <w:top w:val="none" w:sz="0" w:space="0" w:color="000000"/>
+                <w:left w:val="none" w:sz="0" w:space="0" w:color="000000"/>
+                <w:bottom w:val="none" w:sz="0" w:space="0" w:color="000000"/>
+                <w:right w:val="none" w:sz="0" w:space="0" w:color="000000"/>
+              </w:pBdr>
+              <w:spacing w:before="20" w:after="20"/>
+              <w:ind w:left="20" w:right="20"/>
+              <w:rPr>
+                <w:rFonts w:ascii="Arial" w:eastAsia="Arial" w:hAnsi="Arial" w:cs="Arial"/>
+                <w:color w:val="000000"/>
+                <w:sz w:val="16"/>
+                <w:szCs w:val="16"/>
+              </w:rPr>
+            </w:pPr>
+            <w:r>
+              <w:rPr>
+                <w:rFonts w:ascii="Arial" w:eastAsia="Arial" w:hAnsi="Arial" w:cs="Arial"/>
+                <w:color w:val="000000"/>
+                <w:sz w:val="16"/>
+                <w:szCs w:val="16"/>
+              </w:rPr>
+              <w:t>Fin whales</w:t>
+            </w:r>
+          </w:p>
+        </w:tc>
+        <w:tc>
+          <w:tcPr>
+            <w:tcW w:w="3093" w:type="dxa"/>
+            <w:tcBorders>
+              <w:top w:val="none" w:sz="0" w:space="0" w:color="000000"/>
+              <w:left w:val="none" w:sz="0" w:space="0" w:color="000000"/>
+              <w:bottom w:val="none" w:sz="0" w:space="0" w:color="000000"/>
+              <w:right w:val="none" w:sz="0" w:space="0" w:color="000000"/>
+            </w:tcBorders>
+            <w:shd w:val="clear" w:color="auto" w:fill="FFFFFF"/>
+            <w:tcMar>
+              <w:top w:w="0" w:type="dxa"/>
+              <w:left w:w="0" w:type="dxa"/>
+              <w:bottom w:w="0" w:type="dxa"/>
+              <w:right w:w="0" w:type="dxa"/>
+            </w:tcMar>
+            <w:vAlign w:val="center"/>
+          </w:tcPr>
+          <w:p>
+            <w:pPr>
+              <w:pBdr>
+                <w:top w:val="none" w:sz="0" w:space="0" w:color="000000"/>
+                <w:left w:val="none" w:sz="0" w:space="0" w:color="000000"/>
+                <w:bottom w:val="none" w:sz="0" w:space="0" w:color="000000"/>
+                <w:right w:val="none" w:sz="0" w:space="0" w:color="000000"/>
+              </w:pBdr>
+              <w:spacing w:before="20" w:after="20"/>
+              <w:ind w:left="20" w:right="20"/>
+              <w:rPr>
+                <w:rFonts w:ascii="Arial" w:eastAsia="Arial" w:hAnsi="Arial" w:cs="Arial"/>
+                <w:color w:val="000000"/>
+                <w:sz w:val="16"/>
+                <w:szCs w:val="16"/>
+              </w:rPr>
+            </w:pPr>
+            <w:r>
+              <w:rPr>
+                <w:rFonts w:ascii="Arial" w:eastAsia="Arial" w:hAnsi="Arial" w:cs="Arial"/>
+                <w:color w:val="000000"/>
+                <w:sz w:val="16"/>
+                <w:szCs w:val="16"/>
+              </w:rPr>
+              <w:t>Antarctic Peninsula stratum</w:t>
+            </w:r>
+          </w:p>
+        </w:tc>
+        <w:tc>
+          <w:tcPr>
+            <w:tcW w:w="598" w:type="dxa"/>
+            <w:tcBorders>
+              <w:top w:val="none" w:sz="0" w:space="0" w:color="000000"/>
+              <w:left w:val="none" w:sz="0" w:space="0" w:color="000000"/>
+              <w:bottom w:val="none" w:sz="0" w:space="0" w:color="000000"/>
+              <w:right w:val="none" w:sz="0" w:space="0" w:color="000000"/>
+            </w:tcBorders>
+            <w:shd w:val="clear" w:color="auto" w:fill="FFFFFF"/>
+            <w:tcMar>
+              <w:top w:w="0" w:type="dxa"/>
+              <w:left w:w="0" w:type="dxa"/>
+              <w:bottom w:w="0" w:type="dxa"/>
+              <w:right w:w="0" w:type="dxa"/>
+            </w:tcMar>
+            <w:vAlign w:val="center"/>
+          </w:tcPr>
+          <w:p>
+            <w:pPr>
+              <w:pBdr>
+                <w:top w:val="none" w:sz="0" w:space="0" w:color="000000"/>
+                <w:left w:val="none" w:sz="0" w:space="0" w:color="000000"/>
+                <w:bottom w:val="none" w:sz="0" w:space="0" w:color="000000"/>
+                <w:right w:val="none" w:sz="0" w:space="0" w:color="000000"/>
+              </w:pBdr>
+              <w:spacing w:before="20" w:after="20"/>
+              <w:ind w:left="20" w:right="20"/>
+              <w:jc w:val="right"/>
+              <w:rPr>
+                <w:rFonts w:ascii="Arial" w:eastAsia="Arial" w:hAnsi="Arial" w:cs="Arial"/>
+                <w:color w:val="000000"/>
+                <w:sz w:val="16"/>
+                <w:szCs w:val="16"/>
+              </w:rPr>
+            </w:pPr>
+            <w:r>
+              <w:rPr>
+                <w:rFonts w:ascii="Arial" w:eastAsia="Arial" w:hAnsi="Arial" w:cs="Arial"/>
+                <w:color w:val="000000"/>
+                <w:sz w:val="16"/>
+                <w:szCs w:val="16"/>
+              </w:rPr>
+              <w:t>2,000</w:t>
+            </w:r>
+          </w:p>
+        </w:tc>
+        <w:tc>
+          <w:tcPr>
+            <w:tcW w:w="1007" w:type="dxa"/>
+            <w:tcBorders>
+              <w:top w:val="none" w:sz="0" w:space="0" w:color="000000"/>
+              <w:left w:val="none" w:sz="0" w:space="0" w:color="000000"/>
+              <w:bottom w:val="none" w:sz="0" w:space="0" w:color="000000"/>
+              <w:right w:val="none" w:sz="0" w:space="0" w:color="000000"/>
+            </w:tcBorders>
+            <w:shd w:val="clear" w:color="auto" w:fill="FFFFFF"/>
+            <w:tcMar>
+              <w:top w:w="0" w:type="dxa"/>
+              <w:left w:w="0" w:type="dxa"/>
+              <w:bottom w:w="0" w:type="dxa"/>
+              <w:right w:w="0" w:type="dxa"/>
+            </w:tcMar>
+            <w:vAlign w:val="center"/>
+          </w:tcPr>
+          <w:p>
+            <w:pPr>
+              <w:pBdr>
+                <w:top w:val="none" w:sz="0" w:space="0" w:color="000000"/>
+                <w:left w:val="none" w:sz="0" w:space="0" w:color="000000"/>
+                <w:bottom w:val="none" w:sz="0" w:space="0" w:color="000000"/>
+                <w:right w:val="none" w:sz="0" w:space="0" w:color="000000"/>
+              </w:pBdr>
+              <w:spacing w:before="20" w:after="20"/>
+              <w:ind w:left="20" w:right="20"/>
+              <w:rPr>
+                <w:rFonts w:ascii="Arial" w:eastAsia="Arial" w:hAnsi="Arial" w:cs="Arial"/>
+                <w:color w:val="000000"/>
+                <w:sz w:val="16"/>
+                <w:szCs w:val="16"/>
+              </w:rPr>
+            </w:pPr>
+            <w:r>
+              <w:rPr>
+                <w:rFonts w:ascii="Arial" w:eastAsia="Arial" w:hAnsi="Arial" w:cs="Arial"/>
+                <w:color w:val="000000"/>
+                <w:sz w:val="16"/>
+                <w:szCs w:val="16"/>
+              </w:rPr>
+              <w:t>1,492</w:t>
+            </w:r>
+          </w:p>
+        </w:tc>
+        <w:tc>
+          <w:tcPr>
+            <w:tcW w:w="2733" w:type="dxa"/>
+            <w:tcBorders>
+              <w:top w:val="none" w:sz="0" w:space="0" w:color="000000"/>
+              <w:left w:val="none" w:sz="0" w:space="0" w:color="000000"/>
+              <w:bottom w:val="none" w:sz="0" w:space="0" w:color="000000"/>
+              <w:right w:val="none" w:sz="0" w:space="0" w:color="000000"/>
+            </w:tcBorders>
+            <w:shd w:val="clear" w:color="auto" w:fill="FFFFFF"/>
+            <w:tcMar>
+              <w:top w:w="0" w:type="dxa"/>
+              <w:left w:w="0" w:type="dxa"/>
+              <w:bottom w:w="0" w:type="dxa"/>
+              <w:right w:w="0" w:type="dxa"/>
+            </w:tcMar>
+            <w:vAlign w:val="center"/>
+          </w:tcPr>
+          <w:p>
+            <w:pPr>
+              <w:pBdr>
+                <w:top w:val="none" w:sz="0" w:space="0" w:color="000000"/>
+                <w:left w:val="none" w:sz="0" w:space="0" w:color="000000"/>
+                <w:bottom w:val="none" w:sz="0" w:space="0" w:color="000000"/>
+                <w:right w:val="none" w:sz="0" w:space="0" w:color="000000"/>
+              </w:pBdr>
+              <w:spacing w:before="20" w:after="20"/>
+              <w:ind w:left="20" w:right="20"/>
+              <w:rPr>
+                <w:rFonts w:ascii="Arial" w:eastAsia="Arial" w:hAnsi="Arial" w:cs="Arial"/>
+                <w:color w:val="000000"/>
+                <w:sz w:val="16"/>
+                <w:szCs w:val="16"/>
+              </w:rPr>
+            </w:pPr>
+            <w:r>
+              <w:rPr>
+                <w:rFonts w:ascii="Arial" w:eastAsia="Arial" w:hAnsi="Arial" w:cs="Arial"/>
+                <w:color w:val="000000"/>
+                <w:sz w:val="16"/>
+                <w:szCs w:val="16"/>
+              </w:rPr>
+              <w:t>CV = 57.08%</w:t>
+            </w:r>
+          </w:p>
+        </w:tc>
+        <w:tc>
+          <w:tcPr>
+            <w:tcW w:w="1941" w:type="dxa"/>
+            <w:tcBorders>
+              <w:top w:val="none" w:sz="0" w:space="0" w:color="000000"/>
+              <w:left w:val="none" w:sz="0" w:space="0" w:color="000000"/>
+              <w:bottom w:val="none" w:sz="0" w:space="0" w:color="000000"/>
+              <w:right w:val="none" w:sz="0" w:space="0" w:color="000000"/>
+            </w:tcBorders>
+            <w:shd w:val="clear" w:color="auto" w:fill="FFFFFF"/>
+            <w:tcMar>
+              <w:top w:w="0" w:type="dxa"/>
+              <w:left w:w="0" w:type="dxa"/>
+              <w:bottom w:w="0" w:type="dxa"/>
+              <w:right w:w="0" w:type="dxa"/>
+            </w:tcMar>
+            <w:vAlign w:val="center"/>
+          </w:tcPr>
+          <w:p>
+            <w:pPr>
+              <w:pBdr>
+                <w:top w:val="none" w:sz="0" w:space="0" w:color="000000"/>
+                <w:left w:val="none" w:sz="0" w:space="0" w:color="000000"/>
+                <w:bottom w:val="none" w:sz="0" w:space="0" w:color="000000"/>
+                <w:right w:val="none" w:sz="0" w:space="0" w:color="000000"/>
+              </w:pBdr>
+              <w:spacing w:before="20" w:after="20"/>
+              <w:ind w:left="20" w:right="20"/>
+              <w:rPr>
+                <w:rFonts w:ascii="Arial" w:eastAsia="Arial" w:hAnsi="Arial" w:cs="Arial"/>
+                <w:color w:val="000000"/>
+                <w:sz w:val="16"/>
+                <w:szCs w:val="16"/>
+              </w:rPr>
+            </w:pPr>
+            <w:r>
+              <w:rPr>
+                <w:rFonts w:ascii="Arial" w:eastAsia="Arial" w:hAnsi="Arial" w:cs="Arial"/>
+                <w:color w:val="000000"/>
+                <w:sz w:val="16"/>
+                <w:szCs w:val="16"/>
+              </w:rPr>
+              <w:t>Reilly et al., 2004</w:t>
+            </w:r>
+          </w:p>
+        </w:tc>
+      </w:tr>
+      <w:tr>
+        <w:trPr>
+          <w:jc w:val="center"/>
+        </w:trPr>
+        <w:tc>
+          <w:tcPr>
+            <w:tcW w:w="1425" w:type="dxa"/>
+            <w:tcBorders>
+              <w:top w:val="none" w:sz="0" w:space="0" w:color="000000"/>
+              <w:left w:val="none" w:sz="0" w:space="0" w:color="000000"/>
+              <w:bottom w:val="none" w:sz="0" w:space="0" w:color="000000"/>
+              <w:right w:val="none" w:sz="0" w:space="0" w:color="000000"/>
+            </w:tcBorders>
+            <w:shd w:val="clear" w:color="auto" w:fill="FFFFFF"/>
+            <w:tcMar>
+              <w:top w:w="0" w:type="dxa"/>
+              <w:left w:w="0" w:type="dxa"/>
+              <w:bottom w:w="0" w:type="dxa"/>
+              <w:right w:w="0" w:type="dxa"/>
+            </w:tcMar>
+            <w:vAlign w:val="center"/>
+          </w:tcPr>
+          <w:p>
+            <w:pPr>
+              <w:pBdr>
+                <w:top w:val="none" w:sz="0" w:space="0" w:color="000000"/>
+                <w:left w:val="none" w:sz="0" w:space="0" w:color="000000"/>
+                <w:bottom w:val="none" w:sz="0" w:space="0" w:color="000000"/>
+                <w:right w:val="none" w:sz="0" w:space="0" w:color="000000"/>
+              </w:pBdr>
+              <w:spacing w:before="20" w:after="20"/>
+              <w:ind w:left="20" w:right="20"/>
+              <w:rPr>
+                <w:rFonts w:ascii="Arial" w:eastAsia="Arial" w:hAnsi="Arial" w:cs="Arial"/>
+                <w:color w:val="000000"/>
+                <w:sz w:val="16"/>
+                <w:szCs w:val="16"/>
+              </w:rPr>
+            </w:pPr>
+          </w:p>
+        </w:tc>
+        <w:tc>
+          <w:tcPr>
+            <w:tcW w:w="3093" w:type="dxa"/>
+            <w:tcBorders>
+              <w:top w:val="none" w:sz="0" w:space="0" w:color="000000"/>
+              <w:left w:val="none" w:sz="0" w:space="0" w:color="000000"/>
+              <w:bottom w:val="none" w:sz="0" w:space="0" w:color="000000"/>
+              <w:right w:val="none" w:sz="0" w:space="0" w:color="000000"/>
+            </w:tcBorders>
+            <w:shd w:val="clear" w:color="auto" w:fill="FFFFFF"/>
+            <w:tcMar>
+              <w:top w:w="0" w:type="dxa"/>
+              <w:left w:w="0" w:type="dxa"/>
+              <w:bottom w:w="0" w:type="dxa"/>
+              <w:right w:w="0" w:type="dxa"/>
+            </w:tcMar>
+            <w:vAlign w:val="center"/>
+          </w:tcPr>
+          <w:p>
+            <w:pPr>
+              <w:pBdr>
+                <w:top w:val="none" w:sz="0" w:space="0" w:color="000000"/>
+                <w:left w:val="none" w:sz="0" w:space="0" w:color="000000"/>
+                <w:bottom w:val="none" w:sz="0" w:space="0" w:color="000000"/>
+                <w:right w:val="none" w:sz="0" w:space="0" w:color="000000"/>
+              </w:pBdr>
+              <w:spacing w:before="20" w:after="20"/>
+              <w:ind w:left="20" w:right="20"/>
+              <w:rPr>
+                <w:rFonts w:ascii="Arial" w:eastAsia="Arial" w:hAnsi="Arial" w:cs="Arial"/>
+                <w:color w:val="000000"/>
+                <w:sz w:val="16"/>
+                <w:szCs w:val="16"/>
+              </w:rPr>
+            </w:pPr>
+            <w:r>
+              <w:rPr>
+                <w:rFonts w:ascii="Arial" w:eastAsia="Arial" w:hAnsi="Arial" w:cs="Arial"/>
+                <w:color w:val="000000"/>
+                <w:sz w:val="16"/>
+                <w:szCs w:val="16"/>
+              </w:rPr>
+              <w:t>Antarctic Peninsula stratum</w:t>
+            </w:r>
+          </w:p>
+        </w:tc>
+        <w:tc>
+          <w:tcPr>
+            <w:tcW w:w="598" w:type="dxa"/>
+            <w:tcBorders>
+              <w:top w:val="none" w:sz="0" w:space="0" w:color="000000"/>
+              <w:left w:val="none" w:sz="0" w:space="0" w:color="000000"/>
+              <w:bottom w:val="none" w:sz="0" w:space="0" w:color="000000"/>
+              <w:right w:val="none" w:sz="0" w:space="0" w:color="000000"/>
+            </w:tcBorders>
+            <w:shd w:val="clear" w:color="auto" w:fill="FFFFFF"/>
+            <w:tcMar>
+              <w:top w:w="0" w:type="dxa"/>
+              <w:left w:w="0" w:type="dxa"/>
+              <w:bottom w:w="0" w:type="dxa"/>
+              <w:right w:w="0" w:type="dxa"/>
+            </w:tcMar>
+            <w:vAlign w:val="center"/>
+          </w:tcPr>
+          <w:p>
+            <w:pPr>
+              <w:pBdr>
+                <w:top w:val="none" w:sz="0" w:space="0" w:color="000000"/>
+                <w:left w:val="none" w:sz="0" w:space="0" w:color="000000"/>
+                <w:bottom w:val="none" w:sz="0" w:space="0" w:color="000000"/>
+                <w:right w:val="none" w:sz="0" w:space="0" w:color="000000"/>
+              </w:pBdr>
+              <w:spacing w:before="20" w:after="20"/>
+              <w:ind w:left="20" w:right="20"/>
+              <w:jc w:val="right"/>
+              <w:rPr>
+                <w:rFonts w:ascii="Arial" w:eastAsia="Arial" w:hAnsi="Arial" w:cs="Arial"/>
+                <w:color w:val="000000"/>
+                <w:sz w:val="16"/>
+                <w:szCs w:val="16"/>
+              </w:rPr>
+            </w:pPr>
+            <w:r>
+              <w:rPr>
+                <w:rFonts w:ascii="Arial" w:eastAsia="Arial" w:hAnsi="Arial" w:cs="Arial"/>
+                <w:color w:val="000000"/>
+                <w:sz w:val="16"/>
+                <w:szCs w:val="16"/>
+              </w:rPr>
+              <w:t>2,013</w:t>
+            </w:r>
+          </w:p>
+        </w:tc>
+        <w:tc>
+          <w:tcPr>
+            <w:tcW w:w="1007" w:type="dxa"/>
+            <w:tcBorders>
+              <w:top w:val="none" w:sz="0" w:space="0" w:color="000000"/>
+              <w:left w:val="none" w:sz="0" w:space="0" w:color="000000"/>
+              <w:bottom w:val="none" w:sz="0" w:space="0" w:color="000000"/>
+              <w:right w:val="none" w:sz="0" w:space="0" w:color="000000"/>
+            </w:tcBorders>
+            <w:shd w:val="clear" w:color="auto" w:fill="FFFFFF"/>
+            <w:tcMar>
+              <w:top w:w="0" w:type="dxa"/>
+              <w:left w:w="0" w:type="dxa"/>
+              <w:bottom w:w="0" w:type="dxa"/>
+              <w:right w:w="0" w:type="dxa"/>
+            </w:tcMar>
+            <w:vAlign w:val="center"/>
+          </w:tcPr>
+          <w:p>
+            <w:pPr>
+              <w:pBdr>
+                <w:top w:val="none" w:sz="0" w:space="0" w:color="000000"/>
+                <w:left w:val="none" w:sz="0" w:space="0" w:color="000000"/>
+                <w:bottom w:val="none" w:sz="0" w:space="0" w:color="000000"/>
+                <w:right w:val="none" w:sz="0" w:space="0" w:color="000000"/>
+              </w:pBdr>
+              <w:spacing w:before="20" w:after="20"/>
+              <w:ind w:left="20" w:right="20"/>
+              <w:rPr>
+                <w:rFonts w:ascii="Arial" w:eastAsia="Arial" w:hAnsi="Arial" w:cs="Arial"/>
+                <w:color w:val="000000"/>
+                <w:sz w:val="16"/>
+                <w:szCs w:val="16"/>
+              </w:rPr>
+            </w:pPr>
+            <w:r>
+              <w:rPr>
+                <w:rFonts w:ascii="Arial" w:eastAsia="Arial" w:hAnsi="Arial" w:cs="Arial"/>
+                <w:color w:val="000000"/>
+                <w:sz w:val="16"/>
+                <w:szCs w:val="16"/>
+              </w:rPr>
+              <w:t>4,992</w:t>
+            </w:r>
+          </w:p>
+        </w:tc>
+        <w:tc>
+          <w:tcPr>
+            <w:tcW w:w="2733" w:type="dxa"/>
+            <w:tcBorders>
+              <w:top w:val="none" w:sz="0" w:space="0" w:color="000000"/>
+              <w:left w:val="none" w:sz="0" w:space="0" w:color="000000"/>
+              <w:bottom w:val="none" w:sz="0" w:space="0" w:color="000000"/>
+              <w:right w:val="none" w:sz="0" w:space="0" w:color="000000"/>
+            </w:tcBorders>
+            <w:shd w:val="clear" w:color="auto" w:fill="FFFFFF"/>
+            <w:tcMar>
+              <w:top w:w="0" w:type="dxa"/>
+              <w:left w:w="0" w:type="dxa"/>
+              <w:bottom w:w="0" w:type="dxa"/>
+              <w:right w:w="0" w:type="dxa"/>
+            </w:tcMar>
+            <w:vAlign w:val="center"/>
+          </w:tcPr>
+          <w:p>
+            <w:pPr>
+              <w:pBdr>
+                <w:top w:val="none" w:sz="0" w:space="0" w:color="000000"/>
+                <w:left w:val="none" w:sz="0" w:space="0" w:color="000000"/>
+                <w:bottom w:val="none" w:sz="0" w:space="0" w:color="000000"/>
+                <w:right w:val="none" w:sz="0" w:space="0" w:color="000000"/>
+              </w:pBdr>
+              <w:spacing w:before="20" w:after="20"/>
+              <w:ind w:left="20" w:right="20"/>
+              <w:rPr>
+                <w:rFonts w:ascii="Arial" w:eastAsia="Arial" w:hAnsi="Arial" w:cs="Arial"/>
+                <w:color w:val="000000"/>
+                <w:sz w:val="16"/>
+                <w:szCs w:val="16"/>
+              </w:rPr>
+            </w:pPr>
+            <w:r>
+              <w:rPr>
+                <w:rFonts w:ascii="Arial" w:eastAsia="Arial" w:hAnsi="Arial" w:cs="Arial"/>
+                <w:color w:val="000000"/>
+                <w:sz w:val="16"/>
+                <w:szCs w:val="16"/>
+              </w:rPr>
+              <w:t>95% CI = 2,221-7785</w:t>
+            </w:r>
+          </w:p>
+        </w:tc>
+        <w:tc>
+          <w:tcPr>
+            <w:tcW w:w="1941" w:type="dxa"/>
+            <w:tcBorders>
+              <w:top w:val="none" w:sz="0" w:space="0" w:color="000000"/>
+              <w:left w:val="none" w:sz="0" w:space="0" w:color="000000"/>
+              <w:bottom w:val="none" w:sz="0" w:space="0" w:color="000000"/>
+              <w:right w:val="none" w:sz="0" w:space="0" w:color="000000"/>
+            </w:tcBorders>
+            <w:shd w:val="clear" w:color="auto" w:fill="FFFFFF"/>
+            <w:tcMar>
+              <w:top w:w="0" w:type="dxa"/>
+              <w:left w:w="0" w:type="dxa"/>
+              <w:bottom w:w="0" w:type="dxa"/>
+              <w:right w:w="0" w:type="dxa"/>
+            </w:tcMar>
+            <w:vAlign w:val="center"/>
+          </w:tcPr>
+          <w:p>
+            <w:pPr>
+              <w:pBdr>
+                <w:top w:val="none" w:sz="0" w:space="0" w:color="000000"/>
+                <w:left w:val="none" w:sz="0" w:space="0" w:color="000000"/>
+                <w:bottom w:val="none" w:sz="0" w:space="0" w:color="000000"/>
+                <w:right w:val="none" w:sz="0" w:space="0" w:color="000000"/>
+              </w:pBdr>
+              <w:spacing w:before="20" w:after="20"/>
+              <w:ind w:left="20" w:right="20"/>
+              <w:rPr>
+                <w:rFonts w:ascii="Arial" w:eastAsia="Arial" w:hAnsi="Arial" w:cs="Arial"/>
+                <w:color w:val="000000"/>
+                <w:sz w:val="16"/>
+                <w:szCs w:val="16"/>
+              </w:rPr>
+            </w:pPr>
+            <w:r>
+              <w:rPr>
+                <w:rFonts w:ascii="Arial" w:eastAsia="Arial" w:hAnsi="Arial" w:cs="Arial"/>
+                <w:color w:val="000000"/>
+                <w:sz w:val="16"/>
+                <w:szCs w:val="16"/>
+              </w:rPr>
+              <w:t>Herr et al., 2016</w:t>
+            </w:r>
+          </w:p>
+        </w:tc>
+      </w:tr>
+      <w:tr>
+        <w:trPr>
+          <w:jc w:val="center"/>
+        </w:trPr>
+        <w:tc>
+          <w:tcPr>
+            <w:tcW w:w="1425" w:type="dxa"/>
+            <w:tcBorders>
+              <w:top w:val="none" w:sz="0" w:space="0" w:color="000000"/>
+              <w:left w:val="none" w:sz="0" w:space="0" w:color="000000"/>
+              <w:bottom w:val="none" w:sz="0" w:space="0" w:color="000000"/>
+              <w:right w:val="none" w:sz="0" w:space="0" w:color="000000"/>
+            </w:tcBorders>
+            <w:shd w:val="clear" w:color="auto" w:fill="FFFFFF"/>
+            <w:tcMar>
+              <w:top w:w="0" w:type="dxa"/>
+              <w:left w:w="0" w:type="dxa"/>
+              <w:bottom w:w="0" w:type="dxa"/>
+              <w:right w:w="0" w:type="dxa"/>
+            </w:tcMar>
+            <w:vAlign w:val="center"/>
+          </w:tcPr>
+          <w:p>
+            <w:pPr>
+              <w:pBdr>
+                <w:top w:val="none" w:sz="0" w:space="0" w:color="000000"/>
+                <w:left w:val="none" w:sz="0" w:space="0" w:color="000000"/>
+                <w:bottom w:val="none" w:sz="0" w:space="0" w:color="000000"/>
+                <w:right w:val="none" w:sz="0" w:space="0" w:color="000000"/>
+              </w:pBdr>
+              <w:spacing w:before="20" w:after="20"/>
+              <w:ind w:left="20" w:right="20"/>
+              <w:rPr>
+                <w:rFonts w:ascii="Arial" w:eastAsia="Arial" w:hAnsi="Arial" w:cs="Arial"/>
+                <w:color w:val="000000"/>
+                <w:sz w:val="16"/>
+                <w:szCs w:val="16"/>
+              </w:rPr>
+            </w:pPr>
+          </w:p>
+        </w:tc>
+        <w:tc>
+          <w:tcPr>
+            <w:tcW w:w="3093" w:type="dxa"/>
+            <w:tcBorders>
+              <w:top w:val="none" w:sz="0" w:space="0" w:color="000000"/>
+              <w:left w:val="none" w:sz="0" w:space="0" w:color="000000"/>
+              <w:bottom w:val="none" w:sz="0" w:space="0" w:color="000000"/>
+              <w:right w:val="none" w:sz="0" w:space="0" w:color="000000"/>
+            </w:tcBorders>
+            <w:shd w:val="clear" w:color="auto" w:fill="FFFFFF"/>
+            <w:tcMar>
+              <w:top w:w="0" w:type="dxa"/>
+              <w:left w:w="0" w:type="dxa"/>
+              <w:bottom w:w="0" w:type="dxa"/>
+              <w:right w:w="0" w:type="dxa"/>
+            </w:tcMar>
+            <w:vAlign w:val="center"/>
+          </w:tcPr>
+          <w:p>
+            <w:pPr>
+              <w:pBdr>
+                <w:top w:val="none" w:sz="0" w:space="0" w:color="000000"/>
+                <w:left w:val="none" w:sz="0" w:space="0" w:color="000000"/>
+                <w:bottom w:val="none" w:sz="0" w:space="0" w:color="000000"/>
+                <w:right w:val="none" w:sz="0" w:space="0" w:color="000000"/>
+              </w:pBdr>
+              <w:spacing w:before="20" w:after="20"/>
+              <w:ind w:left="20" w:right="20"/>
+              <w:rPr>
+                <w:rFonts w:ascii="Arial" w:eastAsia="Arial" w:hAnsi="Arial" w:cs="Arial"/>
+                <w:color w:val="000000"/>
+                <w:sz w:val="16"/>
+                <w:szCs w:val="16"/>
+              </w:rPr>
+            </w:pPr>
+            <w:r>
+              <w:rPr>
+                <w:rFonts w:ascii="Arial" w:eastAsia="Arial" w:hAnsi="Arial" w:cs="Arial"/>
+                <w:color w:val="000000"/>
+                <w:sz w:val="16"/>
+                <w:szCs w:val="16"/>
+              </w:rPr>
+              <w:t>South Shetlands North + Elephant Island</w:t>
+            </w:r>
+          </w:p>
+        </w:tc>
+        <w:tc>
+          <w:tcPr>
+            <w:tcW w:w="598" w:type="dxa"/>
+            <w:tcBorders>
+              <w:top w:val="none" w:sz="0" w:space="0" w:color="000000"/>
+              <w:left w:val="none" w:sz="0" w:space="0" w:color="000000"/>
+              <w:bottom w:val="none" w:sz="0" w:space="0" w:color="000000"/>
+              <w:right w:val="none" w:sz="0" w:space="0" w:color="000000"/>
+            </w:tcBorders>
+            <w:shd w:val="clear" w:color="auto" w:fill="FFFFFF"/>
+            <w:tcMar>
+              <w:top w:w="0" w:type="dxa"/>
+              <w:left w:w="0" w:type="dxa"/>
+              <w:bottom w:w="0" w:type="dxa"/>
+              <w:right w:w="0" w:type="dxa"/>
+            </w:tcMar>
+            <w:vAlign w:val="center"/>
+          </w:tcPr>
+          <w:p>
+            <w:pPr>
+              <w:pBdr>
+                <w:top w:val="none" w:sz="0" w:space="0" w:color="000000"/>
+                <w:left w:val="none" w:sz="0" w:space="0" w:color="000000"/>
+                <w:bottom w:val="none" w:sz="0" w:space="0" w:color="000000"/>
+                <w:right w:val="none" w:sz="0" w:space="0" w:color="000000"/>
+              </w:pBdr>
+              <w:spacing w:before="20" w:after="20"/>
+              <w:ind w:left="20" w:right="20"/>
+              <w:jc w:val="right"/>
+              <w:rPr>
+                <w:rFonts w:ascii="Arial" w:eastAsia="Arial" w:hAnsi="Arial" w:cs="Arial"/>
+                <w:color w:val="000000"/>
+                <w:sz w:val="16"/>
+                <w:szCs w:val="16"/>
+              </w:rPr>
+            </w:pPr>
+            <w:r>
+              <w:rPr>
+                <w:rFonts w:ascii="Arial" w:eastAsia="Arial" w:hAnsi="Arial" w:cs="Arial"/>
+                <w:color w:val="000000"/>
+                <w:sz w:val="16"/>
+                <w:szCs w:val="16"/>
+              </w:rPr>
+              <w:t>2,019</w:t>
+            </w:r>
+          </w:p>
+        </w:tc>
+        <w:tc>
+          <w:tcPr>
+            <w:tcW w:w="1007" w:type="dxa"/>
+            <w:tcBorders>
+              <w:top w:val="none" w:sz="0" w:space="0" w:color="000000"/>
+              <w:left w:val="none" w:sz="0" w:space="0" w:color="000000"/>
+              <w:bottom w:val="none" w:sz="0" w:space="0" w:color="000000"/>
+              <w:right w:val="none" w:sz="0" w:space="0" w:color="000000"/>
+            </w:tcBorders>
+            <w:shd w:val="clear" w:color="auto" w:fill="FFFFFF"/>
+            <w:tcMar>
+              <w:top w:w="0" w:type="dxa"/>
+              <w:left w:w="0" w:type="dxa"/>
+              <w:bottom w:w="0" w:type="dxa"/>
+              <w:right w:w="0" w:type="dxa"/>
+            </w:tcMar>
+            <w:vAlign w:val="center"/>
+          </w:tcPr>
+          <w:p>
+            <w:pPr>
+              <w:pBdr>
+                <w:top w:val="none" w:sz="0" w:space="0" w:color="000000"/>
+                <w:left w:val="none" w:sz="0" w:space="0" w:color="000000"/>
+                <w:bottom w:val="none" w:sz="0" w:space="0" w:color="000000"/>
+                <w:right w:val="none" w:sz="0" w:space="0" w:color="000000"/>
+              </w:pBdr>
+              <w:spacing w:before="20" w:after="20"/>
+              <w:ind w:left="20" w:right="20"/>
+              <w:rPr>
+                <w:rFonts w:ascii="Arial" w:eastAsia="Arial" w:hAnsi="Arial" w:cs="Arial"/>
+                <w:color w:val="000000"/>
+                <w:sz w:val="16"/>
+                <w:szCs w:val="16"/>
+              </w:rPr>
+            </w:pPr>
+            <w:r>
+              <w:rPr>
+                <w:rFonts w:ascii="Arial" w:eastAsia="Arial" w:hAnsi="Arial" w:cs="Arial"/>
+                <w:color w:val="000000"/>
+                <w:sz w:val="16"/>
+                <w:szCs w:val="16"/>
+              </w:rPr>
+              <w:t>7,909</w:t>
+            </w:r>
+          </w:p>
+        </w:tc>
+        <w:tc>
+          <w:tcPr>
+            <w:tcW w:w="2733" w:type="dxa"/>
+            <w:tcBorders>
+              <w:top w:val="none" w:sz="0" w:space="0" w:color="000000"/>
+              <w:left w:val="none" w:sz="0" w:space="0" w:color="000000"/>
+              <w:bottom w:val="none" w:sz="0" w:space="0" w:color="000000"/>
+              <w:right w:val="none" w:sz="0" w:space="0" w:color="000000"/>
+            </w:tcBorders>
+            <w:shd w:val="clear" w:color="auto" w:fill="FFFFFF"/>
+            <w:tcMar>
+              <w:top w:w="0" w:type="dxa"/>
+              <w:left w:w="0" w:type="dxa"/>
+              <w:bottom w:w="0" w:type="dxa"/>
+              <w:right w:w="0" w:type="dxa"/>
+            </w:tcMar>
+            <w:vAlign w:val="center"/>
+          </w:tcPr>
+          <w:p>
+            <w:pPr>
+              <w:pBdr>
+                <w:top w:val="none" w:sz="0" w:space="0" w:color="000000"/>
+                <w:left w:val="none" w:sz="0" w:space="0" w:color="000000"/>
+                <w:bottom w:val="none" w:sz="0" w:space="0" w:color="000000"/>
+                <w:right w:val="none" w:sz="0" w:space="0" w:color="000000"/>
+              </w:pBdr>
+              <w:spacing w:before="20" w:after="20"/>
+              <w:ind w:left="20" w:right="20"/>
+              <w:rPr>
+                <w:rFonts w:ascii="Arial" w:eastAsia="Arial" w:hAnsi="Arial" w:cs="Arial"/>
+                <w:color w:val="000000"/>
+                <w:sz w:val="16"/>
+                <w:szCs w:val="16"/>
+              </w:rPr>
+            </w:pPr>
+            <w:r>
+              <w:rPr>
+                <w:rFonts w:ascii="Arial" w:eastAsia="Arial" w:hAnsi="Arial" w:cs="Arial"/>
+                <w:color w:val="000000"/>
+                <w:sz w:val="16"/>
+                <w:szCs w:val="16"/>
+              </w:rPr>
+              <w:t>95% CI = 1,047-15,743</w:t>
+            </w:r>
+          </w:p>
+        </w:tc>
+        <w:tc>
+          <w:tcPr>
+            <w:tcW w:w="1941" w:type="dxa"/>
+            <w:tcBorders>
+              <w:top w:val="none" w:sz="0" w:space="0" w:color="000000"/>
+              <w:left w:val="none" w:sz="0" w:space="0" w:color="000000"/>
+              <w:bottom w:val="none" w:sz="0" w:space="0" w:color="000000"/>
+              <w:right w:val="none" w:sz="0" w:space="0" w:color="000000"/>
+            </w:tcBorders>
+            <w:shd w:val="clear" w:color="auto" w:fill="FFFFFF"/>
+            <w:tcMar>
+              <w:top w:w="0" w:type="dxa"/>
+              <w:left w:w="0" w:type="dxa"/>
+              <w:bottom w:w="0" w:type="dxa"/>
+              <w:right w:w="0" w:type="dxa"/>
+            </w:tcMar>
+            <w:vAlign w:val="center"/>
+          </w:tcPr>
+          <w:p>
+            <w:pPr>
+              <w:pBdr>
+                <w:top w:val="none" w:sz="0" w:space="0" w:color="000000"/>
+                <w:left w:val="none" w:sz="0" w:space="0" w:color="000000"/>
+                <w:bottom w:val="none" w:sz="0" w:space="0" w:color="000000"/>
+                <w:right w:val="none" w:sz="0" w:space="0" w:color="000000"/>
+              </w:pBdr>
+              <w:spacing w:before="20" w:after="20"/>
+              <w:ind w:left="20" w:right="20"/>
+              <w:rPr>
+                <w:rFonts w:ascii="Arial" w:eastAsia="Arial" w:hAnsi="Arial" w:cs="Arial"/>
+                <w:color w:val="000000"/>
+                <w:sz w:val="16"/>
+                <w:szCs w:val="16"/>
+              </w:rPr>
+            </w:pPr>
+            <w:r>
+              <w:rPr>
+                <w:rFonts w:ascii="Arial" w:eastAsia="Arial" w:hAnsi="Arial" w:cs="Arial"/>
+                <w:color w:val="000000"/>
+                <w:sz w:val="16"/>
+                <w:szCs w:val="16"/>
+              </w:rPr>
+              <w:t>Herr et al., 2022</w:t>
+            </w:r>
+          </w:p>
+        </w:tc>
+      </w:tr>
+      <w:tr>
+        <w:trPr>
+          <w:jc w:val="center"/>
+        </w:trPr>
+        <w:tc>
+          <w:tcPr>
+            <w:tcW w:w="1425" w:type="dxa"/>
+            <w:tcBorders>
+              <w:top w:val="none" w:sz="0" w:space="0" w:color="000000"/>
+              <w:left w:val="none" w:sz="0" w:space="0" w:color="000000"/>
+              <w:bottom w:val="single" w:sz="12" w:space="0" w:color="666666"/>
+              <w:right w:val="none" w:sz="0" w:space="0" w:color="000000"/>
+            </w:tcBorders>
+            <w:shd w:val="clear" w:color="auto" w:fill="FFFFFF"/>
+            <w:tcMar>
+              <w:top w:w="0" w:type="dxa"/>
+              <w:left w:w="0" w:type="dxa"/>
+              <w:bottom w:w="0" w:type="dxa"/>
+              <w:right w:w="0" w:type="dxa"/>
+            </w:tcMar>
+            <w:vAlign w:val="center"/>
+          </w:tcPr>
+          <w:p>
+            <w:pPr>
+              <w:pBdr>
+                <w:top w:val="none" w:sz="0" w:space="0" w:color="000000"/>
+                <w:left w:val="none" w:sz="0" w:space="0" w:color="000000"/>
+                <w:bottom w:val="none" w:sz="0" w:space="0" w:color="000000"/>
+                <w:right w:val="none" w:sz="0" w:space="0" w:color="000000"/>
+              </w:pBdr>
+              <w:spacing w:before="20" w:after="20"/>
+              <w:ind w:left="20" w:right="20"/>
+              <w:rPr>
+                <w:rFonts w:ascii="Arial" w:eastAsia="Arial" w:hAnsi="Arial" w:cs="Arial"/>
+                <w:color w:val="000000"/>
+                <w:sz w:val="16"/>
+                <w:szCs w:val="16"/>
+              </w:rPr>
+            </w:pPr>
+          </w:p>
+        </w:tc>
+        <w:tc>
+          <w:tcPr>
+            <w:tcW w:w="3093" w:type="dxa"/>
+            <w:tcBorders>
+              <w:top w:val="none" w:sz="0" w:space="0" w:color="000000"/>
+              <w:left w:val="none" w:sz="0" w:space="0" w:color="000000"/>
+              <w:bottom w:val="single" w:sz="12" w:space="0" w:color="666666"/>
+              <w:right w:val="none" w:sz="0" w:space="0" w:color="000000"/>
+            </w:tcBorders>
+            <w:shd w:val="clear" w:color="auto" w:fill="FFFFFF"/>
+            <w:tcMar>
+              <w:top w:w="0" w:type="dxa"/>
+              <w:left w:w="0" w:type="dxa"/>
+              <w:bottom w:w="0" w:type="dxa"/>
+              <w:right w:w="0" w:type="dxa"/>
+            </w:tcMar>
+            <w:vAlign w:val="center"/>
+          </w:tcPr>
+          <w:p>
+            <w:pPr>
+              <w:pBdr>
+                <w:top w:val="none" w:sz="0" w:space="0" w:color="000000"/>
+                <w:left w:val="none" w:sz="0" w:space="0" w:color="000000"/>
+                <w:bottom w:val="none" w:sz="0" w:space="0" w:color="000000"/>
+                <w:right w:val="none" w:sz="0" w:space="0" w:color="000000"/>
+              </w:pBdr>
+              <w:spacing w:before="20" w:after="20"/>
+              <w:ind w:left="20" w:right="20"/>
+              <w:rPr>
+                <w:rFonts w:ascii="Arial" w:eastAsia="Arial" w:hAnsi="Arial" w:cs="Arial"/>
+                <w:color w:val="000000"/>
+                <w:sz w:val="16"/>
+                <w:szCs w:val="16"/>
+              </w:rPr>
+            </w:pPr>
+            <w:r>
+              <w:rPr>
+                <w:rFonts w:ascii="Arial" w:eastAsia="Arial" w:hAnsi="Arial" w:cs="Arial"/>
+                <w:color w:val="000000"/>
+                <w:sz w:val="16"/>
+                <w:szCs w:val="16"/>
+              </w:rPr>
+              <w:t>Antarctic Peninsula stratum</w:t>
+            </w:r>
+          </w:p>
+        </w:tc>
+        <w:tc>
+          <w:tcPr>
+            <w:tcW w:w="598" w:type="dxa"/>
+            <w:tcBorders>
+              <w:top w:val="none" w:sz="0" w:space="0" w:color="000000"/>
+              <w:left w:val="none" w:sz="0" w:space="0" w:color="000000"/>
+              <w:bottom w:val="single" w:sz="12" w:space="0" w:color="666666"/>
+              <w:right w:val="none" w:sz="0" w:space="0" w:color="000000"/>
+            </w:tcBorders>
+            <w:shd w:val="clear" w:color="auto" w:fill="FFFFFF"/>
+            <w:tcMar>
+              <w:top w:w="0" w:type="dxa"/>
+              <w:left w:w="0" w:type="dxa"/>
+              <w:bottom w:w="0" w:type="dxa"/>
+              <w:right w:w="0" w:type="dxa"/>
+            </w:tcMar>
+            <w:vAlign w:val="center"/>
+          </w:tcPr>
+          <w:p>
+            <w:pPr>
+              <w:pBdr>
+                <w:top w:val="none" w:sz="0" w:space="0" w:color="000000"/>
+                <w:left w:val="none" w:sz="0" w:space="0" w:color="000000"/>
+                <w:bottom w:val="none" w:sz="0" w:space="0" w:color="000000"/>
+                <w:right w:val="none" w:sz="0" w:space="0" w:color="000000"/>
+              </w:pBdr>
+              <w:spacing w:before="20" w:after="20"/>
+              <w:ind w:left="20" w:right="20"/>
+              <w:jc w:val="right"/>
+              <w:rPr>
+                <w:rFonts w:ascii="Arial" w:eastAsia="Arial" w:hAnsi="Arial" w:cs="Arial"/>
+                <w:color w:val="000000"/>
+                <w:sz w:val="16"/>
+                <w:szCs w:val="16"/>
+              </w:rPr>
+            </w:pPr>
+            <w:r>
+              <w:rPr>
+                <w:rFonts w:ascii="Arial" w:eastAsia="Arial" w:hAnsi="Arial" w:cs="Arial"/>
+                <w:color w:val="000000"/>
+                <w:sz w:val="16"/>
+                <w:szCs w:val="16"/>
+              </w:rPr>
+              <w:t>2,019</w:t>
+            </w:r>
+          </w:p>
+        </w:tc>
+        <w:tc>
+          <w:tcPr>
+            <w:tcW w:w="1007" w:type="dxa"/>
+            <w:tcBorders>
+              <w:top w:val="none" w:sz="0" w:space="0" w:color="000000"/>
+              <w:left w:val="none" w:sz="0" w:space="0" w:color="000000"/>
+              <w:bottom w:val="single" w:sz="12" w:space="0" w:color="666666"/>
+              <w:right w:val="none" w:sz="0" w:space="0" w:color="000000"/>
+            </w:tcBorders>
+            <w:shd w:val="clear" w:color="auto" w:fill="FFFFFF"/>
+            <w:tcMar>
+              <w:top w:w="0" w:type="dxa"/>
+              <w:left w:w="0" w:type="dxa"/>
+              <w:bottom w:w="0" w:type="dxa"/>
+              <w:right w:w="0" w:type="dxa"/>
+            </w:tcMar>
+            <w:vAlign w:val="center"/>
+          </w:tcPr>
+          <w:p>
+            <w:pPr>
+              <w:pBdr>
+                <w:top w:val="none" w:sz="0" w:space="0" w:color="000000"/>
+                <w:left w:val="none" w:sz="0" w:space="0" w:color="000000"/>
+                <w:bottom w:val="none" w:sz="0" w:space="0" w:color="000000"/>
+                <w:right w:val="none" w:sz="0" w:space="0" w:color="000000"/>
+              </w:pBdr>
+              <w:spacing w:before="20" w:after="20"/>
+              <w:ind w:left="20" w:right="20"/>
+              <w:rPr>
+                <w:rFonts w:ascii="Arial" w:eastAsia="Arial" w:hAnsi="Arial" w:cs="Arial"/>
+                <w:color w:val="000000"/>
+                <w:sz w:val="16"/>
+                <w:szCs w:val="16"/>
+              </w:rPr>
+            </w:pPr>
+            <w:r>
+              <w:rPr>
+                <w:rFonts w:ascii="Arial" w:eastAsia="Arial" w:hAnsi="Arial" w:cs="Arial"/>
+                <w:color w:val="000000"/>
+                <w:sz w:val="16"/>
+                <w:szCs w:val="16"/>
+              </w:rPr>
+              <w:t>13,486</w:t>
+            </w:r>
+          </w:p>
+        </w:tc>
+        <w:tc>
+          <w:tcPr>
+            <w:tcW w:w="2733" w:type="dxa"/>
+            <w:tcBorders>
+              <w:top w:val="none" w:sz="0" w:space="0" w:color="000000"/>
+              <w:left w:val="none" w:sz="0" w:space="0" w:color="000000"/>
+              <w:bottom w:val="single" w:sz="12" w:space="0" w:color="666666"/>
+              <w:right w:val="none" w:sz="0" w:space="0" w:color="000000"/>
+            </w:tcBorders>
+            <w:shd w:val="clear" w:color="auto" w:fill="FFFFFF"/>
+            <w:tcMar>
+              <w:top w:w="0" w:type="dxa"/>
+              <w:left w:w="0" w:type="dxa"/>
+              <w:bottom w:w="0" w:type="dxa"/>
+              <w:right w:w="0" w:type="dxa"/>
+            </w:tcMar>
+            <w:vAlign w:val="center"/>
+          </w:tcPr>
+          <w:p>
+            <w:pPr>
+              <w:pBdr>
+                <w:top w:val="none" w:sz="0" w:space="0" w:color="000000"/>
+                <w:left w:val="none" w:sz="0" w:space="0" w:color="000000"/>
+                <w:bottom w:val="none" w:sz="0" w:space="0" w:color="000000"/>
+                <w:right w:val="none" w:sz="0" w:space="0" w:color="000000"/>
+              </w:pBdr>
+              <w:spacing w:before="20" w:after="20"/>
+              <w:ind w:left="20" w:right="20"/>
+              <w:rPr>
+                <w:rFonts w:ascii="Arial" w:eastAsia="Arial" w:hAnsi="Arial" w:cs="Arial"/>
+                <w:color w:val="000000"/>
+                <w:sz w:val="16"/>
+                <w:szCs w:val="16"/>
+              </w:rPr>
+            </w:pPr>
+            <w:r>
+              <w:rPr>
+                <w:rFonts w:ascii="Arial" w:eastAsia="Arial" w:hAnsi="Arial" w:cs="Arial"/>
+                <w:color w:val="000000"/>
+                <w:sz w:val="16"/>
+                <w:szCs w:val="16"/>
+              </w:rPr>
+              <w:t>95% CI = 7,454-24,400</w:t>
+            </w:r>
+          </w:p>
+        </w:tc>
+        <w:tc>
+          <w:tcPr>
+            <w:tcW w:w="1941" w:type="dxa"/>
+            <w:tcBorders>
+              <w:top w:val="none" w:sz="0" w:space="0" w:color="000000"/>
+              <w:left w:val="none" w:sz="0" w:space="0" w:color="000000"/>
+              <w:bottom w:val="single" w:sz="12" w:space="0" w:color="666666"/>
+              <w:right w:val="none" w:sz="0" w:space="0" w:color="000000"/>
+            </w:tcBorders>
+            <w:shd w:val="clear" w:color="auto" w:fill="FFFFFF"/>
+            <w:tcMar>
+              <w:top w:w="0" w:type="dxa"/>
+              <w:left w:w="0" w:type="dxa"/>
+              <w:bottom w:w="0" w:type="dxa"/>
+              <w:right w:w="0" w:type="dxa"/>
+            </w:tcMar>
+            <w:vAlign w:val="center"/>
+          </w:tcPr>
+          <w:p>
+            <w:pPr>
+              <w:pBdr>
+                <w:top w:val="none" w:sz="0" w:space="0" w:color="000000"/>
+                <w:left w:val="none" w:sz="0" w:space="0" w:color="000000"/>
+                <w:bottom w:val="none" w:sz="0" w:space="0" w:color="000000"/>
+                <w:right w:val="none" w:sz="0" w:space="0" w:color="000000"/>
+              </w:pBdr>
+              <w:spacing w:before="20" w:after="20"/>
+              <w:ind w:left="20" w:right="20"/>
+              <w:rPr>
+                <w:rFonts w:ascii="Arial" w:eastAsia="Arial" w:hAnsi="Arial" w:cs="Arial"/>
+                <w:color w:val="000000"/>
+                <w:sz w:val="16"/>
+                <w:szCs w:val="16"/>
+              </w:rPr>
+            </w:pPr>
+            <w:r>
+              <w:rPr>
+                <w:rFonts w:ascii="Arial" w:eastAsia="Arial" w:hAnsi="Arial" w:cs="Arial"/>
+                <w:color w:val="000000"/>
+                <w:sz w:val="16"/>
+                <w:szCs w:val="16"/>
+              </w:rPr>
+              <w:t>Biuw et al., 2024</w:t>
+            </w:r>
+          </w:p>
+        </w:tc>
+      </w:tr>
+    </w:tbl>
+    <w:p>
+      <w:pPr>
+        <w:pStyle w:val="TableCaption"/>
+        <w:pBdr>
+          <w:top w:val="none" w:sz="0" w:space="0" w:color="000000"/>
+          <w:left w:val="none" w:sz="0" w:space="0" w:color="000000"/>
+          <w:bottom w:val="none" w:sz="0" w:space="0" w:color="000000"/>
+          <w:right w:val="none" w:sz="0" w:space="0" w:color="000000"/>
+        </w:pBdr>
+        <w:spacing w:before="60" w:after="60"/>
+        <w:ind w:left="60" w:right="60"/>
+        <w:jc w:val="center"/>
+      </w:pPr>
+      <w:r>
+        <w:lastRenderedPageBreak/>
+        <w:t>Table S6. Estimated krill consumption by major predator taxa during the austral summer. Values from Hill et al. (2007), Table 15.</w:t>
       </w:r>
     </w:p>
     <w:tbl>
@@ -2966,9 +7696,6 @@
         <w:gridCol w:w="1087"/>
         <w:gridCol w:w="1024"/>
         <w:gridCol w:w="1158"/>
-        <w:gridCol w:w="1469"/>
-        <w:gridCol w:w="1620"/>
-        <w:gridCol w:w="1754"/>
         <w:gridCol w:w="1167"/>
         <w:gridCol w:w="1318"/>
         <w:gridCol w:w="1452"/>
@@ -3168,147 +7895,6 @@
         </w:tc>
         <w:tc>
           <w:tcPr>
-            <w:tcW w:w="1469" w:type="dxa"/>
-            <w:tcBorders>
-              <w:top w:val="single" w:sz="12" w:space="0" w:color="666666"/>
-              <w:left w:val="none" w:sz="0" w:space="0" w:color="000000"/>
-              <w:bottom w:val="single" w:sz="12" w:space="0" w:color="666666"/>
-              <w:right w:val="none" w:sz="0" w:space="0" w:color="000000"/>
-            </w:tcBorders>
-            <w:shd w:val="clear" w:color="auto" w:fill="FFFFFF"/>
-            <w:tcMar>
-              <w:top w:w="0" w:type="dxa"/>
-              <w:left w:w="0" w:type="dxa"/>
-              <w:bottom w:w="0" w:type="dxa"/>
-              <w:right w:w="0" w:type="dxa"/>
-            </w:tcMar>
-            <w:vAlign w:val="center"/>
-          </w:tcPr>
-          <w:p>
-            <w:pPr>
-              <w:pBdr>
-                <w:top w:val="none" w:sz="0" w:space="0" w:color="000000"/>
-                <w:left w:val="none" w:sz="0" w:space="0" w:color="000000"/>
-                <w:bottom w:val="none" w:sz="0" w:space="0" w:color="000000"/>
-                <w:right w:val="none" w:sz="0" w:space="0" w:color="000000"/>
-              </w:pBdr>
-              <w:spacing w:before="20" w:after="20"/>
-              <w:ind w:left="20" w:right="20"/>
-              <w:jc w:val="right"/>
-              <w:rPr>
-                <w:rFonts w:ascii="Arial" w:eastAsia="Arial" w:hAnsi="Arial" w:cs="Arial"/>
-                <w:color w:val="000000"/>
-                <w:sz w:val="16"/>
-                <w:szCs w:val="16"/>
-              </w:rPr>
-            </w:pPr>
-            <w:r>
-              <w:rPr>
-                <w:rFonts w:ascii="Arial" w:eastAsia="Arial" w:hAnsi="Arial" w:cs="Arial"/>
-                <w:color w:val="000000"/>
-                <w:sz w:val="16"/>
-                <w:szCs w:val="16"/>
-              </w:rPr>
-              <w:t>Fish_Qsummer_g</w:t>
-            </w:r>
-          </w:p>
-        </w:tc>
-        <w:tc>
-          <w:tcPr>
-            <w:tcW w:w="1620" w:type="dxa"/>
-            <w:tcBorders>
-              <w:top w:val="single" w:sz="12" w:space="0" w:color="666666"/>
-              <w:left w:val="none" w:sz="0" w:space="0" w:color="000000"/>
-              <w:bottom w:val="single" w:sz="12" w:space="0" w:color="666666"/>
-              <w:right w:val="none" w:sz="0" w:space="0" w:color="000000"/>
-            </w:tcBorders>
-            <w:shd w:val="clear" w:color="auto" w:fill="FFFFFF"/>
-            <w:tcMar>
-              <w:top w:w="0" w:type="dxa"/>
-              <w:left w:w="0" w:type="dxa"/>
-              <w:bottom w:w="0" w:type="dxa"/>
-              <w:right w:w="0" w:type="dxa"/>
-            </w:tcMar>
-            <w:vAlign w:val="center"/>
-          </w:tcPr>
-          <w:p>
-            <w:pPr>
-              <w:pBdr>
-                <w:top w:val="none" w:sz="0" w:space="0" w:color="000000"/>
-                <w:left w:val="none" w:sz="0" w:space="0" w:color="000000"/>
-                <w:bottom w:val="none" w:sz="0" w:space="0" w:color="000000"/>
-                <w:right w:val="none" w:sz="0" w:space="0" w:color="000000"/>
-              </w:pBdr>
-              <w:spacing w:before="20" w:after="20"/>
-              <w:ind w:left="20" w:right="20"/>
-              <w:jc w:val="right"/>
-              <w:rPr>
-                <w:rFonts w:ascii="Arial" w:eastAsia="Arial" w:hAnsi="Arial" w:cs="Arial"/>
-                <w:color w:val="000000"/>
-                <w:sz w:val="16"/>
-                <w:szCs w:val="16"/>
-              </w:rPr>
-            </w:pPr>
-            <w:r>
-              <w:rPr>
-                <w:rFonts w:ascii="Arial" w:eastAsia="Arial" w:hAnsi="Arial" w:cs="Arial"/>
-                <w:color w:val="000000"/>
-                <w:sz w:val="16"/>
-                <w:szCs w:val="16"/>
-              </w:rPr>
-              <w:t>Whale_Qsummer_g</w:t>
-            </w:r>
-          </w:p>
-        </w:tc>
-        <w:tc>
-          <w:tcPr>
-            <w:tcW w:w="1754" w:type="dxa"/>
-            <w:tcBorders>
-              <w:top w:val="single" w:sz="12" w:space="0" w:color="666666"/>
-              <w:left w:val="none" w:sz="0" w:space="0" w:color="000000"/>
-              <w:bottom w:val="single" w:sz="12" w:space="0" w:color="666666"/>
-              <w:right w:val="none" w:sz="0" w:space="0" w:color="000000"/>
-            </w:tcBorders>
-            <w:shd w:val="clear" w:color="auto" w:fill="FFFFFF"/>
-            <w:tcMar>
-              <w:top w:w="0" w:type="dxa"/>
-              <w:left w:w="0" w:type="dxa"/>
-              <w:bottom w:w="0" w:type="dxa"/>
-              <w:right w:w="0" w:type="dxa"/>
-            </w:tcMar>
-            <w:vAlign w:val="center"/>
-          </w:tcPr>
-          <w:p>
-            <w:pPr>
-              <w:pBdr>
-                <w:top w:val="none" w:sz="0" w:space="0" w:color="000000"/>
-                <w:left w:val="none" w:sz="0" w:space="0" w:color="000000"/>
-                <w:bottom w:val="none" w:sz="0" w:space="0" w:color="000000"/>
-                <w:right w:val="none" w:sz="0" w:space="0" w:color="000000"/>
-              </w:pBdr>
-              <w:spacing w:before="20" w:after="20"/>
-              <w:ind w:left="20" w:right="20"/>
-              <w:jc w:val="right"/>
-              <w:rPr>
-                <w:rFonts w:ascii="Arial" w:eastAsia="Arial" w:hAnsi="Arial" w:cs="Arial"/>
-                <w:color w:val="000000"/>
-                <w:sz w:val="16"/>
-                <w:szCs w:val="16"/>
-              </w:rPr>
-            </w:pPr>
-            <w:r>
-              <w:rPr>
-                <w:rFonts w:ascii="Arial" w:eastAsia="Arial" w:hAnsi="Arial" w:cs="Arial"/>
-                <w:color w:val="000000"/>
-                <w:sz w:val="16"/>
-                <w:szCs w:val="16"/>
-              </w:rPr>
-              <w:t>Penguin_Qsummer_g</w:t>
-            </w:r>
-          </w:p>
-        </w:tc>
-        <w:tc>
-          <w:tcPr>
             <w:tcW w:w="1167" w:type="dxa"/>
             <w:tcBorders>
               <w:top w:val="single" w:sz="12" w:space="0" w:color="666666"/>
@@ -3642,147 +8228,6 @@
         </w:tc>
         <w:tc>
           <w:tcPr>
-            <w:tcW w:w="1469" w:type="dxa"/>
-            <w:tcBorders>
-              <w:top w:val="single" w:sz="12" w:space="0" w:color="666666"/>
-              <w:left w:val="none" w:sz="0" w:space="0" w:color="000000"/>
-              <w:bottom w:val="none" w:sz="0" w:space="0" w:color="000000"/>
-              <w:right w:val="none" w:sz="0" w:space="0" w:color="000000"/>
-            </w:tcBorders>
-            <w:shd w:val="clear" w:color="auto" w:fill="FFFFFF"/>
-            <w:tcMar>
-              <w:top w:w="0" w:type="dxa"/>
-              <w:left w:w="0" w:type="dxa"/>
-              <w:bottom w:w="0" w:type="dxa"/>
-              <w:right w:w="0" w:type="dxa"/>
-            </w:tcMar>
-            <w:vAlign w:val="center"/>
-          </w:tcPr>
-          <w:p>
-            <w:pPr>
-              <w:pBdr>
-                <w:top w:val="none" w:sz="0" w:space="0" w:color="000000"/>
-                <w:left w:val="none" w:sz="0" w:space="0" w:color="000000"/>
-                <w:bottom w:val="none" w:sz="0" w:space="0" w:color="000000"/>
-                <w:right w:val="none" w:sz="0" w:space="0" w:color="000000"/>
-              </w:pBdr>
-              <w:spacing w:before="20" w:after="20"/>
-              <w:ind w:left="20" w:right="20"/>
-              <w:jc w:val="right"/>
-              <w:rPr>
-                <w:rFonts w:ascii="Arial" w:eastAsia="Arial" w:hAnsi="Arial" w:cs="Arial"/>
-                <w:color w:val="000000"/>
-                <w:sz w:val="16"/>
-                <w:szCs w:val="16"/>
-              </w:rPr>
-            </w:pPr>
-            <w:r>
-              <w:rPr>
-                <w:rFonts w:ascii="Arial" w:eastAsia="Arial" w:hAnsi="Arial" w:cs="Arial"/>
-                <w:color w:val="000000"/>
-                <w:sz w:val="16"/>
-                <w:szCs w:val="16"/>
-              </w:rPr>
-              <w:t>1,325</w:t>
-            </w:r>
-          </w:p>
-        </w:tc>
-        <w:tc>
-          <w:tcPr>
-            <w:tcW w:w="1620" w:type="dxa"/>
-            <w:tcBorders>
-              <w:top w:val="single" w:sz="12" w:space="0" w:color="666666"/>
-              <w:left w:val="none" w:sz="0" w:space="0" w:color="000000"/>
-              <w:bottom w:val="none" w:sz="0" w:space="0" w:color="000000"/>
-              <w:right w:val="none" w:sz="0" w:space="0" w:color="000000"/>
-            </w:tcBorders>
-            <w:shd w:val="clear" w:color="auto" w:fill="FFFFFF"/>
-            <w:tcMar>
-              <w:top w:w="0" w:type="dxa"/>
-              <w:left w:w="0" w:type="dxa"/>
-              <w:bottom w:w="0" w:type="dxa"/>
-              <w:right w:w="0" w:type="dxa"/>
-            </w:tcMar>
-            <w:vAlign w:val="center"/>
-          </w:tcPr>
-          <w:p>
-            <w:pPr>
-              <w:pBdr>
-                <w:top w:val="none" w:sz="0" w:space="0" w:color="000000"/>
-                <w:left w:val="none" w:sz="0" w:space="0" w:color="000000"/>
-                <w:bottom w:val="none" w:sz="0" w:space="0" w:color="000000"/>
-                <w:right w:val="none" w:sz="0" w:space="0" w:color="000000"/>
-              </w:pBdr>
-              <w:spacing w:before="20" w:after="20"/>
-              <w:ind w:left="20" w:right="20"/>
-              <w:jc w:val="right"/>
-              <w:rPr>
-                <w:rFonts w:ascii="Arial" w:eastAsia="Arial" w:hAnsi="Arial" w:cs="Arial"/>
-                <w:color w:val="000000"/>
-                <w:sz w:val="16"/>
-                <w:szCs w:val="16"/>
-              </w:rPr>
-            </w:pPr>
-            <w:r>
-              <w:rPr>
-                <w:rFonts w:ascii="Arial" w:eastAsia="Arial" w:hAnsi="Arial" w:cs="Arial"/>
-                <w:color w:val="000000"/>
-                <w:sz w:val="16"/>
-                <w:szCs w:val="16"/>
-              </w:rPr>
-              <w:t>54,942,525</w:t>
-            </w:r>
-          </w:p>
-        </w:tc>
-        <w:tc>
-          <w:tcPr>
-            <w:tcW w:w="1754" w:type="dxa"/>
-            <w:tcBorders>
-              <w:top w:val="single" w:sz="12" w:space="0" w:color="666666"/>
-              <w:left w:val="none" w:sz="0" w:space="0" w:color="000000"/>
-              <w:bottom w:val="none" w:sz="0" w:space="0" w:color="000000"/>
-              <w:right w:val="none" w:sz="0" w:space="0" w:color="000000"/>
-            </w:tcBorders>
-            <w:shd w:val="clear" w:color="auto" w:fill="FFFFFF"/>
-            <w:tcMar>
-              <w:top w:w="0" w:type="dxa"/>
-              <w:left w:w="0" w:type="dxa"/>
-              <w:bottom w:w="0" w:type="dxa"/>
-              <w:right w:w="0" w:type="dxa"/>
-            </w:tcMar>
-            <w:vAlign w:val="center"/>
-          </w:tcPr>
-          <w:p>
-            <w:pPr>
-              <w:pBdr>
-                <w:top w:val="none" w:sz="0" w:space="0" w:color="000000"/>
-                <w:left w:val="none" w:sz="0" w:space="0" w:color="000000"/>
-                <w:bottom w:val="none" w:sz="0" w:space="0" w:color="000000"/>
-                <w:right w:val="none" w:sz="0" w:space="0" w:color="000000"/>
-              </w:pBdr>
-              <w:spacing w:before="20" w:after="20"/>
-              <w:ind w:left="20" w:right="20"/>
-              <w:jc w:val="right"/>
-              <w:rPr>
-                <w:rFonts w:ascii="Arial" w:eastAsia="Arial" w:hAnsi="Arial" w:cs="Arial"/>
-                <w:color w:val="000000"/>
-                <w:sz w:val="16"/>
-                <w:szCs w:val="16"/>
-              </w:rPr>
-            </w:pPr>
-            <w:r>
-              <w:rPr>
-                <w:rFonts w:ascii="Arial" w:eastAsia="Arial" w:hAnsi="Arial" w:cs="Arial"/>
-                <w:color w:val="000000"/>
-                <w:sz w:val="16"/>
-                <w:szCs w:val="16"/>
-              </w:rPr>
-              <w:t>255,235</w:t>
-            </w:r>
-          </w:p>
-        </w:tc>
-        <w:tc>
-          <w:tcPr>
             <w:tcW w:w="1167" w:type="dxa"/>
             <w:tcBorders>
               <w:top w:val="single" w:sz="12" w:space="0" w:color="666666"/>
@@ -4116,147 +8561,6 @@
         </w:tc>
         <w:tc>
           <w:tcPr>
-            <w:tcW w:w="1469" w:type="dxa"/>
-            <w:tcBorders>
-              <w:top w:val="none" w:sz="0" w:space="0" w:color="000000"/>
-              <w:left w:val="none" w:sz="0" w:space="0" w:color="000000"/>
-              <w:bottom w:val="none" w:sz="0" w:space="0" w:color="000000"/>
-              <w:right w:val="none" w:sz="0" w:space="0" w:color="000000"/>
-            </w:tcBorders>
-            <w:shd w:val="clear" w:color="auto" w:fill="FFFFFF"/>
-            <w:tcMar>
-              <w:top w:w="0" w:type="dxa"/>
-              <w:left w:w="0" w:type="dxa"/>
-              <w:bottom w:w="0" w:type="dxa"/>
-              <w:right w:w="0" w:type="dxa"/>
-            </w:tcMar>
-            <w:vAlign w:val="center"/>
-          </w:tcPr>
-          <w:p>
-            <w:pPr>
-              <w:pBdr>
-                <w:top w:val="none" w:sz="0" w:space="0" w:color="000000"/>
-                <w:left w:val="none" w:sz="0" w:space="0" w:color="000000"/>
-                <w:bottom w:val="none" w:sz="0" w:space="0" w:color="000000"/>
-                <w:right w:val="none" w:sz="0" w:space="0" w:color="000000"/>
-              </w:pBdr>
-              <w:spacing w:before="20" w:after="20"/>
-              <w:ind w:left="20" w:right="20"/>
-              <w:jc w:val="right"/>
-              <w:rPr>
-                <w:rFonts w:ascii="Arial" w:eastAsia="Arial" w:hAnsi="Arial" w:cs="Arial"/>
-                <w:color w:val="000000"/>
-                <w:sz w:val="16"/>
-                <w:szCs w:val="16"/>
-              </w:rPr>
-            </w:pPr>
-            <w:r>
-              <w:rPr>
-                <w:rFonts w:ascii="Arial" w:eastAsia="Arial" w:hAnsi="Arial" w:cs="Arial"/>
-                <w:color w:val="000000"/>
-                <w:sz w:val="16"/>
-                <w:szCs w:val="16"/>
-              </w:rPr>
-              <w:t>1,384</w:t>
-            </w:r>
-          </w:p>
-        </w:tc>
-        <w:tc>
-          <w:tcPr>
-            <w:tcW w:w="1620" w:type="dxa"/>
-            <w:tcBorders>
-              <w:top w:val="none" w:sz="0" w:space="0" w:color="000000"/>
-              <w:left w:val="none" w:sz="0" w:space="0" w:color="000000"/>
-              <w:bottom w:val="none" w:sz="0" w:space="0" w:color="000000"/>
-              <w:right w:val="none" w:sz="0" w:space="0" w:color="000000"/>
-            </w:tcBorders>
-            <w:shd w:val="clear" w:color="auto" w:fill="FFFFFF"/>
-            <w:tcMar>
-              <w:top w:w="0" w:type="dxa"/>
-              <w:left w:w="0" w:type="dxa"/>
-              <w:bottom w:w="0" w:type="dxa"/>
-              <w:right w:w="0" w:type="dxa"/>
-            </w:tcMar>
-            <w:vAlign w:val="center"/>
-          </w:tcPr>
-          <w:p>
-            <w:pPr>
-              <w:pBdr>
-                <w:top w:val="none" w:sz="0" w:space="0" w:color="000000"/>
-                <w:left w:val="none" w:sz="0" w:space="0" w:color="000000"/>
-                <w:bottom w:val="none" w:sz="0" w:space="0" w:color="000000"/>
-                <w:right w:val="none" w:sz="0" w:space="0" w:color="000000"/>
-              </w:pBdr>
-              <w:spacing w:before="20" w:after="20"/>
-              <w:ind w:left="20" w:right="20"/>
-              <w:jc w:val="right"/>
-              <w:rPr>
-                <w:rFonts w:ascii="Arial" w:eastAsia="Arial" w:hAnsi="Arial" w:cs="Arial"/>
-                <w:color w:val="000000"/>
-                <w:sz w:val="16"/>
-                <w:szCs w:val="16"/>
-              </w:rPr>
-            </w:pPr>
-            <w:r>
-              <w:rPr>
-                <w:rFonts w:ascii="Arial" w:eastAsia="Arial" w:hAnsi="Arial" w:cs="Arial"/>
-                <w:color w:val="000000"/>
-                <w:sz w:val="16"/>
-                <w:szCs w:val="16"/>
-              </w:rPr>
-              <w:t>54,942,525</w:t>
-            </w:r>
-          </w:p>
-        </w:tc>
-        <w:tc>
-          <w:tcPr>
-            <w:tcW w:w="1754" w:type="dxa"/>
-            <w:tcBorders>
-              <w:top w:val="none" w:sz="0" w:space="0" w:color="000000"/>
-              <w:left w:val="none" w:sz="0" w:space="0" w:color="000000"/>
-              <w:bottom w:val="none" w:sz="0" w:space="0" w:color="000000"/>
-              <w:right w:val="none" w:sz="0" w:space="0" w:color="000000"/>
-            </w:tcBorders>
-            <w:shd w:val="clear" w:color="auto" w:fill="FFFFFF"/>
-            <w:tcMar>
-              <w:top w:w="0" w:type="dxa"/>
-              <w:left w:w="0" w:type="dxa"/>
-              <w:bottom w:w="0" w:type="dxa"/>
-              <w:right w:w="0" w:type="dxa"/>
-            </w:tcMar>
-            <w:vAlign w:val="center"/>
-          </w:tcPr>
-          <w:p>
-            <w:pPr>
-              <w:pBdr>
-                <w:top w:val="none" w:sz="0" w:space="0" w:color="000000"/>
-                <w:left w:val="none" w:sz="0" w:space="0" w:color="000000"/>
-                <w:bottom w:val="none" w:sz="0" w:space="0" w:color="000000"/>
-                <w:right w:val="none" w:sz="0" w:space="0" w:color="000000"/>
-              </w:pBdr>
-              <w:spacing w:before="20" w:after="20"/>
-              <w:ind w:left="20" w:right="20"/>
-              <w:jc w:val="right"/>
-              <w:rPr>
-                <w:rFonts w:ascii="Arial" w:eastAsia="Arial" w:hAnsi="Arial" w:cs="Arial"/>
-                <w:color w:val="000000"/>
-                <w:sz w:val="16"/>
-                <w:szCs w:val="16"/>
-              </w:rPr>
-            </w:pPr>
-            <w:r>
-              <w:rPr>
-                <w:rFonts w:ascii="Arial" w:eastAsia="Arial" w:hAnsi="Arial" w:cs="Arial"/>
-                <w:color w:val="000000"/>
-                <w:sz w:val="16"/>
-                <w:szCs w:val="16"/>
-              </w:rPr>
-              <w:t>251,591</w:t>
-            </w:r>
-          </w:p>
-        </w:tc>
-        <w:tc>
-          <w:tcPr>
             <w:tcW w:w="1167" w:type="dxa"/>
             <w:tcBorders>
               <w:top w:val="none" w:sz="0" w:space="0" w:color="000000"/>
@@ -4590,147 +8894,6 @@
         </w:tc>
         <w:tc>
           <w:tcPr>
-            <w:tcW w:w="1469" w:type="dxa"/>
-            <w:tcBorders>
-              <w:top w:val="none" w:sz="0" w:space="0" w:color="000000"/>
-              <w:left w:val="none" w:sz="0" w:space="0" w:color="000000"/>
-              <w:bottom w:val="none" w:sz="0" w:space="0" w:color="000000"/>
-              <w:right w:val="none" w:sz="0" w:space="0" w:color="000000"/>
-            </w:tcBorders>
-            <w:shd w:val="clear" w:color="auto" w:fill="FFFFFF"/>
-            <w:tcMar>
-              <w:top w:w="0" w:type="dxa"/>
-              <w:left w:w="0" w:type="dxa"/>
-              <w:bottom w:w="0" w:type="dxa"/>
-              <w:right w:w="0" w:type="dxa"/>
-            </w:tcMar>
-            <w:vAlign w:val="center"/>
-          </w:tcPr>
-          <w:p>
-            <w:pPr>
-              <w:pBdr>
-                <w:top w:val="none" w:sz="0" w:space="0" w:color="000000"/>
-                <w:left w:val="none" w:sz="0" w:space="0" w:color="000000"/>
-                <w:bottom w:val="none" w:sz="0" w:space="0" w:color="000000"/>
-                <w:right w:val="none" w:sz="0" w:space="0" w:color="000000"/>
-              </w:pBdr>
-              <w:spacing w:before="20" w:after="20"/>
-              <w:ind w:left="20" w:right="20"/>
-              <w:jc w:val="right"/>
-              <w:rPr>
-                <w:rFonts w:ascii="Arial" w:eastAsia="Arial" w:hAnsi="Arial" w:cs="Arial"/>
-                <w:color w:val="000000"/>
-                <w:sz w:val="16"/>
-                <w:szCs w:val="16"/>
-              </w:rPr>
-            </w:pPr>
-            <w:r>
-              <w:rPr>
-                <w:rFonts w:ascii="Arial" w:eastAsia="Arial" w:hAnsi="Arial" w:cs="Arial"/>
-                <w:color w:val="000000"/>
-                <w:sz w:val="16"/>
-                <w:szCs w:val="16"/>
-              </w:rPr>
-              <w:t>1,405</w:t>
-            </w:r>
-          </w:p>
-        </w:tc>
-        <w:tc>
-          <w:tcPr>
-            <w:tcW w:w="1620" w:type="dxa"/>
-            <w:tcBorders>
-              <w:top w:val="none" w:sz="0" w:space="0" w:color="000000"/>
-              <w:left w:val="none" w:sz="0" w:space="0" w:color="000000"/>
-              <w:bottom w:val="none" w:sz="0" w:space="0" w:color="000000"/>
-              <w:right w:val="none" w:sz="0" w:space="0" w:color="000000"/>
-            </w:tcBorders>
-            <w:shd w:val="clear" w:color="auto" w:fill="FFFFFF"/>
-            <w:tcMar>
-              <w:top w:w="0" w:type="dxa"/>
-              <w:left w:w="0" w:type="dxa"/>
-              <w:bottom w:w="0" w:type="dxa"/>
-              <w:right w:w="0" w:type="dxa"/>
-            </w:tcMar>
-            <w:vAlign w:val="center"/>
-          </w:tcPr>
-          <w:p>
-            <w:pPr>
-              <w:pBdr>
-                <w:top w:val="none" w:sz="0" w:space="0" w:color="000000"/>
-                <w:left w:val="none" w:sz="0" w:space="0" w:color="000000"/>
-                <w:bottom w:val="none" w:sz="0" w:space="0" w:color="000000"/>
-                <w:right w:val="none" w:sz="0" w:space="0" w:color="000000"/>
-              </w:pBdr>
-              <w:spacing w:before="20" w:after="20"/>
-              <w:ind w:left="20" w:right="20"/>
-              <w:jc w:val="right"/>
-              <w:rPr>
-                <w:rFonts w:ascii="Arial" w:eastAsia="Arial" w:hAnsi="Arial" w:cs="Arial"/>
-                <w:color w:val="000000"/>
-                <w:sz w:val="16"/>
-                <w:szCs w:val="16"/>
-              </w:rPr>
-            </w:pPr>
-            <w:r>
-              <w:rPr>
-                <w:rFonts w:ascii="Arial" w:eastAsia="Arial" w:hAnsi="Arial" w:cs="Arial"/>
-                <w:color w:val="000000"/>
-                <w:sz w:val="16"/>
-                <w:szCs w:val="16"/>
-              </w:rPr>
-              <w:t>54,942,525</w:t>
-            </w:r>
-          </w:p>
-        </w:tc>
-        <w:tc>
-          <w:tcPr>
-            <w:tcW w:w="1754" w:type="dxa"/>
-            <w:tcBorders>
-              <w:top w:val="none" w:sz="0" w:space="0" w:color="000000"/>
-              <w:left w:val="none" w:sz="0" w:space="0" w:color="000000"/>
-              <w:bottom w:val="none" w:sz="0" w:space="0" w:color="000000"/>
-              <w:right w:val="none" w:sz="0" w:space="0" w:color="000000"/>
-            </w:tcBorders>
-            <w:shd w:val="clear" w:color="auto" w:fill="FFFFFF"/>
-            <w:tcMar>
-              <w:top w:w="0" w:type="dxa"/>
-              <w:left w:w="0" w:type="dxa"/>
-              <w:bottom w:w="0" w:type="dxa"/>
-              <w:right w:w="0" w:type="dxa"/>
-            </w:tcMar>
-            <w:vAlign w:val="center"/>
-          </w:tcPr>
-          <w:p>
-            <w:pPr>
-              <w:pBdr>
-                <w:top w:val="none" w:sz="0" w:space="0" w:color="000000"/>
-                <w:left w:val="none" w:sz="0" w:space="0" w:color="000000"/>
-                <w:bottom w:val="none" w:sz="0" w:space="0" w:color="000000"/>
-                <w:right w:val="none" w:sz="0" w:space="0" w:color="000000"/>
-              </w:pBdr>
-              <w:spacing w:before="20" w:after="20"/>
-              <w:ind w:left="20" w:right="20"/>
-              <w:jc w:val="right"/>
-              <w:rPr>
-                <w:rFonts w:ascii="Arial" w:eastAsia="Arial" w:hAnsi="Arial" w:cs="Arial"/>
-                <w:color w:val="000000"/>
-                <w:sz w:val="16"/>
-                <w:szCs w:val="16"/>
-              </w:rPr>
-            </w:pPr>
-            <w:r>
-              <w:rPr>
-                <w:rFonts w:ascii="Arial" w:eastAsia="Arial" w:hAnsi="Arial" w:cs="Arial"/>
-                <w:color w:val="000000"/>
-                <w:sz w:val="16"/>
-                <w:szCs w:val="16"/>
-              </w:rPr>
-              <w:t>251,988</w:t>
-            </w:r>
-          </w:p>
-        </w:tc>
-        <w:tc>
-          <w:tcPr>
             <w:tcW w:w="1167" w:type="dxa"/>
             <w:tcBorders>
               <w:top w:val="none" w:sz="0" w:space="0" w:color="000000"/>
@@ -5064,147 +9227,6 @@
         </w:tc>
         <w:tc>
           <w:tcPr>
-            <w:tcW w:w="1469" w:type="dxa"/>
-            <w:tcBorders>
-              <w:top w:val="none" w:sz="0" w:space="0" w:color="000000"/>
-              <w:left w:val="none" w:sz="0" w:space="0" w:color="000000"/>
-              <w:bottom w:val="single" w:sz="12" w:space="0" w:color="666666"/>
-              <w:right w:val="none" w:sz="0" w:space="0" w:color="000000"/>
-            </w:tcBorders>
-            <w:shd w:val="clear" w:color="auto" w:fill="FFFFFF"/>
-            <w:tcMar>
-              <w:top w:w="0" w:type="dxa"/>
-              <w:left w:w="0" w:type="dxa"/>
-              <w:bottom w:w="0" w:type="dxa"/>
-              <w:right w:w="0" w:type="dxa"/>
-            </w:tcMar>
-            <w:vAlign w:val="center"/>
-          </w:tcPr>
-          <w:p>
-            <w:pPr>
-              <w:pBdr>
-                <w:top w:val="none" w:sz="0" w:space="0" w:color="000000"/>
-                <w:left w:val="none" w:sz="0" w:space="0" w:color="000000"/>
-                <w:bottom w:val="none" w:sz="0" w:space="0" w:color="000000"/>
-                <w:right w:val="none" w:sz="0" w:space="0" w:color="000000"/>
-              </w:pBdr>
-              <w:spacing w:before="20" w:after="20"/>
-              <w:ind w:left="20" w:right="20"/>
-              <w:jc w:val="right"/>
-              <w:rPr>
-                <w:rFonts w:ascii="Arial" w:eastAsia="Arial" w:hAnsi="Arial" w:cs="Arial"/>
-                <w:color w:val="000000"/>
-                <w:sz w:val="16"/>
-                <w:szCs w:val="16"/>
-              </w:rPr>
-            </w:pPr>
-            <w:r>
-              <w:rPr>
-                <w:rFonts w:ascii="Arial" w:eastAsia="Arial" w:hAnsi="Arial" w:cs="Arial"/>
-                <w:color w:val="000000"/>
-                <w:sz w:val="16"/>
-                <w:szCs w:val="16"/>
-              </w:rPr>
-              <w:t>1,407</w:t>
-            </w:r>
-          </w:p>
-        </w:tc>
-        <w:tc>
-          <w:tcPr>
-            <w:tcW w:w="1620" w:type="dxa"/>
-            <w:tcBorders>
-              <w:top w:val="none" w:sz="0" w:space="0" w:color="000000"/>
-              <w:left w:val="none" w:sz="0" w:space="0" w:color="000000"/>
-              <w:bottom w:val="single" w:sz="12" w:space="0" w:color="666666"/>
-              <w:right w:val="none" w:sz="0" w:space="0" w:color="000000"/>
-            </w:tcBorders>
-            <w:shd w:val="clear" w:color="auto" w:fill="FFFFFF"/>
-            <w:tcMar>
-              <w:top w:w="0" w:type="dxa"/>
-              <w:left w:w="0" w:type="dxa"/>
-              <w:bottom w:w="0" w:type="dxa"/>
-              <w:right w:w="0" w:type="dxa"/>
-            </w:tcMar>
-            <w:vAlign w:val="center"/>
-          </w:tcPr>
-          <w:p>
-            <w:pPr>
-              <w:pBdr>
-                <w:top w:val="none" w:sz="0" w:space="0" w:color="000000"/>
-                <w:left w:val="none" w:sz="0" w:space="0" w:color="000000"/>
-                <w:bottom w:val="none" w:sz="0" w:space="0" w:color="000000"/>
-                <w:right w:val="none" w:sz="0" w:space="0" w:color="000000"/>
-              </w:pBdr>
-              <w:spacing w:before="20" w:after="20"/>
-              <w:ind w:left="20" w:right="20"/>
-              <w:jc w:val="right"/>
-              <w:rPr>
-                <w:rFonts w:ascii="Arial" w:eastAsia="Arial" w:hAnsi="Arial" w:cs="Arial"/>
-                <w:color w:val="000000"/>
-                <w:sz w:val="16"/>
-                <w:szCs w:val="16"/>
-              </w:rPr>
-            </w:pPr>
-            <w:r>
-              <w:rPr>
-                <w:rFonts w:ascii="Arial" w:eastAsia="Arial" w:hAnsi="Arial" w:cs="Arial"/>
-                <w:color w:val="000000"/>
-                <w:sz w:val="16"/>
-                <w:szCs w:val="16"/>
-              </w:rPr>
-              <w:t>54,942,525</w:t>
-            </w:r>
-          </w:p>
-        </w:tc>
-        <w:tc>
-          <w:tcPr>
-            <w:tcW w:w="1754" w:type="dxa"/>
-            <w:tcBorders>
-              <w:top w:val="none" w:sz="0" w:space="0" w:color="000000"/>
-              <w:left w:val="none" w:sz="0" w:space="0" w:color="000000"/>
-              <w:bottom w:val="single" w:sz="12" w:space="0" w:color="666666"/>
-              <w:right w:val="none" w:sz="0" w:space="0" w:color="000000"/>
-            </w:tcBorders>
-            <w:shd w:val="clear" w:color="auto" w:fill="FFFFFF"/>
-            <w:tcMar>
-              <w:top w:w="0" w:type="dxa"/>
-              <w:left w:w="0" w:type="dxa"/>
-              <w:bottom w:w="0" w:type="dxa"/>
-              <w:right w:w="0" w:type="dxa"/>
-            </w:tcMar>
-            <w:vAlign w:val="center"/>
-          </w:tcPr>
-          <w:p>
-            <w:pPr>
-              <w:pBdr>
-                <w:top w:val="none" w:sz="0" w:space="0" w:color="000000"/>
-                <w:left w:val="none" w:sz="0" w:space="0" w:color="000000"/>
-                <w:bottom w:val="none" w:sz="0" w:space="0" w:color="000000"/>
-                <w:right w:val="none" w:sz="0" w:space="0" w:color="000000"/>
-              </w:pBdr>
-              <w:spacing w:before="20" w:after="20"/>
-              <w:ind w:left="20" w:right="20"/>
-              <w:jc w:val="right"/>
-              <w:rPr>
-                <w:rFonts w:ascii="Arial" w:eastAsia="Arial" w:hAnsi="Arial" w:cs="Arial"/>
-                <w:color w:val="000000"/>
-                <w:sz w:val="16"/>
-                <w:szCs w:val="16"/>
-              </w:rPr>
-            </w:pPr>
-            <w:r>
-              <w:rPr>
-                <w:rFonts w:ascii="Arial" w:eastAsia="Arial" w:hAnsi="Arial" w:cs="Arial"/>
-                <w:color w:val="000000"/>
-                <w:sz w:val="16"/>
-                <w:szCs w:val="16"/>
-              </w:rPr>
-              <w:t>314,812</w:t>
-            </w:r>
-          </w:p>
-        </w:tc>
-        <w:tc>
-          <w:tcPr>
             <w:tcW w:w="1167" w:type="dxa"/>
             <w:tcBorders>
               <w:top w:val="none" w:sz="0" w:space="0" w:color="000000"/>
@@ -5348,10 +9370,19 @@
     </w:tbl>
     <w:p>
       <w:pPr>
-        <w:pStyle w:val="Textoindependiente"/>
+        <w:pStyle w:val="TableCaption"/>
+        <w:pBdr>
+          <w:top w:val="none" w:sz="0" w:space="0" w:color="000000"/>
+          <w:left w:val="none" w:sz="0" w:space="0" w:color="000000"/>
+          <w:bottom w:val="none" w:sz="0" w:space="0" w:color="000000"/>
+          <w:right w:val="none" w:sz="0" w:space="0" w:color="000000"/>
+        </w:pBdr>
+        <w:spacing w:before="60" w:after="60"/>
+        <w:ind w:left="60" w:right="60"/>
+        <w:jc w:val="center"/>
       </w:pPr>
       <w:r>
-        <w:t>Table S4. Estimated krill consumption by major predator taxa during the austral winter. Values from Hill et al. (2007), Table 15.</w:t>
+        <w:t>Table S7. Estimated krill consumption by major predator taxa during the austral winter. Values from Hill et al. (2007), Table 15.</w:t>
       </w:r>
     </w:p>
     <w:tbl>
@@ -5367,9 +9398,6 @@
         <w:gridCol w:w="1087"/>
         <w:gridCol w:w="1024"/>
         <w:gridCol w:w="1158"/>
-        <w:gridCol w:w="1318"/>
-        <w:gridCol w:w="1469"/>
-        <w:gridCol w:w="1603"/>
         <w:gridCol w:w="1167"/>
         <w:gridCol w:w="1318"/>
         <w:gridCol w:w="1452"/>
@@ -5569,146 +9597,6 @@
         </w:tc>
         <w:tc>
           <w:tcPr>
-            <w:tcW w:w="1318" w:type="dxa"/>
-            <w:tcBorders>
-              <w:top w:val="single" w:sz="12" w:space="0" w:color="666666"/>
-              <w:left w:val="none" w:sz="0" w:space="0" w:color="000000"/>
-              <w:bottom w:val="single" w:sz="12" w:space="0" w:color="666666"/>
-              <w:right w:val="none" w:sz="0" w:space="0" w:color="000000"/>
-            </w:tcBorders>
-            <w:shd w:val="clear" w:color="auto" w:fill="FFFFFF"/>
-            <w:tcMar>
-              <w:top w:w="0" w:type="dxa"/>
-              <w:left w:w="0" w:type="dxa"/>
-              <w:bottom w:w="0" w:type="dxa"/>
-              <w:right w:w="0" w:type="dxa"/>
-            </w:tcMar>
-            <w:vAlign w:val="center"/>
-          </w:tcPr>
-          <w:p>
-            <w:pPr>
-              <w:pBdr>
-                <w:top w:val="none" w:sz="0" w:space="0" w:color="000000"/>
-                <w:left w:val="none" w:sz="0" w:space="0" w:color="000000"/>
-                <w:bottom w:val="none" w:sz="0" w:space="0" w:color="000000"/>
-                <w:right w:val="none" w:sz="0" w:space="0" w:color="000000"/>
-              </w:pBdr>
-              <w:spacing w:before="20" w:after="20"/>
-              <w:ind w:left="20" w:right="20"/>
-              <w:jc w:val="right"/>
-              <w:rPr>
-                <w:rFonts w:ascii="Arial" w:eastAsia="Arial" w:hAnsi="Arial" w:cs="Arial"/>
-                <w:color w:val="000000"/>
-                <w:sz w:val="16"/>
-                <w:szCs w:val="16"/>
-              </w:rPr>
-            </w:pPr>
-            <w:r>
-              <w:rPr>
-                <w:rFonts w:ascii="Arial" w:eastAsia="Arial" w:hAnsi="Arial" w:cs="Arial"/>
-                <w:color w:val="000000"/>
-                <w:sz w:val="16"/>
-                <w:szCs w:val="16"/>
-              </w:rPr>
-              <w:t>Fish_Qwinter_g</w:t>
-            </w:r>
-          </w:p>
-        </w:tc>
-        <w:tc>
-          <w:tcPr>
-            <w:tcW w:w="1469" w:type="dxa"/>
-            <w:tcBorders>
-              <w:top w:val="single" w:sz="12" w:space="0" w:color="666666"/>
-              <w:left w:val="none" w:sz="0" w:space="0" w:color="000000"/>
-              <w:bottom w:val="single" w:sz="12" w:space="0" w:color="666666"/>
-              <w:right w:val="none" w:sz="0" w:space="0" w:color="000000"/>
-            </w:tcBorders>
-            <w:shd w:val="clear" w:color="auto" w:fill="FFFFFF"/>
-            <w:tcMar>
-              <w:top w:w="0" w:type="dxa"/>
-              <w:left w:w="0" w:type="dxa"/>
-              <w:bottom w:w="0" w:type="dxa"/>
-              <w:right w:w="0" w:type="dxa"/>
-            </w:tcMar>
-            <w:vAlign w:val="center"/>
-          </w:tcPr>
-          <w:p>
-            <w:pPr>
-              <w:pBdr>
-                <w:top w:val="none" w:sz="0" w:space="0" w:color="000000"/>
-                <w:left w:val="none" w:sz="0" w:space="0" w:color="000000"/>
-                <w:bottom w:val="none" w:sz="0" w:space="0" w:color="000000"/>
-                <w:right w:val="none" w:sz="0" w:space="0" w:color="000000"/>
-              </w:pBdr>
-              <w:spacing w:before="20" w:after="20"/>
-              <w:ind w:left="20" w:right="20"/>
-              <w:rPr>
-                <w:rFonts w:ascii="Arial" w:eastAsia="Arial" w:hAnsi="Arial" w:cs="Arial"/>
-                <w:color w:val="000000"/>
-                <w:sz w:val="16"/>
-                <w:szCs w:val="16"/>
-              </w:rPr>
-            </w:pPr>
-            <w:r>
-              <w:rPr>
-                <w:rFonts w:ascii="Arial" w:eastAsia="Arial" w:hAnsi="Arial" w:cs="Arial"/>
-                <w:color w:val="000000"/>
-                <w:sz w:val="16"/>
-                <w:szCs w:val="16"/>
-              </w:rPr>
-              <w:t>Whale_Qwinter_g</w:t>
-            </w:r>
-          </w:p>
-        </w:tc>
-        <w:tc>
-          <w:tcPr>
-            <w:tcW w:w="1603" w:type="dxa"/>
-            <w:tcBorders>
-              <w:top w:val="single" w:sz="12" w:space="0" w:color="666666"/>
-              <w:left w:val="none" w:sz="0" w:space="0" w:color="000000"/>
-              <w:bottom w:val="single" w:sz="12" w:space="0" w:color="666666"/>
-              <w:right w:val="none" w:sz="0" w:space="0" w:color="000000"/>
-            </w:tcBorders>
-            <w:shd w:val="clear" w:color="auto" w:fill="FFFFFF"/>
-            <w:tcMar>
-              <w:top w:w="0" w:type="dxa"/>
-              <w:left w:w="0" w:type="dxa"/>
-              <w:bottom w:w="0" w:type="dxa"/>
-              <w:right w:w="0" w:type="dxa"/>
-            </w:tcMar>
-            <w:vAlign w:val="center"/>
-          </w:tcPr>
-          <w:p>
-            <w:pPr>
-              <w:pBdr>
-                <w:top w:val="none" w:sz="0" w:space="0" w:color="000000"/>
-                <w:left w:val="none" w:sz="0" w:space="0" w:color="000000"/>
-                <w:bottom w:val="none" w:sz="0" w:space="0" w:color="000000"/>
-                <w:right w:val="none" w:sz="0" w:space="0" w:color="000000"/>
-              </w:pBdr>
-              <w:spacing w:before="20" w:after="20"/>
-              <w:ind w:left="20" w:right="20"/>
-              <w:jc w:val="right"/>
-              <w:rPr>
-                <w:rFonts w:ascii="Arial" w:eastAsia="Arial" w:hAnsi="Arial" w:cs="Arial"/>
-                <w:color w:val="000000"/>
-                <w:sz w:val="16"/>
-                <w:szCs w:val="16"/>
-              </w:rPr>
-            </w:pPr>
-            <w:r>
-              <w:rPr>
-                <w:rFonts w:ascii="Arial" w:eastAsia="Arial" w:hAnsi="Arial" w:cs="Arial"/>
-                <w:color w:val="000000"/>
-                <w:sz w:val="16"/>
-                <w:szCs w:val="16"/>
-              </w:rPr>
-              <w:t>Penguin_Qwinter_g</w:t>
-            </w:r>
-          </w:p>
-        </w:tc>
-        <w:tc>
-          <w:tcPr>
             <w:tcW w:w="1167" w:type="dxa"/>
             <w:tcBorders>
               <w:top w:val="single" w:sz="12" w:space="0" w:color="666666"/>
@@ -6041,146 +9929,6 @@
         </w:tc>
         <w:tc>
           <w:tcPr>
-            <w:tcW w:w="1318" w:type="dxa"/>
-            <w:tcBorders>
-              <w:top w:val="single" w:sz="12" w:space="0" w:color="666666"/>
-              <w:left w:val="none" w:sz="0" w:space="0" w:color="000000"/>
-              <w:bottom w:val="none" w:sz="0" w:space="0" w:color="000000"/>
-              <w:right w:val="none" w:sz="0" w:space="0" w:color="000000"/>
-            </w:tcBorders>
-            <w:shd w:val="clear" w:color="auto" w:fill="FFFFFF"/>
-            <w:tcMar>
-              <w:top w:w="0" w:type="dxa"/>
-              <w:left w:w="0" w:type="dxa"/>
-              <w:bottom w:w="0" w:type="dxa"/>
-              <w:right w:w="0" w:type="dxa"/>
-            </w:tcMar>
-            <w:vAlign w:val="center"/>
-          </w:tcPr>
-          <w:p>
-            <w:pPr>
-              <w:pBdr>
-                <w:top w:val="none" w:sz="0" w:space="0" w:color="000000"/>
-                <w:left w:val="none" w:sz="0" w:space="0" w:color="000000"/>
-                <w:bottom w:val="none" w:sz="0" w:space="0" w:color="000000"/>
-                <w:right w:val="none" w:sz="0" w:space="0" w:color="000000"/>
-              </w:pBdr>
-              <w:spacing w:before="20" w:after="20"/>
-              <w:ind w:left="20" w:right="20"/>
-              <w:jc w:val="right"/>
-              <w:rPr>
-                <w:rFonts w:ascii="Arial" w:eastAsia="Arial" w:hAnsi="Arial" w:cs="Arial"/>
-                <w:color w:val="000000"/>
-                <w:sz w:val="16"/>
-                <w:szCs w:val="16"/>
-              </w:rPr>
-            </w:pPr>
-            <w:r>
-              <w:rPr>
-                <w:rFonts w:ascii="Arial" w:eastAsia="Arial" w:hAnsi="Arial" w:cs="Arial"/>
-                <w:color w:val="000000"/>
-                <w:sz w:val="16"/>
-                <w:szCs w:val="16"/>
-              </w:rPr>
-              <w:t>227</w:t>
-            </w:r>
-          </w:p>
-        </w:tc>
-        <w:tc>
-          <w:tcPr>
-            <w:tcW w:w="1469" w:type="dxa"/>
-            <w:tcBorders>
-              <w:top w:val="single" w:sz="12" w:space="0" w:color="666666"/>
-              <w:left w:val="none" w:sz="0" w:space="0" w:color="000000"/>
-              <w:bottom w:val="none" w:sz="0" w:space="0" w:color="000000"/>
-              <w:right w:val="none" w:sz="0" w:space="0" w:color="000000"/>
-            </w:tcBorders>
-            <w:shd w:val="clear" w:color="auto" w:fill="FFFFFF"/>
-            <w:tcMar>
-              <w:top w:w="0" w:type="dxa"/>
-              <w:left w:w="0" w:type="dxa"/>
-              <w:bottom w:w="0" w:type="dxa"/>
-              <w:right w:w="0" w:type="dxa"/>
-            </w:tcMar>
-            <w:vAlign w:val="center"/>
-          </w:tcPr>
-          <w:p>
-            <w:pPr>
-              <w:pBdr>
-                <w:top w:val="none" w:sz="0" w:space="0" w:color="000000"/>
-                <w:left w:val="none" w:sz="0" w:space="0" w:color="000000"/>
-                <w:bottom w:val="none" w:sz="0" w:space="0" w:color="000000"/>
-                <w:right w:val="none" w:sz="0" w:space="0" w:color="000000"/>
-              </w:pBdr>
-              <w:spacing w:before="20" w:after="20"/>
-              <w:ind w:left="20" w:right="20"/>
-              <w:rPr>
-                <w:rFonts w:ascii="Arial" w:eastAsia="Arial" w:hAnsi="Arial" w:cs="Arial"/>
-                <w:color w:val="000000"/>
-                <w:sz w:val="16"/>
-                <w:szCs w:val="16"/>
-              </w:rPr>
-            </w:pPr>
-            <w:r>
-              <w:rPr>
-                <w:rFonts w:ascii="Arial" w:eastAsia="Arial" w:hAnsi="Arial" w:cs="Arial"/>
-                <w:color w:val="000000"/>
-                <w:sz w:val="16"/>
-                <w:szCs w:val="16"/>
-              </w:rPr>
-              <w:t xml:space="preserve"> -   </w:t>
-            </w:r>
-          </w:p>
-        </w:tc>
-        <w:tc>
-          <w:tcPr>
-            <w:tcW w:w="1603" w:type="dxa"/>
-            <w:tcBorders>
-              <w:top w:val="single" w:sz="12" w:space="0" w:color="666666"/>
-              <w:left w:val="none" w:sz="0" w:space="0" w:color="000000"/>
-              <w:bottom w:val="none" w:sz="0" w:space="0" w:color="000000"/>
-              <w:right w:val="none" w:sz="0" w:space="0" w:color="000000"/>
-            </w:tcBorders>
-            <w:shd w:val="clear" w:color="auto" w:fill="FFFFFF"/>
-            <w:tcMar>
-              <w:top w:w="0" w:type="dxa"/>
-              <w:left w:w="0" w:type="dxa"/>
-              <w:bottom w:w="0" w:type="dxa"/>
-              <w:right w:w="0" w:type="dxa"/>
-            </w:tcMar>
-            <w:vAlign w:val="center"/>
-          </w:tcPr>
-          <w:p>
-            <w:pPr>
-              <w:pBdr>
-                <w:top w:val="none" w:sz="0" w:space="0" w:color="000000"/>
-                <w:left w:val="none" w:sz="0" w:space="0" w:color="000000"/>
-                <w:bottom w:val="none" w:sz="0" w:space="0" w:color="000000"/>
-                <w:right w:val="none" w:sz="0" w:space="0" w:color="000000"/>
-              </w:pBdr>
-              <w:spacing w:before="20" w:after="20"/>
-              <w:ind w:left="20" w:right="20"/>
-              <w:jc w:val="right"/>
-              <w:rPr>
-                <w:rFonts w:ascii="Arial" w:eastAsia="Arial" w:hAnsi="Arial" w:cs="Arial"/>
-                <w:color w:val="000000"/>
-                <w:sz w:val="16"/>
-                <w:szCs w:val="16"/>
-              </w:rPr>
-            </w:pPr>
-            <w:r>
-              <w:rPr>
-                <w:rFonts w:ascii="Arial" w:eastAsia="Arial" w:hAnsi="Arial" w:cs="Arial"/>
-                <w:color w:val="000000"/>
-                <w:sz w:val="16"/>
-                <w:szCs w:val="16"/>
-              </w:rPr>
-              <w:t>205,329</w:t>
-            </w:r>
-          </w:p>
-        </w:tc>
-        <w:tc>
-          <w:tcPr>
             <w:tcW w:w="1167" w:type="dxa"/>
             <w:tcBorders>
               <w:top w:val="single" w:sz="12" w:space="0" w:color="666666"/>
@@ -6513,146 +10261,6 @@
         </w:tc>
         <w:tc>
           <w:tcPr>
-            <w:tcW w:w="1318" w:type="dxa"/>
-            <w:tcBorders>
-              <w:top w:val="none" w:sz="0" w:space="0" w:color="000000"/>
-              <w:left w:val="none" w:sz="0" w:space="0" w:color="000000"/>
-              <w:bottom w:val="none" w:sz="0" w:space="0" w:color="000000"/>
-              <w:right w:val="none" w:sz="0" w:space="0" w:color="000000"/>
-            </w:tcBorders>
-            <w:shd w:val="clear" w:color="auto" w:fill="FFFFFF"/>
-            <w:tcMar>
-              <w:top w:w="0" w:type="dxa"/>
-              <w:left w:w="0" w:type="dxa"/>
-              <w:bottom w:w="0" w:type="dxa"/>
-              <w:right w:w="0" w:type="dxa"/>
-            </w:tcMar>
-            <w:vAlign w:val="center"/>
-          </w:tcPr>
-          <w:p>
-            <w:pPr>
-              <w:pBdr>
-                <w:top w:val="none" w:sz="0" w:space="0" w:color="000000"/>
-                <w:left w:val="none" w:sz="0" w:space="0" w:color="000000"/>
-                <w:bottom w:val="none" w:sz="0" w:space="0" w:color="000000"/>
-                <w:right w:val="none" w:sz="0" w:space="0" w:color="000000"/>
-              </w:pBdr>
-              <w:spacing w:before="20" w:after="20"/>
-              <w:ind w:left="20" w:right="20"/>
-              <w:jc w:val="right"/>
-              <w:rPr>
-                <w:rFonts w:ascii="Arial" w:eastAsia="Arial" w:hAnsi="Arial" w:cs="Arial"/>
-                <w:color w:val="000000"/>
-                <w:sz w:val="16"/>
-                <w:szCs w:val="16"/>
-              </w:rPr>
-            </w:pPr>
-            <w:r>
-              <w:rPr>
-                <w:rFonts w:ascii="Arial" w:eastAsia="Arial" w:hAnsi="Arial" w:cs="Arial"/>
-                <w:color w:val="000000"/>
-                <w:sz w:val="16"/>
-                <w:szCs w:val="16"/>
-              </w:rPr>
-              <w:t>245</w:t>
-            </w:r>
-          </w:p>
-        </w:tc>
-        <w:tc>
-          <w:tcPr>
-            <w:tcW w:w="1469" w:type="dxa"/>
-            <w:tcBorders>
-              <w:top w:val="none" w:sz="0" w:space="0" w:color="000000"/>
-              <w:left w:val="none" w:sz="0" w:space="0" w:color="000000"/>
-              <w:bottom w:val="none" w:sz="0" w:space="0" w:color="000000"/>
-              <w:right w:val="none" w:sz="0" w:space="0" w:color="000000"/>
-            </w:tcBorders>
-            <w:shd w:val="clear" w:color="auto" w:fill="FFFFFF"/>
-            <w:tcMar>
-              <w:top w:w="0" w:type="dxa"/>
-              <w:left w:w="0" w:type="dxa"/>
-              <w:bottom w:w="0" w:type="dxa"/>
-              <w:right w:w="0" w:type="dxa"/>
-            </w:tcMar>
-            <w:vAlign w:val="center"/>
-          </w:tcPr>
-          <w:p>
-            <w:pPr>
-              <w:pBdr>
-                <w:top w:val="none" w:sz="0" w:space="0" w:color="000000"/>
-                <w:left w:val="none" w:sz="0" w:space="0" w:color="000000"/>
-                <w:bottom w:val="none" w:sz="0" w:space="0" w:color="000000"/>
-                <w:right w:val="none" w:sz="0" w:space="0" w:color="000000"/>
-              </w:pBdr>
-              <w:spacing w:before="20" w:after="20"/>
-              <w:ind w:left="20" w:right="20"/>
-              <w:rPr>
-                <w:rFonts w:ascii="Arial" w:eastAsia="Arial" w:hAnsi="Arial" w:cs="Arial"/>
-                <w:color w:val="000000"/>
-                <w:sz w:val="16"/>
-                <w:szCs w:val="16"/>
-              </w:rPr>
-            </w:pPr>
-            <w:r>
-              <w:rPr>
-                <w:rFonts w:ascii="Arial" w:eastAsia="Arial" w:hAnsi="Arial" w:cs="Arial"/>
-                <w:color w:val="000000"/>
-                <w:sz w:val="16"/>
-                <w:szCs w:val="16"/>
-              </w:rPr>
-              <w:t xml:space="preserve"> -   </w:t>
-            </w:r>
-          </w:p>
-        </w:tc>
-        <w:tc>
-          <w:tcPr>
-            <w:tcW w:w="1603" w:type="dxa"/>
-            <w:tcBorders>
-              <w:top w:val="none" w:sz="0" w:space="0" w:color="000000"/>
-              <w:left w:val="none" w:sz="0" w:space="0" w:color="000000"/>
-              <w:bottom w:val="none" w:sz="0" w:space="0" w:color="000000"/>
-              <w:right w:val="none" w:sz="0" w:space="0" w:color="000000"/>
-            </w:tcBorders>
-            <w:shd w:val="clear" w:color="auto" w:fill="FFFFFF"/>
-            <w:tcMar>
-              <w:top w:w="0" w:type="dxa"/>
-              <w:left w:w="0" w:type="dxa"/>
-              <w:bottom w:w="0" w:type="dxa"/>
-              <w:right w:w="0" w:type="dxa"/>
-            </w:tcMar>
-            <w:vAlign w:val="center"/>
-          </w:tcPr>
-          <w:p>
-            <w:pPr>
-              <w:pBdr>
-                <w:top w:val="none" w:sz="0" w:space="0" w:color="000000"/>
-                <w:left w:val="none" w:sz="0" w:space="0" w:color="000000"/>
-                <w:bottom w:val="none" w:sz="0" w:space="0" w:color="000000"/>
-                <w:right w:val="none" w:sz="0" w:space="0" w:color="000000"/>
-              </w:pBdr>
-              <w:spacing w:before="20" w:after="20"/>
-              <w:ind w:left="20" w:right="20"/>
-              <w:jc w:val="right"/>
-              <w:rPr>
-                <w:rFonts w:ascii="Arial" w:eastAsia="Arial" w:hAnsi="Arial" w:cs="Arial"/>
-                <w:color w:val="000000"/>
-                <w:sz w:val="16"/>
-                <w:szCs w:val="16"/>
-              </w:rPr>
-            </w:pPr>
-            <w:r>
-              <w:rPr>
-                <w:rFonts w:ascii="Arial" w:eastAsia="Arial" w:hAnsi="Arial" w:cs="Arial"/>
-                <w:color w:val="000000"/>
-                <w:sz w:val="16"/>
-                <w:szCs w:val="16"/>
-              </w:rPr>
-              <w:t>206,643</w:t>
-            </w:r>
-          </w:p>
-        </w:tc>
-        <w:tc>
-          <w:tcPr>
             <w:tcW w:w="1167" w:type="dxa"/>
             <w:tcBorders>
               <w:top w:val="none" w:sz="0" w:space="0" w:color="000000"/>
@@ -6985,146 +10593,6 @@
         </w:tc>
         <w:tc>
           <w:tcPr>
-            <w:tcW w:w="1318" w:type="dxa"/>
-            <w:tcBorders>
-              <w:top w:val="none" w:sz="0" w:space="0" w:color="000000"/>
-              <w:left w:val="none" w:sz="0" w:space="0" w:color="000000"/>
-              <w:bottom w:val="none" w:sz="0" w:space="0" w:color="000000"/>
-              <w:right w:val="none" w:sz="0" w:space="0" w:color="000000"/>
-            </w:tcBorders>
-            <w:shd w:val="clear" w:color="auto" w:fill="FFFFFF"/>
-            <w:tcMar>
-              <w:top w:w="0" w:type="dxa"/>
-              <w:left w:w="0" w:type="dxa"/>
-              <w:bottom w:w="0" w:type="dxa"/>
-              <w:right w:w="0" w:type="dxa"/>
-            </w:tcMar>
-            <w:vAlign w:val="center"/>
-          </w:tcPr>
-          <w:p>
-            <w:pPr>
-              <w:pBdr>
-                <w:top w:val="none" w:sz="0" w:space="0" w:color="000000"/>
-                <w:left w:val="none" w:sz="0" w:space="0" w:color="000000"/>
-                <w:bottom w:val="none" w:sz="0" w:space="0" w:color="000000"/>
-                <w:right w:val="none" w:sz="0" w:space="0" w:color="000000"/>
-              </w:pBdr>
-              <w:spacing w:before="20" w:after="20"/>
-              <w:ind w:left="20" w:right="20"/>
-              <w:jc w:val="right"/>
-              <w:rPr>
-                <w:rFonts w:ascii="Arial" w:eastAsia="Arial" w:hAnsi="Arial" w:cs="Arial"/>
-                <w:color w:val="000000"/>
-                <w:sz w:val="16"/>
-                <w:szCs w:val="16"/>
-              </w:rPr>
-            </w:pPr>
-            <w:r>
-              <w:rPr>
-                <w:rFonts w:ascii="Arial" w:eastAsia="Arial" w:hAnsi="Arial" w:cs="Arial"/>
-                <w:color w:val="000000"/>
-                <w:sz w:val="16"/>
-                <w:szCs w:val="16"/>
-              </w:rPr>
-              <w:t>252</w:t>
-            </w:r>
-          </w:p>
-        </w:tc>
-        <w:tc>
-          <w:tcPr>
-            <w:tcW w:w="1469" w:type="dxa"/>
-            <w:tcBorders>
-              <w:top w:val="none" w:sz="0" w:space="0" w:color="000000"/>
-              <w:left w:val="none" w:sz="0" w:space="0" w:color="000000"/>
-              <w:bottom w:val="none" w:sz="0" w:space="0" w:color="000000"/>
-              <w:right w:val="none" w:sz="0" w:space="0" w:color="000000"/>
-            </w:tcBorders>
-            <w:shd w:val="clear" w:color="auto" w:fill="FFFFFF"/>
-            <w:tcMar>
-              <w:top w:w="0" w:type="dxa"/>
-              <w:left w:w="0" w:type="dxa"/>
-              <w:bottom w:w="0" w:type="dxa"/>
-              <w:right w:w="0" w:type="dxa"/>
-            </w:tcMar>
-            <w:vAlign w:val="center"/>
-          </w:tcPr>
-          <w:p>
-            <w:pPr>
-              <w:pBdr>
-                <w:top w:val="none" w:sz="0" w:space="0" w:color="000000"/>
-                <w:left w:val="none" w:sz="0" w:space="0" w:color="000000"/>
-                <w:bottom w:val="none" w:sz="0" w:space="0" w:color="000000"/>
-                <w:right w:val="none" w:sz="0" w:space="0" w:color="000000"/>
-              </w:pBdr>
-              <w:spacing w:before="20" w:after="20"/>
-              <w:ind w:left="20" w:right="20"/>
-              <w:rPr>
-                <w:rFonts w:ascii="Arial" w:eastAsia="Arial" w:hAnsi="Arial" w:cs="Arial"/>
-                <w:color w:val="000000"/>
-                <w:sz w:val="16"/>
-                <w:szCs w:val="16"/>
-              </w:rPr>
-            </w:pPr>
-            <w:r>
-              <w:rPr>
-                <w:rFonts w:ascii="Arial" w:eastAsia="Arial" w:hAnsi="Arial" w:cs="Arial"/>
-                <w:color w:val="000000"/>
-                <w:sz w:val="16"/>
-                <w:szCs w:val="16"/>
-              </w:rPr>
-              <w:t xml:space="preserve"> -   </w:t>
-            </w:r>
-          </w:p>
-        </w:tc>
-        <w:tc>
-          <w:tcPr>
-            <w:tcW w:w="1603" w:type="dxa"/>
-            <w:tcBorders>
-              <w:top w:val="none" w:sz="0" w:space="0" w:color="000000"/>
-              <w:left w:val="none" w:sz="0" w:space="0" w:color="000000"/>
-              <w:bottom w:val="none" w:sz="0" w:space="0" w:color="000000"/>
-              <w:right w:val="none" w:sz="0" w:space="0" w:color="000000"/>
-            </w:tcBorders>
-            <w:shd w:val="clear" w:color="auto" w:fill="FFFFFF"/>
-            <w:tcMar>
-              <w:top w:w="0" w:type="dxa"/>
-              <w:left w:w="0" w:type="dxa"/>
-              <w:bottom w:w="0" w:type="dxa"/>
-              <w:right w:w="0" w:type="dxa"/>
-            </w:tcMar>
-            <w:vAlign w:val="center"/>
-          </w:tcPr>
-          <w:p>
-            <w:pPr>
-              <w:pBdr>
-                <w:top w:val="none" w:sz="0" w:space="0" w:color="000000"/>
-                <w:left w:val="none" w:sz="0" w:space="0" w:color="000000"/>
-                <w:bottom w:val="none" w:sz="0" w:space="0" w:color="000000"/>
-                <w:right w:val="none" w:sz="0" w:space="0" w:color="000000"/>
-              </w:pBdr>
-              <w:spacing w:before="20" w:after="20"/>
-              <w:ind w:left="20" w:right="20"/>
-              <w:jc w:val="right"/>
-              <w:rPr>
-                <w:rFonts w:ascii="Arial" w:eastAsia="Arial" w:hAnsi="Arial" w:cs="Arial"/>
-                <w:color w:val="000000"/>
-                <w:sz w:val="16"/>
-                <w:szCs w:val="16"/>
-              </w:rPr>
-            </w:pPr>
-            <w:r>
-              <w:rPr>
-                <w:rFonts w:ascii="Arial" w:eastAsia="Arial" w:hAnsi="Arial" w:cs="Arial"/>
-                <w:color w:val="000000"/>
-                <w:sz w:val="16"/>
-                <w:szCs w:val="16"/>
-              </w:rPr>
-              <w:t>206,499</w:t>
-            </w:r>
-          </w:p>
-        </w:tc>
-        <w:tc>
-          <w:tcPr>
             <w:tcW w:w="1167" w:type="dxa"/>
             <w:tcBorders>
               <w:top w:val="none" w:sz="0" w:space="0" w:color="000000"/>
@@ -7452,146 +10920,6 @@
                 <w:szCs w:val="16"/>
               </w:rPr>
               <w:t>298,817</w:t>
-            </w:r>
-          </w:p>
-        </w:tc>
-        <w:tc>
-          <w:tcPr>
-            <w:tcW w:w="1318" w:type="dxa"/>
-            <w:tcBorders>
-              <w:top w:val="none" w:sz="0" w:space="0" w:color="000000"/>
-              <w:left w:val="none" w:sz="0" w:space="0" w:color="000000"/>
-              <w:bottom w:val="single" w:sz="12" w:space="0" w:color="666666"/>
-              <w:right w:val="none" w:sz="0" w:space="0" w:color="000000"/>
-            </w:tcBorders>
-            <w:shd w:val="clear" w:color="auto" w:fill="FFFFFF"/>
-            <w:tcMar>
-              <w:top w:w="0" w:type="dxa"/>
-              <w:left w:w="0" w:type="dxa"/>
-              <w:bottom w:w="0" w:type="dxa"/>
-              <w:right w:w="0" w:type="dxa"/>
-            </w:tcMar>
-            <w:vAlign w:val="center"/>
-          </w:tcPr>
-          <w:p>
-            <w:pPr>
-              <w:pBdr>
-                <w:top w:val="none" w:sz="0" w:space="0" w:color="000000"/>
-                <w:left w:val="none" w:sz="0" w:space="0" w:color="000000"/>
-                <w:bottom w:val="none" w:sz="0" w:space="0" w:color="000000"/>
-                <w:right w:val="none" w:sz="0" w:space="0" w:color="000000"/>
-              </w:pBdr>
-              <w:spacing w:before="20" w:after="20"/>
-              <w:ind w:left="20" w:right="20"/>
-              <w:jc w:val="right"/>
-              <w:rPr>
-                <w:rFonts w:ascii="Arial" w:eastAsia="Arial" w:hAnsi="Arial" w:cs="Arial"/>
-                <w:color w:val="000000"/>
-                <w:sz w:val="16"/>
-                <w:szCs w:val="16"/>
-              </w:rPr>
-            </w:pPr>
-            <w:r>
-              <w:rPr>
-                <w:rFonts w:ascii="Arial" w:eastAsia="Arial" w:hAnsi="Arial" w:cs="Arial"/>
-                <w:color w:val="000000"/>
-                <w:sz w:val="16"/>
-                <w:szCs w:val="16"/>
-              </w:rPr>
-              <w:t>253</w:t>
-            </w:r>
-          </w:p>
-        </w:tc>
-        <w:tc>
-          <w:tcPr>
-            <w:tcW w:w="1469" w:type="dxa"/>
-            <w:tcBorders>
-              <w:top w:val="none" w:sz="0" w:space="0" w:color="000000"/>
-              <w:left w:val="none" w:sz="0" w:space="0" w:color="000000"/>
-              <w:bottom w:val="single" w:sz="12" w:space="0" w:color="666666"/>
-              <w:right w:val="none" w:sz="0" w:space="0" w:color="000000"/>
-            </w:tcBorders>
-            <w:shd w:val="clear" w:color="auto" w:fill="FFFFFF"/>
-            <w:tcMar>
-              <w:top w:w="0" w:type="dxa"/>
-              <w:left w:w="0" w:type="dxa"/>
-              <w:bottom w:w="0" w:type="dxa"/>
-              <w:right w:w="0" w:type="dxa"/>
-            </w:tcMar>
-            <w:vAlign w:val="center"/>
-          </w:tcPr>
-          <w:p>
-            <w:pPr>
-              <w:pBdr>
-                <w:top w:val="none" w:sz="0" w:space="0" w:color="000000"/>
-                <w:left w:val="none" w:sz="0" w:space="0" w:color="000000"/>
-                <w:bottom w:val="none" w:sz="0" w:space="0" w:color="000000"/>
-                <w:right w:val="none" w:sz="0" w:space="0" w:color="000000"/>
-              </w:pBdr>
-              <w:spacing w:before="20" w:after="20"/>
-              <w:ind w:left="20" w:right="20"/>
-              <w:rPr>
-                <w:rFonts w:ascii="Arial" w:eastAsia="Arial" w:hAnsi="Arial" w:cs="Arial"/>
-                <w:color w:val="000000"/>
-                <w:sz w:val="16"/>
-                <w:szCs w:val="16"/>
-              </w:rPr>
-            </w:pPr>
-            <w:r>
-              <w:rPr>
-                <w:rFonts w:ascii="Arial" w:eastAsia="Arial" w:hAnsi="Arial" w:cs="Arial"/>
-                <w:color w:val="000000"/>
-                <w:sz w:val="16"/>
-                <w:szCs w:val="16"/>
-              </w:rPr>
-              <w:t xml:space="preserve"> -   </w:t>
-            </w:r>
-          </w:p>
-        </w:tc>
-        <w:tc>
-          <w:tcPr>
-            <w:tcW w:w="1603" w:type="dxa"/>
-            <w:tcBorders>
-              <w:top w:val="none" w:sz="0" w:space="0" w:color="000000"/>
-              <w:left w:val="none" w:sz="0" w:space="0" w:color="000000"/>
-              <w:bottom w:val="single" w:sz="12" w:space="0" w:color="666666"/>
-              <w:right w:val="none" w:sz="0" w:space="0" w:color="000000"/>
-            </w:tcBorders>
-            <w:shd w:val="clear" w:color="auto" w:fill="FFFFFF"/>
-            <w:tcMar>
-              <w:top w:w="0" w:type="dxa"/>
-              <w:left w:w="0" w:type="dxa"/>
-              <w:bottom w:w="0" w:type="dxa"/>
-              <w:right w:w="0" w:type="dxa"/>
-            </w:tcMar>
-            <w:vAlign w:val="center"/>
-          </w:tcPr>
-          <w:p>
-            <w:pPr>
-              <w:pBdr>
-                <w:top w:val="none" w:sz="0" w:space="0" w:color="000000"/>
-                <w:left w:val="none" w:sz="0" w:space="0" w:color="000000"/>
-                <w:bottom w:val="none" w:sz="0" w:space="0" w:color="000000"/>
-                <w:right w:val="none" w:sz="0" w:space="0" w:color="000000"/>
-              </w:pBdr>
-              <w:spacing w:before="20" w:after="20"/>
-              <w:ind w:left="20" w:right="20"/>
-              <w:jc w:val="right"/>
-              <w:rPr>
-                <w:rFonts w:ascii="Arial" w:eastAsia="Arial" w:hAnsi="Arial" w:cs="Arial"/>
-                <w:color w:val="000000"/>
-                <w:sz w:val="16"/>
-                <w:szCs w:val="16"/>
-              </w:rPr>
-            </w:pPr>
-            <w:r>
-              <w:rPr>
-                <w:rFonts w:ascii="Arial" w:eastAsia="Arial" w:hAnsi="Arial" w:cs="Arial"/>
-                <w:color w:val="000000"/>
-                <w:sz w:val="16"/>
-                <w:szCs w:val="16"/>
-              </w:rPr>
-              <w:t>223,652</w:t>
             </w:r>
           </w:p>
         </w:tc>
@@ -7752,7 +11080,7 @@
         <w:pStyle w:val="FirstParagraph"/>
       </w:pPr>
       <w:r>
-        <w:t>Hill, S., K. Reid, S. E. Thorpe, J. T. Hinke, and G. M. Watters. 2007. “A Compilation of Parameters for Ecosystem Dynamics Models of the Scotia Sea–Antarctic Peninsula Region.” CCAMLR Science 14: 1-25.</w:t>
+        <w:t>Biuw, M., Lindstrøm, U., Jackson, J.A., Baines, M., Kelly, N., McCallum, G., Skaret, G., Krafft, B.A. Estimated summer abundance and krill consumption of fin whales throughout the Scotia Sea during the 2018/2019 summer season. Sci Rep 14, 7493 (2024).</w:t>
       </w:r>
     </w:p>
     <w:p>
@@ -7760,7 +11088,47 @@
         <w:pStyle w:val="Textoindependiente"/>
       </w:pPr>
       <w:r>
-        <w:t>Vianna J.A. , M. Cortez, B. Ramos, N. Sallaberry-Pincheira, D. González-Acuña, G. P. M. Dantas, J. Morgante, A. Simeone, and G. Luna-Jorquera. 2014. Changes in abundance and distribution of Humboldt penguin Spheniscus humboldti. Marine Ornithology 42:153-159.</w:t>
+        <w:t>Herr, H., Viquerat, S., Devas, F., Lees, A., Wells, L., Gregory, B., Giffords, T., Beecham, D., Meyer, B. Return of large fin whale feeding aggregations to historical whaling grounds in the Southern Ocean. Sci Rep 12, 9458 (2022).</w:t>
+      </w:r>
+    </w:p>
+    <w:p>
+      <w:pPr>
+        <w:pStyle w:val="Textoindependiente"/>
+      </w:pPr>
+      <w:r>
+        <w:t>Herr, H., Viquerat, S., Siegel, V., Kock, K.-H., Dorschel, B., Huneke, W.G.C., Bracher, A., Schröder, M., Gutt, J. Horizontal niche partitioning of humpback and fin whales around the West Antarctic Peninsula: evidence from a concurrent whale and krill survey. Polar Biol 39, 799–818 (2016).</w:t>
+      </w:r>
+    </w:p>
+    <w:p>
+      <w:pPr>
+        <w:pStyle w:val="Textoindependiente"/>
+      </w:pPr>
+      <w:r>
+        <w:t>Hill, S.L., Reid, K., Thorpe, S.E., Cb, C., Hinke, J., Watters, G.M., Grove, P. A compilation of parameters for ecosystem dynamics models of the Scotia Sea – Antarctic Peninsula region. CCAMLR Science 14, 1–25 (2007).</w:t>
+      </w:r>
+    </w:p>
+    <w:p>
+      <w:pPr>
+        <w:pStyle w:val="Textoindependiente"/>
+      </w:pPr>
+      <w:r>
+        <w:t>Johannessen, J.E.D., Biuw, M., Lindstrøm, U., Ollus, V.M.S., Martín López, L.M., Gkikopoulou, K.C., Oosthuizen, W.C., Lowther, A. Intra‐season variations in distribution and abundance of humpback whales in the West Antarctic Peninsula using cruise vessels as opportunistic platforms. Ecology and Evolution 12, e8571 (2022).</w:t>
+      </w:r>
+    </w:p>
+    <w:p>
+      <w:pPr>
+        <w:pStyle w:val="Textoindependiente"/>
+      </w:pPr>
+      <w:r>
+        <w:t>Reilly, S., Hedley, S., Borberg, J., Hewitt, R., Thiele, D., Watkins, J., Naganobu, M. Biomass and energy transfer to baleen whales in the South Atlantic sector of the Southern Ocean. Deep Sea Research Part II: Topical Studies in Oceanography 51, 1397–1409 (2004).</w:t>
+      </w:r>
+    </w:p>
+    <w:p>
+      <w:pPr>
+        <w:pStyle w:val="Textoindependiente"/>
+      </w:pPr>
+      <w:r>
+        <w:t>Seyboth, E., Meynecke, J.-O., De Bie, J., Roychoudhury, A., Findlay, K. A review of post-whaling abundance, trends, changes in distribution and migration patterns, and supplementary feeding of Southern Hemisphere humpback whales. Front. Mar. Sci. 10, 997491 (2023).</w:t>
       </w:r>
     </w:p>
     <w:p>
@@ -7769,18 +11137,15 @@
       </w:pPr>
       <w:r>
         <w:lastRenderedPageBreak/>
-        <w:t xml:space="preserve">Watters, George M., Jefferson T. Hinke, and Christian S. Reiss. 2020. “Long-Term Observations from Antarctica Demonstrate That Mismatched Scales of Fisheries Management and Predator-Prey Interaction Lead to Erroneous Conclusions about Precaution.” Scientific Reports 10 (1). </w:t>
+        <w:t>Vianna, J.A., Cortes, M., Ramos, B., Sallaberry-Pincheira, N., González, D., Dantas, G.P.M., Morgante, J., Simeone, A., Luna-Jorquera, G., 2014. Changes in abundance and distribution of Humboldt penguin Spheniscus humboldti. Marine Ornithology 42, 153–159 (2014).</w:t>
       </w:r>
-      <w:hyperlink r:id="rId21">
-        <w:r>
-          <w:rPr>
-            <w:rStyle w:val="Hipervnculo"/>
-          </w:rPr>
-          <w:t>https://doi.org/10.1038/s41598-020-59223-9</w:t>
-        </w:r>
-      </w:hyperlink>
+    </w:p>
+    <w:p>
+      <w:pPr>
+        <w:pStyle w:val="Textoindependiente"/>
+      </w:pPr>
       <w:r>
-        <w:t>.</w:t>
+        <w:t>Watters, G.M., Hinke, J.T., Reiss, C.S. Long-term observations from Antarctica demonstrate that mismatched scales of fisheries management and predator-prey interaction lead to erroneous conclusions about precaution. Sci Rep 10, 2314 (2020).</w:t>
       </w:r>
       <w:bookmarkEnd w:id="5"/>
     </w:p>
@@ -7842,7 +11207,7 @@
   <w:abstractNum w:abstractNumId="0" w15:restartNumberingAfterBreak="0">
     <w:nsid w:val="0000A990"/>
     <w:multiLevelType w:val="multilevel"/>
-    <w:tmpl w:val="970088A8"/>
+    <w:tmpl w:val="63AE7EC6"/>
     <w:lvl w:ilvl="0">
       <w:numFmt w:val="bullet"/>
       <w:lvlText w:val=" "/>
@@ -7916,7 +11281,7 @@
       </w:pPr>
     </w:lvl>
   </w:abstractNum>
-  <w:num w:numId="1" w16cid:durableId="642270551">
+  <w:num w:numId="1" w16cid:durableId="1905987442">
     <w:abstractNumId w:val="0"/>
   </w:num>
 </w:numbering>

--- a/Watters_Rebutt_Suppl_Mat.docx
+++ b/Watters_Rebutt_Suppl_Mat.docx
@@ -15,7 +15,7 @@
         <w:pStyle w:val="Fecha"/>
       </w:pPr>
       <w:r>
-        <w:t>2026-03-19</w:t>
+        <w:t>2026-03-20</w:t>
       </w:r>
     </w:p>
     <w:p>
@@ -53,7 +53,7 @@
         </w:rPr>
         <w:lastRenderedPageBreak/>
         <w:drawing>
-          <wp:inline distT="0" distB="0" distL="0" distR="0" wp14:anchorId="35198597" wp14:editId="35198598">
+          <wp:inline distT="0" distB="0" distL="0" distR="0" wp14:anchorId="65ED6E44" wp14:editId="65ED6E45">
             <wp:extent cx="4267200" cy="2560320"/>
             <wp:effectExtent l="0" t="0" r="0" b="0"/>
             <wp:docPr id="21" name="Picture"/>
@@ -99,7 +99,7 @@
           <w:noProof/>
         </w:rPr>
         <w:drawing>
-          <wp:inline distT="0" distB="0" distL="0" distR="0" wp14:anchorId="35198599" wp14:editId="3519859A">
+          <wp:inline distT="0" distB="0" distL="0" distR="0" wp14:anchorId="65ED6E46" wp14:editId="65ED6E47">
             <wp:extent cx="4267200" cy="2560320"/>
             <wp:effectExtent l="0" t="0" r="0" b="0"/>
             <wp:docPr id="24" name="Picture"/>
@@ -250,10 +250,606 @@
       </w:r>
     </w:p>
     <w:p>
+      <w:r>
+        <w:br w:type="page"/>
+      </w:r>
+    </w:p>
+    <w:p>
+      <w:pPr>
+        <w:pStyle w:val="Textoindependiente"/>
+      </w:pPr>
+      <w:r>
+        <w:rPr>
+          <w:noProof/>
+        </w:rPr>
+        <w:lastRenderedPageBreak/>
+        <w:drawing>
+          <wp:inline distT="0" distB="0" distL="0" distR="0" wp14:anchorId="65ED6E48" wp14:editId="65ED6E49">
+            <wp:extent cx="2933700" cy="2200275"/>
+            <wp:effectExtent l="0" t="0" r="0" b="0"/>
+            <wp:docPr id="28" name="Picture"/>
+            <wp:cNvGraphicFramePr/>
+            <a:graphic xmlns:a="http://schemas.openxmlformats.org/drawingml/2006/main">
+              <a:graphicData uri="http://schemas.openxmlformats.org/drawingml/2006/picture">
+                <pic:pic xmlns:pic="http://schemas.openxmlformats.org/drawingml/2006/picture">
+                  <pic:nvPicPr>
+                    <pic:cNvPr id="29" name="Picture" descr="./A_Results/Watters_model/Imputed/freq_dist_summer_biomass.png"/>
+                    <pic:cNvPicPr>
+                      <a:picLocks noChangeAspect="1" noChangeArrowheads="1"/>
+                    </pic:cNvPicPr>
+                  </pic:nvPicPr>
+                  <pic:blipFill>
+                    <a:blip r:embed="rId9"/>
+                    <a:stretch>
+                      <a:fillRect/>
+                    </a:stretch>
+                  </pic:blipFill>
+                  <pic:spPr bwMode="auto">
+                    <a:xfrm>
+                      <a:off x="0" y="0"/>
+                      <a:ext cx="2933700" cy="2200275"/>
+                    </a:xfrm>
+                    <a:prstGeom prst="rect">
+                      <a:avLst/>
+                    </a:prstGeom>
+                    <a:noFill/>
+                    <a:ln w="9525">
+                      <a:noFill/>
+                      <a:headEnd/>
+                      <a:tailEnd/>
+                    </a:ln>
+                  </pic:spPr>
+                </pic:pic>
+              </a:graphicData>
+            </a:graphic>
+          </wp:inline>
+        </w:drawing>
+      </w:r>
+      <w:r>
+        <w:rPr>
+          <w:noProof/>
+        </w:rPr>
+        <w:drawing>
+          <wp:inline distT="0" distB="0" distL="0" distR="0" wp14:anchorId="65ED6E4A" wp14:editId="65ED6E4B">
+            <wp:extent cx="2933700" cy="2200275"/>
+            <wp:effectExtent l="0" t="0" r="0" b="0"/>
+            <wp:docPr id="31" name="Picture"/>
+            <wp:cNvGraphicFramePr/>
+            <a:graphic xmlns:a="http://schemas.openxmlformats.org/drawingml/2006/main">
+              <a:graphicData uri="http://schemas.openxmlformats.org/drawingml/2006/picture">
+                <pic:pic xmlns:pic="http://schemas.openxmlformats.org/drawingml/2006/picture">
+                  <pic:nvPicPr>
+                    <pic:cNvPr id="32" name="Picture" descr="./A_Results/Watters_model/Imputed/freq_dist_summer_hr.png"/>
+                    <pic:cNvPicPr>
+                      <a:picLocks noChangeAspect="1" noChangeArrowheads="1"/>
+                    </pic:cNvPicPr>
+                  </pic:nvPicPr>
+                  <pic:blipFill>
+                    <a:blip r:embed="rId10"/>
+                    <a:stretch>
+                      <a:fillRect/>
+                    </a:stretch>
+                  </pic:blipFill>
+                  <pic:spPr bwMode="auto">
+                    <a:xfrm>
+                      <a:off x="0" y="0"/>
+                      <a:ext cx="2933700" cy="2200275"/>
+                    </a:xfrm>
+                    <a:prstGeom prst="rect">
+                      <a:avLst/>
+                    </a:prstGeom>
+                    <a:noFill/>
+                    <a:ln w="9525">
+                      <a:noFill/>
+                      <a:headEnd/>
+                      <a:tailEnd/>
+                    </a:ln>
+                  </pic:spPr>
+                </pic:pic>
+              </a:graphicData>
+            </a:graphic>
+          </wp:inline>
+        </w:drawing>
+      </w:r>
+      <w:r>
+        <w:rPr>
+          <w:noProof/>
+        </w:rPr>
+        <w:drawing>
+          <wp:inline distT="0" distB="0" distL="0" distR="0" wp14:anchorId="65ED6E4C" wp14:editId="65ED6E4D">
+            <wp:extent cx="2933700" cy="2200275"/>
+            <wp:effectExtent l="0" t="0" r="0" b="0"/>
+            <wp:docPr id="34" name="Picture"/>
+            <wp:cNvGraphicFramePr/>
+            <a:graphic xmlns:a="http://schemas.openxmlformats.org/drawingml/2006/main">
+              <a:graphicData uri="http://schemas.openxmlformats.org/drawingml/2006/picture">
+                <pic:pic xmlns:pic="http://schemas.openxmlformats.org/drawingml/2006/picture">
+                  <pic:nvPicPr>
+                    <pic:cNvPr id="35" name="Picture" descr="./A_Results/Watters_model/Imputed/obs_freq_dist_summer_biomass.png"/>
+                    <pic:cNvPicPr>
+                      <a:picLocks noChangeAspect="1" noChangeArrowheads="1"/>
+                    </pic:cNvPicPr>
+                  </pic:nvPicPr>
+                  <pic:blipFill>
+                    <a:blip r:embed="rId11"/>
+                    <a:stretch>
+                      <a:fillRect/>
+                    </a:stretch>
+                  </pic:blipFill>
+                  <pic:spPr bwMode="auto">
+                    <a:xfrm>
+                      <a:off x="0" y="0"/>
+                      <a:ext cx="2933700" cy="2200275"/>
+                    </a:xfrm>
+                    <a:prstGeom prst="rect">
+                      <a:avLst/>
+                    </a:prstGeom>
+                    <a:noFill/>
+                    <a:ln w="9525">
+                      <a:noFill/>
+                      <a:headEnd/>
+                      <a:tailEnd/>
+                    </a:ln>
+                  </pic:spPr>
+                </pic:pic>
+              </a:graphicData>
+            </a:graphic>
+          </wp:inline>
+        </w:drawing>
+      </w:r>
+      <w:r>
+        <w:rPr>
+          <w:noProof/>
+        </w:rPr>
+        <w:drawing>
+          <wp:inline distT="0" distB="0" distL="0" distR="0" wp14:anchorId="65ED6E4E" wp14:editId="65ED6E4F">
+            <wp:extent cx="2933700" cy="2200275"/>
+            <wp:effectExtent l="0" t="0" r="0" b="0"/>
+            <wp:docPr id="37" name="Picture"/>
+            <wp:cNvGraphicFramePr/>
+            <a:graphic xmlns:a="http://schemas.openxmlformats.org/drawingml/2006/main">
+              <a:graphicData uri="http://schemas.openxmlformats.org/drawingml/2006/picture">
+                <pic:pic xmlns:pic="http://schemas.openxmlformats.org/drawingml/2006/picture">
+                  <pic:nvPicPr>
+                    <pic:cNvPr id="38" name="Picture" descr="./A_Results/Watters_model/Imputed/obs_freq_dist_summer_hr.png"/>
+                    <pic:cNvPicPr>
+                      <a:picLocks noChangeAspect="1" noChangeArrowheads="1"/>
+                    </pic:cNvPicPr>
+                  </pic:nvPicPr>
+                  <pic:blipFill>
+                    <a:blip r:embed="rId12"/>
+                    <a:stretch>
+                      <a:fillRect/>
+                    </a:stretch>
+                  </pic:blipFill>
+                  <pic:spPr bwMode="auto">
+                    <a:xfrm>
+                      <a:off x="0" y="0"/>
+                      <a:ext cx="2933700" cy="2200275"/>
+                    </a:xfrm>
+                    <a:prstGeom prst="rect">
+                      <a:avLst/>
+                    </a:prstGeom>
+                    <a:noFill/>
+                    <a:ln w="9525">
+                      <a:noFill/>
+                      <a:headEnd/>
+                      <a:tailEnd/>
+                    </a:ln>
+                  </pic:spPr>
+                </pic:pic>
+              </a:graphicData>
+            </a:graphic>
+          </wp:inline>
+        </w:drawing>
+      </w:r>
+      <w:r>
+        <w:rPr>
+          <w:noProof/>
+        </w:rPr>
+        <w:drawing>
+          <wp:inline distT="0" distB="0" distL="0" distR="0" wp14:anchorId="65ED6E50" wp14:editId="65ED6E51">
+            <wp:extent cx="2933700" cy="2200275"/>
+            <wp:effectExtent l="0" t="0" r="0" b="0"/>
+            <wp:docPr id="40" name="Picture"/>
+            <wp:cNvGraphicFramePr/>
+            <a:graphic xmlns:a="http://schemas.openxmlformats.org/drawingml/2006/main">
+              <a:graphicData uri="http://schemas.openxmlformats.org/drawingml/2006/picture">
+                <pic:pic xmlns:pic="http://schemas.openxmlformats.org/drawingml/2006/picture">
+                  <pic:nvPicPr>
+                    <pic:cNvPr id="41" name="Picture" descr="./A_Results/Model02_SSMU/obs_freq_dist_summer_biomass.png"/>
+                    <pic:cNvPicPr>
+                      <a:picLocks noChangeAspect="1" noChangeArrowheads="1"/>
+                    </pic:cNvPicPr>
+                  </pic:nvPicPr>
+                  <pic:blipFill>
+                    <a:blip r:embed="rId13"/>
+                    <a:stretch>
+                      <a:fillRect/>
+                    </a:stretch>
+                  </pic:blipFill>
+                  <pic:spPr bwMode="auto">
+                    <a:xfrm>
+                      <a:off x="0" y="0"/>
+                      <a:ext cx="2933700" cy="2200275"/>
+                    </a:xfrm>
+                    <a:prstGeom prst="rect">
+                      <a:avLst/>
+                    </a:prstGeom>
+                    <a:noFill/>
+                    <a:ln w="9525">
+                      <a:noFill/>
+                      <a:headEnd/>
+                      <a:tailEnd/>
+                    </a:ln>
+                  </pic:spPr>
+                </pic:pic>
+              </a:graphicData>
+            </a:graphic>
+          </wp:inline>
+        </w:drawing>
+      </w:r>
+      <w:r>
+        <w:rPr>
+          <w:noProof/>
+        </w:rPr>
+        <w:drawing>
+          <wp:inline distT="0" distB="0" distL="0" distR="0" wp14:anchorId="65ED6E52" wp14:editId="65ED6E53">
+            <wp:extent cx="2933700" cy="2200275"/>
+            <wp:effectExtent l="0" t="0" r="0" b="0"/>
+            <wp:docPr id="43" name="Picture"/>
+            <wp:cNvGraphicFramePr/>
+            <a:graphic xmlns:a="http://schemas.openxmlformats.org/drawingml/2006/main">
+              <a:graphicData uri="http://schemas.openxmlformats.org/drawingml/2006/picture">
+                <pic:pic xmlns:pic="http://schemas.openxmlformats.org/drawingml/2006/picture">
+                  <pic:nvPicPr>
+                    <pic:cNvPr id="44" name="Picture" descr="./A_Results/Model02_SSMU/obs_freq_dist_summer_hr.png"/>
+                    <pic:cNvPicPr>
+                      <a:picLocks noChangeAspect="1" noChangeArrowheads="1"/>
+                    </pic:cNvPicPr>
+                  </pic:nvPicPr>
+                  <pic:blipFill>
+                    <a:blip r:embed="rId14"/>
+                    <a:stretch>
+                      <a:fillRect/>
+                    </a:stretch>
+                  </pic:blipFill>
+                  <pic:spPr bwMode="auto">
+                    <a:xfrm>
+                      <a:off x="0" y="0"/>
+                      <a:ext cx="2933700" cy="2200275"/>
+                    </a:xfrm>
+                    <a:prstGeom prst="rect">
+                      <a:avLst/>
+                    </a:prstGeom>
+                    <a:noFill/>
+                    <a:ln w="9525">
+                      <a:noFill/>
+                      <a:headEnd/>
+                      <a:tailEnd/>
+                    </a:ln>
+                  </pic:spPr>
+                </pic:pic>
+              </a:graphicData>
+            </a:graphic>
+          </wp:inline>
+        </w:drawing>
+      </w:r>
+    </w:p>
+    <w:p>
+      <w:pPr>
+        <w:pStyle w:val="Textoindependiente"/>
+      </w:pPr>
+      <w:r>
+        <w:t>Figure S2. Frequency distribution of summer krill biomass, LKB (left), and summer harvest rate, LHR (right). Watter’s model imputed (top; blue) and observed (middle; red) data, and Model SSMU (this paper; bottom; green), separated by SAM phase and gSSMU.</w:t>
+      </w:r>
+    </w:p>
+    <w:p>
+      <w:r>
+        <w:br w:type="page"/>
+      </w:r>
+    </w:p>
+    <w:p>
+      <w:pPr>
+        <w:pStyle w:val="Textoindependiente"/>
+      </w:pPr>
+      <w:r>
+        <w:rPr>
+          <w:noProof/>
+        </w:rPr>
+        <w:lastRenderedPageBreak/>
+        <w:drawing>
+          <wp:inline distT="0" distB="0" distL="0" distR="0" wp14:anchorId="65ED6E54" wp14:editId="65ED6E55">
+            <wp:extent cx="2933700" cy="2200275"/>
+            <wp:effectExtent l="0" t="0" r="0" b="0"/>
+            <wp:docPr id="46" name="Picture"/>
+            <wp:cNvGraphicFramePr/>
+            <a:graphic xmlns:a="http://schemas.openxmlformats.org/drawingml/2006/main">
+              <a:graphicData uri="http://schemas.openxmlformats.org/drawingml/2006/picture">
+                <pic:pic xmlns:pic="http://schemas.openxmlformats.org/drawingml/2006/picture">
+                  <pic:nvPicPr>
+                    <pic:cNvPr id="47" name="Picture" descr="./A_Results/Watters_model/Imputed/freq_dist_bclass.png"/>
+                    <pic:cNvPicPr>
+                      <a:picLocks noChangeAspect="1" noChangeArrowheads="1"/>
+                    </pic:cNvPicPr>
+                  </pic:nvPicPr>
+                  <pic:blipFill>
+                    <a:blip r:embed="rId15"/>
+                    <a:stretch>
+                      <a:fillRect/>
+                    </a:stretch>
+                  </pic:blipFill>
+                  <pic:spPr bwMode="auto">
+                    <a:xfrm>
+                      <a:off x="0" y="0"/>
+                      <a:ext cx="2933700" cy="2200275"/>
+                    </a:xfrm>
+                    <a:prstGeom prst="rect">
+                      <a:avLst/>
+                    </a:prstGeom>
+                    <a:noFill/>
+                    <a:ln w="9525">
+                      <a:noFill/>
+                      <a:headEnd/>
+                      <a:tailEnd/>
+                    </a:ln>
+                  </pic:spPr>
+                </pic:pic>
+              </a:graphicData>
+            </a:graphic>
+          </wp:inline>
+        </w:drawing>
+      </w:r>
+      <w:r>
+        <w:rPr>
+          <w:noProof/>
+        </w:rPr>
+        <w:drawing>
+          <wp:inline distT="0" distB="0" distL="0" distR="0" wp14:anchorId="65ED6E56" wp14:editId="65ED6E57">
+            <wp:extent cx="2933700" cy="2200275"/>
+            <wp:effectExtent l="0" t="0" r="0" b="0"/>
+            <wp:docPr id="49" name="Picture"/>
+            <wp:cNvGraphicFramePr/>
+            <a:graphic xmlns:a="http://schemas.openxmlformats.org/drawingml/2006/main">
+              <a:graphicData uri="http://schemas.openxmlformats.org/drawingml/2006/picture">
+                <pic:pic xmlns:pic="http://schemas.openxmlformats.org/drawingml/2006/picture">
+                  <pic:nvPicPr>
+                    <pic:cNvPr id="50" name="Picture" descr="./A_Results/Watters_model/Imputed/freq_dist_hrclass.png"/>
+                    <pic:cNvPicPr>
+                      <a:picLocks noChangeAspect="1" noChangeArrowheads="1"/>
+                    </pic:cNvPicPr>
+                  </pic:nvPicPr>
+                  <pic:blipFill>
+                    <a:blip r:embed="rId16"/>
+                    <a:stretch>
+                      <a:fillRect/>
+                    </a:stretch>
+                  </pic:blipFill>
+                  <pic:spPr bwMode="auto">
+                    <a:xfrm>
+                      <a:off x="0" y="0"/>
+                      <a:ext cx="2933700" cy="2200275"/>
+                    </a:xfrm>
+                    <a:prstGeom prst="rect">
+                      <a:avLst/>
+                    </a:prstGeom>
+                    <a:noFill/>
+                    <a:ln w="9525">
+                      <a:noFill/>
+                      <a:headEnd/>
+                      <a:tailEnd/>
+                    </a:ln>
+                  </pic:spPr>
+                </pic:pic>
+              </a:graphicData>
+            </a:graphic>
+          </wp:inline>
+        </w:drawing>
+      </w:r>
+      <w:r>
+        <w:rPr>
+          <w:noProof/>
+        </w:rPr>
+        <w:drawing>
+          <wp:inline distT="0" distB="0" distL="0" distR="0" wp14:anchorId="65ED6E58" wp14:editId="65ED6E59">
+            <wp:extent cx="2933700" cy="2200275"/>
+            <wp:effectExtent l="0" t="0" r="0" b="0"/>
+            <wp:docPr id="52" name="Picture"/>
+            <wp:cNvGraphicFramePr/>
+            <a:graphic xmlns:a="http://schemas.openxmlformats.org/drawingml/2006/main">
+              <a:graphicData uri="http://schemas.openxmlformats.org/drawingml/2006/picture">
+                <pic:pic xmlns:pic="http://schemas.openxmlformats.org/drawingml/2006/picture">
+                  <pic:nvPicPr>
+                    <pic:cNvPr id="53" name="Picture" descr="./A_Results/Watters_model/Imputed/obs_freq_dist_bclass.png"/>
+                    <pic:cNvPicPr>
+                      <a:picLocks noChangeAspect="1" noChangeArrowheads="1"/>
+                    </pic:cNvPicPr>
+                  </pic:nvPicPr>
+                  <pic:blipFill>
+                    <a:blip r:embed="rId17"/>
+                    <a:stretch>
+                      <a:fillRect/>
+                    </a:stretch>
+                  </pic:blipFill>
+                  <pic:spPr bwMode="auto">
+                    <a:xfrm>
+                      <a:off x="0" y="0"/>
+                      <a:ext cx="2933700" cy="2200275"/>
+                    </a:xfrm>
+                    <a:prstGeom prst="rect">
+                      <a:avLst/>
+                    </a:prstGeom>
+                    <a:noFill/>
+                    <a:ln w="9525">
+                      <a:noFill/>
+                      <a:headEnd/>
+                      <a:tailEnd/>
+                    </a:ln>
+                  </pic:spPr>
+                </pic:pic>
+              </a:graphicData>
+            </a:graphic>
+          </wp:inline>
+        </w:drawing>
+      </w:r>
+      <w:r>
+        <w:rPr>
+          <w:noProof/>
+        </w:rPr>
+        <w:drawing>
+          <wp:inline distT="0" distB="0" distL="0" distR="0" wp14:anchorId="65ED6E5A" wp14:editId="65ED6E5B">
+            <wp:extent cx="2933700" cy="2200275"/>
+            <wp:effectExtent l="0" t="0" r="0" b="0"/>
+            <wp:docPr id="55" name="Picture"/>
+            <wp:cNvGraphicFramePr/>
+            <a:graphic xmlns:a="http://schemas.openxmlformats.org/drawingml/2006/main">
+              <a:graphicData uri="http://schemas.openxmlformats.org/drawingml/2006/picture">
+                <pic:pic xmlns:pic="http://schemas.openxmlformats.org/drawingml/2006/picture">
+                  <pic:nvPicPr>
+                    <pic:cNvPr id="56" name="Picture" descr="./A_Results/Watters_model/Imputed/obs_freq_dist_hrclass.png"/>
+                    <pic:cNvPicPr>
+                      <a:picLocks noChangeAspect="1" noChangeArrowheads="1"/>
+                    </pic:cNvPicPr>
+                  </pic:nvPicPr>
+                  <pic:blipFill>
+                    <a:blip r:embed="rId18"/>
+                    <a:stretch>
+                      <a:fillRect/>
+                    </a:stretch>
+                  </pic:blipFill>
+                  <pic:spPr bwMode="auto">
+                    <a:xfrm>
+                      <a:off x="0" y="0"/>
+                      <a:ext cx="2933700" cy="2200275"/>
+                    </a:xfrm>
+                    <a:prstGeom prst="rect">
+                      <a:avLst/>
+                    </a:prstGeom>
+                    <a:noFill/>
+                    <a:ln w="9525">
+                      <a:noFill/>
+                      <a:headEnd/>
+                      <a:tailEnd/>
+                    </a:ln>
+                  </pic:spPr>
+                </pic:pic>
+              </a:graphicData>
+            </a:graphic>
+          </wp:inline>
+        </w:drawing>
+      </w:r>
+      <w:r>
+        <w:rPr>
+          <w:noProof/>
+        </w:rPr>
+        <w:drawing>
+          <wp:inline distT="0" distB="0" distL="0" distR="0" wp14:anchorId="65ED6E5C" wp14:editId="65ED6E5D">
+            <wp:extent cx="2933700" cy="2200275"/>
+            <wp:effectExtent l="0" t="0" r="0" b="0"/>
+            <wp:docPr id="58" name="Picture"/>
+            <wp:cNvGraphicFramePr/>
+            <a:graphic xmlns:a="http://schemas.openxmlformats.org/drawingml/2006/main">
+              <a:graphicData uri="http://schemas.openxmlformats.org/drawingml/2006/picture">
+                <pic:pic xmlns:pic="http://schemas.openxmlformats.org/drawingml/2006/picture">
+                  <pic:nvPicPr>
+                    <pic:cNvPr id="59" name="Picture" descr="./A_Results/Model02_SSMU/obs_freq_dist_bclass.png"/>
+                    <pic:cNvPicPr>
+                      <a:picLocks noChangeAspect="1" noChangeArrowheads="1"/>
+                    </pic:cNvPicPr>
+                  </pic:nvPicPr>
+                  <pic:blipFill>
+                    <a:blip r:embed="rId19"/>
+                    <a:stretch>
+                      <a:fillRect/>
+                    </a:stretch>
+                  </pic:blipFill>
+                  <pic:spPr bwMode="auto">
+                    <a:xfrm>
+                      <a:off x="0" y="0"/>
+                      <a:ext cx="2933700" cy="2200275"/>
+                    </a:xfrm>
+                    <a:prstGeom prst="rect">
+                      <a:avLst/>
+                    </a:prstGeom>
+                    <a:noFill/>
+                    <a:ln w="9525">
+                      <a:noFill/>
+                      <a:headEnd/>
+                      <a:tailEnd/>
+                    </a:ln>
+                  </pic:spPr>
+                </pic:pic>
+              </a:graphicData>
+            </a:graphic>
+          </wp:inline>
+        </w:drawing>
+      </w:r>
+      <w:r>
+        <w:rPr>
+          <w:noProof/>
+        </w:rPr>
+        <w:drawing>
+          <wp:inline distT="0" distB="0" distL="0" distR="0" wp14:anchorId="65ED6E5E" wp14:editId="65ED6E5F">
+            <wp:extent cx="2933700" cy="2200275"/>
+            <wp:effectExtent l="0" t="0" r="0" b="0"/>
+            <wp:docPr id="61" name="Picture"/>
+            <wp:cNvGraphicFramePr/>
+            <a:graphic xmlns:a="http://schemas.openxmlformats.org/drawingml/2006/main">
+              <a:graphicData uri="http://schemas.openxmlformats.org/drawingml/2006/picture">
+                <pic:pic xmlns:pic="http://schemas.openxmlformats.org/drawingml/2006/picture">
+                  <pic:nvPicPr>
+                    <pic:cNvPr id="62" name="Picture" descr="./A_Results/Model02_SSMU/obs_freq_dist_hrclass.png"/>
+                    <pic:cNvPicPr>
+                      <a:picLocks noChangeAspect="1" noChangeArrowheads="1"/>
+                    </pic:cNvPicPr>
+                  </pic:nvPicPr>
+                  <pic:blipFill>
+                    <a:blip r:embed="rId20"/>
+                    <a:stretch>
+                      <a:fillRect/>
+                    </a:stretch>
+                  </pic:blipFill>
+                  <pic:spPr bwMode="auto">
+                    <a:xfrm>
+                      <a:off x="0" y="0"/>
+                      <a:ext cx="2933700" cy="2200275"/>
+                    </a:xfrm>
+                    <a:prstGeom prst="rect">
+                      <a:avLst/>
+                    </a:prstGeom>
+                    <a:noFill/>
+                    <a:ln w="9525">
+                      <a:noFill/>
+                      <a:headEnd/>
+                      <a:tailEnd/>
+                    </a:ln>
+                  </pic:spPr>
+                </pic:pic>
+              </a:graphicData>
+            </a:graphic>
+          </wp:inline>
+        </w:drawing>
+      </w:r>
+    </w:p>
+    <w:p>
+      <w:pPr>
+        <w:pStyle w:val="Textoindependiente"/>
+      </w:pPr>
+      <w:r>
+        <w:t>Figure S3. Frequency distribution of LKB categories (left) and LHR categories (right). Watter’s model imputed (top; blue) and observed (middle; red) data, and model SSMU (this paper; bottom; green), separated by SAM phase and gSSMU.</w:t>
+      </w:r>
+    </w:p>
+    <w:p>
+      <w:r>
+        <w:br w:type="page"/>
+      </w:r>
+    </w:p>
+    <w:p>
       <w:pPr>
         <w:pStyle w:val="TableCaption"/>
       </w:pPr>
       <w:r>
+        <w:lastRenderedPageBreak/>
         <w:t>Table S1. Shapiro–Wilk test results for normality of observed log-transformed LKB values, reported by gSSMU and SAM sign. Columns show sample size (n), p-value, and W-statistic.</w:t>
       </w:r>
     </w:p>
@@ -1093,24 +1689,23 @@
         <w:rPr>
           <w:noProof/>
         </w:rPr>
-        <w:lastRenderedPageBreak/>
         <w:drawing>
-          <wp:inline distT="0" distB="0" distL="0" distR="0" wp14:anchorId="3519859B" wp14:editId="3519859C">
+          <wp:inline distT="0" distB="0" distL="0" distR="0" wp14:anchorId="65ED6E60" wp14:editId="65ED6E61">
             <wp:extent cx="4267200" cy="2983706"/>
             <wp:effectExtent l="0" t="0" r="0" b="0"/>
-            <wp:docPr id="28" name="Picture"/>
+            <wp:docPr id="64" name="Picture"/>
             <wp:cNvGraphicFramePr/>
             <a:graphic xmlns:a="http://schemas.openxmlformats.org/drawingml/2006/main">
               <a:graphicData uri="http://schemas.openxmlformats.org/drawingml/2006/picture">
                 <pic:pic xmlns:pic="http://schemas.openxmlformats.org/drawingml/2006/picture">
                   <pic:nvPicPr>
-                    <pic:cNvPr id="29" name="Picture" descr="Watters_Rebutt_Suppl_Mat_files/figure-docx/Survey%20histogram-1.png"/>
+                    <pic:cNvPr id="65" name="Picture" descr="Watters_Rebutt_Suppl_Mat_files/figure-docx/Survey%20histogram-1.png"/>
                     <pic:cNvPicPr>
                       <a:picLocks noChangeAspect="1" noChangeArrowheads="1"/>
                     </pic:cNvPicPr>
                   </pic:nvPicPr>
                   <pic:blipFill>
-                    <a:blip r:embed="rId9"/>
+                    <a:blip r:embed="rId21"/>
                     <a:stretch>
                       <a:fillRect/>
                     </a:stretch>
@@ -1146,62 +1741,8 @@
       </w:r>
     </w:p>
     <w:p>
-      <w:pPr>
-        <w:pStyle w:val="Textoindependiente"/>
-      </w:pPr>
       <w:r>
-        <w:rPr>
-          <w:noProof/>
-        </w:rPr>
-        <w:drawing>
-          <wp:inline distT="0" distB="0" distL="0" distR="0" wp14:anchorId="3519859D" wp14:editId="3519859E">
-            <wp:extent cx="4267200" cy="2769576"/>
-            <wp:effectExtent l="0" t="0" r="0" b="0"/>
-            <wp:docPr id="31" name="Picture"/>
-            <wp:cNvGraphicFramePr/>
-            <a:graphic xmlns:a="http://schemas.openxmlformats.org/drawingml/2006/main">
-              <a:graphicData uri="http://schemas.openxmlformats.org/drawingml/2006/picture">
-                <pic:pic xmlns:pic="http://schemas.openxmlformats.org/drawingml/2006/picture">
-                  <pic:nvPicPr>
-                    <pic:cNvPr id="32" name="Picture" descr="Watters_Rebutt_Suppl_Mat_files/figure-docx/Imputed%20Survey-1.png"/>
-                    <pic:cNvPicPr>
-                      <a:picLocks noChangeAspect="1" noChangeArrowheads="1"/>
-                    </pic:cNvPicPr>
-                  </pic:nvPicPr>
-                  <pic:blipFill>
-                    <a:blip r:embed="rId10"/>
-                    <a:stretch>
-                      <a:fillRect/>
-                    </a:stretch>
-                  </pic:blipFill>
-                  <pic:spPr bwMode="auto">
-                    <a:xfrm>
-                      <a:off x="0" y="0"/>
-                      <a:ext cx="4267200" cy="2769576"/>
-                    </a:xfrm>
-                    <a:prstGeom prst="rect">
-                      <a:avLst/>
-                    </a:prstGeom>
-                    <a:noFill/>
-                    <a:ln w="9525">
-                      <a:noFill/>
-                      <a:headEnd/>
-                      <a:tailEnd/>
-                    </a:ln>
-                  </pic:spPr>
-                </pic:pic>
-              </a:graphicData>
-            </a:graphic>
-          </wp:inline>
-        </w:drawing>
-      </w:r>
-    </w:p>
-    <w:p>
-      <w:pPr>
-        <w:pStyle w:val="Textoindependiente"/>
-      </w:pPr>
-      <w:r>
-        <w:t>Figure S3. Distribution of ln-transformed imputed biomass (LnSurvey) shown as histograms stratified by gSSMU (1, 2) and SAM sign (Neg, Pos). The solid curve in each panel shows the log-normal density fitted to the observed survey values.</w:t>
+        <w:br w:type="page"/>
       </w:r>
     </w:p>
     <w:p>
@@ -1905,22 +2446,22 @@
           <w:noProof/>
         </w:rPr>
         <w:drawing>
-          <wp:inline distT="0" distB="0" distL="0" distR="0" wp14:anchorId="3519859F" wp14:editId="351985A0">
+          <wp:inline distT="0" distB="0" distL="0" distR="0" wp14:anchorId="65ED6E62" wp14:editId="65ED6E63">
             <wp:extent cx="5334000" cy="4000499"/>
             <wp:effectExtent l="0" t="0" r="0" b="0"/>
-            <wp:docPr id="35" name="Picture"/>
+            <wp:docPr id="68" name="Picture"/>
             <wp:cNvGraphicFramePr/>
             <a:graphic xmlns:a="http://schemas.openxmlformats.org/drawingml/2006/main">
               <a:graphicData uri="http://schemas.openxmlformats.org/drawingml/2006/picture">
                 <pic:pic xmlns:pic="http://schemas.openxmlformats.org/drawingml/2006/picture">
                   <pic:nvPicPr>
-                    <pic:cNvPr id="36" name="Picture" descr="./A_Results_Suppl/Model01_filtered/Posterior_predictive_dist_mod01.png"/>
+                    <pic:cNvPr id="69" name="Picture" descr="./A_Results_Suppl/Model01_filtered/Posterior_predictive_dist_mod01.png"/>
                     <pic:cNvPicPr>
                       <a:picLocks noChangeAspect="1" noChangeArrowheads="1"/>
                     </pic:cNvPicPr>
                   </pic:nvPicPr>
                   <pic:blipFill>
-                    <a:blip r:embed="rId11"/>
+                    <a:blip r:embed="rId22"/>
                     <a:stretch>
                       <a:fillRect/>
                     </a:stretch>
@@ -1968,22 +2509,22 @@
           <w:noProof/>
         </w:rPr>
         <w:drawing>
-          <wp:inline distT="0" distB="0" distL="0" distR="0" wp14:anchorId="351985A1" wp14:editId="351985A2">
+          <wp:inline distT="0" distB="0" distL="0" distR="0" wp14:anchorId="65ED6E64" wp14:editId="65ED6E65">
             <wp:extent cx="5334000" cy="4000499"/>
             <wp:effectExtent l="0" t="0" r="0" b="0"/>
-            <wp:docPr id="38" name="Picture"/>
+            <wp:docPr id="71" name="Picture"/>
             <wp:cNvGraphicFramePr/>
             <a:graphic xmlns:a="http://schemas.openxmlformats.org/drawingml/2006/main">
               <a:graphicData uri="http://schemas.openxmlformats.org/drawingml/2006/picture">
                 <pic:pic xmlns:pic="http://schemas.openxmlformats.org/drawingml/2006/picture">
                   <pic:nvPicPr>
-                    <pic:cNvPr id="39" name="Picture" descr="./A_Results_Suppl/Model01_filtered/Penguin_performance_mod01.png"/>
+                    <pic:cNvPr id="72" name="Picture" descr="./A_Results_Suppl/Model01_filtered/Penguin_performance_mod01.png"/>
                     <pic:cNvPicPr>
                       <a:picLocks noChangeAspect="1" noChangeArrowheads="1"/>
                     </pic:cNvPicPr>
                   </pic:nvPicPr>
                   <pic:blipFill>
-                    <a:blip r:embed="rId12"/>
+                    <a:blip r:embed="rId23"/>
                     <a:stretch>
                       <a:fillRect/>
                     </a:stretch>
@@ -2028,22 +2569,22 @@
         </w:rPr>
         <w:lastRenderedPageBreak/>
         <w:drawing>
-          <wp:inline distT="0" distB="0" distL="0" distR="0" wp14:anchorId="351985A3" wp14:editId="351985A4">
+          <wp:inline distT="0" distB="0" distL="0" distR="0" wp14:anchorId="65ED6E66" wp14:editId="65ED6E67">
             <wp:extent cx="5334000" cy="4000499"/>
             <wp:effectExtent l="0" t="0" r="0" b="0"/>
-            <wp:docPr id="41" name="Picture"/>
+            <wp:docPr id="74" name="Picture"/>
             <wp:cNvGraphicFramePr/>
             <a:graphic xmlns:a="http://schemas.openxmlformats.org/drawingml/2006/main">
               <a:graphicData uri="http://schemas.openxmlformats.org/drawingml/2006/picture">
                 <pic:pic xmlns:pic="http://schemas.openxmlformats.org/drawingml/2006/picture">
                   <pic:nvPicPr>
-                    <pic:cNvPr id="42" name="Picture" descr="./A_Results_Suppl/Model01_imputed1/Posterior_predictive_dist_mod01imp.png"/>
+                    <pic:cNvPr id="75" name="Picture" descr="./A_Results_Suppl/Model01_imputed1/Posterior_predictive_dist_mod01imp.png"/>
                     <pic:cNvPicPr>
                       <a:picLocks noChangeAspect="1" noChangeArrowheads="1"/>
                     </pic:cNvPicPr>
                   </pic:nvPicPr>
                   <pic:blipFill>
-                    <a:blip r:embed="rId13"/>
+                    <a:blip r:embed="rId24"/>
                     <a:stretch>
                       <a:fillRect/>
                     </a:stretch>
@@ -2088,22 +2629,22 @@
         </w:rPr>
         <w:lastRenderedPageBreak/>
         <w:drawing>
-          <wp:inline distT="0" distB="0" distL="0" distR="0" wp14:anchorId="351985A5" wp14:editId="351985A6">
+          <wp:inline distT="0" distB="0" distL="0" distR="0" wp14:anchorId="65ED6E68" wp14:editId="65ED6E69">
             <wp:extent cx="5334000" cy="4000499"/>
             <wp:effectExtent l="0" t="0" r="0" b="0"/>
-            <wp:docPr id="44" name="Picture"/>
+            <wp:docPr id="77" name="Picture"/>
             <wp:cNvGraphicFramePr/>
             <a:graphic xmlns:a="http://schemas.openxmlformats.org/drawingml/2006/main">
               <a:graphicData uri="http://schemas.openxmlformats.org/drawingml/2006/picture">
                 <pic:pic xmlns:pic="http://schemas.openxmlformats.org/drawingml/2006/picture">
                   <pic:nvPicPr>
-                    <pic:cNvPr id="45" name="Picture" descr="./A_Results_Suppl/Model01_imputed1/Penguin_performance_mod01imp.png"/>
+                    <pic:cNvPr id="78" name="Picture" descr="./A_Results_Suppl/Model01_imputed1/Penguin_performance_mod01imp.png"/>
                     <pic:cNvPicPr>
                       <a:picLocks noChangeAspect="1" noChangeArrowheads="1"/>
                     </pic:cNvPicPr>
                   </pic:nvPicPr>
                   <pic:blipFill>
-                    <a:blip r:embed="rId14"/>
+                    <a:blip r:embed="rId25"/>
                     <a:stretch>
                       <a:fillRect/>
                     </a:stretch>
@@ -2161,7 +2702,7 @@
       <w:r>
         <w:t>Table S4. Size of SSMUs for Subarea 48.1 and its relative size to the gSSMU where they are located. CCAMLR Small-Scale Management Units (SSMUs) were download from CCAMLR Public repository (</w:t>
       </w:r>
-      <w:hyperlink r:id="rId15">
+      <w:hyperlink r:id="rId26">
         <w:r>
           <w:rPr>
             <w:rStyle w:val="Hipervnculo"/>
@@ -2172,7 +2713,7 @@
       <w:r>
         <w:t xml:space="preserve">). CCAMLR. 2022. Geographical data layer: CCAMLR Fishery Small-Scale Management Units. Version 0.9, URL: </w:t>
       </w:r>
-      <w:hyperlink r:id="rId16">
+      <w:hyperlink r:id="rId27">
         <w:r>
           <w:rPr>
             <w:rStyle w:val="Hipervnculo"/>
@@ -2733,22 +3274,22 @@
         </w:rPr>
         <w:lastRenderedPageBreak/>
         <w:drawing>
-          <wp:inline distT="0" distB="0" distL="0" distR="0" wp14:anchorId="351985A7" wp14:editId="351985A8">
+          <wp:inline distT="0" distB="0" distL="0" distR="0" wp14:anchorId="65ED6E6A" wp14:editId="65ED6E6B">
             <wp:extent cx="3467100" cy="2600324"/>
             <wp:effectExtent l="0" t="0" r="0" b="0"/>
-            <wp:docPr id="50" name="Picture"/>
+            <wp:docPr id="83" name="Picture"/>
             <wp:cNvGraphicFramePr/>
             <a:graphic xmlns:a="http://schemas.openxmlformats.org/drawingml/2006/main">
               <a:graphicData uri="http://schemas.openxmlformats.org/drawingml/2006/picture">
                 <pic:pic xmlns:pic="http://schemas.openxmlformats.org/drawingml/2006/picture">
                   <pic:nvPicPr>
-                    <pic:cNvPr id="51" name="Picture" descr="./A_Results/Watters_model/Imputed/Watters_Posterior_predictive_dist_imputed.png"/>
+                    <pic:cNvPr id="84" name="Picture" descr="./A_Results/Watters_model/Imputed/Watters_Posterior_predictive_dist_imputed.png"/>
                     <pic:cNvPicPr>
                       <a:picLocks noChangeAspect="1" noChangeArrowheads="1"/>
                     </pic:cNvPicPr>
                   </pic:nvPicPr>
                   <pic:blipFill>
-                    <a:blip r:embed="rId17"/>
+                    <a:blip r:embed="rId28"/>
                     <a:stretch>
                       <a:fillRect/>
                     </a:stretch>
@@ -2779,22 +3320,22 @@
           <w:noProof/>
         </w:rPr>
         <w:drawing>
-          <wp:inline distT="0" distB="0" distL="0" distR="0" wp14:anchorId="351985A9" wp14:editId="351985AA">
+          <wp:inline distT="0" distB="0" distL="0" distR="0" wp14:anchorId="65ED6E6C" wp14:editId="65ED6E6D">
             <wp:extent cx="3467100" cy="2383631"/>
             <wp:effectExtent l="0" t="0" r="0" b="0"/>
-            <wp:docPr id="53" name="Picture"/>
+            <wp:docPr id="86" name="Picture"/>
             <wp:cNvGraphicFramePr/>
             <a:graphic xmlns:a="http://schemas.openxmlformats.org/drawingml/2006/main">
               <a:graphicData uri="http://schemas.openxmlformats.org/drawingml/2006/picture">
                 <pic:pic xmlns:pic="http://schemas.openxmlformats.org/drawingml/2006/picture">
                   <pic:nvPicPr>
-                    <pic:cNvPr id="54" name="Picture" descr="./A_Results/Model02_Andy/Posterior_predictive_dist_mod02_Andy.png"/>
+                    <pic:cNvPr id="87" name="Picture" descr="./A_Results/Model02_Andy/Posterior_predictive_dist_mod02_Andy.png"/>
                     <pic:cNvPicPr>
                       <a:picLocks noChangeAspect="1" noChangeArrowheads="1"/>
                     </pic:cNvPicPr>
                   </pic:nvPicPr>
                   <pic:blipFill>
-                    <a:blip r:embed="rId18"/>
+                    <a:blip r:embed="rId29"/>
                     <a:stretch>
                       <a:fillRect/>
                     </a:stretch>
@@ -2826,22 +3367,22 @@
         </w:rPr>
         <w:lastRenderedPageBreak/>
         <w:drawing>
-          <wp:inline distT="0" distB="0" distL="0" distR="0" wp14:anchorId="351985AB" wp14:editId="351985AC">
+          <wp:inline distT="0" distB="0" distL="0" distR="0" wp14:anchorId="65ED6E6E" wp14:editId="65ED6E6F">
             <wp:extent cx="3467100" cy="2600324"/>
             <wp:effectExtent l="0" t="0" r="0" b="0"/>
-            <wp:docPr id="56" name="Picture"/>
+            <wp:docPr id="89" name="Picture"/>
             <wp:cNvGraphicFramePr/>
             <a:graphic xmlns:a="http://schemas.openxmlformats.org/drawingml/2006/main">
               <a:graphicData uri="http://schemas.openxmlformats.org/drawingml/2006/picture">
                 <pic:pic xmlns:pic="http://schemas.openxmlformats.org/drawingml/2006/picture">
                   <pic:nvPicPr>
-                    <pic:cNvPr id="57" name="Picture" descr="./A_Results/Model02_Andy/Posterior_predictive_dist_mod02_Andy_MWinter.png"/>
+                    <pic:cNvPr id="90" name="Picture" descr="./A_Results/Model02_Andy/Posterior_predictive_dist_mod02_Andy_MWinter.png"/>
                     <pic:cNvPicPr>
                       <a:picLocks noChangeAspect="1" noChangeArrowheads="1"/>
                     </pic:cNvPicPr>
                   </pic:nvPicPr>
                   <pic:blipFill>
-                    <a:blip r:embed="rId19"/>
+                    <a:blip r:embed="rId30"/>
                     <a:stretch>
                       <a:fillRect/>
                     </a:stretch>
@@ -2872,22 +3413,22 @@
           <w:noProof/>
         </w:rPr>
         <w:drawing>
-          <wp:inline distT="0" distB="0" distL="0" distR="0" wp14:anchorId="351985AD" wp14:editId="351985AE">
+          <wp:inline distT="0" distB="0" distL="0" distR="0" wp14:anchorId="65ED6E70" wp14:editId="65ED6E71">
             <wp:extent cx="3467100" cy="2600324"/>
             <wp:effectExtent l="0" t="0" r="0" b="0"/>
-            <wp:docPr id="59" name="Picture"/>
+            <wp:docPr id="92" name="Picture"/>
             <wp:cNvGraphicFramePr/>
             <a:graphic xmlns:a="http://schemas.openxmlformats.org/drawingml/2006/main">
               <a:graphicData uri="http://schemas.openxmlformats.org/drawingml/2006/picture">
                 <pic:pic xmlns:pic="http://schemas.openxmlformats.org/drawingml/2006/picture">
                   <pic:nvPicPr>
-                    <pic:cNvPr id="60" name="Picture" descr="./A_Results/Model02_SSMU/Posterior_predictive_dist_mod02_SSMU.png"/>
+                    <pic:cNvPr id="93" name="Picture" descr="./A_Results/Model02_SSMU/Posterior_predictive_dist_mod02_SSMU.png"/>
                     <pic:cNvPicPr>
                       <a:picLocks noChangeAspect="1" noChangeArrowheads="1"/>
                     </pic:cNvPicPr>
                   </pic:nvPicPr>
                   <pic:blipFill>
-                    <a:blip r:embed="rId20"/>
+                    <a:blip r:embed="rId31"/>
                     <a:stretch>
                       <a:fillRect/>
                     </a:stretch>
@@ -11207,7 +11748,7 @@
   <w:abstractNum w:abstractNumId="0" w15:restartNumberingAfterBreak="0">
     <w:nsid w:val="0000A990"/>
     <w:multiLevelType w:val="multilevel"/>
-    <w:tmpl w:val="63AE7EC6"/>
+    <w:tmpl w:val="C0D649B0"/>
     <w:lvl w:ilvl="0">
       <w:numFmt w:val="bullet"/>
       <w:lvlText w:val=" "/>
@@ -11281,7 +11822,7 @@
       </w:pPr>
     </w:lvl>
   </w:abstractNum>
-  <w:num w:numId="1" w16cid:durableId="1905987442">
+  <w:num w:numId="1" w16cid:durableId="1482968975">
     <w:abstractNumId w:val="0"/>
   </w:num>
 </w:numbering>
